--- a/_documents/GameHub_Solution_Par_Question.docx
+++ b/_documents/GameHub_Solution_Par_Question.docx
@@ -13961,22 +13961,6 @@
           <w:sz w:val="19"/>
           <w:szCs w:val="19"/>
         </w:rPr>
-        <w:t xml:space="preserve"> </w:t>
-      </w:r>
-    </w:p>
-    <w:p>
-      <w:pPr>
-        <w:keepLines/>
-        <w:shd w:fill="F2F2F2" w:val="clear"/>
-        <w:spacing w:after="0" w:before="0"/>
-        <w:ind w:left="220"/>
-      </w:pPr>
-      <w:r>
-        <w:rPr>
-          <w:rFonts w:ascii="Consolas" w:cs="Consolas" w:eastAsia="Consolas" w:hAnsi="Consolas"/>
-          <w:sz w:val="19"/>
-          <w:szCs w:val="19"/>
-        </w:rPr>
         <w:t xml:space="preserve">            // Un switch sur une enumeration doit couvrir toutes ses</w:t>
       </w:r>
     </w:p>
@@ -23437,22 +23421,6 @@
           <w:sz w:val="19"/>
           <w:szCs w:val="19"/>
         </w:rPr>
-        <w:t xml:space="preserve"> </w:t>
-      </w:r>
-    </w:p>
-    <w:p>
-      <w:pPr>
-        <w:keepLines/>
-        <w:shd w:fill="F2F2F2" w:val="clear"/>
-        <w:spacing w:after="0" w:before="0"/>
-        <w:ind w:left="220"/>
-      </w:pPr>
-      <w:r>
-        <w:rPr>
-          <w:rFonts w:ascii="Consolas" w:cs="Consolas" w:eastAsia="Consolas" w:hAnsi="Consolas"/>
-          <w:sz w:val="19"/>
-          <w:szCs w:val="19"/>
-        </w:rPr>
         <w:t xml:space="preserve">            // Un switch sur une enumeration doit couvrir toutes ses</w:t>
       </w:r>
     </w:p>
@@ -30245,22 +30213,6 @@
           <w:sz w:val="19"/>
           <w:szCs w:val="19"/>
         </w:rPr>
-        <w:t xml:space="preserve"> </w:t>
-      </w:r>
-    </w:p>
-    <w:p>
-      <w:pPr>
-        <w:keepLines/>
-        <w:shd w:fill="F2F2F2" w:val="clear"/>
-        <w:spacing w:after="0" w:before="0"/>
-        <w:ind w:left="220"/>
-      </w:pPr>
-      <w:r>
-        <w:rPr>
-          <w:rFonts w:ascii="Consolas" w:cs="Consolas" w:eastAsia="Consolas" w:hAnsi="Consolas"/>
-          <w:sz w:val="19"/>
-          <w:szCs w:val="19"/>
-        </w:rPr>
         <w:t xml:space="preserve">            // Un switch sur une enumeration doit couvrir toutes ses</w:t>
       </w:r>
     </w:p>
@@ -30420,6 +30372,6002 @@
           <w:szCs w:val="17"/>
         </w:rPr>
         <w:t xml:space="preserve">Une grille écrite une fois, deux jeux.</w:t>
+      </w:r>
+    </w:p>
+    <w:p>
+      <w:pPr>
+        <w:keepNext/>
+        <w:spacing w:after="140" w:before="340"/>
+      </w:pPr>
+      <w:r>
+        <w:rPr>
+          <w:b/>
+          <w:bCs/>
+          <w:color w:val="7B9E4B"/>
+          <w:sz w:val="28"/>
+          <w:szCs w:val="28"/>
+        </w:rPr>
+        <w:t xml:space="preserve">G.31  </w:t>
+      </w:r>
+      <w:r>
+        <w:rPr>
+          <w:b/>
+          <w:bCs/>
+          <w:color w:val="1F4E79"/>
+          <w:sz w:val="28"/>
+          <w:szCs w:val="28"/>
+        </w:rPr>
+        <w:t xml:space="preserve">Un objet par joueur</w:t>
+      </w:r>
+    </w:p>
+    <w:p>
+      <w:pPr>
+        <w:spacing w:after="120"/>
+      </w:pPr>
+      <w:r>
+        <w:rPr>
+          <w:sz w:val="22"/>
+          <w:szCs w:val="22"/>
+        </w:rPr>
+        <w:t xml:space="preserve">Les deux ternaires de JeuNim disparaissent. La même classe générique garde deux stratégies et deux joueurs, sans un transtypage.</w:t>
+      </w:r>
+    </w:p>
+    <w:p>
+      <w:pPr>
+        <w:spacing w:after="40" w:before="150"/>
+      </w:pPr>
+      <w:r>
+        <w:rPr>
+          <w:rFonts w:ascii="Consolas" w:cs="Consolas" w:eastAsia="Consolas" w:hAnsi="Consolas"/>
+          <w:color w:val="595959"/>
+          <w:sz w:val="17"/>
+          <w:szCs w:val="17"/>
+        </w:rPr>
+        <w:t xml:space="preserve">modele/ParJoueur.java</w:t>
+      </w:r>
+    </w:p>
+    <w:p>
+      <w:pPr>
+        <w:keepLines/>
+        <w:shd w:fill="F2F2F2" w:val="clear"/>
+        <w:spacing w:after="0" w:before="100"/>
+        <w:ind w:left="220"/>
+      </w:pPr>
+      <w:r>
+        <w:rPr>
+          <w:rFonts w:ascii="Consolas" w:cs="Consolas" w:eastAsia="Consolas" w:hAnsi="Consolas"/>
+          <w:sz w:val="19"/>
+          <w:szCs w:val="19"/>
+        </w:rPr>
+        <w:t xml:space="preserve">public class ParJoueur&lt;T&gt; {</w:t>
+      </w:r>
+    </w:p>
+    <w:p>
+      <w:pPr>
+        <w:keepLines/>
+        <w:shd w:fill="F2F2F2" w:val="clear"/>
+        <w:spacing w:after="0" w:before="0"/>
+        <w:ind w:left="220"/>
+      </w:pPr>
+      <w:r>
+        <w:rPr>
+          <w:rFonts w:ascii="Consolas" w:cs="Consolas" w:eastAsia="Consolas" w:hAnsi="Consolas"/>
+          <w:sz w:val="19"/>
+          <w:szCs w:val="19"/>
+        </w:rPr>
+        <w:t xml:space="preserve"> </w:t>
+      </w:r>
+    </w:p>
+    <w:p>
+      <w:pPr>
+        <w:keepLines/>
+        <w:shd w:fill="F2F2F2" w:val="clear"/>
+        <w:spacing w:after="0" w:before="0"/>
+        <w:ind w:left="220"/>
+      </w:pPr>
+      <w:r>
+        <w:rPr>
+          <w:rFonts w:ascii="Consolas" w:cs="Consolas" w:eastAsia="Consolas" w:hAnsi="Consolas"/>
+          <w:sz w:val="19"/>
+          <w:szCs w:val="19"/>
+        </w:rPr>
+        <w:t xml:space="preserve">    private final T duPremier;</w:t>
+      </w:r>
+    </w:p>
+    <w:p>
+      <w:pPr>
+        <w:keepLines/>
+        <w:shd w:fill="F2F2F2" w:val="clear"/>
+        <w:spacing w:after="0" w:before="0"/>
+        <w:ind w:left="220"/>
+      </w:pPr>
+      <w:r>
+        <w:rPr>
+          <w:rFonts w:ascii="Consolas" w:cs="Consolas" w:eastAsia="Consolas" w:hAnsi="Consolas"/>
+          <w:sz w:val="19"/>
+          <w:szCs w:val="19"/>
+        </w:rPr>
+        <w:t xml:space="preserve">    private final T duSecond;</w:t>
+      </w:r>
+    </w:p>
+    <w:p>
+      <w:pPr>
+        <w:keepLines/>
+        <w:shd w:fill="F2F2F2" w:val="clear"/>
+        <w:spacing w:after="0" w:before="0"/>
+        <w:ind w:left="220"/>
+      </w:pPr>
+      <w:r>
+        <w:rPr>
+          <w:rFonts w:ascii="Consolas" w:cs="Consolas" w:eastAsia="Consolas" w:hAnsi="Consolas"/>
+          <w:sz w:val="19"/>
+          <w:szCs w:val="19"/>
+        </w:rPr>
+        <w:t xml:space="preserve"> </w:t>
+      </w:r>
+    </w:p>
+    <w:p>
+      <w:pPr>
+        <w:keepLines/>
+        <w:shd w:fill="F2F2F2" w:val="clear"/>
+        <w:spacing w:after="0" w:before="0"/>
+        <w:ind w:left="220"/>
+      </w:pPr>
+      <w:r>
+        <w:rPr>
+          <w:rFonts w:ascii="Consolas" w:cs="Consolas" w:eastAsia="Consolas" w:hAnsi="Consolas"/>
+          <w:sz w:val="19"/>
+          <w:szCs w:val="19"/>
+        </w:rPr>
+        <w:t xml:space="preserve">    public ParJoueur(T duPremier, T duSecond) {</w:t>
+      </w:r>
+    </w:p>
+    <w:p>
+      <w:pPr>
+        <w:keepLines/>
+        <w:shd w:fill="F2F2F2" w:val="clear"/>
+        <w:spacing w:after="0" w:before="0"/>
+        <w:ind w:left="220"/>
+      </w:pPr>
+      <w:r>
+        <w:rPr>
+          <w:rFonts w:ascii="Consolas" w:cs="Consolas" w:eastAsia="Consolas" w:hAnsi="Consolas"/>
+          <w:sz w:val="19"/>
+          <w:szCs w:val="19"/>
+        </w:rPr>
+        <w:t xml:space="preserve">        this.duPremier = duPremier;</w:t>
+      </w:r>
+    </w:p>
+    <w:p>
+      <w:pPr>
+        <w:keepLines/>
+        <w:shd w:fill="F2F2F2" w:val="clear"/>
+        <w:spacing w:after="0" w:before="0"/>
+        <w:ind w:left="220"/>
+      </w:pPr>
+      <w:r>
+        <w:rPr>
+          <w:rFonts w:ascii="Consolas" w:cs="Consolas" w:eastAsia="Consolas" w:hAnsi="Consolas"/>
+          <w:sz w:val="19"/>
+          <w:szCs w:val="19"/>
+        </w:rPr>
+        <w:t xml:space="preserve">        this.duSecond = duSecond;</w:t>
+      </w:r>
+    </w:p>
+    <w:p>
+      <w:pPr>
+        <w:keepLines/>
+        <w:shd w:fill="F2F2F2" w:val="clear"/>
+        <w:spacing w:after="0" w:before="0"/>
+        <w:ind w:left="220"/>
+      </w:pPr>
+      <w:r>
+        <w:rPr>
+          <w:rFonts w:ascii="Consolas" w:cs="Consolas" w:eastAsia="Consolas" w:hAnsi="Consolas"/>
+          <w:sz w:val="19"/>
+          <w:szCs w:val="19"/>
+        </w:rPr>
+        <w:t xml:space="preserve">    }</w:t>
+      </w:r>
+    </w:p>
+    <w:p>
+      <w:pPr>
+        <w:keepLines/>
+        <w:shd w:fill="F2F2F2" w:val="clear"/>
+        <w:spacing w:after="0" w:before="0"/>
+        <w:ind w:left="220"/>
+      </w:pPr>
+      <w:r>
+        <w:rPr>
+          <w:rFonts w:ascii="Consolas" w:cs="Consolas" w:eastAsia="Consolas" w:hAnsi="Consolas"/>
+          <w:sz w:val="19"/>
+          <w:szCs w:val="19"/>
+        </w:rPr>
+        <w:t xml:space="preserve"> </w:t>
+      </w:r>
+    </w:p>
+    <w:p>
+      <w:pPr>
+        <w:keepLines/>
+        <w:shd w:fill="F2F2F2" w:val="clear"/>
+        <w:spacing w:after="0" w:before="0"/>
+        <w:ind w:left="220"/>
+      </w:pPr>
+      <w:r>
+        <w:rPr>
+          <w:rFonts w:ascii="Consolas" w:cs="Consolas" w:eastAsia="Consolas" w:hAnsi="Consolas"/>
+          <w:sz w:val="19"/>
+          <w:szCs w:val="19"/>
+        </w:rPr>
+        <w:t xml:space="preserve">    public T duPremier() {</w:t>
+      </w:r>
+    </w:p>
+    <w:p>
+      <w:pPr>
+        <w:keepLines/>
+        <w:shd w:fill="F2F2F2" w:val="clear"/>
+        <w:spacing w:after="0" w:before="0"/>
+        <w:ind w:left="220"/>
+      </w:pPr>
+      <w:r>
+        <w:rPr>
+          <w:rFonts w:ascii="Consolas" w:cs="Consolas" w:eastAsia="Consolas" w:hAnsi="Consolas"/>
+          <w:sz w:val="19"/>
+          <w:szCs w:val="19"/>
+        </w:rPr>
+        <w:t xml:space="preserve">        return duPremier;</w:t>
+      </w:r>
+    </w:p>
+    <w:p>
+      <w:pPr>
+        <w:keepLines/>
+        <w:shd w:fill="F2F2F2" w:val="clear"/>
+        <w:spacing w:after="0" w:before="0"/>
+        <w:ind w:left="220"/>
+      </w:pPr>
+      <w:r>
+        <w:rPr>
+          <w:rFonts w:ascii="Consolas" w:cs="Consolas" w:eastAsia="Consolas" w:hAnsi="Consolas"/>
+          <w:sz w:val="19"/>
+          <w:szCs w:val="19"/>
+        </w:rPr>
+        <w:t xml:space="preserve">    }</w:t>
+      </w:r>
+    </w:p>
+    <w:p>
+      <w:pPr>
+        <w:keepLines/>
+        <w:shd w:fill="F2F2F2" w:val="clear"/>
+        <w:spacing w:after="0" w:before="0"/>
+        <w:ind w:left="220"/>
+      </w:pPr>
+      <w:r>
+        <w:rPr>
+          <w:rFonts w:ascii="Consolas" w:cs="Consolas" w:eastAsia="Consolas" w:hAnsi="Consolas"/>
+          <w:sz w:val="19"/>
+          <w:szCs w:val="19"/>
+        </w:rPr>
+        <w:t xml:space="preserve"> </w:t>
+      </w:r>
+    </w:p>
+    <w:p>
+      <w:pPr>
+        <w:keepLines/>
+        <w:shd w:fill="F2F2F2" w:val="clear"/>
+        <w:spacing w:after="0" w:before="0"/>
+        <w:ind w:left="220"/>
+      </w:pPr>
+      <w:r>
+        <w:rPr>
+          <w:rFonts w:ascii="Consolas" w:cs="Consolas" w:eastAsia="Consolas" w:hAnsi="Consolas"/>
+          <w:sz w:val="19"/>
+          <w:szCs w:val="19"/>
+        </w:rPr>
+        <w:t xml:space="preserve">    public T duSecond() {</w:t>
+      </w:r>
+    </w:p>
+    <w:p>
+      <w:pPr>
+        <w:keepLines/>
+        <w:shd w:fill="F2F2F2" w:val="clear"/>
+        <w:spacing w:after="0" w:before="0"/>
+        <w:ind w:left="220"/>
+      </w:pPr>
+      <w:r>
+        <w:rPr>
+          <w:rFonts w:ascii="Consolas" w:cs="Consolas" w:eastAsia="Consolas" w:hAnsi="Consolas"/>
+          <w:sz w:val="19"/>
+          <w:szCs w:val="19"/>
+        </w:rPr>
+        <w:t xml:space="preserve">        return duSecond;</w:t>
+      </w:r>
+    </w:p>
+    <w:p>
+      <w:pPr>
+        <w:keepLines/>
+        <w:shd w:fill="F2F2F2" w:val="clear"/>
+        <w:spacing w:after="0" w:before="0"/>
+        <w:ind w:left="220"/>
+      </w:pPr>
+      <w:r>
+        <w:rPr>
+          <w:rFonts w:ascii="Consolas" w:cs="Consolas" w:eastAsia="Consolas" w:hAnsi="Consolas"/>
+          <w:sz w:val="19"/>
+          <w:szCs w:val="19"/>
+        </w:rPr>
+        <w:t xml:space="preserve">    }</w:t>
+      </w:r>
+    </w:p>
+    <w:p>
+      <w:pPr>
+        <w:keepLines/>
+        <w:shd w:fill="F2F2F2" w:val="clear"/>
+        <w:spacing w:after="0" w:before="0"/>
+        <w:ind w:left="220"/>
+      </w:pPr>
+      <w:r>
+        <w:rPr>
+          <w:rFonts w:ascii="Consolas" w:cs="Consolas" w:eastAsia="Consolas" w:hAnsi="Consolas"/>
+          <w:sz w:val="19"/>
+          <w:szCs w:val="19"/>
+        </w:rPr>
+        <w:t xml:space="preserve"> </w:t>
+      </w:r>
+    </w:p>
+    <w:p>
+      <w:pPr>
+        <w:keepLines/>
+        <w:shd w:fill="F2F2F2" w:val="clear"/>
+        <w:spacing w:after="0" w:before="0"/>
+        <w:ind w:left="220"/>
+      </w:pPr>
+      <w:r>
+        <w:rPr>
+          <w:rFonts w:ascii="Consolas" w:cs="Consolas" w:eastAsia="Consolas" w:hAnsi="Consolas"/>
+          <w:sz w:val="19"/>
+          <w:szCs w:val="19"/>
+        </w:rPr>
+        <w:t xml:space="preserve">    public T selon(boolean auTourDuPremier) {</w:t>
+      </w:r>
+    </w:p>
+    <w:p>
+      <w:pPr>
+        <w:keepLines/>
+        <w:shd w:fill="F2F2F2" w:val="clear"/>
+        <w:spacing w:after="0" w:before="0"/>
+        <w:ind w:left="220"/>
+      </w:pPr>
+      <w:r>
+        <w:rPr>
+          <w:rFonts w:ascii="Consolas" w:cs="Consolas" w:eastAsia="Consolas" w:hAnsi="Consolas"/>
+          <w:sz w:val="19"/>
+          <w:szCs w:val="19"/>
+        </w:rPr>
+        <w:t xml:space="preserve">        return auTourDuPremier ? duPremier : duSecond;</w:t>
+      </w:r>
+    </w:p>
+    <w:p>
+      <w:pPr>
+        <w:keepLines/>
+        <w:shd w:fill="F2F2F2" w:val="clear"/>
+        <w:spacing w:after="0" w:before="0"/>
+        <w:ind w:left="220"/>
+      </w:pPr>
+      <w:r>
+        <w:rPr>
+          <w:rFonts w:ascii="Consolas" w:cs="Consolas" w:eastAsia="Consolas" w:hAnsi="Consolas"/>
+          <w:sz w:val="19"/>
+          <w:szCs w:val="19"/>
+        </w:rPr>
+        <w:t xml:space="preserve">    }</w:t>
+      </w:r>
+    </w:p>
+    <w:p>
+      <w:pPr>
+        <w:keepLines/>
+        <w:shd w:fill="F2F2F2" w:val="clear"/>
+        <w:spacing w:after="160" w:before="0"/>
+        <w:ind w:left="220"/>
+      </w:pPr>
+      <w:r>
+        <w:rPr>
+          <w:rFonts w:ascii="Consolas" w:cs="Consolas" w:eastAsia="Consolas" w:hAnsi="Consolas"/>
+          <w:sz w:val="19"/>
+          <w:szCs w:val="19"/>
+        </w:rPr>
+        <w:t xml:space="preserve">}</w:t>
+      </w:r>
+    </w:p>
+    <w:p>
+      <w:pPr>
+        <w:spacing w:after="40" w:before="150"/>
+      </w:pPr>
+      <w:r>
+        <w:rPr>
+          <w:rFonts w:ascii="Consolas" w:cs="Consolas" w:eastAsia="Consolas" w:hAnsi="Consolas"/>
+          <w:color w:val="595959"/>
+          <w:sz w:val="17"/>
+          <w:szCs w:val="17"/>
+        </w:rPr>
+        <w:t xml:space="preserve">jeux/nim/JeuNim.java</w:t>
+      </w:r>
+    </w:p>
+    <w:p>
+      <w:pPr>
+        <w:keepLines/>
+        <w:shd w:fill="F2F2F2" w:val="clear"/>
+        <w:spacing w:after="0" w:before="100"/>
+        <w:ind w:left="220"/>
+      </w:pPr>
+      <w:r>
+        <w:rPr>
+          <w:rFonts w:ascii="Consolas" w:cs="Consolas" w:eastAsia="Consolas" w:hAnsi="Consolas"/>
+          <w:sz w:val="19"/>
+          <w:szCs w:val="19"/>
+        </w:rPr>
+        <w:t xml:space="preserve">import be.ephec.gamehub.jeux.Jeu;</w:t>
+      </w:r>
+    </w:p>
+    <w:p>
+      <w:pPr>
+        <w:keepLines/>
+        <w:shd w:fill="F2F2F2" w:val="clear"/>
+        <w:spacing w:after="0" w:before="0"/>
+        <w:ind w:left="220"/>
+      </w:pPr>
+      <w:r>
+        <w:rPr>
+          <w:rFonts w:ascii="Consolas" w:cs="Consolas" w:eastAsia="Consolas" w:hAnsi="Consolas"/>
+          <w:sz w:val="19"/>
+          <w:szCs w:val="19"/>
+        </w:rPr>
+        <w:t xml:space="preserve">import be.ephec.gamehub.jeux.JeuConfigurable;</w:t>
+      </w:r>
+    </w:p>
+    <w:p>
+      <w:pPr>
+        <w:keepLines/>
+        <w:shd w:fill="F2F2F2" w:val="clear"/>
+        <w:spacing w:after="0" w:before="0"/>
+        <w:ind w:left="220"/>
+      </w:pPr>
+      <w:r>
+        <w:rPr>
+          <w:rFonts w:ascii="Consolas" w:cs="Consolas" w:eastAsia="Consolas" w:hAnsi="Consolas"/>
+          <w:sz w:val="19"/>
+          <w:szCs w:val="19"/>
+        </w:rPr>
+        <w:t xml:space="preserve">import be.ephec.gamehub.modele.Joueur;</w:t>
+      </w:r>
+    </w:p>
+    <w:p>
+      <w:pPr>
+        <w:keepLines/>
+        <w:shd w:fill="F2F2F2" w:val="clear"/>
+        <w:spacing w:after="0" w:before="0"/>
+        <w:ind w:left="220"/>
+      </w:pPr>
+      <w:r>
+        <w:rPr>
+          <w:rFonts w:ascii="Consolas" w:cs="Consolas" w:eastAsia="Consolas" w:hAnsi="Consolas"/>
+          <w:sz w:val="19"/>
+          <w:szCs w:val="19"/>
+        </w:rPr>
+        <w:t xml:space="preserve">import be.ephec.gamehub.modele.ParJoueur;</w:t>
+      </w:r>
+    </w:p>
+    <w:p>
+      <w:pPr>
+        <w:keepLines/>
+        <w:shd w:fill="F2F2F2" w:val="clear"/>
+        <w:spacing w:after="0" w:before="0"/>
+        <w:ind w:left="220"/>
+      </w:pPr>
+      <w:r>
+        <w:rPr>
+          <w:rFonts w:ascii="Consolas" w:cs="Consolas" w:eastAsia="Consolas" w:hAnsi="Consolas"/>
+          <w:sz w:val="19"/>
+          <w:szCs w:val="19"/>
+        </w:rPr>
+        <w:t xml:space="preserve">import be.ephec.gamehub.modele.ResultatPartie;</w:t>
+      </w:r>
+    </w:p>
+    <w:p>
+      <w:pPr>
+        <w:keepLines/>
+        <w:shd w:fill="F2F2F2" w:val="clear"/>
+        <w:spacing w:after="0" w:before="0"/>
+        <w:ind w:left="220"/>
+      </w:pPr>
+      <w:r>
+        <w:rPr>
+          <w:rFonts w:ascii="Consolas" w:cs="Consolas" w:eastAsia="Consolas" w:hAnsi="Consolas"/>
+          <w:sz w:val="19"/>
+          <w:szCs w:val="19"/>
+        </w:rPr>
+        <w:t xml:space="preserve">import be.ephec.gamehub.modele.TypeJeu;</w:t>
+      </w:r>
+    </w:p>
+    <w:p>
+      <w:pPr>
+        <w:keepLines/>
+        <w:shd w:fill="F2F2F2" w:val="clear"/>
+        <w:spacing w:after="0" w:before="0"/>
+        <w:ind w:left="220"/>
+      </w:pPr>
+      <w:r>
+        <w:rPr>
+          <w:rFonts w:ascii="Consolas" w:cs="Consolas" w:eastAsia="Consolas" w:hAnsi="Consolas"/>
+          <w:sz w:val="19"/>
+          <w:szCs w:val="19"/>
+        </w:rPr>
+        <w:t xml:space="preserve"> </w:t>
+      </w:r>
+    </w:p>
+    <w:p>
+      <w:pPr>
+        <w:keepLines/>
+        <w:shd w:fill="F2F2F2" w:val="clear"/>
+        <w:spacing w:after="0" w:before="0"/>
+        <w:ind w:left="220"/>
+      </w:pPr>
+      <w:r>
+        <w:rPr>
+          <w:rFonts w:ascii="Consolas" w:cs="Consolas" w:eastAsia="Consolas" w:hAnsi="Consolas"/>
+          <w:sz w:val="19"/>
+          <w:szCs w:val="19"/>
+        </w:rPr>
+        <w:t xml:space="preserve">import java.util.Scanner;</w:t>
+      </w:r>
+    </w:p>
+    <w:p>
+      <w:pPr>
+        <w:keepLines/>
+        <w:shd w:fill="F2F2F2" w:val="clear"/>
+        <w:spacing w:after="0" w:before="0"/>
+        <w:ind w:left="220"/>
+      </w:pPr>
+      <w:r>
+        <w:rPr>
+          <w:rFonts w:ascii="Consolas" w:cs="Consolas" w:eastAsia="Consolas" w:hAnsi="Consolas"/>
+          <w:sz w:val="19"/>
+          <w:szCs w:val="19"/>
+        </w:rPr>
+        <w:t xml:space="preserve"> </w:t>
+      </w:r>
+    </w:p>
+    <w:p>
+      <w:pPr>
+        <w:keepLines/>
+        <w:shd w:fill="F2F2F2" w:val="clear"/>
+        <w:spacing w:after="0" w:before="0"/>
+        <w:ind w:left="220"/>
+      </w:pPr>
+      <w:r>
+        <w:rPr>
+          <w:rFonts w:ascii="Consolas" w:cs="Consolas" w:eastAsia="Consolas" w:hAnsi="Consolas"/>
+          <w:sz w:val="19"/>
+          <w:szCs w:val="19"/>
+        </w:rPr>
+        <w:t xml:space="preserve">public class JeuNim implements Jeu, JeuConfigurable {</w:t>
+      </w:r>
+    </w:p>
+    <w:p>
+      <w:pPr>
+        <w:keepLines/>
+        <w:shd w:fill="F2F2F2" w:val="clear"/>
+        <w:spacing w:after="0" w:before="0"/>
+        <w:ind w:left="220"/>
+      </w:pPr>
+      <w:r>
+        <w:rPr>
+          <w:rFonts w:ascii="Consolas" w:cs="Consolas" w:eastAsia="Consolas" w:hAnsi="Consolas"/>
+          <w:sz w:val="19"/>
+          <w:szCs w:val="19"/>
+        </w:rPr>
+        <w:t xml:space="preserve"> </w:t>
+      </w:r>
+    </w:p>
+    <w:p>
+      <w:pPr>
+        <w:keepLines/>
+        <w:shd w:fill="F2F2F2" w:val="clear"/>
+        <w:spacing w:after="0" w:before="0"/>
+        <w:ind w:left="220"/>
+      </w:pPr>
+      <w:r>
+        <w:rPr>
+          <w:rFonts w:ascii="Consolas" w:cs="Consolas" w:eastAsia="Consolas" w:hAnsi="Consolas"/>
+          <w:sz w:val="19"/>
+          <w:szCs w:val="19"/>
+        </w:rPr>
+        <w:t xml:space="preserve">    private final int allumettesInitiales;</w:t>
+      </w:r>
+    </w:p>
+    <w:p>
+      <w:pPr>
+        <w:keepLines/>
+        <w:shd w:fill="F2F2F2" w:val="clear"/>
+        <w:spacing w:after="0" w:before="0"/>
+        <w:ind w:left="220"/>
+      </w:pPr>
+      <w:r>
+        <w:rPr>
+          <w:rFonts w:ascii="Consolas" w:cs="Consolas" w:eastAsia="Consolas" w:hAnsi="Consolas"/>
+          <w:sz w:val="19"/>
+          <w:szCs w:val="19"/>
+        </w:rPr>
+        <w:t xml:space="preserve">    private final ReglesNim regles;</w:t>
+      </w:r>
+    </w:p>
+    <w:p>
+      <w:pPr>
+        <w:keepLines/>
+        <w:shd w:fill="F2F2F2" w:val="clear"/>
+        <w:spacing w:after="0" w:before="0"/>
+        <w:ind w:left="220"/>
+      </w:pPr>
+      <w:r>
+        <w:rPr>
+          <w:rFonts w:ascii="Consolas" w:cs="Consolas" w:eastAsia="Consolas" w:hAnsi="Consolas"/>
+          <w:sz w:val="19"/>
+          <w:szCs w:val="19"/>
+        </w:rPr>
+        <w:t xml:space="preserve"> </w:t>
+      </w:r>
+    </w:p>
+    <w:p>
+      <w:pPr>
+        <w:keepLines/>
+        <w:shd w:fill="F2F2F2" w:val="clear"/>
+        <w:spacing w:after="0" w:before="0"/>
+        <w:ind w:left="220"/>
+      </w:pPr>
+      <w:r>
+        <w:rPr>
+          <w:rFonts w:ascii="Consolas" w:cs="Consolas" w:eastAsia="Consolas" w:hAnsi="Consolas"/>
+          <w:sz w:val="19"/>
+          <w:szCs w:val="19"/>
+        </w:rPr>
+        <w:t xml:space="preserve">    private ParJoueur&lt;StrategieNim&gt; strategies =</w:t>
+      </w:r>
+    </w:p>
+    <w:p>
+      <w:pPr>
+        <w:keepLines/>
+        <w:shd w:fill="F2F2F2" w:val="clear"/>
+        <w:spacing w:after="0" w:before="0"/>
+        <w:ind w:left="220"/>
+      </w:pPr>
+      <w:r>
+        <w:rPr>
+          <w:rFonts w:ascii="Consolas" w:cs="Consolas" w:eastAsia="Consolas" w:hAnsi="Consolas"/>
+          <w:sz w:val="19"/>
+          <w:szCs w:val="19"/>
+        </w:rPr>
+        <w:t xml:space="preserve">            new ParJoueur&lt;&gt;(new StrategieTimide(), new StrategieTimide());</w:t>
+      </w:r>
+    </w:p>
+    <w:p>
+      <w:pPr>
+        <w:keepLines/>
+        <w:shd w:fill="F2F2F2" w:val="clear"/>
+        <w:spacing w:after="0" w:before="0"/>
+        <w:ind w:left="220"/>
+      </w:pPr>
+      <w:r>
+        <w:rPr>
+          <w:rFonts w:ascii="Consolas" w:cs="Consolas" w:eastAsia="Consolas" w:hAnsi="Consolas"/>
+          <w:sz w:val="19"/>
+          <w:szCs w:val="19"/>
+        </w:rPr>
+        <w:t xml:space="preserve"> </w:t>
+      </w:r>
+    </w:p>
+    <w:p>
+      <w:pPr>
+        <w:keepLines/>
+        <w:shd w:fill="F2F2F2" w:val="clear"/>
+        <w:spacing w:after="0" w:before="0"/>
+        <w:ind w:left="220"/>
+      </w:pPr>
+      <w:r>
+        <w:rPr>
+          <w:rFonts w:ascii="Consolas" w:cs="Consolas" w:eastAsia="Consolas" w:hAnsi="Consolas"/>
+          <w:sz w:val="19"/>
+          <w:szCs w:val="19"/>
+        </w:rPr>
+        <w:t xml:space="preserve">    public JeuNim(int allumettesInitiales, ReglesNim regles) {</w:t>
+      </w:r>
+    </w:p>
+    <w:p>
+      <w:pPr>
+        <w:keepLines/>
+        <w:shd w:fill="F2F2F2" w:val="clear"/>
+        <w:spacing w:after="0" w:before="0"/>
+        <w:ind w:left="220"/>
+      </w:pPr>
+      <w:r>
+        <w:rPr>
+          <w:rFonts w:ascii="Consolas" w:cs="Consolas" w:eastAsia="Consolas" w:hAnsi="Consolas"/>
+          <w:sz w:val="19"/>
+          <w:szCs w:val="19"/>
+        </w:rPr>
+        <w:t xml:space="preserve">        this.allumettesInitiales = allumettesInitiales;</w:t>
+      </w:r>
+    </w:p>
+    <w:p>
+      <w:pPr>
+        <w:keepLines/>
+        <w:shd w:fill="F2F2F2" w:val="clear"/>
+        <w:spacing w:after="0" w:before="0"/>
+        <w:ind w:left="220"/>
+      </w:pPr>
+      <w:r>
+        <w:rPr>
+          <w:rFonts w:ascii="Consolas" w:cs="Consolas" w:eastAsia="Consolas" w:hAnsi="Consolas"/>
+          <w:sz w:val="19"/>
+          <w:szCs w:val="19"/>
+        </w:rPr>
+        <w:t xml:space="preserve">        this.regles = regles;</w:t>
+      </w:r>
+    </w:p>
+    <w:p>
+      <w:pPr>
+        <w:keepLines/>
+        <w:shd w:fill="F2F2F2" w:val="clear"/>
+        <w:spacing w:after="0" w:before="0"/>
+        <w:ind w:left="220"/>
+      </w:pPr>
+      <w:r>
+        <w:rPr>
+          <w:rFonts w:ascii="Consolas" w:cs="Consolas" w:eastAsia="Consolas" w:hAnsi="Consolas"/>
+          <w:sz w:val="19"/>
+          <w:szCs w:val="19"/>
+        </w:rPr>
+        <w:t xml:space="preserve">    }</w:t>
+      </w:r>
+    </w:p>
+    <w:p>
+      <w:pPr>
+        <w:keepLines/>
+        <w:shd w:fill="F2F2F2" w:val="clear"/>
+        <w:spacing w:after="0" w:before="0"/>
+        <w:ind w:left="220"/>
+      </w:pPr>
+      <w:r>
+        <w:rPr>
+          <w:rFonts w:ascii="Consolas" w:cs="Consolas" w:eastAsia="Consolas" w:hAnsi="Consolas"/>
+          <w:sz w:val="19"/>
+          <w:szCs w:val="19"/>
+        </w:rPr>
+        <w:t xml:space="preserve"> </w:t>
+      </w:r>
+    </w:p>
+    <w:p>
+      <w:pPr>
+        <w:keepLines/>
+        <w:shd w:fill="F2F2F2" w:val="clear"/>
+        <w:spacing w:after="0" w:before="0"/>
+        <w:ind w:left="220"/>
+      </w:pPr>
+      <w:r>
+        <w:rPr>
+          <w:rFonts w:ascii="Consolas" w:cs="Consolas" w:eastAsia="Consolas" w:hAnsi="Consolas"/>
+          <w:sz w:val="19"/>
+          <w:szCs w:val="19"/>
+        </w:rPr>
+        <w:t xml:space="preserve">    @Override</w:t>
+      </w:r>
+    </w:p>
+    <w:p>
+      <w:pPr>
+        <w:keepLines/>
+        <w:shd w:fill="F2F2F2" w:val="clear"/>
+        <w:spacing w:after="0" w:before="0"/>
+        <w:ind w:left="220"/>
+      </w:pPr>
+      <w:r>
+        <w:rPr>
+          <w:rFonts w:ascii="Consolas" w:cs="Consolas" w:eastAsia="Consolas" w:hAnsi="Consolas"/>
+          <w:sz w:val="19"/>
+          <w:szCs w:val="19"/>
+        </w:rPr>
+        <w:t xml:space="preserve">    public TypeJeu getType() {</w:t>
+      </w:r>
+    </w:p>
+    <w:p>
+      <w:pPr>
+        <w:keepLines/>
+        <w:shd w:fill="F2F2F2" w:val="clear"/>
+        <w:spacing w:after="0" w:before="0"/>
+        <w:ind w:left="220"/>
+      </w:pPr>
+      <w:r>
+        <w:rPr>
+          <w:rFonts w:ascii="Consolas" w:cs="Consolas" w:eastAsia="Consolas" w:hAnsi="Consolas"/>
+          <w:sz w:val="19"/>
+          <w:szCs w:val="19"/>
+        </w:rPr>
+        <w:t xml:space="preserve">        return TypeJeu.NIM;</w:t>
+      </w:r>
+    </w:p>
+    <w:p>
+      <w:pPr>
+        <w:keepLines/>
+        <w:shd w:fill="F2F2F2" w:val="clear"/>
+        <w:spacing w:after="0" w:before="0"/>
+        <w:ind w:left="220"/>
+      </w:pPr>
+      <w:r>
+        <w:rPr>
+          <w:rFonts w:ascii="Consolas" w:cs="Consolas" w:eastAsia="Consolas" w:hAnsi="Consolas"/>
+          <w:sz w:val="19"/>
+          <w:szCs w:val="19"/>
+        </w:rPr>
+        <w:t xml:space="preserve">    }</w:t>
+      </w:r>
+    </w:p>
+    <w:p>
+      <w:pPr>
+        <w:keepLines/>
+        <w:shd w:fill="F2F2F2" w:val="clear"/>
+        <w:spacing w:after="0" w:before="0"/>
+        <w:ind w:left="220"/>
+      </w:pPr>
+      <w:r>
+        <w:rPr>
+          <w:rFonts w:ascii="Consolas" w:cs="Consolas" w:eastAsia="Consolas" w:hAnsi="Consolas"/>
+          <w:sz w:val="19"/>
+          <w:szCs w:val="19"/>
+        </w:rPr>
+        <w:t xml:space="preserve"> </w:t>
+      </w:r>
+    </w:p>
+    <w:p>
+      <w:pPr>
+        <w:keepLines/>
+        <w:shd w:fill="F2F2F2" w:val="clear"/>
+        <w:spacing w:after="0" w:before="0"/>
+        <w:ind w:left="220"/>
+      </w:pPr>
+      <w:r>
+        <w:rPr>
+          <w:rFonts w:ascii="Consolas" w:cs="Consolas" w:eastAsia="Consolas" w:hAnsi="Consolas"/>
+          <w:sz w:val="19"/>
+          <w:szCs w:val="19"/>
+        </w:rPr>
+        <w:t xml:space="preserve">    @Override</w:t>
+      </w:r>
+    </w:p>
+    <w:p>
+      <w:pPr>
+        <w:keepLines/>
+        <w:shd w:fill="F2F2F2" w:val="clear"/>
+        <w:spacing w:after="0" w:before="0"/>
+        <w:ind w:left="220"/>
+      </w:pPr>
+      <w:r>
+        <w:rPr>
+          <w:rFonts w:ascii="Consolas" w:cs="Consolas" w:eastAsia="Consolas" w:hAnsi="Consolas"/>
+          <w:sz w:val="19"/>
+          <w:szCs w:val="19"/>
+        </w:rPr>
+        <w:t xml:space="preserve">    public void configure(Scanner entree) {</w:t>
+      </w:r>
+    </w:p>
+    <w:p>
+      <w:pPr>
+        <w:keepLines/>
+        <w:shd w:fill="F2F2F2" w:val="clear"/>
+        <w:spacing w:after="0" w:before="0"/>
+        <w:ind w:left="220"/>
+      </w:pPr>
+      <w:r>
+        <w:rPr>
+          <w:rFonts w:ascii="Consolas" w:cs="Consolas" w:eastAsia="Consolas" w:hAnsi="Consolas"/>
+          <w:sz w:val="19"/>
+          <w:szCs w:val="19"/>
+        </w:rPr>
+        <w:t xml:space="preserve">        strategies = new ParJoueur&lt;&gt;(demanderStrategie(entree, "premier"),</w:t>
+      </w:r>
+    </w:p>
+    <w:p>
+      <w:pPr>
+        <w:keepLines/>
+        <w:shd w:fill="F2F2F2" w:val="clear"/>
+        <w:spacing w:after="0" w:before="0"/>
+        <w:ind w:left="220"/>
+      </w:pPr>
+      <w:r>
+        <w:rPr>
+          <w:rFonts w:ascii="Consolas" w:cs="Consolas" w:eastAsia="Consolas" w:hAnsi="Consolas"/>
+          <w:sz w:val="19"/>
+          <w:szCs w:val="19"/>
+        </w:rPr>
+        <w:t xml:space="preserve">                demanderStrategie(entree, "second"));</w:t>
+      </w:r>
+    </w:p>
+    <w:p>
+      <w:pPr>
+        <w:keepLines/>
+        <w:shd w:fill="F2F2F2" w:val="clear"/>
+        <w:spacing w:after="0" w:before="0"/>
+        <w:ind w:left="220"/>
+      </w:pPr>
+      <w:r>
+        <w:rPr>
+          <w:rFonts w:ascii="Consolas" w:cs="Consolas" w:eastAsia="Consolas" w:hAnsi="Consolas"/>
+          <w:sz w:val="19"/>
+          <w:szCs w:val="19"/>
+        </w:rPr>
+        <w:t xml:space="preserve">    }</w:t>
+      </w:r>
+    </w:p>
+    <w:p>
+      <w:pPr>
+        <w:keepLines/>
+        <w:shd w:fill="F2F2F2" w:val="clear"/>
+        <w:spacing w:after="0" w:before="0"/>
+        <w:ind w:left="220"/>
+      </w:pPr>
+      <w:r>
+        <w:rPr>
+          <w:rFonts w:ascii="Consolas" w:cs="Consolas" w:eastAsia="Consolas" w:hAnsi="Consolas"/>
+          <w:sz w:val="19"/>
+          <w:szCs w:val="19"/>
+        </w:rPr>
+        <w:t xml:space="preserve"> </w:t>
+      </w:r>
+    </w:p>
+    <w:p>
+      <w:pPr>
+        <w:keepLines/>
+        <w:shd w:fill="F2F2F2" w:val="clear"/>
+        <w:spacing w:after="0" w:before="0"/>
+        <w:ind w:left="220"/>
+      </w:pPr>
+      <w:r>
+        <w:rPr>
+          <w:rFonts w:ascii="Consolas" w:cs="Consolas" w:eastAsia="Consolas" w:hAnsi="Consolas"/>
+          <w:sz w:val="19"/>
+          <w:szCs w:val="19"/>
+        </w:rPr>
+        <w:t xml:space="preserve">    private StrategieNim demanderStrategie(Scanner entree, String rang) {</w:t>
+      </w:r>
+    </w:p>
+    <w:p>
+      <w:pPr>
+        <w:keepLines/>
+        <w:shd w:fill="F2F2F2" w:val="clear"/>
+        <w:spacing w:after="0" w:before="0"/>
+        <w:ind w:left="220"/>
+      </w:pPr>
+      <w:r>
+        <w:rPr>
+          <w:rFonts w:ascii="Consolas" w:cs="Consolas" w:eastAsia="Consolas" w:hAnsi="Consolas"/>
+          <w:sz w:val="19"/>
+          <w:szCs w:val="19"/>
+        </w:rPr>
+        <w:t xml:space="preserve">        TypeStrategieNim[] catalogue = TypeStrategieNim.values();</w:t>
+      </w:r>
+    </w:p>
+    <w:p>
+      <w:pPr>
+        <w:keepLines/>
+        <w:shd w:fill="F2F2F2" w:val="clear"/>
+        <w:spacing w:after="0" w:before="0"/>
+        <w:ind w:left="220"/>
+      </w:pPr>
+      <w:r>
+        <w:rPr>
+          <w:rFonts w:ascii="Consolas" w:cs="Consolas" w:eastAsia="Consolas" w:hAnsi="Consolas"/>
+          <w:sz w:val="19"/>
+          <w:szCs w:val="19"/>
+        </w:rPr>
+        <w:t xml:space="preserve"> </w:t>
+      </w:r>
+    </w:p>
+    <w:p>
+      <w:pPr>
+        <w:keepLines/>
+        <w:shd w:fill="F2F2F2" w:val="clear"/>
+        <w:spacing w:after="0" w:before="0"/>
+        <w:ind w:left="220"/>
+      </w:pPr>
+      <w:r>
+        <w:rPr>
+          <w:rFonts w:ascii="Consolas" w:cs="Consolas" w:eastAsia="Consolas" w:hAnsi="Consolas"/>
+          <w:sz w:val="19"/>
+          <w:szCs w:val="19"/>
+        </w:rPr>
+        <w:t xml:space="preserve">        System.out.println("\nStrategie du " + rang + " joueur :");</w:t>
+      </w:r>
+    </w:p>
+    <w:p>
+      <w:pPr>
+        <w:keepLines/>
+        <w:shd w:fill="F2F2F2" w:val="clear"/>
+        <w:spacing w:after="0" w:before="0"/>
+        <w:ind w:left="220"/>
+      </w:pPr>
+      <w:r>
+        <w:rPr>
+          <w:rFonts w:ascii="Consolas" w:cs="Consolas" w:eastAsia="Consolas" w:hAnsi="Consolas"/>
+          <w:sz w:val="19"/>
+          <w:szCs w:val="19"/>
+        </w:rPr>
+        <w:t xml:space="preserve">        for (int i = 0; i &lt; catalogue.length; i++) {</w:t>
+      </w:r>
+    </w:p>
+    <w:p>
+      <w:pPr>
+        <w:keepLines/>
+        <w:shd w:fill="F2F2F2" w:val="clear"/>
+        <w:spacing w:after="0" w:before="0"/>
+        <w:ind w:left="220"/>
+      </w:pPr>
+      <w:r>
+        <w:rPr>
+          <w:rFonts w:ascii="Consolas" w:cs="Consolas" w:eastAsia="Consolas" w:hAnsi="Consolas"/>
+          <w:sz w:val="19"/>
+          <w:szCs w:val="19"/>
+        </w:rPr>
+        <w:t xml:space="preserve">            System.out.println("  " + (i + 1) + ". " + catalogue[i]);</w:t>
+      </w:r>
+    </w:p>
+    <w:p>
+      <w:pPr>
+        <w:keepLines/>
+        <w:shd w:fill="F2F2F2" w:val="clear"/>
+        <w:spacing w:after="0" w:before="0"/>
+        <w:ind w:left="220"/>
+      </w:pPr>
+      <w:r>
+        <w:rPr>
+          <w:rFonts w:ascii="Consolas" w:cs="Consolas" w:eastAsia="Consolas" w:hAnsi="Consolas"/>
+          <w:sz w:val="19"/>
+          <w:szCs w:val="19"/>
+        </w:rPr>
+        <w:t xml:space="preserve">        }</w:t>
+      </w:r>
+    </w:p>
+    <w:p>
+      <w:pPr>
+        <w:keepLines/>
+        <w:shd w:fill="F2F2F2" w:val="clear"/>
+        <w:spacing w:after="0" w:before="0"/>
+        <w:ind w:left="220"/>
+      </w:pPr>
+      <w:r>
+        <w:rPr>
+          <w:rFonts w:ascii="Consolas" w:cs="Consolas" w:eastAsia="Consolas" w:hAnsi="Consolas"/>
+          <w:sz w:val="19"/>
+          <w:szCs w:val="19"/>
+        </w:rPr>
+        <w:t xml:space="preserve"> </w:t>
+      </w:r>
+    </w:p>
+    <w:p>
+      <w:pPr>
+        <w:keepLines/>
+        <w:shd w:fill="F2F2F2" w:val="clear"/>
+        <w:spacing w:after="0" w:before="0"/>
+        <w:ind w:left="220"/>
+      </w:pPr>
+      <w:r>
+        <w:rPr>
+          <w:rFonts w:ascii="Consolas" w:cs="Consolas" w:eastAsia="Consolas" w:hAnsi="Consolas"/>
+          <w:sz w:val="19"/>
+          <w:szCs w:val="19"/>
+        </w:rPr>
+        <w:t xml:space="preserve">        while (true) {</w:t>
+      </w:r>
+    </w:p>
+    <w:p>
+      <w:pPr>
+        <w:keepLines/>
+        <w:shd w:fill="F2F2F2" w:val="clear"/>
+        <w:spacing w:after="0" w:before="0"/>
+        <w:ind w:left="220"/>
+      </w:pPr>
+      <w:r>
+        <w:rPr>
+          <w:rFonts w:ascii="Consolas" w:cs="Consolas" w:eastAsia="Consolas" w:hAnsi="Consolas"/>
+          <w:sz w:val="19"/>
+          <w:szCs w:val="19"/>
+        </w:rPr>
+        <w:t xml:space="preserve">            System.out.print("Votre choix : ");</w:t>
+      </w:r>
+    </w:p>
+    <w:p>
+      <w:pPr>
+        <w:keepLines/>
+        <w:shd w:fill="F2F2F2" w:val="clear"/>
+        <w:spacing w:after="0" w:before="0"/>
+        <w:ind w:left="220"/>
+      </w:pPr>
+      <w:r>
+        <w:rPr>
+          <w:rFonts w:ascii="Consolas" w:cs="Consolas" w:eastAsia="Consolas" w:hAnsi="Consolas"/>
+          <w:sz w:val="19"/>
+          <w:szCs w:val="19"/>
+        </w:rPr>
+        <w:t xml:space="preserve">            try {</w:t>
+      </w:r>
+    </w:p>
+    <w:p>
+      <w:pPr>
+        <w:keepLines/>
+        <w:shd w:fill="F2F2F2" w:val="clear"/>
+        <w:spacing w:after="0" w:before="0"/>
+        <w:ind w:left="220"/>
+      </w:pPr>
+      <w:r>
+        <w:rPr>
+          <w:rFonts w:ascii="Consolas" w:cs="Consolas" w:eastAsia="Consolas" w:hAnsi="Consolas"/>
+          <w:sz w:val="19"/>
+          <w:szCs w:val="19"/>
+        </w:rPr>
+        <w:t xml:space="preserve">                int choix = Integer.parseInt(entree.nextLine().trim());</w:t>
+      </w:r>
+    </w:p>
+    <w:p>
+      <w:pPr>
+        <w:keepLines/>
+        <w:shd w:fill="F2F2F2" w:val="clear"/>
+        <w:spacing w:after="0" w:before="0"/>
+        <w:ind w:left="220"/>
+      </w:pPr>
+      <w:r>
+        <w:rPr>
+          <w:rFonts w:ascii="Consolas" w:cs="Consolas" w:eastAsia="Consolas" w:hAnsi="Consolas"/>
+          <w:sz w:val="19"/>
+          <w:szCs w:val="19"/>
+        </w:rPr>
+        <w:t xml:space="preserve">                if (choix &gt;= 1 &amp;&amp; choix &lt;= catalogue.length) {</w:t>
+      </w:r>
+    </w:p>
+    <w:p>
+      <w:pPr>
+        <w:keepLines/>
+        <w:shd w:fill="F2F2F2" w:val="clear"/>
+        <w:spacing w:after="0" w:before="0"/>
+        <w:ind w:left="220"/>
+      </w:pPr>
+      <w:r>
+        <w:rPr>
+          <w:rFonts w:ascii="Consolas" w:cs="Consolas" w:eastAsia="Consolas" w:hAnsi="Consolas"/>
+          <w:sz w:val="19"/>
+          <w:szCs w:val="19"/>
+        </w:rPr>
+        <w:t xml:space="preserve">                    return new StrategieNimFactory().creer(catalogue[choix - 1]);</w:t>
+      </w:r>
+    </w:p>
+    <w:p>
+      <w:pPr>
+        <w:keepLines/>
+        <w:shd w:fill="F2F2F2" w:val="clear"/>
+        <w:spacing w:after="0" w:before="0"/>
+        <w:ind w:left="220"/>
+      </w:pPr>
+      <w:r>
+        <w:rPr>
+          <w:rFonts w:ascii="Consolas" w:cs="Consolas" w:eastAsia="Consolas" w:hAnsi="Consolas"/>
+          <w:sz w:val="19"/>
+          <w:szCs w:val="19"/>
+        </w:rPr>
+        <w:t xml:space="preserve">                }</w:t>
+      </w:r>
+    </w:p>
+    <w:p>
+      <w:pPr>
+        <w:keepLines/>
+        <w:shd w:fill="F2F2F2" w:val="clear"/>
+        <w:spacing w:after="0" w:before="0"/>
+        <w:ind w:left="220"/>
+      </w:pPr>
+      <w:r>
+        <w:rPr>
+          <w:rFonts w:ascii="Consolas" w:cs="Consolas" w:eastAsia="Consolas" w:hAnsi="Consolas"/>
+          <w:sz w:val="19"/>
+          <w:szCs w:val="19"/>
+        </w:rPr>
+        <w:t xml:space="preserve">            } catch (NumberFormatException ignoree) {</w:t>
+      </w:r>
+    </w:p>
+    <w:p>
+      <w:pPr>
+        <w:keepLines/>
+        <w:shd w:fill="F2F2F2" w:val="clear"/>
+        <w:spacing w:after="0" w:before="0"/>
+        <w:ind w:left="220"/>
+      </w:pPr>
+      <w:r>
+        <w:rPr>
+          <w:rFonts w:ascii="Consolas" w:cs="Consolas" w:eastAsia="Consolas" w:hAnsi="Consolas"/>
+          <w:sz w:val="19"/>
+          <w:szCs w:val="19"/>
+        </w:rPr>
+        <w:t xml:space="preserve">                // on redemande</w:t>
+      </w:r>
+    </w:p>
+    <w:p>
+      <w:pPr>
+        <w:keepLines/>
+        <w:shd w:fill="F2F2F2" w:val="clear"/>
+        <w:spacing w:after="0" w:before="0"/>
+        <w:ind w:left="220"/>
+      </w:pPr>
+      <w:r>
+        <w:rPr>
+          <w:rFonts w:ascii="Consolas" w:cs="Consolas" w:eastAsia="Consolas" w:hAnsi="Consolas"/>
+          <w:sz w:val="19"/>
+          <w:szCs w:val="19"/>
+        </w:rPr>
+        <w:t xml:space="preserve">            }</w:t>
+      </w:r>
+    </w:p>
+    <w:p>
+      <w:pPr>
+        <w:keepLines/>
+        <w:shd w:fill="F2F2F2" w:val="clear"/>
+        <w:spacing w:after="0" w:before="0"/>
+        <w:ind w:left="220"/>
+      </w:pPr>
+      <w:r>
+        <w:rPr>
+          <w:rFonts w:ascii="Consolas" w:cs="Consolas" w:eastAsia="Consolas" w:hAnsi="Consolas"/>
+          <w:sz w:val="19"/>
+          <w:szCs w:val="19"/>
+        </w:rPr>
+        <w:t xml:space="preserve">            System.out.println("Choix invalide.");</w:t>
+      </w:r>
+    </w:p>
+    <w:p>
+      <w:pPr>
+        <w:keepLines/>
+        <w:shd w:fill="F2F2F2" w:val="clear"/>
+        <w:spacing w:after="0" w:before="0"/>
+        <w:ind w:left="220"/>
+      </w:pPr>
+      <w:r>
+        <w:rPr>
+          <w:rFonts w:ascii="Consolas" w:cs="Consolas" w:eastAsia="Consolas" w:hAnsi="Consolas"/>
+          <w:sz w:val="19"/>
+          <w:szCs w:val="19"/>
+        </w:rPr>
+        <w:t xml:space="preserve">        }</w:t>
+      </w:r>
+    </w:p>
+    <w:p>
+      <w:pPr>
+        <w:keepLines/>
+        <w:shd w:fill="F2F2F2" w:val="clear"/>
+        <w:spacing w:after="0" w:before="0"/>
+        <w:ind w:left="220"/>
+      </w:pPr>
+      <w:r>
+        <w:rPr>
+          <w:rFonts w:ascii="Consolas" w:cs="Consolas" w:eastAsia="Consolas" w:hAnsi="Consolas"/>
+          <w:sz w:val="19"/>
+          <w:szCs w:val="19"/>
+        </w:rPr>
+        <w:t xml:space="preserve">    }</w:t>
+      </w:r>
+    </w:p>
+    <w:p>
+      <w:pPr>
+        <w:keepLines/>
+        <w:shd w:fill="F2F2F2" w:val="clear"/>
+        <w:spacing w:after="0" w:before="0"/>
+        <w:ind w:left="220"/>
+      </w:pPr>
+      <w:r>
+        <w:rPr>
+          <w:rFonts w:ascii="Consolas" w:cs="Consolas" w:eastAsia="Consolas" w:hAnsi="Consolas"/>
+          <w:sz w:val="19"/>
+          <w:szCs w:val="19"/>
+        </w:rPr>
+        <w:t xml:space="preserve"> </w:t>
+      </w:r>
+    </w:p>
+    <w:p>
+      <w:pPr>
+        <w:keepLines/>
+        <w:shd w:fill="F2F2F2" w:val="clear"/>
+        <w:spacing w:after="0" w:before="0"/>
+        <w:ind w:left="220"/>
+      </w:pPr>
+      <w:r>
+        <w:rPr>
+          <w:rFonts w:ascii="Consolas" w:cs="Consolas" w:eastAsia="Consolas" w:hAnsi="Consolas"/>
+          <w:sz w:val="19"/>
+          <w:szCs w:val="19"/>
+        </w:rPr>
+        <w:t xml:space="preserve">    @Override</w:t>
+      </w:r>
+    </w:p>
+    <w:p>
+      <w:pPr>
+        <w:keepLines/>
+        <w:shd w:fill="F2F2F2" w:val="clear"/>
+        <w:spacing w:after="0" w:before="0"/>
+        <w:ind w:left="220"/>
+      </w:pPr>
+      <w:r>
+        <w:rPr>
+          <w:rFonts w:ascii="Consolas" w:cs="Consolas" w:eastAsia="Consolas" w:hAnsi="Consolas"/>
+          <w:sz w:val="19"/>
+          <w:szCs w:val="19"/>
+        </w:rPr>
+        <w:t xml:space="preserve">    public ResultatPartie jouer(Joueur joueur1, Joueur joueur2) {</w:t>
+      </w:r>
+    </w:p>
+    <w:p>
+      <w:pPr>
+        <w:keepLines/>
+        <w:shd w:fill="F2F2F2" w:val="clear"/>
+        <w:spacing w:after="0" w:before="0"/>
+        <w:ind w:left="220"/>
+      </w:pPr>
+      <w:r>
+        <w:rPr>
+          <w:rFonts w:ascii="Consolas" w:cs="Consolas" w:eastAsia="Consolas" w:hAnsi="Consolas"/>
+          <w:sz w:val="19"/>
+          <w:szCs w:val="19"/>
+        </w:rPr>
+        <w:t xml:space="preserve">        Pile pile = new Pile(allumettesInitiales);</w:t>
+      </w:r>
+    </w:p>
+    <w:p>
+      <w:pPr>
+        <w:keepLines/>
+        <w:shd w:fill="F2F2F2" w:val="clear"/>
+        <w:spacing w:after="0" w:before="0"/>
+        <w:ind w:left="220"/>
+      </w:pPr>
+      <w:r>
+        <w:rPr>
+          <w:rFonts w:ascii="Consolas" w:cs="Consolas" w:eastAsia="Consolas" w:hAnsi="Consolas"/>
+          <w:sz w:val="19"/>
+          <w:szCs w:val="19"/>
+        </w:rPr>
+        <w:t xml:space="preserve">        ParJoueur&lt;Joueur&gt; joueurs = new ParJoueur&lt;&gt;(joueur1, joueur2);</w:t>
+      </w:r>
+    </w:p>
+    <w:p>
+      <w:pPr>
+        <w:keepLines/>
+        <w:shd w:fill="F2F2F2" w:val="clear"/>
+        <w:spacing w:after="0" w:before="0"/>
+        <w:ind w:left="220"/>
+      </w:pPr>
+      <w:r>
+        <w:rPr>
+          <w:rFonts w:ascii="Consolas" w:cs="Consolas" w:eastAsia="Consolas" w:hAnsi="Consolas"/>
+          <w:sz w:val="19"/>
+          <w:szCs w:val="19"/>
+        </w:rPr>
+        <w:t xml:space="preserve">        boolean auTourDuPremier = true;</w:t>
+      </w:r>
+    </w:p>
+    <w:p>
+      <w:pPr>
+        <w:keepLines/>
+        <w:shd w:fill="F2F2F2" w:val="clear"/>
+        <w:spacing w:after="0" w:before="0"/>
+        <w:ind w:left="220"/>
+      </w:pPr>
+      <w:r>
+        <w:rPr>
+          <w:rFonts w:ascii="Consolas" w:cs="Consolas" w:eastAsia="Consolas" w:hAnsi="Consolas"/>
+          <w:sz w:val="19"/>
+          <w:szCs w:val="19"/>
+        </w:rPr>
+        <w:t xml:space="preserve"> </w:t>
+      </w:r>
+    </w:p>
+    <w:p>
+      <w:pPr>
+        <w:keepLines/>
+        <w:shd w:fill="F2F2F2" w:val="clear"/>
+        <w:spacing w:after="0" w:before="0"/>
+        <w:ind w:left="220"/>
+      </w:pPr>
+      <w:r>
+        <w:rPr>
+          <w:rFonts w:ascii="Consolas" w:cs="Consolas" w:eastAsia="Consolas" w:hAnsi="Consolas"/>
+          <w:sz w:val="19"/>
+          <w:szCs w:val="19"/>
+        </w:rPr>
+        <w:t xml:space="preserve">        System.out.println("\n" + allumettesInitiales</w:t>
+      </w:r>
+    </w:p>
+    <w:p>
+      <w:pPr>
+        <w:keepLines/>
+        <w:shd w:fill="F2F2F2" w:val="clear"/>
+        <w:spacing w:after="0" w:before="0"/>
+        <w:ind w:left="220"/>
+      </w:pPr>
+      <w:r>
+        <w:rPr>
+          <w:rFonts w:ascii="Consolas" w:cs="Consolas" w:eastAsia="Consolas" w:hAnsi="Consolas"/>
+          <w:sz w:val="19"/>
+          <w:szCs w:val="19"/>
+        </w:rPr>
+        <w:t xml:space="preserve">                + " allumettes. Celui qui retire la derniere a perdu.");</w:t>
+      </w:r>
+    </w:p>
+    <w:p>
+      <w:pPr>
+        <w:keepLines/>
+        <w:shd w:fill="F2F2F2" w:val="clear"/>
+        <w:spacing w:after="0" w:before="0"/>
+        <w:ind w:left="220"/>
+      </w:pPr>
+      <w:r>
+        <w:rPr>
+          <w:rFonts w:ascii="Consolas" w:cs="Consolas" w:eastAsia="Consolas" w:hAnsi="Consolas"/>
+          <w:sz w:val="19"/>
+          <w:szCs w:val="19"/>
+        </w:rPr>
+        <w:t xml:space="preserve"> </w:t>
+      </w:r>
+    </w:p>
+    <w:p>
+      <w:pPr>
+        <w:keepLines/>
+        <w:shd w:fill="F2F2F2" w:val="clear"/>
+        <w:spacing w:after="0" w:before="0"/>
+        <w:ind w:left="220"/>
+      </w:pPr>
+      <w:r>
+        <w:rPr>
+          <w:rFonts w:ascii="Consolas" w:cs="Consolas" w:eastAsia="Consolas" w:hAnsi="Consolas"/>
+          <w:sz w:val="19"/>
+          <w:szCs w:val="19"/>
+        </w:rPr>
+        <w:t xml:space="preserve">        while (!pile.estVide()) {</w:t>
+      </w:r>
+    </w:p>
+    <w:p>
+      <w:pPr>
+        <w:keepLines/>
+        <w:shd w:fill="F2F2F2" w:val="clear"/>
+        <w:spacing w:after="0" w:before="0"/>
+        <w:ind w:left="220"/>
+      </w:pPr>
+      <w:r>
+        <w:rPr>
+          <w:rFonts w:ascii="Consolas" w:cs="Consolas" w:eastAsia="Consolas" w:hAnsi="Consolas"/>
+          <w:sz w:val="19"/>
+          <w:szCs w:val="19"/>
+        </w:rPr>
+        <w:t xml:space="preserve">            StrategieNim strategie = strategies.selon(auTourDuPremier);</w:t>
+      </w:r>
+    </w:p>
+    <w:p>
+      <w:pPr>
+        <w:keepLines/>
+        <w:shd w:fill="F2F2F2" w:val="clear"/>
+        <w:spacing w:after="0" w:before="0"/>
+        <w:ind w:left="220"/>
+      </w:pPr>
+      <w:r>
+        <w:rPr>
+          <w:rFonts w:ascii="Consolas" w:cs="Consolas" w:eastAsia="Consolas" w:hAnsi="Consolas"/>
+          <w:sz w:val="19"/>
+          <w:szCs w:val="19"/>
+        </w:rPr>
+        <w:t xml:space="preserve">            Joueur joueur = joueurs.selon(auTourDuPremier);</w:t>
+      </w:r>
+    </w:p>
+    <w:p>
+      <w:pPr>
+        <w:keepLines/>
+        <w:shd w:fill="F2F2F2" w:val="clear"/>
+        <w:spacing w:after="0" w:before="0"/>
+        <w:ind w:left="220"/>
+      </w:pPr>
+      <w:r>
+        <w:rPr>
+          <w:rFonts w:ascii="Consolas" w:cs="Consolas" w:eastAsia="Consolas" w:hAnsi="Consolas"/>
+          <w:sz w:val="19"/>
+          <w:szCs w:val="19"/>
+        </w:rPr>
+        <w:t xml:space="preserve"> </w:t>
+      </w:r>
+    </w:p>
+    <w:p>
+      <w:pPr>
+        <w:keepLines/>
+        <w:shd w:fill="F2F2F2" w:val="clear"/>
+        <w:spacing w:after="0" w:before="0"/>
+        <w:ind w:left="220"/>
+      </w:pPr>
+      <w:r>
+        <w:rPr>
+          <w:rFonts w:ascii="Consolas" w:cs="Consolas" w:eastAsia="Consolas" w:hAnsi="Consolas"/>
+          <w:sz w:val="19"/>
+          <w:szCs w:val="19"/>
+        </w:rPr>
+        <w:t xml:space="preserve">            int retire = coupValide(strategie, pile);</w:t>
+      </w:r>
+    </w:p>
+    <w:p>
+      <w:pPr>
+        <w:keepLines/>
+        <w:shd w:fill="F2F2F2" w:val="clear"/>
+        <w:spacing w:after="0" w:before="0"/>
+        <w:ind w:left="220"/>
+      </w:pPr>
+      <w:r>
+        <w:rPr>
+          <w:rFonts w:ascii="Consolas" w:cs="Consolas" w:eastAsia="Consolas" w:hAnsi="Consolas"/>
+          <w:sz w:val="19"/>
+          <w:szCs w:val="19"/>
+        </w:rPr>
+        <w:t xml:space="preserve">            pile.retirer(retire);</w:t>
+      </w:r>
+    </w:p>
+    <w:p>
+      <w:pPr>
+        <w:keepLines/>
+        <w:shd w:fill="F2F2F2" w:val="clear"/>
+        <w:spacing w:after="0" w:before="0"/>
+        <w:ind w:left="220"/>
+      </w:pPr>
+      <w:r>
+        <w:rPr>
+          <w:rFonts w:ascii="Consolas" w:cs="Consolas" w:eastAsia="Consolas" w:hAnsi="Consolas"/>
+          <w:sz w:val="19"/>
+          <w:szCs w:val="19"/>
+        </w:rPr>
+        <w:t xml:space="preserve"> </w:t>
+      </w:r>
+    </w:p>
+    <w:p>
+      <w:pPr>
+        <w:keepLines/>
+        <w:shd w:fill="F2F2F2" w:val="clear"/>
+        <w:spacing w:after="0" w:before="0"/>
+        <w:ind w:left="220"/>
+      </w:pPr>
+      <w:r>
+        <w:rPr>
+          <w:rFonts w:ascii="Consolas" w:cs="Consolas" w:eastAsia="Consolas" w:hAnsi="Consolas"/>
+          <w:sz w:val="19"/>
+          <w:szCs w:val="19"/>
+        </w:rPr>
+        <w:t xml:space="preserve">            System.out.printf("%-12s retire %d — il en reste %d%n",</w:t>
+      </w:r>
+    </w:p>
+    <w:p>
+      <w:pPr>
+        <w:keepLines/>
+        <w:shd w:fill="F2F2F2" w:val="clear"/>
+        <w:spacing w:after="0" w:before="0"/>
+        <w:ind w:left="220"/>
+      </w:pPr>
+      <w:r>
+        <w:rPr>
+          <w:rFonts w:ascii="Consolas" w:cs="Consolas" w:eastAsia="Consolas" w:hAnsi="Consolas"/>
+          <w:sz w:val="19"/>
+          <w:szCs w:val="19"/>
+        </w:rPr>
+        <w:t xml:space="preserve">                    joueur.getPseudo(), retire, pile.restantes());</w:t>
+      </w:r>
+    </w:p>
+    <w:p>
+      <w:pPr>
+        <w:keepLines/>
+        <w:shd w:fill="F2F2F2" w:val="clear"/>
+        <w:spacing w:after="0" w:before="0"/>
+        <w:ind w:left="220"/>
+      </w:pPr>
+      <w:r>
+        <w:rPr>
+          <w:rFonts w:ascii="Consolas" w:cs="Consolas" w:eastAsia="Consolas" w:hAnsi="Consolas"/>
+          <w:sz w:val="19"/>
+          <w:szCs w:val="19"/>
+        </w:rPr>
+        <w:t xml:space="preserve"> </w:t>
+      </w:r>
+    </w:p>
+    <w:p>
+      <w:pPr>
+        <w:keepLines/>
+        <w:shd w:fill="F2F2F2" w:val="clear"/>
+        <w:spacing w:after="0" w:before="0"/>
+        <w:ind w:left="220"/>
+      </w:pPr>
+      <w:r>
+        <w:rPr>
+          <w:rFonts w:ascii="Consolas" w:cs="Consolas" w:eastAsia="Consolas" w:hAnsi="Consolas"/>
+          <w:sz w:val="19"/>
+          <w:szCs w:val="19"/>
+        </w:rPr>
+        <w:t xml:space="preserve">            if (pile.estVide()) {</w:t>
+      </w:r>
+    </w:p>
+    <w:p>
+      <w:pPr>
+        <w:keepLines/>
+        <w:shd w:fill="F2F2F2" w:val="clear"/>
+        <w:spacing w:after="0" w:before="0"/>
+        <w:ind w:left="220"/>
+      </w:pPr>
+      <w:r>
+        <w:rPr>
+          <w:rFonts w:ascii="Consolas" w:cs="Consolas" w:eastAsia="Consolas" w:hAnsi="Consolas"/>
+          <w:sz w:val="19"/>
+          <w:szCs w:val="19"/>
+        </w:rPr>
+        <w:t xml:space="preserve">                // Celui qui vient de jouer a pris la derniere : il perd.</w:t>
+      </w:r>
+    </w:p>
+    <w:p>
+      <w:pPr>
+        <w:keepLines/>
+        <w:shd w:fill="F2F2F2" w:val="clear"/>
+        <w:spacing w:after="0" w:before="0"/>
+        <w:ind w:left="220"/>
+      </w:pPr>
+      <w:r>
+        <w:rPr>
+          <w:rFonts w:ascii="Consolas" w:cs="Consolas" w:eastAsia="Consolas" w:hAnsi="Consolas"/>
+          <w:sz w:val="19"/>
+          <w:szCs w:val="19"/>
+        </w:rPr>
+        <w:t xml:space="preserve">                return auTourDuPremier</w:t>
+      </w:r>
+    </w:p>
+    <w:p>
+      <w:pPr>
+        <w:keepLines/>
+        <w:shd w:fill="F2F2F2" w:val="clear"/>
+        <w:spacing w:after="0" w:before="0"/>
+        <w:ind w:left="220"/>
+      </w:pPr>
+      <w:r>
+        <w:rPr>
+          <w:rFonts w:ascii="Consolas" w:cs="Consolas" w:eastAsia="Consolas" w:hAnsi="Consolas"/>
+          <w:sz w:val="19"/>
+          <w:szCs w:val="19"/>
+        </w:rPr>
+        <w:t xml:space="preserve">                        ? ResultatPartie.JOUEUR2_GAGNE</w:t>
+      </w:r>
+    </w:p>
+    <w:p>
+      <w:pPr>
+        <w:keepLines/>
+        <w:shd w:fill="F2F2F2" w:val="clear"/>
+        <w:spacing w:after="0" w:before="0"/>
+        <w:ind w:left="220"/>
+      </w:pPr>
+      <w:r>
+        <w:rPr>
+          <w:rFonts w:ascii="Consolas" w:cs="Consolas" w:eastAsia="Consolas" w:hAnsi="Consolas"/>
+          <w:sz w:val="19"/>
+          <w:szCs w:val="19"/>
+        </w:rPr>
+        <w:t xml:space="preserve">                        : ResultatPartie.JOUEUR1_GAGNE;</w:t>
+      </w:r>
+    </w:p>
+    <w:p>
+      <w:pPr>
+        <w:keepLines/>
+        <w:shd w:fill="F2F2F2" w:val="clear"/>
+        <w:spacing w:after="0" w:before="0"/>
+        <w:ind w:left="220"/>
+      </w:pPr>
+      <w:r>
+        <w:rPr>
+          <w:rFonts w:ascii="Consolas" w:cs="Consolas" w:eastAsia="Consolas" w:hAnsi="Consolas"/>
+          <w:sz w:val="19"/>
+          <w:szCs w:val="19"/>
+        </w:rPr>
+        <w:t xml:space="preserve">            }</w:t>
+      </w:r>
+    </w:p>
+    <w:p>
+      <w:pPr>
+        <w:keepLines/>
+        <w:shd w:fill="F2F2F2" w:val="clear"/>
+        <w:spacing w:after="0" w:before="0"/>
+        <w:ind w:left="220"/>
+      </w:pPr>
+      <w:r>
+        <w:rPr>
+          <w:rFonts w:ascii="Consolas" w:cs="Consolas" w:eastAsia="Consolas" w:hAnsi="Consolas"/>
+          <w:sz w:val="19"/>
+          <w:szCs w:val="19"/>
+        </w:rPr>
+        <w:t xml:space="preserve">            auTourDuPremier = !auTourDuPremier;</w:t>
+      </w:r>
+    </w:p>
+    <w:p>
+      <w:pPr>
+        <w:keepLines/>
+        <w:shd w:fill="F2F2F2" w:val="clear"/>
+        <w:spacing w:after="0" w:before="0"/>
+        <w:ind w:left="220"/>
+      </w:pPr>
+      <w:r>
+        <w:rPr>
+          <w:rFonts w:ascii="Consolas" w:cs="Consolas" w:eastAsia="Consolas" w:hAnsi="Consolas"/>
+          <w:sz w:val="19"/>
+          <w:szCs w:val="19"/>
+        </w:rPr>
+        <w:t xml:space="preserve">        }</w:t>
+      </w:r>
+    </w:p>
+    <w:p>
+      <w:pPr>
+        <w:keepLines/>
+        <w:shd w:fill="F2F2F2" w:val="clear"/>
+        <w:spacing w:after="0" w:before="0"/>
+        <w:ind w:left="220"/>
+      </w:pPr>
+      <w:r>
+        <w:rPr>
+          <w:rFonts w:ascii="Consolas" w:cs="Consolas" w:eastAsia="Consolas" w:hAnsi="Consolas"/>
+          <w:sz w:val="19"/>
+          <w:szCs w:val="19"/>
+        </w:rPr>
+        <w:t xml:space="preserve"> </w:t>
+      </w:r>
+    </w:p>
+    <w:p>
+      <w:pPr>
+        <w:keepLines/>
+        <w:shd w:fill="F2F2F2" w:val="clear"/>
+        <w:spacing w:after="0" w:before="0"/>
+        <w:ind w:left="220"/>
+      </w:pPr>
+      <w:r>
+        <w:rPr>
+          <w:rFonts w:ascii="Consolas" w:cs="Consolas" w:eastAsia="Consolas" w:hAnsi="Consolas"/>
+          <w:sz w:val="19"/>
+          <w:szCs w:val="19"/>
+        </w:rPr>
+        <w:t xml:space="preserve">        return ResultatPartie.MATCH_NUL;   // inatteignable, la pile part non vide</w:t>
+      </w:r>
+    </w:p>
+    <w:p>
+      <w:pPr>
+        <w:keepLines/>
+        <w:shd w:fill="F2F2F2" w:val="clear"/>
+        <w:spacing w:after="0" w:before="0"/>
+        <w:ind w:left="220"/>
+      </w:pPr>
+      <w:r>
+        <w:rPr>
+          <w:rFonts w:ascii="Consolas" w:cs="Consolas" w:eastAsia="Consolas" w:hAnsi="Consolas"/>
+          <w:sz w:val="19"/>
+          <w:szCs w:val="19"/>
+        </w:rPr>
+        <w:t xml:space="preserve">    }</w:t>
+      </w:r>
+    </w:p>
+    <w:p>
+      <w:pPr>
+        <w:keepLines/>
+        <w:shd w:fill="F2F2F2" w:val="clear"/>
+        <w:spacing w:after="0" w:before="0"/>
+        <w:ind w:left="220"/>
+      </w:pPr>
+      <w:r>
+        <w:rPr>
+          <w:rFonts w:ascii="Consolas" w:cs="Consolas" w:eastAsia="Consolas" w:hAnsi="Consolas"/>
+          <w:sz w:val="19"/>
+          <w:szCs w:val="19"/>
+        </w:rPr>
+        <w:t xml:space="preserve"> </w:t>
+      </w:r>
+    </w:p>
+    <w:p>
+      <w:pPr>
+        <w:keepLines/>
+        <w:shd w:fill="F2F2F2" w:val="clear"/>
+        <w:spacing w:after="0" w:before="0"/>
+        <w:ind w:left="220"/>
+      </w:pPr>
+      <w:r>
+        <w:rPr>
+          <w:rFonts w:ascii="Consolas" w:cs="Consolas" w:eastAsia="Consolas" w:hAnsi="Consolas"/>
+          <w:sz w:val="19"/>
+          <w:szCs w:val="19"/>
+        </w:rPr>
+        <w:t xml:space="preserve">    private int coupValide(StrategieNim strategie, Pile pile) {</w:t>
+      </w:r>
+    </w:p>
+    <w:p>
+      <w:pPr>
+        <w:keepLines/>
+        <w:shd w:fill="F2F2F2" w:val="clear"/>
+        <w:spacing w:after="0" w:before="0"/>
+        <w:ind w:left="220"/>
+      </w:pPr>
+      <w:r>
+        <w:rPr>
+          <w:rFonts w:ascii="Consolas" w:cs="Consolas" w:eastAsia="Consolas" w:hAnsi="Consolas"/>
+          <w:sz w:val="19"/>
+          <w:szCs w:val="19"/>
+        </w:rPr>
+        <w:t xml:space="preserve">        int propose = strategie.combienRetirer(pile, regles);</w:t>
+      </w:r>
+    </w:p>
+    <w:p>
+      <w:pPr>
+        <w:keepLines/>
+        <w:shd w:fill="F2F2F2" w:val="clear"/>
+        <w:spacing w:after="0" w:before="0"/>
+        <w:ind w:left="220"/>
+      </w:pPr>
+      <w:r>
+        <w:rPr>
+          <w:rFonts w:ascii="Consolas" w:cs="Consolas" w:eastAsia="Consolas" w:hAnsi="Consolas"/>
+          <w:sz w:val="19"/>
+          <w:szCs w:val="19"/>
+        </w:rPr>
+        <w:t xml:space="preserve">        if (regles.coupValide(pile, propose)) {</w:t>
+      </w:r>
+    </w:p>
+    <w:p>
+      <w:pPr>
+        <w:keepLines/>
+        <w:shd w:fill="F2F2F2" w:val="clear"/>
+        <w:spacing w:after="0" w:before="0"/>
+        <w:ind w:left="220"/>
+      </w:pPr>
+      <w:r>
+        <w:rPr>
+          <w:rFonts w:ascii="Consolas" w:cs="Consolas" w:eastAsia="Consolas" w:hAnsi="Consolas"/>
+          <w:sz w:val="19"/>
+          <w:szCs w:val="19"/>
+        </w:rPr>
+        <w:t xml:space="preserve">            return propose;</w:t>
+      </w:r>
+    </w:p>
+    <w:p>
+      <w:pPr>
+        <w:keepLines/>
+        <w:shd w:fill="F2F2F2" w:val="clear"/>
+        <w:spacing w:after="0" w:before="0"/>
+        <w:ind w:left="220"/>
+      </w:pPr>
+      <w:r>
+        <w:rPr>
+          <w:rFonts w:ascii="Consolas" w:cs="Consolas" w:eastAsia="Consolas" w:hAnsi="Consolas"/>
+          <w:sz w:val="19"/>
+          <w:szCs w:val="19"/>
+        </w:rPr>
+        <w:t xml:space="preserve">        }</w:t>
+      </w:r>
+    </w:p>
+    <w:p>
+      <w:pPr>
+        <w:keepLines/>
+        <w:shd w:fill="F2F2F2" w:val="clear"/>
+        <w:spacing w:after="0" w:before="0"/>
+        <w:ind w:left="220"/>
+      </w:pPr>
+      <w:r>
+        <w:rPr>
+          <w:rFonts w:ascii="Consolas" w:cs="Consolas" w:eastAsia="Consolas" w:hAnsi="Consolas"/>
+          <w:sz w:val="19"/>
+          <w:szCs w:val="19"/>
+        </w:rPr>
+        <w:t xml:space="preserve">        return Math.min(Math.max(propose, 1), regles.maximumRetirable(pile));</w:t>
+      </w:r>
+    </w:p>
+    <w:p>
+      <w:pPr>
+        <w:keepLines/>
+        <w:shd w:fill="F2F2F2" w:val="clear"/>
+        <w:spacing w:after="0" w:before="0"/>
+        <w:ind w:left="220"/>
+      </w:pPr>
+      <w:r>
+        <w:rPr>
+          <w:rFonts w:ascii="Consolas" w:cs="Consolas" w:eastAsia="Consolas" w:hAnsi="Consolas"/>
+          <w:sz w:val="19"/>
+          <w:szCs w:val="19"/>
+        </w:rPr>
+        <w:t xml:space="preserve">    }</w:t>
+      </w:r>
+    </w:p>
+    <w:p>
+      <w:pPr>
+        <w:keepLines/>
+        <w:shd w:fill="F2F2F2" w:val="clear"/>
+        <w:spacing w:after="160" w:before="0"/>
+        <w:ind w:left="220"/>
+      </w:pPr>
+      <w:r>
+        <w:rPr>
+          <w:rFonts w:ascii="Consolas" w:cs="Consolas" w:eastAsia="Consolas" w:hAnsi="Consolas"/>
+          <w:sz w:val="19"/>
+          <w:szCs w:val="19"/>
+        </w:rPr>
+        <w:t xml:space="preserve">}</w:t>
+      </w:r>
+    </w:p>
+    <w:p>
+      <w:pPr>
+        <w:keepNext/>
+        <w:spacing w:after="140" w:before="340"/>
+      </w:pPr>
+      <w:r>
+        <w:rPr>
+          <w:b/>
+          <w:bCs/>
+          <w:color w:val="7B9E4B"/>
+          <w:sz w:val="28"/>
+          <w:szCs w:val="28"/>
+        </w:rPr>
+        <w:t xml:space="preserve">G.32  </w:t>
+      </w:r>
+      <w:r>
+        <w:rPr>
+          <w:b/>
+          <w:bCs/>
+          <w:color w:val="1F4E79"/>
+          <w:sz w:val="28"/>
+          <w:szCs w:val="28"/>
+        </w:rPr>
+        <w:t xml:space="preserve">Une fabrique sans switch</w:t>
+      </w:r>
+    </w:p>
+    <w:p>
+      <w:pPr>
+        <w:spacing w:after="120"/>
+      </w:pPr>
+      <w:r>
+        <w:rPr>
+          <w:sz w:val="22"/>
+          <w:szCs w:val="22"/>
+        </w:rPr>
+        <w:t xml:space="preserve">Chaque cas du switch était une association : ce type, cette façon de fabriquer. La Map les range, et creer ne fait plus que chercher.</w:t>
+      </w:r>
+    </w:p>
+    <w:p>
+      <w:pPr>
+        <w:spacing w:after="40" w:before="150"/>
+      </w:pPr>
+      <w:r>
+        <w:rPr>
+          <w:rFonts w:ascii="Consolas" w:cs="Consolas" w:eastAsia="Consolas" w:hAnsi="Consolas"/>
+          <w:color w:val="595959"/>
+          <w:sz w:val="17"/>
+          <w:szCs w:val="17"/>
+        </w:rPr>
+        <w:t xml:space="preserve">jeux/JeuFactory.java</w:t>
+      </w:r>
+    </w:p>
+    <w:p>
+      <w:pPr>
+        <w:keepLines/>
+        <w:shd w:fill="F2F2F2" w:val="clear"/>
+        <w:spacing w:after="0" w:before="100"/>
+        <w:ind w:left="220"/>
+      </w:pPr>
+      <w:r>
+        <w:rPr>
+          <w:rFonts w:ascii="Consolas" w:cs="Consolas" w:eastAsia="Consolas" w:hAnsi="Consolas"/>
+          <w:sz w:val="19"/>
+          <w:szCs w:val="19"/>
+        </w:rPr>
+        <w:t xml:space="preserve">import be.ephec.gamehub.jeux.bataille.JeuBatailleV1;</w:t>
+      </w:r>
+    </w:p>
+    <w:p>
+      <w:pPr>
+        <w:keepLines/>
+        <w:shd w:fill="F2F2F2" w:val="clear"/>
+        <w:spacing w:after="0" w:before="0"/>
+        <w:ind w:left="220"/>
+      </w:pPr>
+      <w:r>
+        <w:rPr>
+          <w:rFonts w:ascii="Consolas" w:cs="Consolas" w:eastAsia="Consolas" w:hAnsi="Consolas"/>
+          <w:sz w:val="19"/>
+          <w:szCs w:val="19"/>
+        </w:rPr>
+        <w:t xml:space="preserve">import be.ephec.gamehub.jeux.morpion.JeuMorpion;</w:t>
+      </w:r>
+    </w:p>
+    <w:p>
+      <w:pPr>
+        <w:keepLines/>
+        <w:shd w:fill="F2F2F2" w:val="clear"/>
+        <w:spacing w:after="0" w:before="0"/>
+        <w:ind w:left="220"/>
+      </w:pPr>
+      <w:r>
+        <w:rPr>
+          <w:rFonts w:ascii="Consolas" w:cs="Consolas" w:eastAsia="Consolas" w:hAnsi="Consolas"/>
+          <w:sz w:val="19"/>
+          <w:szCs w:val="19"/>
+        </w:rPr>
+        <w:t xml:space="preserve">import be.ephec.gamehub.jeux.puissance4.JeuPuissance4;</w:t>
+      </w:r>
+    </w:p>
+    <w:p>
+      <w:pPr>
+        <w:keepLines/>
+        <w:shd w:fill="F2F2F2" w:val="clear"/>
+        <w:spacing w:after="0" w:before="0"/>
+        <w:ind w:left="220"/>
+      </w:pPr>
+      <w:r>
+        <w:rPr>
+          <w:rFonts w:ascii="Consolas" w:cs="Consolas" w:eastAsia="Consolas" w:hAnsi="Consolas"/>
+          <w:sz w:val="19"/>
+          <w:szCs w:val="19"/>
+        </w:rPr>
+        <w:t xml:space="preserve">import be.ephec.gamehub.jeux.nim.JeuNim;</w:t>
+      </w:r>
+    </w:p>
+    <w:p>
+      <w:pPr>
+        <w:keepLines/>
+        <w:shd w:fill="F2F2F2" w:val="clear"/>
+        <w:spacing w:after="0" w:before="0"/>
+        <w:ind w:left="220"/>
+      </w:pPr>
+      <w:r>
+        <w:rPr>
+          <w:rFonts w:ascii="Consolas" w:cs="Consolas" w:eastAsia="Consolas" w:hAnsi="Consolas"/>
+          <w:sz w:val="19"/>
+          <w:szCs w:val="19"/>
+        </w:rPr>
+        <w:t xml:space="preserve">import be.ephec.gamehub.jeux.nim.ReglesNim;</w:t>
+      </w:r>
+    </w:p>
+    <w:p>
+      <w:pPr>
+        <w:keepLines/>
+        <w:shd w:fill="F2F2F2" w:val="clear"/>
+        <w:spacing w:after="0" w:before="0"/>
+        <w:ind w:left="220"/>
+      </w:pPr>
+      <w:r>
+        <w:rPr>
+          <w:rFonts w:ascii="Consolas" w:cs="Consolas" w:eastAsia="Consolas" w:hAnsi="Consolas"/>
+          <w:sz w:val="19"/>
+          <w:szCs w:val="19"/>
+        </w:rPr>
+        <w:t xml:space="preserve">import be.ephec.gamehub.modele.TypeJeu;</w:t>
+      </w:r>
+    </w:p>
+    <w:p>
+      <w:pPr>
+        <w:keepLines/>
+        <w:shd w:fill="F2F2F2" w:val="clear"/>
+        <w:spacing w:after="0" w:before="0"/>
+        <w:ind w:left="220"/>
+      </w:pPr>
+      <w:r>
+        <w:rPr>
+          <w:rFonts w:ascii="Consolas" w:cs="Consolas" w:eastAsia="Consolas" w:hAnsi="Consolas"/>
+          <w:sz w:val="19"/>
+          <w:szCs w:val="19"/>
+        </w:rPr>
+        <w:t xml:space="preserve"> </w:t>
+      </w:r>
+    </w:p>
+    <w:p>
+      <w:pPr>
+        <w:keepLines/>
+        <w:shd w:fill="F2F2F2" w:val="clear"/>
+        <w:spacing w:after="0" w:before="0"/>
+        <w:ind w:left="220"/>
+      </w:pPr>
+      <w:r>
+        <w:rPr>
+          <w:rFonts w:ascii="Consolas" w:cs="Consolas" w:eastAsia="Consolas" w:hAnsi="Consolas"/>
+          <w:sz w:val="19"/>
+          <w:szCs w:val="19"/>
+        </w:rPr>
+        <w:t xml:space="preserve">import java.util.Map;</w:t>
+      </w:r>
+    </w:p>
+    <w:p>
+      <w:pPr>
+        <w:keepLines/>
+        <w:shd w:fill="F2F2F2" w:val="clear"/>
+        <w:spacing w:after="0" w:before="0"/>
+        <w:ind w:left="220"/>
+      </w:pPr>
+      <w:r>
+        <w:rPr>
+          <w:rFonts w:ascii="Consolas" w:cs="Consolas" w:eastAsia="Consolas" w:hAnsi="Consolas"/>
+          <w:sz w:val="19"/>
+          <w:szCs w:val="19"/>
+        </w:rPr>
+        <w:t xml:space="preserve">import java.util.function.Supplier;</w:t>
+      </w:r>
+    </w:p>
+    <w:p>
+      <w:pPr>
+        <w:keepLines/>
+        <w:shd w:fill="F2F2F2" w:val="clear"/>
+        <w:spacing w:after="0" w:before="0"/>
+        <w:ind w:left="220"/>
+      </w:pPr>
+      <w:r>
+        <w:rPr>
+          <w:rFonts w:ascii="Consolas" w:cs="Consolas" w:eastAsia="Consolas" w:hAnsi="Consolas"/>
+          <w:sz w:val="19"/>
+          <w:szCs w:val="19"/>
+        </w:rPr>
+        <w:t xml:space="preserve"> </w:t>
+      </w:r>
+    </w:p>
+    <w:p>
+      <w:pPr>
+        <w:keepLines/>
+        <w:shd w:fill="F2F2F2" w:val="clear"/>
+        <w:spacing w:after="0" w:before="0"/>
+        <w:ind w:left="220"/>
+      </w:pPr>
+      <w:r>
+        <w:rPr>
+          <w:rFonts w:ascii="Consolas" w:cs="Consolas" w:eastAsia="Consolas" w:hAnsi="Consolas"/>
+          <w:sz w:val="19"/>
+          <w:szCs w:val="19"/>
+        </w:rPr>
+        <w:t xml:space="preserve">public class JeuFactory {</w:t>
+      </w:r>
+    </w:p>
+    <w:p>
+      <w:pPr>
+        <w:keepLines/>
+        <w:shd w:fill="F2F2F2" w:val="clear"/>
+        <w:spacing w:after="0" w:before="0"/>
+        <w:ind w:left="220"/>
+      </w:pPr>
+      <w:r>
+        <w:rPr>
+          <w:rFonts w:ascii="Consolas" w:cs="Consolas" w:eastAsia="Consolas" w:hAnsi="Consolas"/>
+          <w:sz w:val="19"/>
+          <w:szCs w:val="19"/>
+        </w:rPr>
+        <w:t xml:space="preserve"> </w:t>
+      </w:r>
+    </w:p>
+    <w:p>
+      <w:pPr>
+        <w:keepLines/>
+        <w:shd w:fill="F2F2F2" w:val="clear"/>
+        <w:spacing w:after="0" w:before="0"/>
+        <w:ind w:left="220"/>
+      </w:pPr>
+      <w:r>
+        <w:rPr>
+          <w:rFonts w:ascii="Consolas" w:cs="Consolas" w:eastAsia="Consolas" w:hAnsi="Consolas"/>
+          <w:sz w:val="19"/>
+          <w:szCs w:val="19"/>
+        </w:rPr>
+        <w:t xml:space="preserve">    private static final int ALLUMETTES_NIM = 13;</w:t>
+      </w:r>
+    </w:p>
+    <w:p>
+      <w:pPr>
+        <w:keepLines/>
+        <w:shd w:fill="F2F2F2" w:val="clear"/>
+        <w:spacing w:after="0" w:before="0"/>
+        <w:ind w:left="220"/>
+      </w:pPr>
+      <w:r>
+        <w:rPr>
+          <w:rFonts w:ascii="Consolas" w:cs="Consolas" w:eastAsia="Consolas" w:hAnsi="Consolas"/>
+          <w:sz w:val="19"/>
+          <w:szCs w:val="19"/>
+        </w:rPr>
+        <w:t xml:space="preserve"> </w:t>
+      </w:r>
+    </w:p>
+    <w:p>
+      <w:pPr>
+        <w:keepLines/>
+        <w:shd w:fill="F2F2F2" w:val="clear"/>
+        <w:spacing w:after="0" w:before="0"/>
+        <w:ind w:left="220"/>
+      </w:pPr>
+      <w:r>
+        <w:rPr>
+          <w:rFonts w:ascii="Consolas" w:cs="Consolas" w:eastAsia="Consolas" w:hAnsi="Consolas"/>
+          <w:sz w:val="19"/>
+          <w:szCs w:val="19"/>
+        </w:rPr>
+        <w:t xml:space="preserve">    // G.32 — la facon de fabriquer chaque jeu, rangee par type. Une valeur</w:t>
+      </w:r>
+    </w:p>
+    <w:p>
+      <w:pPr>
+        <w:keepLines/>
+        <w:shd w:fill="F2F2F2" w:val="clear"/>
+        <w:spacing w:after="0" w:before="0"/>
+        <w:ind w:left="220"/>
+      </w:pPr>
+      <w:r>
+        <w:rPr>
+          <w:rFonts w:ascii="Consolas" w:cs="Consolas" w:eastAsia="Consolas" w:hAnsi="Consolas"/>
+          <w:sz w:val="19"/>
+          <w:szCs w:val="19"/>
+        </w:rPr>
+        <w:t xml:space="preserve">    // n'est pas un jeu, c'est de quoi en fabriquer un neuf a chaque appel.</w:t>
+      </w:r>
+    </w:p>
+    <w:p>
+      <w:pPr>
+        <w:keepLines/>
+        <w:shd w:fill="F2F2F2" w:val="clear"/>
+        <w:spacing w:after="0" w:before="0"/>
+        <w:ind w:left="220"/>
+      </w:pPr>
+      <w:r>
+        <w:rPr>
+          <w:rFonts w:ascii="Consolas" w:cs="Consolas" w:eastAsia="Consolas" w:hAnsi="Consolas"/>
+          <w:sz w:val="19"/>
+          <w:szCs w:val="19"/>
+        </w:rPr>
+        <w:t xml:space="preserve">    private static final Map&lt;TypeJeu, Supplier&lt;Jeu&gt;&gt; CATALOGUE = Map.of(</w:t>
+      </w:r>
+    </w:p>
+    <w:p>
+      <w:pPr>
+        <w:keepLines/>
+        <w:shd w:fill="F2F2F2" w:val="clear"/>
+        <w:spacing w:after="0" w:before="0"/>
+        <w:ind w:left="220"/>
+      </w:pPr>
+      <w:r>
+        <w:rPr>
+          <w:rFonts w:ascii="Consolas" w:cs="Consolas" w:eastAsia="Consolas" w:hAnsi="Consolas"/>
+          <w:sz w:val="19"/>
+          <w:szCs w:val="19"/>
+        </w:rPr>
+        <w:t xml:space="preserve">            TypeJeu.NIM, () -&gt; new JeuNim(ALLUMETTES_NIM, new ReglesNim()),</w:t>
+      </w:r>
+    </w:p>
+    <w:p>
+      <w:pPr>
+        <w:keepLines/>
+        <w:shd w:fill="F2F2F2" w:val="clear"/>
+        <w:spacing w:after="0" w:before="0"/>
+        <w:ind w:left="220"/>
+      </w:pPr>
+      <w:r>
+        <w:rPr>
+          <w:rFonts w:ascii="Consolas" w:cs="Consolas" w:eastAsia="Consolas" w:hAnsi="Consolas"/>
+          <w:sz w:val="19"/>
+          <w:szCs w:val="19"/>
+        </w:rPr>
+        <w:t xml:space="preserve">            TypeJeu.BATAILLE, JeuBatailleV1::new,</w:t>
+      </w:r>
+    </w:p>
+    <w:p>
+      <w:pPr>
+        <w:keepLines/>
+        <w:shd w:fill="F2F2F2" w:val="clear"/>
+        <w:spacing w:after="0" w:before="0"/>
+        <w:ind w:left="220"/>
+      </w:pPr>
+      <w:r>
+        <w:rPr>
+          <w:rFonts w:ascii="Consolas" w:cs="Consolas" w:eastAsia="Consolas" w:hAnsi="Consolas"/>
+          <w:sz w:val="19"/>
+          <w:szCs w:val="19"/>
+        </w:rPr>
+        <w:t xml:space="preserve">            TypeJeu.DEVINE_LE_NOMBRE, JeuDevineLeNombre::new,</w:t>
+      </w:r>
+    </w:p>
+    <w:p>
+      <w:pPr>
+        <w:keepLines/>
+        <w:shd w:fill="F2F2F2" w:val="clear"/>
+        <w:spacing w:after="0" w:before="0"/>
+        <w:ind w:left="220"/>
+      </w:pPr>
+      <w:r>
+        <w:rPr>
+          <w:rFonts w:ascii="Consolas" w:cs="Consolas" w:eastAsia="Consolas" w:hAnsi="Consolas"/>
+          <w:sz w:val="19"/>
+          <w:szCs w:val="19"/>
+        </w:rPr>
+        <w:t xml:space="preserve">            TypeJeu.MORPION, JeuMorpion::new,</w:t>
+      </w:r>
+    </w:p>
+    <w:p>
+      <w:pPr>
+        <w:keepLines/>
+        <w:shd w:fill="F2F2F2" w:val="clear"/>
+        <w:spacing w:after="0" w:before="0"/>
+        <w:ind w:left="220"/>
+      </w:pPr>
+      <w:r>
+        <w:rPr>
+          <w:rFonts w:ascii="Consolas" w:cs="Consolas" w:eastAsia="Consolas" w:hAnsi="Consolas"/>
+          <w:sz w:val="19"/>
+          <w:szCs w:val="19"/>
+        </w:rPr>
+        <w:t xml:space="preserve">            TypeJeu.PUISSANCE4, JeuPuissance4::new);</w:t>
+      </w:r>
+    </w:p>
+    <w:p>
+      <w:pPr>
+        <w:keepLines/>
+        <w:shd w:fill="F2F2F2" w:val="clear"/>
+        <w:spacing w:after="0" w:before="0"/>
+        <w:ind w:left="220"/>
+      </w:pPr>
+      <w:r>
+        <w:rPr>
+          <w:rFonts w:ascii="Consolas" w:cs="Consolas" w:eastAsia="Consolas" w:hAnsi="Consolas"/>
+          <w:sz w:val="19"/>
+          <w:szCs w:val="19"/>
+        </w:rPr>
+        <w:t xml:space="preserve"> </w:t>
+      </w:r>
+    </w:p>
+    <w:p>
+      <w:pPr>
+        <w:keepLines/>
+        <w:shd w:fill="F2F2F2" w:val="clear"/>
+        <w:spacing w:after="0" w:before="0"/>
+        <w:ind w:left="220"/>
+      </w:pPr>
+      <w:r>
+        <w:rPr>
+          <w:rFonts w:ascii="Consolas" w:cs="Consolas" w:eastAsia="Consolas" w:hAnsi="Consolas"/>
+          <w:sz w:val="19"/>
+          <w:szCs w:val="19"/>
+        </w:rPr>
+        <w:t xml:space="preserve">    public Jeu creer(TypeJeu type) {</w:t>
+      </w:r>
+    </w:p>
+    <w:p>
+      <w:pPr>
+        <w:keepLines/>
+        <w:shd w:fill="F2F2F2" w:val="clear"/>
+        <w:spacing w:after="0" w:before="0"/>
+        <w:ind w:left="220"/>
+      </w:pPr>
+      <w:r>
+        <w:rPr>
+          <w:rFonts w:ascii="Consolas" w:cs="Consolas" w:eastAsia="Consolas" w:hAnsi="Consolas"/>
+          <w:sz w:val="19"/>
+          <w:szCs w:val="19"/>
+        </w:rPr>
+        <w:t xml:space="preserve">        Supplier&lt;Jeu&gt; fabrication = CATALOGUE.get(type);</w:t>
+      </w:r>
+    </w:p>
+    <w:p>
+      <w:pPr>
+        <w:keepLines/>
+        <w:shd w:fill="F2F2F2" w:val="clear"/>
+        <w:spacing w:after="0" w:before="0"/>
+        <w:ind w:left="220"/>
+      </w:pPr>
+      <w:r>
+        <w:rPr>
+          <w:rFonts w:ascii="Consolas" w:cs="Consolas" w:eastAsia="Consolas" w:hAnsi="Consolas"/>
+          <w:sz w:val="19"/>
+          <w:szCs w:val="19"/>
+        </w:rPr>
+        <w:t xml:space="preserve">        if (fabrication == null) {</w:t>
+      </w:r>
+    </w:p>
+    <w:p>
+      <w:pPr>
+        <w:keepLines/>
+        <w:shd w:fill="F2F2F2" w:val="clear"/>
+        <w:spacing w:after="0" w:before="0"/>
+        <w:ind w:left="220"/>
+      </w:pPr>
+      <w:r>
+        <w:rPr>
+          <w:rFonts w:ascii="Consolas" w:cs="Consolas" w:eastAsia="Consolas" w:hAnsi="Consolas"/>
+          <w:sz w:val="19"/>
+          <w:szCs w:val="19"/>
+        </w:rPr>
+        <w:t xml:space="preserve">            throw new UnsupportedOperationException(type + " n'est pas encore implemente");</w:t>
+      </w:r>
+    </w:p>
+    <w:p>
+      <w:pPr>
+        <w:keepLines/>
+        <w:shd w:fill="F2F2F2" w:val="clear"/>
+        <w:spacing w:after="0" w:before="0"/>
+        <w:ind w:left="220"/>
+      </w:pPr>
+      <w:r>
+        <w:rPr>
+          <w:rFonts w:ascii="Consolas" w:cs="Consolas" w:eastAsia="Consolas" w:hAnsi="Consolas"/>
+          <w:sz w:val="19"/>
+          <w:szCs w:val="19"/>
+        </w:rPr>
+        <w:t xml:space="preserve">        }</w:t>
+      </w:r>
+    </w:p>
+    <w:p>
+      <w:pPr>
+        <w:keepLines/>
+        <w:shd w:fill="F2F2F2" w:val="clear"/>
+        <w:spacing w:after="0" w:before="0"/>
+        <w:ind w:left="220"/>
+      </w:pPr>
+      <w:r>
+        <w:rPr>
+          <w:rFonts w:ascii="Consolas" w:cs="Consolas" w:eastAsia="Consolas" w:hAnsi="Consolas"/>
+          <w:sz w:val="19"/>
+          <w:szCs w:val="19"/>
+        </w:rPr>
+        <w:t xml:space="preserve">        return fabrication.get();</w:t>
+      </w:r>
+    </w:p>
+    <w:p>
+      <w:pPr>
+        <w:keepLines/>
+        <w:shd w:fill="F2F2F2" w:val="clear"/>
+        <w:spacing w:after="0" w:before="0"/>
+        <w:ind w:left="220"/>
+      </w:pPr>
+      <w:r>
+        <w:rPr>
+          <w:rFonts w:ascii="Consolas" w:cs="Consolas" w:eastAsia="Consolas" w:hAnsi="Consolas"/>
+          <w:sz w:val="19"/>
+          <w:szCs w:val="19"/>
+        </w:rPr>
+        <w:t xml:space="preserve">    }</w:t>
+      </w:r>
+    </w:p>
+    <w:p>
+      <w:pPr>
+        <w:keepLines/>
+        <w:shd w:fill="F2F2F2" w:val="clear"/>
+        <w:spacing w:after="160" w:before="0"/>
+        <w:ind w:left="220"/>
+      </w:pPr>
+      <w:r>
+        <w:rPr>
+          <w:rFonts w:ascii="Consolas" w:cs="Consolas" w:eastAsia="Consolas" w:hAnsi="Consolas"/>
+          <w:sz w:val="19"/>
+          <w:szCs w:val="19"/>
+        </w:rPr>
+        <w:t xml:space="preserve">}</w:t>
+      </w:r>
+    </w:p>
+    <w:p>
+      <w:pPr>
+        <w:keepNext/>
+        <w:spacing w:after="140" w:before="340"/>
+      </w:pPr>
+      <w:r>
+        <w:rPr>
+          <w:b/>
+          <w:bCs/>
+          <w:color w:val="7B9E4B"/>
+          <w:sz w:val="28"/>
+          <w:szCs w:val="28"/>
+        </w:rPr>
+        <w:t xml:space="preserve">G.33  </w:t>
+      </w:r>
+      <w:r>
+        <w:rPr>
+          <w:b/>
+          <w:bCs/>
+          <w:color w:val="1F4E79"/>
+          <w:sz w:val="28"/>
+          <w:szCs w:val="28"/>
+        </w:rPr>
+        <w:t xml:space="preserve">Le Nim dans une fenêtre</w:t>
+      </w:r>
+    </w:p>
+    <w:p>
+      <w:pPr>
+        <w:spacing w:after="120"/>
+      </w:pPr>
+      <w:r>
+        <w:rPr>
+          <w:sz w:val="22"/>
+          <w:szCs w:val="22"/>
+        </w:rPr>
+        <w:t xml:space="preserve">Pile, ReglesNim et les stratégies servent sans une ligne changée. JeuNim, lui, ne sert pas : sa boucle est devenue un tour par clic.</w:t>
+      </w:r>
+    </w:p>
+    <w:p>
+      <w:pPr>
+        <w:spacing w:after="40" w:before="150"/>
+      </w:pPr>
+      <w:r>
+        <w:rPr>
+          <w:rFonts w:ascii="Consolas" w:cs="Consolas" w:eastAsia="Consolas" w:hAnsi="Consolas"/>
+          <w:color w:val="595959"/>
+          <w:sz w:val="17"/>
+          <w:szCs w:val="17"/>
+        </w:rPr>
+        <w:t xml:space="preserve">fenetre/FenetreNim.java</w:t>
+      </w:r>
+    </w:p>
+    <w:p>
+      <w:pPr>
+        <w:keepLines/>
+        <w:shd w:fill="F2F2F2" w:val="clear"/>
+        <w:spacing w:after="0" w:before="100"/>
+        <w:ind w:left="220"/>
+      </w:pPr>
+      <w:r>
+        <w:rPr>
+          <w:rFonts w:ascii="Consolas" w:cs="Consolas" w:eastAsia="Consolas" w:hAnsi="Consolas"/>
+          <w:sz w:val="19"/>
+          <w:szCs w:val="19"/>
+        </w:rPr>
+        <w:t xml:space="preserve">import be.ephec.gamehub.jeux.nim.Pile;</w:t>
+      </w:r>
+    </w:p>
+    <w:p>
+      <w:pPr>
+        <w:keepLines/>
+        <w:shd w:fill="F2F2F2" w:val="clear"/>
+        <w:spacing w:after="0" w:before="0"/>
+        <w:ind w:left="220"/>
+      </w:pPr>
+      <w:r>
+        <w:rPr>
+          <w:rFonts w:ascii="Consolas" w:cs="Consolas" w:eastAsia="Consolas" w:hAnsi="Consolas"/>
+          <w:sz w:val="19"/>
+          <w:szCs w:val="19"/>
+        </w:rPr>
+        <w:t xml:space="preserve">import be.ephec.gamehub.jeux.nim.ReglesNim;</w:t>
+      </w:r>
+    </w:p>
+    <w:p>
+      <w:pPr>
+        <w:keepLines/>
+        <w:shd w:fill="F2F2F2" w:val="clear"/>
+        <w:spacing w:after="0" w:before="0"/>
+        <w:ind w:left="220"/>
+      </w:pPr>
+      <w:r>
+        <w:rPr>
+          <w:rFonts w:ascii="Consolas" w:cs="Consolas" w:eastAsia="Consolas" w:hAnsi="Consolas"/>
+          <w:sz w:val="19"/>
+          <w:szCs w:val="19"/>
+        </w:rPr>
+        <w:t xml:space="preserve">import be.ephec.gamehub.jeux.nim.StrategieMaligne;</w:t>
+      </w:r>
+    </w:p>
+    <w:p>
+      <w:pPr>
+        <w:keepLines/>
+        <w:shd w:fill="F2F2F2" w:val="clear"/>
+        <w:spacing w:after="0" w:before="0"/>
+        <w:ind w:left="220"/>
+      </w:pPr>
+      <w:r>
+        <w:rPr>
+          <w:rFonts w:ascii="Consolas" w:cs="Consolas" w:eastAsia="Consolas" w:hAnsi="Consolas"/>
+          <w:sz w:val="19"/>
+          <w:szCs w:val="19"/>
+        </w:rPr>
+        <w:t xml:space="preserve">import be.ephec.gamehub.jeux.nim.StrategieNim;</w:t>
+      </w:r>
+    </w:p>
+    <w:p>
+      <w:pPr>
+        <w:keepLines/>
+        <w:shd w:fill="F2F2F2" w:val="clear"/>
+        <w:spacing w:after="0" w:before="0"/>
+        <w:ind w:left="220"/>
+      </w:pPr>
+      <w:r>
+        <w:rPr>
+          <w:rFonts w:ascii="Consolas" w:cs="Consolas" w:eastAsia="Consolas" w:hAnsi="Consolas"/>
+          <w:sz w:val="19"/>
+          <w:szCs w:val="19"/>
+        </w:rPr>
+        <w:t xml:space="preserve">import javafx.application.Application;</w:t>
+      </w:r>
+    </w:p>
+    <w:p>
+      <w:pPr>
+        <w:keepLines/>
+        <w:shd w:fill="F2F2F2" w:val="clear"/>
+        <w:spacing w:after="0" w:before="0"/>
+        <w:ind w:left="220"/>
+      </w:pPr>
+      <w:r>
+        <w:rPr>
+          <w:rFonts w:ascii="Consolas" w:cs="Consolas" w:eastAsia="Consolas" w:hAnsi="Consolas"/>
+          <w:sz w:val="19"/>
+          <w:szCs w:val="19"/>
+        </w:rPr>
+        <w:t xml:space="preserve">import javafx.geometry.Pos;</w:t>
+      </w:r>
+    </w:p>
+    <w:p>
+      <w:pPr>
+        <w:keepLines/>
+        <w:shd w:fill="F2F2F2" w:val="clear"/>
+        <w:spacing w:after="0" w:before="0"/>
+        <w:ind w:left="220"/>
+      </w:pPr>
+      <w:r>
+        <w:rPr>
+          <w:rFonts w:ascii="Consolas" w:cs="Consolas" w:eastAsia="Consolas" w:hAnsi="Consolas"/>
+          <w:sz w:val="19"/>
+          <w:szCs w:val="19"/>
+        </w:rPr>
+        <w:t xml:space="preserve">import javafx.scene.Scene;</w:t>
+      </w:r>
+    </w:p>
+    <w:p>
+      <w:pPr>
+        <w:keepLines/>
+        <w:shd w:fill="F2F2F2" w:val="clear"/>
+        <w:spacing w:after="0" w:before="0"/>
+        <w:ind w:left="220"/>
+      </w:pPr>
+      <w:r>
+        <w:rPr>
+          <w:rFonts w:ascii="Consolas" w:cs="Consolas" w:eastAsia="Consolas" w:hAnsi="Consolas"/>
+          <w:sz w:val="19"/>
+          <w:szCs w:val="19"/>
+        </w:rPr>
+        <w:t xml:space="preserve">import javafx.scene.control.Button;</w:t>
+      </w:r>
+    </w:p>
+    <w:p>
+      <w:pPr>
+        <w:keepLines/>
+        <w:shd w:fill="F2F2F2" w:val="clear"/>
+        <w:spacing w:after="0" w:before="0"/>
+        <w:ind w:left="220"/>
+      </w:pPr>
+      <w:r>
+        <w:rPr>
+          <w:rFonts w:ascii="Consolas" w:cs="Consolas" w:eastAsia="Consolas" w:hAnsi="Consolas"/>
+          <w:sz w:val="19"/>
+          <w:szCs w:val="19"/>
+        </w:rPr>
+        <w:t xml:space="preserve">import javafx.scene.control.Label;</w:t>
+      </w:r>
+    </w:p>
+    <w:p>
+      <w:pPr>
+        <w:keepLines/>
+        <w:shd w:fill="F2F2F2" w:val="clear"/>
+        <w:spacing w:after="0" w:before="0"/>
+        <w:ind w:left="220"/>
+      </w:pPr>
+      <w:r>
+        <w:rPr>
+          <w:rFonts w:ascii="Consolas" w:cs="Consolas" w:eastAsia="Consolas" w:hAnsi="Consolas"/>
+          <w:sz w:val="19"/>
+          <w:szCs w:val="19"/>
+        </w:rPr>
+        <w:t xml:space="preserve">import javafx.scene.input.KeyEvent;</w:t>
+      </w:r>
+    </w:p>
+    <w:p>
+      <w:pPr>
+        <w:keepLines/>
+        <w:shd w:fill="F2F2F2" w:val="clear"/>
+        <w:spacing w:after="0" w:before="0"/>
+        <w:ind w:left="220"/>
+      </w:pPr>
+      <w:r>
+        <w:rPr>
+          <w:rFonts w:ascii="Consolas" w:cs="Consolas" w:eastAsia="Consolas" w:hAnsi="Consolas"/>
+          <w:sz w:val="19"/>
+          <w:szCs w:val="19"/>
+        </w:rPr>
+        <w:t xml:space="preserve">import javafx.scene.layout.HBox;</w:t>
+      </w:r>
+    </w:p>
+    <w:p>
+      <w:pPr>
+        <w:keepLines/>
+        <w:shd w:fill="F2F2F2" w:val="clear"/>
+        <w:spacing w:after="0" w:before="0"/>
+        <w:ind w:left="220"/>
+      </w:pPr>
+      <w:r>
+        <w:rPr>
+          <w:rFonts w:ascii="Consolas" w:cs="Consolas" w:eastAsia="Consolas" w:hAnsi="Consolas"/>
+          <w:sz w:val="19"/>
+          <w:szCs w:val="19"/>
+        </w:rPr>
+        <w:t xml:space="preserve">import javafx.scene.layout.VBox;</w:t>
+      </w:r>
+    </w:p>
+    <w:p>
+      <w:pPr>
+        <w:keepLines/>
+        <w:shd w:fill="F2F2F2" w:val="clear"/>
+        <w:spacing w:after="0" w:before="0"/>
+        <w:ind w:left="220"/>
+      </w:pPr>
+      <w:r>
+        <w:rPr>
+          <w:rFonts w:ascii="Consolas" w:cs="Consolas" w:eastAsia="Consolas" w:hAnsi="Consolas"/>
+          <w:sz w:val="19"/>
+          <w:szCs w:val="19"/>
+        </w:rPr>
+        <w:t xml:space="preserve">import javafx.stage.Stage;</w:t>
+      </w:r>
+    </w:p>
+    <w:p>
+      <w:pPr>
+        <w:keepLines/>
+        <w:shd w:fill="F2F2F2" w:val="clear"/>
+        <w:spacing w:after="0" w:before="0"/>
+        <w:ind w:left="220"/>
+      </w:pPr>
+      <w:r>
+        <w:rPr>
+          <w:rFonts w:ascii="Consolas" w:cs="Consolas" w:eastAsia="Consolas" w:hAnsi="Consolas"/>
+          <w:sz w:val="19"/>
+          <w:szCs w:val="19"/>
+        </w:rPr>
+        <w:t xml:space="preserve"> </w:t>
+      </w:r>
+    </w:p>
+    <w:p>
+      <w:pPr>
+        <w:keepLines/>
+        <w:shd w:fill="F2F2F2" w:val="clear"/>
+        <w:spacing w:after="0" w:before="0"/>
+        <w:ind w:left="220"/>
+      </w:pPr>
+      <w:r>
+        <w:rPr>
+          <w:rFonts w:ascii="Consolas" w:cs="Consolas" w:eastAsia="Consolas" w:hAnsi="Consolas"/>
+          <w:sz w:val="19"/>
+          <w:szCs w:val="19"/>
+        </w:rPr>
+        <w:t xml:space="preserve">public class FenetreNim extends Application {</w:t>
+      </w:r>
+    </w:p>
+    <w:p>
+      <w:pPr>
+        <w:keepLines/>
+        <w:shd w:fill="F2F2F2" w:val="clear"/>
+        <w:spacing w:after="0" w:before="0"/>
+        <w:ind w:left="220"/>
+      </w:pPr>
+      <w:r>
+        <w:rPr>
+          <w:rFonts w:ascii="Consolas" w:cs="Consolas" w:eastAsia="Consolas" w:hAnsi="Consolas"/>
+          <w:sz w:val="19"/>
+          <w:szCs w:val="19"/>
+        </w:rPr>
+        <w:t xml:space="preserve"> </w:t>
+      </w:r>
+    </w:p>
+    <w:p>
+      <w:pPr>
+        <w:keepLines/>
+        <w:shd w:fill="F2F2F2" w:val="clear"/>
+        <w:spacing w:after="0" w:before="0"/>
+        <w:ind w:left="220"/>
+      </w:pPr>
+      <w:r>
+        <w:rPr>
+          <w:rFonts w:ascii="Consolas" w:cs="Consolas" w:eastAsia="Consolas" w:hAnsi="Consolas"/>
+          <w:sz w:val="19"/>
+          <w:szCs w:val="19"/>
+        </w:rPr>
+        <w:t xml:space="preserve">    private static final int ALLUMETTES = 14;</w:t>
+      </w:r>
+    </w:p>
+    <w:p>
+      <w:pPr>
+        <w:keepLines/>
+        <w:shd w:fill="F2F2F2" w:val="clear"/>
+        <w:spacing w:after="0" w:before="0"/>
+        <w:ind w:left="220"/>
+      </w:pPr>
+      <w:r>
+        <w:rPr>
+          <w:rFonts w:ascii="Consolas" w:cs="Consolas" w:eastAsia="Consolas" w:hAnsi="Consolas"/>
+          <w:sz w:val="19"/>
+          <w:szCs w:val="19"/>
+        </w:rPr>
+        <w:t xml:space="preserve"> </w:t>
+      </w:r>
+    </w:p>
+    <w:p>
+      <w:pPr>
+        <w:keepLines/>
+        <w:shd w:fill="F2F2F2" w:val="clear"/>
+        <w:spacing w:after="0" w:before="0"/>
+        <w:ind w:left="220"/>
+      </w:pPr>
+      <w:r>
+        <w:rPr>
+          <w:rFonts w:ascii="Consolas" w:cs="Consolas" w:eastAsia="Consolas" w:hAnsi="Consolas"/>
+          <w:sz w:val="19"/>
+          <w:szCs w:val="19"/>
+        </w:rPr>
+        <w:t xml:space="preserve">    private final ReglesNim regles = new ReglesNim();</w:t>
+      </w:r>
+    </w:p>
+    <w:p>
+      <w:pPr>
+        <w:keepLines/>
+        <w:shd w:fill="F2F2F2" w:val="clear"/>
+        <w:spacing w:after="0" w:before="0"/>
+        <w:ind w:left="220"/>
+      </w:pPr>
+      <w:r>
+        <w:rPr>
+          <w:rFonts w:ascii="Consolas" w:cs="Consolas" w:eastAsia="Consolas" w:hAnsi="Consolas"/>
+          <w:sz w:val="19"/>
+          <w:szCs w:val="19"/>
+        </w:rPr>
+        <w:t xml:space="preserve">    private final StrategieNim machine = new StrategieMaligne();</w:t>
+      </w:r>
+    </w:p>
+    <w:p>
+      <w:pPr>
+        <w:keepLines/>
+        <w:shd w:fill="F2F2F2" w:val="clear"/>
+        <w:spacing w:after="0" w:before="0"/>
+        <w:ind w:left="220"/>
+      </w:pPr>
+      <w:r>
+        <w:rPr>
+          <w:rFonts w:ascii="Consolas" w:cs="Consolas" w:eastAsia="Consolas" w:hAnsi="Consolas"/>
+          <w:sz w:val="19"/>
+          <w:szCs w:val="19"/>
+        </w:rPr>
+        <w:t xml:space="preserve">    private final Pile pile = new Pile(ALLUMETTES);</w:t>
+      </w:r>
+    </w:p>
+    <w:p>
+      <w:pPr>
+        <w:keepLines/>
+        <w:shd w:fill="F2F2F2" w:val="clear"/>
+        <w:spacing w:after="0" w:before="0"/>
+        <w:ind w:left="220"/>
+      </w:pPr>
+      <w:r>
+        <w:rPr>
+          <w:rFonts w:ascii="Consolas" w:cs="Consolas" w:eastAsia="Consolas" w:hAnsi="Consolas"/>
+          <w:sz w:val="19"/>
+          <w:szCs w:val="19"/>
+        </w:rPr>
+        <w:t xml:space="preserve"> </w:t>
+      </w:r>
+    </w:p>
+    <w:p>
+      <w:pPr>
+        <w:keepLines/>
+        <w:shd w:fill="F2F2F2" w:val="clear"/>
+        <w:spacing w:after="0" w:before="0"/>
+        <w:ind w:left="220"/>
+      </w:pPr>
+      <w:r>
+        <w:rPr>
+          <w:rFonts w:ascii="Consolas" w:cs="Consolas" w:eastAsia="Consolas" w:hAnsi="Consolas"/>
+          <w:sz w:val="19"/>
+          <w:szCs w:val="19"/>
+        </w:rPr>
+        <w:t xml:space="preserve">    private Label etat;</w:t>
+      </w:r>
+    </w:p>
+    <w:p>
+      <w:pPr>
+        <w:keepLines/>
+        <w:shd w:fill="F2F2F2" w:val="clear"/>
+        <w:spacing w:after="0" w:before="0"/>
+        <w:ind w:left="220"/>
+      </w:pPr>
+      <w:r>
+        <w:rPr>
+          <w:rFonts w:ascii="Consolas" w:cs="Consolas" w:eastAsia="Consolas" w:hAnsi="Consolas"/>
+          <w:sz w:val="19"/>
+          <w:szCs w:val="19"/>
+        </w:rPr>
+        <w:t xml:space="preserve">    private Label message;</w:t>
+      </w:r>
+    </w:p>
+    <w:p>
+      <w:pPr>
+        <w:keepLines/>
+        <w:shd w:fill="F2F2F2" w:val="clear"/>
+        <w:spacing w:after="0" w:before="0"/>
+        <w:ind w:left="220"/>
+      </w:pPr>
+      <w:r>
+        <w:rPr>
+          <w:rFonts w:ascii="Consolas" w:cs="Consolas" w:eastAsia="Consolas" w:hAnsi="Consolas"/>
+          <w:sz w:val="19"/>
+          <w:szCs w:val="19"/>
+        </w:rPr>
+        <w:t xml:space="preserve"> </w:t>
+      </w:r>
+    </w:p>
+    <w:p>
+      <w:pPr>
+        <w:keepLines/>
+        <w:shd w:fill="F2F2F2" w:val="clear"/>
+        <w:spacing w:after="0" w:before="0"/>
+        <w:ind w:left="220"/>
+      </w:pPr>
+      <w:r>
+        <w:rPr>
+          <w:rFonts w:ascii="Consolas" w:cs="Consolas" w:eastAsia="Consolas" w:hAnsi="Consolas"/>
+          <w:sz w:val="19"/>
+          <w:szCs w:val="19"/>
+        </w:rPr>
+        <w:t xml:space="preserve">    // Le main est dans LanceurFenetreNim. Voir TEC-FX.4.</w:t>
+      </w:r>
+    </w:p>
+    <w:p>
+      <w:pPr>
+        <w:keepLines/>
+        <w:shd w:fill="F2F2F2" w:val="clear"/>
+        <w:spacing w:after="0" w:before="0"/>
+        <w:ind w:left="220"/>
+      </w:pPr>
+      <w:r>
+        <w:rPr>
+          <w:rFonts w:ascii="Consolas" w:cs="Consolas" w:eastAsia="Consolas" w:hAnsi="Consolas"/>
+          <w:sz w:val="19"/>
+          <w:szCs w:val="19"/>
+        </w:rPr>
+        <w:t xml:space="preserve"> </w:t>
+      </w:r>
+    </w:p>
+    <w:p>
+      <w:pPr>
+        <w:keepLines/>
+        <w:shd w:fill="F2F2F2" w:val="clear"/>
+        <w:spacing w:after="0" w:before="0"/>
+        <w:ind w:left="220"/>
+      </w:pPr>
+      <w:r>
+        <w:rPr>
+          <w:rFonts w:ascii="Consolas" w:cs="Consolas" w:eastAsia="Consolas" w:hAnsi="Consolas"/>
+          <w:sz w:val="19"/>
+          <w:szCs w:val="19"/>
+        </w:rPr>
+        <w:t xml:space="preserve">    @Override</w:t>
+      </w:r>
+    </w:p>
+    <w:p>
+      <w:pPr>
+        <w:keepLines/>
+        <w:shd w:fill="F2F2F2" w:val="clear"/>
+        <w:spacing w:after="0" w:before="0"/>
+        <w:ind w:left="220"/>
+      </w:pPr>
+      <w:r>
+        <w:rPr>
+          <w:rFonts w:ascii="Consolas" w:cs="Consolas" w:eastAsia="Consolas" w:hAnsi="Consolas"/>
+          <w:sz w:val="19"/>
+          <w:szCs w:val="19"/>
+        </w:rPr>
+        <w:t xml:space="preserve">    public void start(Stage fenetre) {</w:t>
+      </w:r>
+    </w:p>
+    <w:p>
+      <w:pPr>
+        <w:keepLines/>
+        <w:shd w:fill="F2F2F2" w:val="clear"/>
+        <w:spacing w:after="0" w:before="0"/>
+        <w:ind w:left="220"/>
+      </w:pPr>
+      <w:r>
+        <w:rPr>
+          <w:rFonts w:ascii="Consolas" w:cs="Consolas" w:eastAsia="Consolas" w:hAnsi="Consolas"/>
+          <w:sz w:val="19"/>
+          <w:szCs w:val="19"/>
+        </w:rPr>
+        <w:t xml:space="preserve">        etat = new Label();</w:t>
+      </w:r>
+    </w:p>
+    <w:p>
+      <w:pPr>
+        <w:keepLines/>
+        <w:shd w:fill="F2F2F2" w:val="clear"/>
+        <w:spacing w:after="0" w:before="0"/>
+        <w:ind w:left="220"/>
+      </w:pPr>
+      <w:r>
+        <w:rPr>
+          <w:rFonts w:ascii="Consolas" w:cs="Consolas" w:eastAsia="Consolas" w:hAnsi="Consolas"/>
+          <w:sz w:val="19"/>
+          <w:szCs w:val="19"/>
+        </w:rPr>
+        <w:t xml:space="preserve">        message = new Label("A vous de jouer : cliquez, ou tapez 1, 2 ou 3.");</w:t>
+      </w:r>
+    </w:p>
+    <w:p>
+      <w:pPr>
+        <w:keepLines/>
+        <w:shd w:fill="F2F2F2" w:val="clear"/>
+        <w:spacing w:after="0" w:before="0"/>
+        <w:ind w:left="220"/>
+      </w:pPr>
+      <w:r>
+        <w:rPr>
+          <w:rFonts w:ascii="Consolas" w:cs="Consolas" w:eastAsia="Consolas" w:hAnsi="Consolas"/>
+          <w:sz w:val="19"/>
+          <w:szCs w:val="19"/>
+        </w:rPr>
+        <w:t xml:space="preserve"> </w:t>
+      </w:r>
+    </w:p>
+    <w:p>
+      <w:pPr>
+        <w:keepLines/>
+        <w:shd w:fill="F2F2F2" w:val="clear"/>
+        <w:spacing w:after="0" w:before="0"/>
+        <w:ind w:left="220"/>
+      </w:pPr>
+      <w:r>
+        <w:rPr>
+          <w:rFonts w:ascii="Consolas" w:cs="Consolas" w:eastAsia="Consolas" w:hAnsi="Consolas"/>
+          <w:sz w:val="19"/>
+          <w:szCs w:val="19"/>
+        </w:rPr>
+        <w:t xml:space="preserve">        HBox boutons = new HBox(10);</w:t>
+      </w:r>
+    </w:p>
+    <w:p>
+      <w:pPr>
+        <w:keepLines/>
+        <w:shd w:fill="F2F2F2" w:val="clear"/>
+        <w:spacing w:after="0" w:before="0"/>
+        <w:ind w:left="220"/>
+      </w:pPr>
+      <w:r>
+        <w:rPr>
+          <w:rFonts w:ascii="Consolas" w:cs="Consolas" w:eastAsia="Consolas" w:hAnsi="Consolas"/>
+          <w:sz w:val="19"/>
+          <w:szCs w:val="19"/>
+        </w:rPr>
+        <w:t xml:space="preserve">        for (int nombre = 1; nombre &lt;= regles.getMaximumParTour(); nombre++) {</w:t>
+      </w:r>
+    </w:p>
+    <w:p>
+      <w:pPr>
+        <w:keepLines/>
+        <w:shd w:fill="F2F2F2" w:val="clear"/>
+        <w:spacing w:after="0" w:before="0"/>
+        <w:ind w:left="220"/>
+      </w:pPr>
+      <w:r>
+        <w:rPr>
+          <w:rFonts w:ascii="Consolas" w:cs="Consolas" w:eastAsia="Consolas" w:hAnsi="Consolas"/>
+          <w:sz w:val="19"/>
+          <w:szCs w:val="19"/>
+        </w:rPr>
+        <w:t xml:space="preserve">            boutons.getChildren().add(bouton(nombre));</w:t>
+      </w:r>
+    </w:p>
+    <w:p>
+      <w:pPr>
+        <w:keepLines/>
+        <w:shd w:fill="F2F2F2" w:val="clear"/>
+        <w:spacing w:after="0" w:before="0"/>
+        <w:ind w:left="220"/>
+      </w:pPr>
+      <w:r>
+        <w:rPr>
+          <w:rFonts w:ascii="Consolas" w:cs="Consolas" w:eastAsia="Consolas" w:hAnsi="Consolas"/>
+          <w:sz w:val="19"/>
+          <w:szCs w:val="19"/>
+        </w:rPr>
+        <w:t xml:space="preserve">        }</w:t>
+      </w:r>
+    </w:p>
+    <w:p>
+      <w:pPr>
+        <w:keepLines/>
+        <w:shd w:fill="F2F2F2" w:val="clear"/>
+        <w:spacing w:after="0" w:before="0"/>
+        <w:ind w:left="220"/>
+      </w:pPr>
+      <w:r>
+        <w:rPr>
+          <w:rFonts w:ascii="Consolas" w:cs="Consolas" w:eastAsia="Consolas" w:hAnsi="Consolas"/>
+          <w:sz w:val="19"/>
+          <w:szCs w:val="19"/>
+        </w:rPr>
+        <w:t xml:space="preserve">        boutons.setAlignment(Pos.CENTER);</w:t>
+      </w:r>
+    </w:p>
+    <w:p>
+      <w:pPr>
+        <w:keepLines/>
+        <w:shd w:fill="F2F2F2" w:val="clear"/>
+        <w:spacing w:after="0" w:before="0"/>
+        <w:ind w:left="220"/>
+      </w:pPr>
+      <w:r>
+        <w:rPr>
+          <w:rFonts w:ascii="Consolas" w:cs="Consolas" w:eastAsia="Consolas" w:hAnsi="Consolas"/>
+          <w:sz w:val="19"/>
+          <w:szCs w:val="19"/>
+        </w:rPr>
+        <w:t xml:space="preserve"> </w:t>
+      </w:r>
+    </w:p>
+    <w:p>
+      <w:pPr>
+        <w:keepLines/>
+        <w:shd w:fill="F2F2F2" w:val="clear"/>
+        <w:spacing w:after="0" w:before="0"/>
+        <w:ind w:left="220"/>
+      </w:pPr>
+      <w:r>
+        <w:rPr>
+          <w:rFonts w:ascii="Consolas" w:cs="Consolas" w:eastAsia="Consolas" w:hAnsi="Consolas"/>
+          <w:sz w:val="19"/>
+          <w:szCs w:val="19"/>
+        </w:rPr>
+        <w:t xml:space="preserve">        VBox racine = new VBox(15, etat, boutons, message);</w:t>
+      </w:r>
+    </w:p>
+    <w:p>
+      <w:pPr>
+        <w:keepLines/>
+        <w:shd w:fill="F2F2F2" w:val="clear"/>
+        <w:spacing w:after="0" w:before="0"/>
+        <w:ind w:left="220"/>
+      </w:pPr>
+      <w:r>
+        <w:rPr>
+          <w:rFonts w:ascii="Consolas" w:cs="Consolas" w:eastAsia="Consolas" w:hAnsi="Consolas"/>
+          <w:sz w:val="19"/>
+          <w:szCs w:val="19"/>
+        </w:rPr>
+        <w:t xml:space="preserve">        racine.setAlignment(Pos.CENTER);</w:t>
+      </w:r>
+    </w:p>
+    <w:p>
+      <w:pPr>
+        <w:keepLines/>
+        <w:shd w:fill="F2F2F2" w:val="clear"/>
+        <w:spacing w:after="0" w:before="0"/>
+        <w:ind w:left="220"/>
+      </w:pPr>
+      <w:r>
+        <w:rPr>
+          <w:rFonts w:ascii="Consolas" w:cs="Consolas" w:eastAsia="Consolas" w:hAnsi="Consolas"/>
+          <w:sz w:val="19"/>
+          <w:szCs w:val="19"/>
+        </w:rPr>
+        <w:t xml:space="preserve">        racine.setStyle("-fx-padding: 20;");</w:t>
+      </w:r>
+    </w:p>
+    <w:p>
+      <w:pPr>
+        <w:keepLines/>
+        <w:shd w:fill="F2F2F2" w:val="clear"/>
+        <w:spacing w:after="0" w:before="0"/>
+        <w:ind w:left="220"/>
+      </w:pPr>
+      <w:r>
+        <w:rPr>
+          <w:rFonts w:ascii="Consolas" w:cs="Consolas" w:eastAsia="Consolas" w:hAnsi="Consolas"/>
+          <w:sz w:val="19"/>
+          <w:szCs w:val="19"/>
+        </w:rPr>
+        <w:t xml:space="preserve">        racine.addEventHandler(KeyEvent.KEY_TYPED, this::toucheFrappee);</w:t>
+      </w:r>
+    </w:p>
+    <w:p>
+      <w:pPr>
+        <w:keepLines/>
+        <w:shd w:fill="F2F2F2" w:val="clear"/>
+        <w:spacing w:after="0" w:before="0"/>
+        <w:ind w:left="220"/>
+      </w:pPr>
+      <w:r>
+        <w:rPr>
+          <w:rFonts w:ascii="Consolas" w:cs="Consolas" w:eastAsia="Consolas" w:hAnsi="Consolas"/>
+          <w:sz w:val="19"/>
+          <w:szCs w:val="19"/>
+        </w:rPr>
+        <w:t xml:space="preserve"> </w:t>
+      </w:r>
+    </w:p>
+    <w:p>
+      <w:pPr>
+        <w:keepLines/>
+        <w:shd w:fill="F2F2F2" w:val="clear"/>
+        <w:spacing w:after="0" w:before="0"/>
+        <w:ind w:left="220"/>
+      </w:pPr>
+      <w:r>
+        <w:rPr>
+          <w:rFonts w:ascii="Consolas" w:cs="Consolas" w:eastAsia="Consolas" w:hAnsi="Consolas"/>
+          <w:sz w:val="19"/>
+          <w:szCs w:val="19"/>
+        </w:rPr>
+        <w:t xml:space="preserve">        pileAChange();</w:t>
+      </w:r>
+    </w:p>
+    <w:p>
+      <w:pPr>
+        <w:keepLines/>
+        <w:shd w:fill="F2F2F2" w:val="clear"/>
+        <w:spacing w:after="0" w:before="0"/>
+        <w:ind w:left="220"/>
+      </w:pPr>
+      <w:r>
+        <w:rPr>
+          <w:rFonts w:ascii="Consolas" w:cs="Consolas" w:eastAsia="Consolas" w:hAnsi="Consolas"/>
+          <w:sz w:val="19"/>
+          <w:szCs w:val="19"/>
+        </w:rPr>
+        <w:t xml:space="preserve"> </w:t>
+      </w:r>
+    </w:p>
+    <w:p>
+      <w:pPr>
+        <w:keepLines/>
+        <w:shd w:fill="F2F2F2" w:val="clear"/>
+        <w:spacing w:after="0" w:before="0"/>
+        <w:ind w:left="220"/>
+      </w:pPr>
+      <w:r>
+        <w:rPr>
+          <w:rFonts w:ascii="Consolas" w:cs="Consolas" w:eastAsia="Consolas" w:hAnsi="Consolas"/>
+          <w:sz w:val="19"/>
+          <w:szCs w:val="19"/>
+        </w:rPr>
+        <w:t xml:space="preserve">        fenetre.setScene(new Scene(racine, 460, 180));</w:t>
+      </w:r>
+    </w:p>
+    <w:p>
+      <w:pPr>
+        <w:keepLines/>
+        <w:shd w:fill="F2F2F2" w:val="clear"/>
+        <w:spacing w:after="0" w:before="0"/>
+        <w:ind w:left="220"/>
+      </w:pPr>
+      <w:r>
+        <w:rPr>
+          <w:rFonts w:ascii="Consolas" w:cs="Consolas" w:eastAsia="Consolas" w:hAnsi="Consolas"/>
+          <w:sz w:val="19"/>
+          <w:szCs w:val="19"/>
+        </w:rPr>
+        <w:t xml:space="preserve">        fenetre.setTitle("GameHub - le Nim");</w:t>
+      </w:r>
+    </w:p>
+    <w:p>
+      <w:pPr>
+        <w:keepLines/>
+        <w:shd w:fill="F2F2F2" w:val="clear"/>
+        <w:spacing w:after="0" w:before="0"/>
+        <w:ind w:left="220"/>
+      </w:pPr>
+      <w:r>
+        <w:rPr>
+          <w:rFonts w:ascii="Consolas" w:cs="Consolas" w:eastAsia="Consolas" w:hAnsi="Consolas"/>
+          <w:sz w:val="19"/>
+          <w:szCs w:val="19"/>
+        </w:rPr>
+        <w:t xml:space="preserve">        fenetre.show();</w:t>
+      </w:r>
+    </w:p>
+    <w:p>
+      <w:pPr>
+        <w:keepLines/>
+        <w:shd w:fill="F2F2F2" w:val="clear"/>
+        <w:spacing w:after="0" w:before="0"/>
+        <w:ind w:left="220"/>
+      </w:pPr>
+      <w:r>
+        <w:rPr>
+          <w:rFonts w:ascii="Consolas" w:cs="Consolas" w:eastAsia="Consolas" w:hAnsi="Consolas"/>
+          <w:sz w:val="19"/>
+          <w:szCs w:val="19"/>
+        </w:rPr>
+        <w:t xml:space="preserve">    }</w:t>
+      </w:r>
+    </w:p>
+    <w:p>
+      <w:pPr>
+        <w:keepLines/>
+        <w:shd w:fill="F2F2F2" w:val="clear"/>
+        <w:spacing w:after="0" w:before="0"/>
+        <w:ind w:left="220"/>
+      </w:pPr>
+      <w:r>
+        <w:rPr>
+          <w:rFonts w:ascii="Consolas" w:cs="Consolas" w:eastAsia="Consolas" w:hAnsi="Consolas"/>
+          <w:sz w:val="19"/>
+          <w:szCs w:val="19"/>
+        </w:rPr>
+        <w:t xml:space="preserve"> </w:t>
+      </w:r>
+    </w:p>
+    <w:p>
+      <w:pPr>
+        <w:keepLines/>
+        <w:shd w:fill="F2F2F2" w:val="clear"/>
+        <w:spacing w:after="0" w:before="0"/>
+        <w:ind w:left="220"/>
+      </w:pPr>
+      <w:r>
+        <w:rPr>
+          <w:rFonts w:ascii="Consolas" w:cs="Consolas" w:eastAsia="Consolas" w:hAnsi="Consolas"/>
+          <w:sz w:val="19"/>
+          <w:szCs w:val="19"/>
+        </w:rPr>
+        <w:t xml:space="preserve">    private Button bouton(int nombre) {</w:t>
+      </w:r>
+    </w:p>
+    <w:p>
+      <w:pPr>
+        <w:keepLines/>
+        <w:shd w:fill="F2F2F2" w:val="clear"/>
+        <w:spacing w:after="0" w:before="0"/>
+        <w:ind w:left="220"/>
+      </w:pPr>
+      <w:r>
+        <w:rPr>
+          <w:rFonts w:ascii="Consolas" w:cs="Consolas" w:eastAsia="Consolas" w:hAnsi="Consolas"/>
+          <w:sz w:val="19"/>
+          <w:szCs w:val="19"/>
+        </w:rPr>
+        <w:t xml:space="preserve">        Button bouton = new Button("Prendre " + nombre);</w:t>
+      </w:r>
+    </w:p>
+    <w:p>
+      <w:pPr>
+        <w:keepLines/>
+        <w:shd w:fill="F2F2F2" w:val="clear"/>
+        <w:spacing w:after="0" w:before="0"/>
+        <w:ind w:left="220"/>
+      </w:pPr>
+      <w:r>
+        <w:rPr>
+          <w:rFonts w:ascii="Consolas" w:cs="Consolas" w:eastAsia="Consolas" w:hAnsi="Consolas"/>
+          <w:sz w:val="19"/>
+          <w:szCs w:val="19"/>
+        </w:rPr>
+        <w:t xml:space="preserve">        bouton.setOnAction(evenement -&gt; joueurRetire(nombre));</w:t>
+      </w:r>
+    </w:p>
+    <w:p>
+      <w:pPr>
+        <w:keepLines/>
+        <w:shd w:fill="F2F2F2" w:val="clear"/>
+        <w:spacing w:after="0" w:before="0"/>
+        <w:ind w:left="220"/>
+      </w:pPr>
+      <w:r>
+        <w:rPr>
+          <w:rFonts w:ascii="Consolas" w:cs="Consolas" w:eastAsia="Consolas" w:hAnsi="Consolas"/>
+          <w:sz w:val="19"/>
+          <w:szCs w:val="19"/>
+        </w:rPr>
+        <w:t xml:space="preserve">        return bouton;</w:t>
+      </w:r>
+    </w:p>
+    <w:p>
+      <w:pPr>
+        <w:keepLines/>
+        <w:shd w:fill="F2F2F2" w:val="clear"/>
+        <w:spacing w:after="0" w:before="0"/>
+        <w:ind w:left="220"/>
+      </w:pPr>
+      <w:r>
+        <w:rPr>
+          <w:rFonts w:ascii="Consolas" w:cs="Consolas" w:eastAsia="Consolas" w:hAnsi="Consolas"/>
+          <w:sz w:val="19"/>
+          <w:szCs w:val="19"/>
+        </w:rPr>
+        <w:t xml:space="preserve">    }</w:t>
+      </w:r>
+    </w:p>
+    <w:p>
+      <w:pPr>
+        <w:keepLines/>
+        <w:shd w:fill="F2F2F2" w:val="clear"/>
+        <w:spacing w:after="0" w:before="0"/>
+        <w:ind w:left="220"/>
+      </w:pPr>
+      <w:r>
+        <w:rPr>
+          <w:rFonts w:ascii="Consolas" w:cs="Consolas" w:eastAsia="Consolas" w:hAnsi="Consolas"/>
+          <w:sz w:val="19"/>
+          <w:szCs w:val="19"/>
+        </w:rPr>
+        <w:t xml:space="preserve"> </w:t>
+      </w:r>
+    </w:p>
+    <w:p>
+      <w:pPr>
+        <w:keepLines/>
+        <w:shd w:fill="F2F2F2" w:val="clear"/>
+        <w:spacing w:after="0" w:before="0"/>
+        <w:ind w:left="220"/>
+      </w:pPr>
+      <w:r>
+        <w:rPr>
+          <w:rFonts w:ascii="Consolas" w:cs="Consolas" w:eastAsia="Consolas" w:hAnsi="Consolas"/>
+          <w:sz w:val="19"/>
+          <w:szCs w:val="19"/>
+        </w:rPr>
+        <w:t xml:space="preserve">    private void toucheFrappee(KeyEvent evenement) {</w:t>
+      </w:r>
+    </w:p>
+    <w:p>
+      <w:pPr>
+        <w:keepLines/>
+        <w:shd w:fill="F2F2F2" w:val="clear"/>
+        <w:spacing w:after="0" w:before="0"/>
+        <w:ind w:left="220"/>
+      </w:pPr>
+      <w:r>
+        <w:rPr>
+          <w:rFonts w:ascii="Consolas" w:cs="Consolas" w:eastAsia="Consolas" w:hAnsi="Consolas"/>
+          <w:sz w:val="19"/>
+          <w:szCs w:val="19"/>
+        </w:rPr>
+        <w:t xml:space="preserve">        String touche = evenement.getCharacter();</w:t>
+      </w:r>
+    </w:p>
+    <w:p>
+      <w:pPr>
+        <w:keepLines/>
+        <w:shd w:fill="F2F2F2" w:val="clear"/>
+        <w:spacing w:after="0" w:before="0"/>
+        <w:ind w:left="220"/>
+      </w:pPr>
+      <w:r>
+        <w:rPr>
+          <w:rFonts w:ascii="Consolas" w:cs="Consolas" w:eastAsia="Consolas" w:hAnsi="Consolas"/>
+          <w:sz w:val="19"/>
+          <w:szCs w:val="19"/>
+        </w:rPr>
+        <w:t xml:space="preserve">        if (touche.length() == 1 &amp;&amp; Character.isDigit(touche.charAt(0))) {</w:t>
+      </w:r>
+    </w:p>
+    <w:p>
+      <w:pPr>
+        <w:keepLines/>
+        <w:shd w:fill="F2F2F2" w:val="clear"/>
+        <w:spacing w:after="0" w:before="0"/>
+        <w:ind w:left="220"/>
+      </w:pPr>
+      <w:r>
+        <w:rPr>
+          <w:rFonts w:ascii="Consolas" w:cs="Consolas" w:eastAsia="Consolas" w:hAnsi="Consolas"/>
+          <w:sz w:val="19"/>
+          <w:szCs w:val="19"/>
+        </w:rPr>
+        <w:t xml:space="preserve">            int nombre = touche.charAt(0) - '0';</w:t>
+      </w:r>
+    </w:p>
+    <w:p>
+      <w:pPr>
+        <w:keepLines/>
+        <w:shd w:fill="F2F2F2" w:val="clear"/>
+        <w:spacing w:after="0" w:before="0"/>
+        <w:ind w:left="220"/>
+      </w:pPr>
+      <w:r>
+        <w:rPr>
+          <w:rFonts w:ascii="Consolas" w:cs="Consolas" w:eastAsia="Consolas" w:hAnsi="Consolas"/>
+          <w:sz w:val="19"/>
+          <w:szCs w:val="19"/>
+        </w:rPr>
+        <w:t xml:space="preserve">            if (nombre &gt;= 1 &amp;&amp; nombre &lt;= regles.getMaximumParTour()) {</w:t>
+      </w:r>
+    </w:p>
+    <w:p>
+      <w:pPr>
+        <w:keepLines/>
+        <w:shd w:fill="F2F2F2" w:val="clear"/>
+        <w:spacing w:after="0" w:before="0"/>
+        <w:ind w:left="220"/>
+      </w:pPr>
+      <w:r>
+        <w:rPr>
+          <w:rFonts w:ascii="Consolas" w:cs="Consolas" w:eastAsia="Consolas" w:hAnsi="Consolas"/>
+          <w:sz w:val="19"/>
+          <w:szCs w:val="19"/>
+        </w:rPr>
+        <w:t xml:space="preserve">                joueurRetire(nombre);</w:t>
+      </w:r>
+    </w:p>
+    <w:p>
+      <w:pPr>
+        <w:keepLines/>
+        <w:shd w:fill="F2F2F2" w:val="clear"/>
+        <w:spacing w:after="0" w:before="0"/>
+        <w:ind w:left="220"/>
+      </w:pPr>
+      <w:r>
+        <w:rPr>
+          <w:rFonts w:ascii="Consolas" w:cs="Consolas" w:eastAsia="Consolas" w:hAnsi="Consolas"/>
+          <w:sz w:val="19"/>
+          <w:szCs w:val="19"/>
+        </w:rPr>
+        <w:t xml:space="preserve">            }</w:t>
+      </w:r>
+    </w:p>
+    <w:p>
+      <w:pPr>
+        <w:keepLines/>
+        <w:shd w:fill="F2F2F2" w:val="clear"/>
+        <w:spacing w:after="0" w:before="0"/>
+        <w:ind w:left="220"/>
+      </w:pPr>
+      <w:r>
+        <w:rPr>
+          <w:rFonts w:ascii="Consolas" w:cs="Consolas" w:eastAsia="Consolas" w:hAnsi="Consolas"/>
+          <w:sz w:val="19"/>
+          <w:szCs w:val="19"/>
+        </w:rPr>
+        <w:t xml:space="preserve">        }</w:t>
+      </w:r>
+    </w:p>
+    <w:p>
+      <w:pPr>
+        <w:keepLines/>
+        <w:shd w:fill="F2F2F2" w:val="clear"/>
+        <w:spacing w:after="0" w:before="0"/>
+        <w:ind w:left="220"/>
+      </w:pPr>
+      <w:r>
+        <w:rPr>
+          <w:rFonts w:ascii="Consolas" w:cs="Consolas" w:eastAsia="Consolas" w:hAnsi="Consolas"/>
+          <w:sz w:val="19"/>
+          <w:szCs w:val="19"/>
+        </w:rPr>
+        <w:t xml:space="preserve">    }</w:t>
+      </w:r>
+    </w:p>
+    <w:p>
+      <w:pPr>
+        <w:keepLines/>
+        <w:shd w:fill="F2F2F2" w:val="clear"/>
+        <w:spacing w:after="0" w:before="0"/>
+        <w:ind w:left="220"/>
+      </w:pPr>
+      <w:r>
+        <w:rPr>
+          <w:rFonts w:ascii="Consolas" w:cs="Consolas" w:eastAsia="Consolas" w:hAnsi="Consolas"/>
+          <w:sz w:val="19"/>
+          <w:szCs w:val="19"/>
+        </w:rPr>
+        <w:t xml:space="preserve"> </w:t>
+      </w:r>
+    </w:p>
+    <w:p>
+      <w:pPr>
+        <w:keepLines/>
+        <w:shd w:fill="F2F2F2" w:val="clear"/>
+        <w:spacing w:after="0" w:before="0"/>
+        <w:ind w:left="220"/>
+      </w:pPr>
+      <w:r>
+        <w:rPr>
+          <w:rFonts w:ascii="Consolas" w:cs="Consolas" w:eastAsia="Consolas" w:hAnsi="Consolas"/>
+          <w:sz w:val="19"/>
+          <w:szCs w:val="19"/>
+        </w:rPr>
+        <w:t xml:space="preserve">    private void joueurRetire(int nombre) {</w:t>
+      </w:r>
+    </w:p>
+    <w:p>
+      <w:pPr>
+        <w:keepLines/>
+        <w:shd w:fill="F2F2F2" w:val="clear"/>
+        <w:spacing w:after="0" w:before="0"/>
+        <w:ind w:left="220"/>
+      </w:pPr>
+      <w:r>
+        <w:rPr>
+          <w:rFonts w:ascii="Consolas" w:cs="Consolas" w:eastAsia="Consolas" w:hAnsi="Consolas"/>
+          <w:sz w:val="19"/>
+          <w:szCs w:val="19"/>
+        </w:rPr>
+        <w:t xml:space="preserve">        if (!regles.coupValide(pile, nombre)) {</w:t>
+      </w:r>
+    </w:p>
+    <w:p>
+      <w:pPr>
+        <w:keepLines/>
+        <w:shd w:fill="F2F2F2" w:val="clear"/>
+        <w:spacing w:after="0" w:before="0"/>
+        <w:ind w:left="220"/>
+      </w:pPr>
+      <w:r>
+        <w:rPr>
+          <w:rFonts w:ascii="Consolas" w:cs="Consolas" w:eastAsia="Consolas" w:hAnsi="Consolas"/>
+          <w:sz w:val="19"/>
+          <w:szCs w:val="19"/>
+        </w:rPr>
+        <w:t xml:space="preserve">            message.setText("Coup impossible : il reste " + pile.restantes() + " allumette(s).");</w:t>
+      </w:r>
+    </w:p>
+    <w:p>
+      <w:pPr>
+        <w:keepLines/>
+        <w:shd w:fill="F2F2F2" w:val="clear"/>
+        <w:spacing w:after="0" w:before="0"/>
+        <w:ind w:left="220"/>
+      </w:pPr>
+      <w:r>
+        <w:rPr>
+          <w:rFonts w:ascii="Consolas" w:cs="Consolas" w:eastAsia="Consolas" w:hAnsi="Consolas"/>
+          <w:sz w:val="19"/>
+          <w:szCs w:val="19"/>
+        </w:rPr>
+        <w:t xml:space="preserve">            return;</w:t>
+      </w:r>
+    </w:p>
+    <w:p>
+      <w:pPr>
+        <w:keepLines/>
+        <w:shd w:fill="F2F2F2" w:val="clear"/>
+        <w:spacing w:after="0" w:before="0"/>
+        <w:ind w:left="220"/>
+      </w:pPr>
+      <w:r>
+        <w:rPr>
+          <w:rFonts w:ascii="Consolas" w:cs="Consolas" w:eastAsia="Consolas" w:hAnsi="Consolas"/>
+          <w:sz w:val="19"/>
+          <w:szCs w:val="19"/>
+        </w:rPr>
+        <w:t xml:space="preserve">        }</w:t>
+      </w:r>
+    </w:p>
+    <w:p>
+      <w:pPr>
+        <w:keepLines/>
+        <w:shd w:fill="F2F2F2" w:val="clear"/>
+        <w:spacing w:after="0" w:before="0"/>
+        <w:ind w:left="220"/>
+      </w:pPr>
+      <w:r>
+        <w:rPr>
+          <w:rFonts w:ascii="Consolas" w:cs="Consolas" w:eastAsia="Consolas" w:hAnsi="Consolas"/>
+          <w:sz w:val="19"/>
+          <w:szCs w:val="19"/>
+        </w:rPr>
+        <w:t xml:space="preserve">        retirer(nombre);</w:t>
+      </w:r>
+    </w:p>
+    <w:p>
+      <w:pPr>
+        <w:keepLines/>
+        <w:shd w:fill="F2F2F2" w:val="clear"/>
+        <w:spacing w:after="0" w:before="0"/>
+        <w:ind w:left="220"/>
+      </w:pPr>
+      <w:r>
+        <w:rPr>
+          <w:rFonts w:ascii="Consolas" w:cs="Consolas" w:eastAsia="Consolas" w:hAnsi="Consolas"/>
+          <w:sz w:val="19"/>
+          <w:szCs w:val="19"/>
+        </w:rPr>
+        <w:t xml:space="preserve">        if (pile.estVide()) {</w:t>
+      </w:r>
+    </w:p>
+    <w:p>
+      <w:pPr>
+        <w:keepLines/>
+        <w:shd w:fill="F2F2F2" w:val="clear"/>
+        <w:spacing w:after="0" w:before="0"/>
+        <w:ind w:left="220"/>
+      </w:pPr>
+      <w:r>
+        <w:rPr>
+          <w:rFonts w:ascii="Consolas" w:cs="Consolas" w:eastAsia="Consolas" w:hAnsi="Consolas"/>
+          <w:sz w:val="19"/>
+          <w:szCs w:val="19"/>
+        </w:rPr>
+        <w:t xml:space="preserve">            message.setText("Vous avez pris la derniere allumette : vous avez perdu.");</w:t>
+      </w:r>
+    </w:p>
+    <w:p>
+      <w:pPr>
+        <w:keepLines/>
+        <w:shd w:fill="F2F2F2" w:val="clear"/>
+        <w:spacing w:after="0" w:before="0"/>
+        <w:ind w:left="220"/>
+      </w:pPr>
+      <w:r>
+        <w:rPr>
+          <w:rFonts w:ascii="Consolas" w:cs="Consolas" w:eastAsia="Consolas" w:hAnsi="Consolas"/>
+          <w:sz w:val="19"/>
+          <w:szCs w:val="19"/>
+        </w:rPr>
+        <w:t xml:space="preserve">            return;</w:t>
+      </w:r>
+    </w:p>
+    <w:p>
+      <w:pPr>
+        <w:keepLines/>
+        <w:shd w:fill="F2F2F2" w:val="clear"/>
+        <w:spacing w:after="0" w:before="0"/>
+        <w:ind w:left="220"/>
+      </w:pPr>
+      <w:r>
+        <w:rPr>
+          <w:rFonts w:ascii="Consolas" w:cs="Consolas" w:eastAsia="Consolas" w:hAnsi="Consolas"/>
+          <w:sz w:val="19"/>
+          <w:szCs w:val="19"/>
+        </w:rPr>
+        <w:t xml:space="preserve">        }</w:t>
+      </w:r>
+    </w:p>
+    <w:p>
+      <w:pPr>
+        <w:keepLines/>
+        <w:shd w:fill="F2F2F2" w:val="clear"/>
+        <w:spacing w:after="0" w:before="0"/>
+        <w:ind w:left="220"/>
+      </w:pPr>
+      <w:r>
+        <w:rPr>
+          <w:rFonts w:ascii="Consolas" w:cs="Consolas" w:eastAsia="Consolas" w:hAnsi="Consolas"/>
+          <w:sz w:val="19"/>
+          <w:szCs w:val="19"/>
+        </w:rPr>
+        <w:t xml:space="preserve"> </w:t>
+      </w:r>
+    </w:p>
+    <w:p>
+      <w:pPr>
+        <w:keepLines/>
+        <w:shd w:fill="F2F2F2" w:val="clear"/>
+        <w:spacing w:after="0" w:before="0"/>
+        <w:ind w:left="220"/>
+      </w:pPr>
+      <w:r>
+        <w:rPr>
+          <w:rFonts w:ascii="Consolas" w:cs="Consolas" w:eastAsia="Consolas" w:hAnsi="Consolas"/>
+          <w:sz w:val="19"/>
+          <w:szCs w:val="19"/>
+        </w:rPr>
+        <w:t xml:space="preserve">        int coup = coupDeLaMachine();</w:t>
+      </w:r>
+    </w:p>
+    <w:p>
+      <w:pPr>
+        <w:keepLines/>
+        <w:shd w:fill="F2F2F2" w:val="clear"/>
+        <w:spacing w:after="0" w:before="0"/>
+        <w:ind w:left="220"/>
+      </w:pPr>
+      <w:r>
+        <w:rPr>
+          <w:rFonts w:ascii="Consolas" w:cs="Consolas" w:eastAsia="Consolas" w:hAnsi="Consolas"/>
+          <w:sz w:val="19"/>
+          <w:szCs w:val="19"/>
+        </w:rPr>
+        <w:t xml:space="preserve">        retirer(coup);</w:t>
+      </w:r>
+    </w:p>
+    <w:p>
+      <w:pPr>
+        <w:keepLines/>
+        <w:shd w:fill="F2F2F2" w:val="clear"/>
+        <w:spacing w:after="0" w:before="0"/>
+        <w:ind w:left="220"/>
+      </w:pPr>
+      <w:r>
+        <w:rPr>
+          <w:rFonts w:ascii="Consolas" w:cs="Consolas" w:eastAsia="Consolas" w:hAnsi="Consolas"/>
+          <w:sz w:val="19"/>
+          <w:szCs w:val="19"/>
+        </w:rPr>
+        <w:t xml:space="preserve">        if (pile.estVide()) {</w:t>
+      </w:r>
+    </w:p>
+    <w:p>
+      <w:pPr>
+        <w:keepLines/>
+        <w:shd w:fill="F2F2F2" w:val="clear"/>
+        <w:spacing w:after="0" w:before="0"/>
+        <w:ind w:left="220"/>
+      </w:pPr>
+      <w:r>
+        <w:rPr>
+          <w:rFonts w:ascii="Consolas" w:cs="Consolas" w:eastAsia="Consolas" w:hAnsi="Consolas"/>
+          <w:sz w:val="19"/>
+          <w:szCs w:val="19"/>
+        </w:rPr>
+        <w:t xml:space="preserve">            message.setText("La machine retire " + coup + " et prend la derniere : vous avez gagne !");</w:t>
+      </w:r>
+    </w:p>
+    <w:p>
+      <w:pPr>
+        <w:keepLines/>
+        <w:shd w:fill="F2F2F2" w:val="clear"/>
+        <w:spacing w:after="0" w:before="0"/>
+        <w:ind w:left="220"/>
+      </w:pPr>
+      <w:r>
+        <w:rPr>
+          <w:rFonts w:ascii="Consolas" w:cs="Consolas" w:eastAsia="Consolas" w:hAnsi="Consolas"/>
+          <w:sz w:val="19"/>
+          <w:szCs w:val="19"/>
+        </w:rPr>
+        <w:t xml:space="preserve">        } else {</w:t>
+      </w:r>
+    </w:p>
+    <w:p>
+      <w:pPr>
+        <w:keepLines/>
+        <w:shd w:fill="F2F2F2" w:val="clear"/>
+        <w:spacing w:after="0" w:before="0"/>
+        <w:ind w:left="220"/>
+      </w:pPr>
+      <w:r>
+        <w:rPr>
+          <w:rFonts w:ascii="Consolas" w:cs="Consolas" w:eastAsia="Consolas" w:hAnsi="Consolas"/>
+          <w:sz w:val="19"/>
+          <w:szCs w:val="19"/>
+        </w:rPr>
+        <w:t xml:space="preserve">            message.setText("La machine retire " + coup + ". A vous.");</w:t>
+      </w:r>
+    </w:p>
+    <w:p>
+      <w:pPr>
+        <w:keepLines/>
+        <w:shd w:fill="F2F2F2" w:val="clear"/>
+        <w:spacing w:after="0" w:before="0"/>
+        <w:ind w:left="220"/>
+      </w:pPr>
+      <w:r>
+        <w:rPr>
+          <w:rFonts w:ascii="Consolas" w:cs="Consolas" w:eastAsia="Consolas" w:hAnsi="Consolas"/>
+          <w:sz w:val="19"/>
+          <w:szCs w:val="19"/>
+        </w:rPr>
+        <w:t xml:space="preserve">        }</w:t>
+      </w:r>
+    </w:p>
+    <w:p>
+      <w:pPr>
+        <w:keepLines/>
+        <w:shd w:fill="F2F2F2" w:val="clear"/>
+        <w:spacing w:after="0" w:before="0"/>
+        <w:ind w:left="220"/>
+      </w:pPr>
+      <w:r>
+        <w:rPr>
+          <w:rFonts w:ascii="Consolas" w:cs="Consolas" w:eastAsia="Consolas" w:hAnsi="Consolas"/>
+          <w:sz w:val="19"/>
+          <w:szCs w:val="19"/>
+        </w:rPr>
+        <w:t xml:space="preserve">    }</w:t>
+      </w:r>
+    </w:p>
+    <w:p>
+      <w:pPr>
+        <w:keepLines/>
+        <w:shd w:fill="F2F2F2" w:val="clear"/>
+        <w:spacing w:after="0" w:before="0"/>
+        <w:ind w:left="220"/>
+      </w:pPr>
+      <w:r>
+        <w:rPr>
+          <w:rFonts w:ascii="Consolas" w:cs="Consolas" w:eastAsia="Consolas" w:hAnsi="Consolas"/>
+          <w:sz w:val="19"/>
+          <w:szCs w:val="19"/>
+        </w:rPr>
+        <w:t xml:space="preserve"> </w:t>
+      </w:r>
+    </w:p>
+    <w:p>
+      <w:pPr>
+        <w:keepLines/>
+        <w:shd w:fill="F2F2F2" w:val="clear"/>
+        <w:spacing w:after="0" w:before="0"/>
+        <w:ind w:left="220"/>
+      </w:pPr>
+      <w:r>
+        <w:rPr>
+          <w:rFonts w:ascii="Consolas" w:cs="Consolas" w:eastAsia="Consolas" w:hAnsi="Consolas"/>
+          <w:sz w:val="19"/>
+          <w:szCs w:val="19"/>
+        </w:rPr>
+        <w:t xml:space="preserve">    private int coupDeLaMachine() {</w:t>
+      </w:r>
+    </w:p>
+    <w:p>
+      <w:pPr>
+        <w:keepLines/>
+        <w:shd w:fill="F2F2F2" w:val="clear"/>
+        <w:spacing w:after="0" w:before="0"/>
+        <w:ind w:left="220"/>
+      </w:pPr>
+      <w:r>
+        <w:rPr>
+          <w:rFonts w:ascii="Consolas" w:cs="Consolas" w:eastAsia="Consolas" w:hAnsi="Consolas"/>
+          <w:sz w:val="19"/>
+          <w:szCs w:val="19"/>
+        </w:rPr>
+        <w:t xml:space="preserve">        int propose = machine.combienRetirer(pile, regles);</w:t>
+      </w:r>
+    </w:p>
+    <w:p>
+      <w:pPr>
+        <w:keepLines/>
+        <w:shd w:fill="F2F2F2" w:val="clear"/>
+        <w:spacing w:after="0" w:before="0"/>
+        <w:ind w:left="220"/>
+      </w:pPr>
+      <w:r>
+        <w:rPr>
+          <w:rFonts w:ascii="Consolas" w:cs="Consolas" w:eastAsia="Consolas" w:hAnsi="Consolas"/>
+          <w:sz w:val="19"/>
+          <w:szCs w:val="19"/>
+        </w:rPr>
+        <w:t xml:space="preserve">        return regles.coupValide(pile, propose) ? propose : 1;</w:t>
+      </w:r>
+    </w:p>
+    <w:p>
+      <w:pPr>
+        <w:keepLines/>
+        <w:shd w:fill="F2F2F2" w:val="clear"/>
+        <w:spacing w:after="0" w:before="0"/>
+        <w:ind w:left="220"/>
+      </w:pPr>
+      <w:r>
+        <w:rPr>
+          <w:rFonts w:ascii="Consolas" w:cs="Consolas" w:eastAsia="Consolas" w:hAnsi="Consolas"/>
+          <w:sz w:val="19"/>
+          <w:szCs w:val="19"/>
+        </w:rPr>
+        <w:t xml:space="preserve">    }</w:t>
+      </w:r>
+    </w:p>
+    <w:p>
+      <w:pPr>
+        <w:keepLines/>
+        <w:shd w:fill="F2F2F2" w:val="clear"/>
+        <w:spacing w:after="0" w:before="0"/>
+        <w:ind w:left="220"/>
+      </w:pPr>
+      <w:r>
+        <w:rPr>
+          <w:rFonts w:ascii="Consolas" w:cs="Consolas" w:eastAsia="Consolas" w:hAnsi="Consolas"/>
+          <w:sz w:val="19"/>
+          <w:szCs w:val="19"/>
+        </w:rPr>
+        <w:t xml:space="preserve"> </w:t>
+      </w:r>
+    </w:p>
+    <w:p>
+      <w:pPr>
+        <w:keepLines/>
+        <w:shd w:fill="F2F2F2" w:val="clear"/>
+        <w:spacing w:after="0" w:before="0"/>
+        <w:ind w:left="220"/>
+      </w:pPr>
+      <w:r>
+        <w:rPr>
+          <w:rFonts w:ascii="Consolas" w:cs="Consolas" w:eastAsia="Consolas" w:hAnsi="Consolas"/>
+          <w:sz w:val="19"/>
+          <w:szCs w:val="19"/>
+        </w:rPr>
+        <w:t xml:space="preserve">    private void retirer(int nombre) {</w:t>
+      </w:r>
+    </w:p>
+    <w:p>
+      <w:pPr>
+        <w:keepLines/>
+        <w:shd w:fill="F2F2F2" w:val="clear"/>
+        <w:spacing w:after="0" w:before="0"/>
+        <w:ind w:left="220"/>
+      </w:pPr>
+      <w:r>
+        <w:rPr>
+          <w:rFonts w:ascii="Consolas" w:cs="Consolas" w:eastAsia="Consolas" w:hAnsi="Consolas"/>
+          <w:sz w:val="19"/>
+          <w:szCs w:val="19"/>
+        </w:rPr>
+        <w:t xml:space="preserve">        pile.retirer(nombre);</w:t>
+      </w:r>
+    </w:p>
+    <w:p>
+      <w:pPr>
+        <w:keepLines/>
+        <w:shd w:fill="F2F2F2" w:val="clear"/>
+        <w:spacing w:after="0" w:before="0"/>
+        <w:ind w:left="220"/>
+      </w:pPr>
+      <w:r>
+        <w:rPr>
+          <w:rFonts w:ascii="Consolas" w:cs="Consolas" w:eastAsia="Consolas" w:hAnsi="Consolas"/>
+          <w:sz w:val="19"/>
+          <w:szCs w:val="19"/>
+        </w:rPr>
+        <w:t xml:space="preserve">        pileAChange();</w:t>
+      </w:r>
+    </w:p>
+    <w:p>
+      <w:pPr>
+        <w:keepLines/>
+        <w:shd w:fill="F2F2F2" w:val="clear"/>
+        <w:spacing w:after="0" w:before="0"/>
+        <w:ind w:left="220"/>
+      </w:pPr>
+      <w:r>
+        <w:rPr>
+          <w:rFonts w:ascii="Consolas" w:cs="Consolas" w:eastAsia="Consolas" w:hAnsi="Consolas"/>
+          <w:sz w:val="19"/>
+          <w:szCs w:val="19"/>
+        </w:rPr>
+        <w:t xml:space="preserve">    }</w:t>
+      </w:r>
+    </w:p>
+    <w:p>
+      <w:pPr>
+        <w:keepLines/>
+        <w:shd w:fill="F2F2F2" w:val="clear"/>
+        <w:spacing w:after="0" w:before="0"/>
+        <w:ind w:left="220"/>
+      </w:pPr>
+      <w:r>
+        <w:rPr>
+          <w:rFonts w:ascii="Consolas" w:cs="Consolas" w:eastAsia="Consolas" w:hAnsi="Consolas"/>
+          <w:sz w:val="19"/>
+          <w:szCs w:val="19"/>
+        </w:rPr>
+        <w:t xml:space="preserve"> </w:t>
+      </w:r>
+    </w:p>
+    <w:p>
+      <w:pPr>
+        <w:keepLines/>
+        <w:shd w:fill="F2F2F2" w:val="clear"/>
+        <w:spacing w:after="0" w:before="0"/>
+        <w:ind w:left="220"/>
+      </w:pPr>
+      <w:r>
+        <w:rPr>
+          <w:rFonts w:ascii="Consolas" w:cs="Consolas" w:eastAsia="Consolas" w:hAnsi="Consolas"/>
+          <w:sz w:val="19"/>
+          <w:szCs w:val="19"/>
+        </w:rPr>
+        <w:t xml:space="preserve">    private void pileAChange() {</w:t>
+      </w:r>
+    </w:p>
+    <w:p>
+      <w:pPr>
+        <w:keepLines/>
+        <w:shd w:fill="F2F2F2" w:val="clear"/>
+        <w:spacing w:after="0" w:before="0"/>
+        <w:ind w:left="220"/>
+      </w:pPr>
+      <w:r>
+        <w:rPr>
+          <w:rFonts w:ascii="Consolas" w:cs="Consolas" w:eastAsia="Consolas" w:hAnsi="Consolas"/>
+          <w:sz w:val="19"/>
+          <w:szCs w:val="19"/>
+        </w:rPr>
+        <w:t xml:space="preserve">        etat.setText(pile.restantes() + " allumettes");</w:t>
+      </w:r>
+    </w:p>
+    <w:p>
+      <w:pPr>
+        <w:keepLines/>
+        <w:shd w:fill="F2F2F2" w:val="clear"/>
+        <w:spacing w:after="0" w:before="0"/>
+        <w:ind w:left="220"/>
+      </w:pPr>
+      <w:r>
+        <w:rPr>
+          <w:rFonts w:ascii="Consolas" w:cs="Consolas" w:eastAsia="Consolas" w:hAnsi="Consolas"/>
+          <w:sz w:val="19"/>
+          <w:szCs w:val="19"/>
+        </w:rPr>
+        <w:t xml:space="preserve">    }</w:t>
+      </w:r>
+    </w:p>
+    <w:p>
+      <w:pPr>
+        <w:keepLines/>
+        <w:shd w:fill="F2F2F2" w:val="clear"/>
+        <w:spacing w:after="160" w:before="0"/>
+        <w:ind w:left="220"/>
+      </w:pPr>
+      <w:r>
+        <w:rPr>
+          <w:rFonts w:ascii="Consolas" w:cs="Consolas" w:eastAsia="Consolas" w:hAnsi="Consolas"/>
+          <w:sz w:val="19"/>
+          <w:szCs w:val="19"/>
+        </w:rPr>
+        <w:t xml:space="preserve">}</w:t>
+      </w:r>
+    </w:p>
+    <w:p>
+      <w:pPr>
+        <w:spacing w:after="40" w:before="150"/>
+      </w:pPr>
+      <w:r>
+        <w:rPr>
+          <w:rFonts w:ascii="Consolas" w:cs="Consolas" w:eastAsia="Consolas" w:hAnsi="Consolas"/>
+          <w:color w:val="595959"/>
+          <w:sz w:val="17"/>
+          <w:szCs w:val="17"/>
+        </w:rPr>
+        <w:t xml:space="preserve">fenetre/LanceurFenetreNim.java</w:t>
+      </w:r>
+    </w:p>
+    <w:p>
+      <w:pPr>
+        <w:keepLines/>
+        <w:shd w:fill="F2F2F2" w:val="clear"/>
+        <w:spacing w:after="0" w:before="100"/>
+        <w:ind w:left="220"/>
+      </w:pPr>
+      <w:r>
+        <w:rPr>
+          <w:rFonts w:ascii="Consolas" w:cs="Consolas" w:eastAsia="Consolas" w:hAnsi="Consolas"/>
+          <w:sz w:val="19"/>
+          <w:szCs w:val="19"/>
+        </w:rPr>
+        <w:t xml:space="preserve">import javafx.application.Application;</w:t>
+      </w:r>
+    </w:p>
+    <w:p>
+      <w:pPr>
+        <w:keepLines/>
+        <w:shd w:fill="F2F2F2" w:val="clear"/>
+        <w:spacing w:after="0" w:before="0"/>
+        <w:ind w:left="220"/>
+      </w:pPr>
+      <w:r>
+        <w:rPr>
+          <w:rFonts w:ascii="Consolas" w:cs="Consolas" w:eastAsia="Consolas" w:hAnsi="Consolas"/>
+          <w:sz w:val="19"/>
+          <w:szCs w:val="19"/>
+        </w:rPr>
+        <w:t xml:space="preserve"> </w:t>
+      </w:r>
+    </w:p>
+    <w:p>
+      <w:pPr>
+        <w:keepLines/>
+        <w:shd w:fill="F2F2F2" w:val="clear"/>
+        <w:spacing w:after="0" w:before="0"/>
+        <w:ind w:left="220"/>
+      </w:pPr>
+      <w:r>
+        <w:rPr>
+          <w:rFonts w:ascii="Consolas" w:cs="Consolas" w:eastAsia="Consolas" w:hAnsi="Consolas"/>
+          <w:sz w:val="19"/>
+          <w:szCs w:val="19"/>
+        </w:rPr>
+        <w:t xml:space="preserve">public class LanceurFenetreNim {</w:t>
+      </w:r>
+    </w:p>
+    <w:p>
+      <w:pPr>
+        <w:keepLines/>
+        <w:shd w:fill="F2F2F2" w:val="clear"/>
+        <w:spacing w:after="0" w:before="0"/>
+        <w:ind w:left="220"/>
+      </w:pPr>
+      <w:r>
+        <w:rPr>
+          <w:rFonts w:ascii="Consolas" w:cs="Consolas" w:eastAsia="Consolas" w:hAnsi="Consolas"/>
+          <w:sz w:val="19"/>
+          <w:szCs w:val="19"/>
+        </w:rPr>
+        <w:t xml:space="preserve"> </w:t>
+      </w:r>
+    </w:p>
+    <w:p>
+      <w:pPr>
+        <w:keepLines/>
+        <w:shd w:fill="F2F2F2" w:val="clear"/>
+        <w:spacing w:after="0" w:before="0"/>
+        <w:ind w:left="220"/>
+      </w:pPr>
+      <w:r>
+        <w:rPr>
+          <w:rFonts w:ascii="Consolas" w:cs="Consolas" w:eastAsia="Consolas" w:hAnsi="Consolas"/>
+          <w:sz w:val="19"/>
+          <w:szCs w:val="19"/>
+        </w:rPr>
+        <w:t xml:space="preserve">    public static void main(String[] args) {</w:t>
+      </w:r>
+    </w:p>
+    <w:p>
+      <w:pPr>
+        <w:keepLines/>
+        <w:shd w:fill="F2F2F2" w:val="clear"/>
+        <w:spacing w:after="0" w:before="0"/>
+        <w:ind w:left="220"/>
+      </w:pPr>
+      <w:r>
+        <w:rPr>
+          <w:rFonts w:ascii="Consolas" w:cs="Consolas" w:eastAsia="Consolas" w:hAnsi="Consolas"/>
+          <w:sz w:val="19"/>
+          <w:szCs w:val="19"/>
+        </w:rPr>
+        <w:t xml:space="preserve">        Application.launch(FenetreNim.class, args);</w:t>
+      </w:r>
+    </w:p>
+    <w:p>
+      <w:pPr>
+        <w:keepLines/>
+        <w:shd w:fill="F2F2F2" w:val="clear"/>
+        <w:spacing w:after="0" w:before="0"/>
+        <w:ind w:left="220"/>
+      </w:pPr>
+      <w:r>
+        <w:rPr>
+          <w:rFonts w:ascii="Consolas" w:cs="Consolas" w:eastAsia="Consolas" w:hAnsi="Consolas"/>
+          <w:sz w:val="19"/>
+          <w:szCs w:val="19"/>
+        </w:rPr>
+        <w:t xml:space="preserve">    }</w:t>
+      </w:r>
+    </w:p>
+    <w:p>
+      <w:pPr>
+        <w:keepLines/>
+        <w:shd w:fill="F2F2F2" w:val="clear"/>
+        <w:spacing w:after="160" w:before="0"/>
+        <w:ind w:left="220"/>
+      </w:pPr>
+      <w:r>
+        <w:rPr>
+          <w:rFonts w:ascii="Consolas" w:cs="Consolas" w:eastAsia="Consolas" w:hAnsi="Consolas"/>
+          <w:sz w:val="19"/>
+          <w:szCs w:val="19"/>
+        </w:rPr>
+        <w:t xml:space="preserve">}</w:t>
+      </w:r>
+    </w:p>
+    <w:p>
+      <w:pPr>
+        <w:keepNext/>
+        <w:spacing w:after="140" w:before="340"/>
+      </w:pPr>
+      <w:r>
+        <w:rPr>
+          <w:b/>
+          <w:bCs/>
+          <w:color w:val="7B9E4B"/>
+          <w:sz w:val="28"/>
+          <w:szCs w:val="28"/>
+        </w:rPr>
+        <w:t xml:space="preserve">G.34  </w:t>
+      </w:r>
+      <w:r>
+        <w:rPr>
+          <w:b/>
+          <w:bCs/>
+          <w:color w:val="1F4E79"/>
+          <w:sz w:val="28"/>
+          <w:szCs w:val="28"/>
+        </w:rPr>
+        <w:t xml:space="preserve">Des boutons qui savent quand se taire</w:t>
+      </w:r>
+    </w:p>
+    <w:p>
+      <w:pPr>
+        <w:spacing w:after="120"/>
+      </w:pPr>
+      <w:r>
+        <w:rPr>
+          <w:sz w:val="22"/>
+          <w:szCs w:val="22"/>
+        </w:rPr>
+        <w:t xml:space="preserve">Une propriété suit la pile, et chaque bouton se désactive par un binding. La règle est écrite une fois par bouton, dans aucun gestionnaire.</w:t>
+      </w:r>
+    </w:p>
+    <w:p>
+      <w:pPr>
+        <w:spacing w:after="40" w:before="150"/>
+      </w:pPr>
+      <w:r>
+        <w:rPr>
+          <w:rFonts w:ascii="Consolas" w:cs="Consolas" w:eastAsia="Consolas" w:hAnsi="Consolas"/>
+          <w:color w:val="595959"/>
+          <w:sz w:val="17"/>
+          <w:szCs w:val="17"/>
+        </w:rPr>
+        <w:t xml:space="preserve">fenetre/FenetreNim.java</w:t>
+      </w:r>
+    </w:p>
+    <w:p>
+      <w:pPr>
+        <w:keepLines/>
+        <w:shd w:fill="F2F2F2" w:val="clear"/>
+        <w:spacing w:after="0" w:before="100"/>
+        <w:ind w:left="220"/>
+      </w:pPr>
+      <w:r>
+        <w:rPr>
+          <w:rFonts w:ascii="Consolas" w:cs="Consolas" w:eastAsia="Consolas" w:hAnsi="Consolas"/>
+          <w:sz w:val="19"/>
+          <w:szCs w:val="19"/>
+        </w:rPr>
+        <w:t xml:space="preserve">import be.ephec.gamehub.jeux.nim.Pile;</w:t>
+      </w:r>
+    </w:p>
+    <w:p>
+      <w:pPr>
+        <w:keepLines/>
+        <w:shd w:fill="F2F2F2" w:val="clear"/>
+        <w:spacing w:after="0" w:before="0"/>
+        <w:ind w:left="220"/>
+      </w:pPr>
+      <w:r>
+        <w:rPr>
+          <w:rFonts w:ascii="Consolas" w:cs="Consolas" w:eastAsia="Consolas" w:hAnsi="Consolas"/>
+          <w:sz w:val="19"/>
+          <w:szCs w:val="19"/>
+        </w:rPr>
+        <w:t xml:space="preserve">import be.ephec.gamehub.jeux.nim.ReglesNim;</w:t>
+      </w:r>
+    </w:p>
+    <w:p>
+      <w:pPr>
+        <w:keepLines/>
+        <w:shd w:fill="F2F2F2" w:val="clear"/>
+        <w:spacing w:after="0" w:before="0"/>
+        <w:ind w:left="220"/>
+      </w:pPr>
+      <w:r>
+        <w:rPr>
+          <w:rFonts w:ascii="Consolas" w:cs="Consolas" w:eastAsia="Consolas" w:hAnsi="Consolas"/>
+          <w:sz w:val="19"/>
+          <w:szCs w:val="19"/>
+        </w:rPr>
+        <w:t xml:space="preserve">import be.ephec.gamehub.jeux.nim.StrategieMaligne;</w:t>
+      </w:r>
+    </w:p>
+    <w:p>
+      <w:pPr>
+        <w:keepLines/>
+        <w:shd w:fill="F2F2F2" w:val="clear"/>
+        <w:spacing w:after="0" w:before="0"/>
+        <w:ind w:left="220"/>
+      </w:pPr>
+      <w:r>
+        <w:rPr>
+          <w:rFonts w:ascii="Consolas" w:cs="Consolas" w:eastAsia="Consolas" w:hAnsi="Consolas"/>
+          <w:sz w:val="19"/>
+          <w:szCs w:val="19"/>
+        </w:rPr>
+        <w:t xml:space="preserve">import be.ephec.gamehub.jeux.nim.StrategieNim;</w:t>
+      </w:r>
+    </w:p>
+    <w:p>
+      <w:pPr>
+        <w:keepLines/>
+        <w:shd w:fill="F2F2F2" w:val="clear"/>
+        <w:spacing w:after="0" w:before="0"/>
+        <w:ind w:left="220"/>
+      </w:pPr>
+      <w:r>
+        <w:rPr>
+          <w:rFonts w:ascii="Consolas" w:cs="Consolas" w:eastAsia="Consolas" w:hAnsi="Consolas"/>
+          <w:sz w:val="19"/>
+          <w:szCs w:val="19"/>
+        </w:rPr>
+        <w:t xml:space="preserve">import javafx.application.Application;</w:t>
+      </w:r>
+    </w:p>
+    <w:p>
+      <w:pPr>
+        <w:keepLines/>
+        <w:shd w:fill="F2F2F2" w:val="clear"/>
+        <w:spacing w:after="0" w:before="0"/>
+        <w:ind w:left="220"/>
+      </w:pPr>
+      <w:r>
+        <w:rPr>
+          <w:rFonts w:ascii="Consolas" w:cs="Consolas" w:eastAsia="Consolas" w:hAnsi="Consolas"/>
+          <w:sz w:val="19"/>
+          <w:szCs w:val="19"/>
+        </w:rPr>
+        <w:t xml:space="preserve">import javafx.beans.property.IntegerProperty;</w:t>
+      </w:r>
+    </w:p>
+    <w:p>
+      <w:pPr>
+        <w:keepLines/>
+        <w:shd w:fill="F2F2F2" w:val="clear"/>
+        <w:spacing w:after="0" w:before="0"/>
+        <w:ind w:left="220"/>
+      </w:pPr>
+      <w:r>
+        <w:rPr>
+          <w:rFonts w:ascii="Consolas" w:cs="Consolas" w:eastAsia="Consolas" w:hAnsi="Consolas"/>
+          <w:sz w:val="19"/>
+          <w:szCs w:val="19"/>
+        </w:rPr>
+        <w:t xml:space="preserve">import javafx.beans.property.SimpleIntegerProperty;</w:t>
+      </w:r>
+    </w:p>
+    <w:p>
+      <w:pPr>
+        <w:keepLines/>
+        <w:shd w:fill="F2F2F2" w:val="clear"/>
+        <w:spacing w:after="0" w:before="0"/>
+        <w:ind w:left="220"/>
+      </w:pPr>
+      <w:r>
+        <w:rPr>
+          <w:rFonts w:ascii="Consolas" w:cs="Consolas" w:eastAsia="Consolas" w:hAnsi="Consolas"/>
+          <w:sz w:val="19"/>
+          <w:szCs w:val="19"/>
+        </w:rPr>
+        <w:t xml:space="preserve">import javafx.geometry.Pos;</w:t>
+      </w:r>
+    </w:p>
+    <w:p>
+      <w:pPr>
+        <w:keepLines/>
+        <w:shd w:fill="F2F2F2" w:val="clear"/>
+        <w:spacing w:after="0" w:before="0"/>
+        <w:ind w:left="220"/>
+      </w:pPr>
+      <w:r>
+        <w:rPr>
+          <w:rFonts w:ascii="Consolas" w:cs="Consolas" w:eastAsia="Consolas" w:hAnsi="Consolas"/>
+          <w:sz w:val="19"/>
+          <w:szCs w:val="19"/>
+        </w:rPr>
+        <w:t xml:space="preserve">import javafx.scene.Scene;</w:t>
+      </w:r>
+    </w:p>
+    <w:p>
+      <w:pPr>
+        <w:keepLines/>
+        <w:shd w:fill="F2F2F2" w:val="clear"/>
+        <w:spacing w:after="0" w:before="0"/>
+        <w:ind w:left="220"/>
+      </w:pPr>
+      <w:r>
+        <w:rPr>
+          <w:rFonts w:ascii="Consolas" w:cs="Consolas" w:eastAsia="Consolas" w:hAnsi="Consolas"/>
+          <w:sz w:val="19"/>
+          <w:szCs w:val="19"/>
+        </w:rPr>
+        <w:t xml:space="preserve">import javafx.scene.control.Button;</w:t>
+      </w:r>
+    </w:p>
+    <w:p>
+      <w:pPr>
+        <w:keepLines/>
+        <w:shd w:fill="F2F2F2" w:val="clear"/>
+        <w:spacing w:after="0" w:before="0"/>
+        <w:ind w:left="220"/>
+      </w:pPr>
+      <w:r>
+        <w:rPr>
+          <w:rFonts w:ascii="Consolas" w:cs="Consolas" w:eastAsia="Consolas" w:hAnsi="Consolas"/>
+          <w:sz w:val="19"/>
+          <w:szCs w:val="19"/>
+        </w:rPr>
+        <w:t xml:space="preserve">import javafx.scene.control.Label;</w:t>
+      </w:r>
+    </w:p>
+    <w:p>
+      <w:pPr>
+        <w:keepLines/>
+        <w:shd w:fill="F2F2F2" w:val="clear"/>
+        <w:spacing w:after="0" w:before="0"/>
+        <w:ind w:left="220"/>
+      </w:pPr>
+      <w:r>
+        <w:rPr>
+          <w:rFonts w:ascii="Consolas" w:cs="Consolas" w:eastAsia="Consolas" w:hAnsi="Consolas"/>
+          <w:sz w:val="19"/>
+          <w:szCs w:val="19"/>
+        </w:rPr>
+        <w:t xml:space="preserve">import javafx.scene.input.KeyEvent;</w:t>
+      </w:r>
+    </w:p>
+    <w:p>
+      <w:pPr>
+        <w:keepLines/>
+        <w:shd w:fill="F2F2F2" w:val="clear"/>
+        <w:spacing w:after="0" w:before="0"/>
+        <w:ind w:left="220"/>
+      </w:pPr>
+      <w:r>
+        <w:rPr>
+          <w:rFonts w:ascii="Consolas" w:cs="Consolas" w:eastAsia="Consolas" w:hAnsi="Consolas"/>
+          <w:sz w:val="19"/>
+          <w:szCs w:val="19"/>
+        </w:rPr>
+        <w:t xml:space="preserve">import javafx.scene.layout.HBox;</w:t>
+      </w:r>
+    </w:p>
+    <w:p>
+      <w:pPr>
+        <w:keepLines/>
+        <w:shd w:fill="F2F2F2" w:val="clear"/>
+        <w:spacing w:after="0" w:before="0"/>
+        <w:ind w:left="220"/>
+      </w:pPr>
+      <w:r>
+        <w:rPr>
+          <w:rFonts w:ascii="Consolas" w:cs="Consolas" w:eastAsia="Consolas" w:hAnsi="Consolas"/>
+          <w:sz w:val="19"/>
+          <w:szCs w:val="19"/>
+        </w:rPr>
+        <w:t xml:space="preserve">import javafx.scene.layout.VBox;</w:t>
+      </w:r>
+    </w:p>
+    <w:p>
+      <w:pPr>
+        <w:keepLines/>
+        <w:shd w:fill="F2F2F2" w:val="clear"/>
+        <w:spacing w:after="0" w:before="0"/>
+        <w:ind w:left="220"/>
+      </w:pPr>
+      <w:r>
+        <w:rPr>
+          <w:rFonts w:ascii="Consolas" w:cs="Consolas" w:eastAsia="Consolas" w:hAnsi="Consolas"/>
+          <w:sz w:val="19"/>
+          <w:szCs w:val="19"/>
+        </w:rPr>
+        <w:t xml:space="preserve">import javafx.stage.Stage;</w:t>
+      </w:r>
+    </w:p>
+    <w:p>
+      <w:pPr>
+        <w:keepLines/>
+        <w:shd w:fill="F2F2F2" w:val="clear"/>
+        <w:spacing w:after="0" w:before="0"/>
+        <w:ind w:left="220"/>
+      </w:pPr>
+      <w:r>
+        <w:rPr>
+          <w:rFonts w:ascii="Consolas" w:cs="Consolas" w:eastAsia="Consolas" w:hAnsi="Consolas"/>
+          <w:sz w:val="19"/>
+          <w:szCs w:val="19"/>
+        </w:rPr>
+        <w:t xml:space="preserve"> </w:t>
+      </w:r>
+    </w:p>
+    <w:p>
+      <w:pPr>
+        <w:keepLines/>
+        <w:shd w:fill="F2F2F2" w:val="clear"/>
+        <w:spacing w:after="0" w:before="0"/>
+        <w:ind w:left="220"/>
+      </w:pPr>
+      <w:r>
+        <w:rPr>
+          <w:rFonts w:ascii="Consolas" w:cs="Consolas" w:eastAsia="Consolas" w:hAnsi="Consolas"/>
+          <w:sz w:val="19"/>
+          <w:szCs w:val="19"/>
+        </w:rPr>
+        <w:t xml:space="preserve">public class FenetreNim extends Application {</w:t>
+      </w:r>
+    </w:p>
+    <w:p>
+      <w:pPr>
+        <w:keepLines/>
+        <w:shd w:fill="F2F2F2" w:val="clear"/>
+        <w:spacing w:after="0" w:before="0"/>
+        <w:ind w:left="220"/>
+      </w:pPr>
+      <w:r>
+        <w:rPr>
+          <w:rFonts w:ascii="Consolas" w:cs="Consolas" w:eastAsia="Consolas" w:hAnsi="Consolas"/>
+          <w:sz w:val="19"/>
+          <w:szCs w:val="19"/>
+        </w:rPr>
+        <w:t xml:space="preserve"> </w:t>
+      </w:r>
+    </w:p>
+    <w:p>
+      <w:pPr>
+        <w:keepLines/>
+        <w:shd w:fill="F2F2F2" w:val="clear"/>
+        <w:spacing w:after="0" w:before="0"/>
+        <w:ind w:left="220"/>
+      </w:pPr>
+      <w:r>
+        <w:rPr>
+          <w:rFonts w:ascii="Consolas" w:cs="Consolas" w:eastAsia="Consolas" w:hAnsi="Consolas"/>
+          <w:sz w:val="19"/>
+          <w:szCs w:val="19"/>
+        </w:rPr>
+        <w:t xml:space="preserve">    private static final int ALLUMETTES = 14;</w:t>
+      </w:r>
+    </w:p>
+    <w:p>
+      <w:pPr>
+        <w:keepLines/>
+        <w:shd w:fill="F2F2F2" w:val="clear"/>
+        <w:spacing w:after="0" w:before="0"/>
+        <w:ind w:left="220"/>
+      </w:pPr>
+      <w:r>
+        <w:rPr>
+          <w:rFonts w:ascii="Consolas" w:cs="Consolas" w:eastAsia="Consolas" w:hAnsi="Consolas"/>
+          <w:sz w:val="19"/>
+          <w:szCs w:val="19"/>
+        </w:rPr>
+        <w:t xml:space="preserve"> </w:t>
+      </w:r>
+    </w:p>
+    <w:p>
+      <w:pPr>
+        <w:keepLines/>
+        <w:shd w:fill="F2F2F2" w:val="clear"/>
+        <w:spacing w:after="0" w:before="0"/>
+        <w:ind w:left="220"/>
+      </w:pPr>
+      <w:r>
+        <w:rPr>
+          <w:rFonts w:ascii="Consolas" w:cs="Consolas" w:eastAsia="Consolas" w:hAnsi="Consolas"/>
+          <w:sz w:val="19"/>
+          <w:szCs w:val="19"/>
+        </w:rPr>
+        <w:t xml:space="preserve">    private final ReglesNim regles = new ReglesNim();</w:t>
+      </w:r>
+    </w:p>
+    <w:p>
+      <w:pPr>
+        <w:keepLines/>
+        <w:shd w:fill="F2F2F2" w:val="clear"/>
+        <w:spacing w:after="0" w:before="0"/>
+        <w:ind w:left="220"/>
+      </w:pPr>
+      <w:r>
+        <w:rPr>
+          <w:rFonts w:ascii="Consolas" w:cs="Consolas" w:eastAsia="Consolas" w:hAnsi="Consolas"/>
+          <w:sz w:val="19"/>
+          <w:szCs w:val="19"/>
+        </w:rPr>
+        <w:t xml:space="preserve">    private final StrategieNim machine = new StrategieMaligne();</w:t>
+      </w:r>
+    </w:p>
+    <w:p>
+      <w:pPr>
+        <w:keepLines/>
+        <w:shd w:fill="F2F2F2" w:val="clear"/>
+        <w:spacing w:after="0" w:before="0"/>
+        <w:ind w:left="220"/>
+      </w:pPr>
+      <w:r>
+        <w:rPr>
+          <w:rFonts w:ascii="Consolas" w:cs="Consolas" w:eastAsia="Consolas" w:hAnsi="Consolas"/>
+          <w:sz w:val="19"/>
+          <w:szCs w:val="19"/>
+        </w:rPr>
+        <w:t xml:space="preserve">    private final Pile pile = new Pile(ALLUMETTES);</w:t>
+      </w:r>
+    </w:p>
+    <w:p>
+      <w:pPr>
+        <w:keepLines/>
+        <w:shd w:fill="F2F2F2" w:val="clear"/>
+        <w:spacing w:after="0" w:before="0"/>
+        <w:ind w:left="220"/>
+      </w:pPr>
+      <w:r>
+        <w:rPr>
+          <w:rFonts w:ascii="Consolas" w:cs="Consolas" w:eastAsia="Consolas" w:hAnsi="Consolas"/>
+          <w:sz w:val="19"/>
+          <w:szCs w:val="19"/>
+        </w:rPr>
+        <w:t xml:space="preserve">    private final IntegerProperty restantes = new SimpleIntegerProperty(ALLUMETTES);</w:t>
+      </w:r>
+    </w:p>
+    <w:p>
+      <w:pPr>
+        <w:keepLines/>
+        <w:shd w:fill="F2F2F2" w:val="clear"/>
+        <w:spacing w:after="0" w:before="0"/>
+        <w:ind w:left="220"/>
+      </w:pPr>
+      <w:r>
+        <w:rPr>
+          <w:rFonts w:ascii="Consolas" w:cs="Consolas" w:eastAsia="Consolas" w:hAnsi="Consolas"/>
+          <w:sz w:val="19"/>
+          <w:szCs w:val="19"/>
+        </w:rPr>
+        <w:t xml:space="preserve"> </w:t>
+      </w:r>
+    </w:p>
+    <w:p>
+      <w:pPr>
+        <w:keepLines/>
+        <w:shd w:fill="F2F2F2" w:val="clear"/>
+        <w:spacing w:after="0" w:before="0"/>
+        <w:ind w:left="220"/>
+      </w:pPr>
+      <w:r>
+        <w:rPr>
+          <w:rFonts w:ascii="Consolas" w:cs="Consolas" w:eastAsia="Consolas" w:hAnsi="Consolas"/>
+          <w:sz w:val="19"/>
+          <w:szCs w:val="19"/>
+        </w:rPr>
+        <w:t xml:space="preserve">    private Label etat;</w:t>
+      </w:r>
+    </w:p>
+    <w:p>
+      <w:pPr>
+        <w:keepLines/>
+        <w:shd w:fill="F2F2F2" w:val="clear"/>
+        <w:spacing w:after="0" w:before="0"/>
+        <w:ind w:left="220"/>
+      </w:pPr>
+      <w:r>
+        <w:rPr>
+          <w:rFonts w:ascii="Consolas" w:cs="Consolas" w:eastAsia="Consolas" w:hAnsi="Consolas"/>
+          <w:sz w:val="19"/>
+          <w:szCs w:val="19"/>
+        </w:rPr>
+        <w:t xml:space="preserve">    private Label message;</w:t>
+      </w:r>
+    </w:p>
+    <w:p>
+      <w:pPr>
+        <w:keepLines/>
+        <w:shd w:fill="F2F2F2" w:val="clear"/>
+        <w:spacing w:after="0" w:before="0"/>
+        <w:ind w:left="220"/>
+      </w:pPr>
+      <w:r>
+        <w:rPr>
+          <w:rFonts w:ascii="Consolas" w:cs="Consolas" w:eastAsia="Consolas" w:hAnsi="Consolas"/>
+          <w:sz w:val="19"/>
+          <w:szCs w:val="19"/>
+        </w:rPr>
+        <w:t xml:space="preserve"> </w:t>
+      </w:r>
+    </w:p>
+    <w:p>
+      <w:pPr>
+        <w:keepLines/>
+        <w:shd w:fill="F2F2F2" w:val="clear"/>
+        <w:spacing w:after="0" w:before="0"/>
+        <w:ind w:left="220"/>
+      </w:pPr>
+      <w:r>
+        <w:rPr>
+          <w:rFonts w:ascii="Consolas" w:cs="Consolas" w:eastAsia="Consolas" w:hAnsi="Consolas"/>
+          <w:sz w:val="19"/>
+          <w:szCs w:val="19"/>
+        </w:rPr>
+        <w:t xml:space="preserve">    // Le main est dans LanceurFenetreNim. Voir TEC-FX.4.</w:t>
+      </w:r>
+    </w:p>
+    <w:p>
+      <w:pPr>
+        <w:keepLines/>
+        <w:shd w:fill="F2F2F2" w:val="clear"/>
+        <w:spacing w:after="0" w:before="0"/>
+        <w:ind w:left="220"/>
+      </w:pPr>
+      <w:r>
+        <w:rPr>
+          <w:rFonts w:ascii="Consolas" w:cs="Consolas" w:eastAsia="Consolas" w:hAnsi="Consolas"/>
+          <w:sz w:val="19"/>
+          <w:szCs w:val="19"/>
+        </w:rPr>
+        <w:t xml:space="preserve"> </w:t>
+      </w:r>
+    </w:p>
+    <w:p>
+      <w:pPr>
+        <w:keepLines/>
+        <w:shd w:fill="F2F2F2" w:val="clear"/>
+        <w:spacing w:after="0" w:before="0"/>
+        <w:ind w:left="220"/>
+      </w:pPr>
+      <w:r>
+        <w:rPr>
+          <w:rFonts w:ascii="Consolas" w:cs="Consolas" w:eastAsia="Consolas" w:hAnsi="Consolas"/>
+          <w:sz w:val="19"/>
+          <w:szCs w:val="19"/>
+        </w:rPr>
+        <w:t xml:space="preserve">    @Override</w:t>
+      </w:r>
+    </w:p>
+    <w:p>
+      <w:pPr>
+        <w:keepLines/>
+        <w:shd w:fill="F2F2F2" w:val="clear"/>
+        <w:spacing w:after="0" w:before="0"/>
+        <w:ind w:left="220"/>
+      </w:pPr>
+      <w:r>
+        <w:rPr>
+          <w:rFonts w:ascii="Consolas" w:cs="Consolas" w:eastAsia="Consolas" w:hAnsi="Consolas"/>
+          <w:sz w:val="19"/>
+          <w:szCs w:val="19"/>
+        </w:rPr>
+        <w:t xml:space="preserve">    public void start(Stage fenetre) {</w:t>
+      </w:r>
+    </w:p>
+    <w:p>
+      <w:pPr>
+        <w:keepLines/>
+        <w:shd w:fill="F2F2F2" w:val="clear"/>
+        <w:spacing w:after="0" w:before="0"/>
+        <w:ind w:left="220"/>
+      </w:pPr>
+      <w:r>
+        <w:rPr>
+          <w:rFonts w:ascii="Consolas" w:cs="Consolas" w:eastAsia="Consolas" w:hAnsi="Consolas"/>
+          <w:sz w:val="19"/>
+          <w:szCs w:val="19"/>
+        </w:rPr>
+        <w:t xml:space="preserve">        etat = new Label();</w:t>
+      </w:r>
+    </w:p>
+    <w:p>
+      <w:pPr>
+        <w:keepLines/>
+        <w:shd w:fill="F2F2F2" w:val="clear"/>
+        <w:spacing w:after="0" w:before="0"/>
+        <w:ind w:left="220"/>
+      </w:pPr>
+      <w:r>
+        <w:rPr>
+          <w:rFonts w:ascii="Consolas" w:cs="Consolas" w:eastAsia="Consolas" w:hAnsi="Consolas"/>
+          <w:sz w:val="19"/>
+          <w:szCs w:val="19"/>
+        </w:rPr>
+        <w:t xml:space="preserve">        message = new Label("A vous de jouer : cliquez, ou tapez 1, 2 ou 3.");</w:t>
+      </w:r>
+    </w:p>
+    <w:p>
+      <w:pPr>
+        <w:keepLines/>
+        <w:shd w:fill="F2F2F2" w:val="clear"/>
+        <w:spacing w:after="0" w:before="0"/>
+        <w:ind w:left="220"/>
+      </w:pPr>
+      <w:r>
+        <w:rPr>
+          <w:rFonts w:ascii="Consolas" w:cs="Consolas" w:eastAsia="Consolas" w:hAnsi="Consolas"/>
+          <w:sz w:val="19"/>
+          <w:szCs w:val="19"/>
+        </w:rPr>
+        <w:t xml:space="preserve"> </w:t>
+      </w:r>
+    </w:p>
+    <w:p>
+      <w:pPr>
+        <w:keepLines/>
+        <w:shd w:fill="F2F2F2" w:val="clear"/>
+        <w:spacing w:after="0" w:before="0"/>
+        <w:ind w:left="220"/>
+      </w:pPr>
+      <w:r>
+        <w:rPr>
+          <w:rFonts w:ascii="Consolas" w:cs="Consolas" w:eastAsia="Consolas" w:hAnsi="Consolas"/>
+          <w:sz w:val="19"/>
+          <w:szCs w:val="19"/>
+        </w:rPr>
+        <w:t xml:space="preserve">        HBox boutons = new HBox(10);</w:t>
+      </w:r>
+    </w:p>
+    <w:p>
+      <w:pPr>
+        <w:keepLines/>
+        <w:shd w:fill="F2F2F2" w:val="clear"/>
+        <w:spacing w:after="0" w:before="0"/>
+        <w:ind w:left="220"/>
+      </w:pPr>
+      <w:r>
+        <w:rPr>
+          <w:rFonts w:ascii="Consolas" w:cs="Consolas" w:eastAsia="Consolas" w:hAnsi="Consolas"/>
+          <w:sz w:val="19"/>
+          <w:szCs w:val="19"/>
+        </w:rPr>
+        <w:t xml:space="preserve">        for (int nombre = 1; nombre &lt;= regles.getMaximumParTour(); nombre++) {</w:t>
+      </w:r>
+    </w:p>
+    <w:p>
+      <w:pPr>
+        <w:keepLines/>
+        <w:shd w:fill="F2F2F2" w:val="clear"/>
+        <w:spacing w:after="0" w:before="0"/>
+        <w:ind w:left="220"/>
+      </w:pPr>
+      <w:r>
+        <w:rPr>
+          <w:rFonts w:ascii="Consolas" w:cs="Consolas" w:eastAsia="Consolas" w:hAnsi="Consolas"/>
+          <w:sz w:val="19"/>
+          <w:szCs w:val="19"/>
+        </w:rPr>
+        <w:t xml:space="preserve">            boutons.getChildren().add(bouton(nombre));</w:t>
+      </w:r>
+    </w:p>
+    <w:p>
+      <w:pPr>
+        <w:keepLines/>
+        <w:shd w:fill="F2F2F2" w:val="clear"/>
+        <w:spacing w:after="0" w:before="0"/>
+        <w:ind w:left="220"/>
+      </w:pPr>
+      <w:r>
+        <w:rPr>
+          <w:rFonts w:ascii="Consolas" w:cs="Consolas" w:eastAsia="Consolas" w:hAnsi="Consolas"/>
+          <w:sz w:val="19"/>
+          <w:szCs w:val="19"/>
+        </w:rPr>
+        <w:t xml:space="preserve">        }</w:t>
+      </w:r>
+    </w:p>
+    <w:p>
+      <w:pPr>
+        <w:keepLines/>
+        <w:shd w:fill="F2F2F2" w:val="clear"/>
+        <w:spacing w:after="0" w:before="0"/>
+        <w:ind w:left="220"/>
+      </w:pPr>
+      <w:r>
+        <w:rPr>
+          <w:rFonts w:ascii="Consolas" w:cs="Consolas" w:eastAsia="Consolas" w:hAnsi="Consolas"/>
+          <w:sz w:val="19"/>
+          <w:szCs w:val="19"/>
+        </w:rPr>
+        <w:t xml:space="preserve">        boutons.setAlignment(Pos.CENTER);</w:t>
+      </w:r>
+    </w:p>
+    <w:p>
+      <w:pPr>
+        <w:keepLines/>
+        <w:shd w:fill="F2F2F2" w:val="clear"/>
+        <w:spacing w:after="0" w:before="0"/>
+        <w:ind w:left="220"/>
+      </w:pPr>
+      <w:r>
+        <w:rPr>
+          <w:rFonts w:ascii="Consolas" w:cs="Consolas" w:eastAsia="Consolas" w:hAnsi="Consolas"/>
+          <w:sz w:val="19"/>
+          <w:szCs w:val="19"/>
+        </w:rPr>
+        <w:t xml:space="preserve"> </w:t>
+      </w:r>
+    </w:p>
+    <w:p>
+      <w:pPr>
+        <w:keepLines/>
+        <w:shd w:fill="F2F2F2" w:val="clear"/>
+        <w:spacing w:after="0" w:before="0"/>
+        <w:ind w:left="220"/>
+      </w:pPr>
+      <w:r>
+        <w:rPr>
+          <w:rFonts w:ascii="Consolas" w:cs="Consolas" w:eastAsia="Consolas" w:hAnsi="Consolas"/>
+          <w:sz w:val="19"/>
+          <w:szCs w:val="19"/>
+        </w:rPr>
+        <w:t xml:space="preserve">        VBox racine = new VBox(15, etat, boutons, message);</w:t>
+      </w:r>
+    </w:p>
+    <w:p>
+      <w:pPr>
+        <w:keepLines/>
+        <w:shd w:fill="F2F2F2" w:val="clear"/>
+        <w:spacing w:after="0" w:before="0"/>
+        <w:ind w:left="220"/>
+      </w:pPr>
+      <w:r>
+        <w:rPr>
+          <w:rFonts w:ascii="Consolas" w:cs="Consolas" w:eastAsia="Consolas" w:hAnsi="Consolas"/>
+          <w:sz w:val="19"/>
+          <w:szCs w:val="19"/>
+        </w:rPr>
+        <w:t xml:space="preserve">        racine.setAlignment(Pos.CENTER);</w:t>
+      </w:r>
+    </w:p>
+    <w:p>
+      <w:pPr>
+        <w:keepLines/>
+        <w:shd w:fill="F2F2F2" w:val="clear"/>
+        <w:spacing w:after="0" w:before="0"/>
+        <w:ind w:left="220"/>
+      </w:pPr>
+      <w:r>
+        <w:rPr>
+          <w:rFonts w:ascii="Consolas" w:cs="Consolas" w:eastAsia="Consolas" w:hAnsi="Consolas"/>
+          <w:sz w:val="19"/>
+          <w:szCs w:val="19"/>
+        </w:rPr>
+        <w:t xml:space="preserve">        racine.setStyle("-fx-padding: 20;");</w:t>
+      </w:r>
+    </w:p>
+    <w:p>
+      <w:pPr>
+        <w:keepLines/>
+        <w:shd w:fill="F2F2F2" w:val="clear"/>
+        <w:spacing w:after="0" w:before="0"/>
+        <w:ind w:left="220"/>
+      </w:pPr>
+      <w:r>
+        <w:rPr>
+          <w:rFonts w:ascii="Consolas" w:cs="Consolas" w:eastAsia="Consolas" w:hAnsi="Consolas"/>
+          <w:sz w:val="19"/>
+          <w:szCs w:val="19"/>
+        </w:rPr>
+        <w:t xml:space="preserve">        racine.addEventHandler(KeyEvent.KEY_TYPED, this::toucheFrappee);</w:t>
+      </w:r>
+    </w:p>
+    <w:p>
+      <w:pPr>
+        <w:keepLines/>
+        <w:shd w:fill="F2F2F2" w:val="clear"/>
+        <w:spacing w:after="0" w:before="0"/>
+        <w:ind w:left="220"/>
+      </w:pPr>
+      <w:r>
+        <w:rPr>
+          <w:rFonts w:ascii="Consolas" w:cs="Consolas" w:eastAsia="Consolas" w:hAnsi="Consolas"/>
+          <w:sz w:val="19"/>
+          <w:szCs w:val="19"/>
+        </w:rPr>
+        <w:t xml:space="preserve"> </w:t>
+      </w:r>
+    </w:p>
+    <w:p>
+      <w:pPr>
+        <w:keepLines/>
+        <w:shd w:fill="F2F2F2" w:val="clear"/>
+        <w:spacing w:after="0" w:before="0"/>
+        <w:ind w:left="220"/>
+      </w:pPr>
+      <w:r>
+        <w:rPr>
+          <w:rFonts w:ascii="Consolas" w:cs="Consolas" w:eastAsia="Consolas" w:hAnsi="Consolas"/>
+          <w:sz w:val="19"/>
+          <w:szCs w:val="19"/>
+        </w:rPr>
+        <w:t xml:space="preserve">        etat.textProperty().bind(restantes.asString("%d allumettes"));</w:t>
+      </w:r>
+    </w:p>
+    <w:p>
+      <w:pPr>
+        <w:keepLines/>
+        <w:shd w:fill="F2F2F2" w:val="clear"/>
+        <w:spacing w:after="0" w:before="0"/>
+        <w:ind w:left="220"/>
+      </w:pPr>
+      <w:r>
+        <w:rPr>
+          <w:rFonts w:ascii="Consolas" w:cs="Consolas" w:eastAsia="Consolas" w:hAnsi="Consolas"/>
+          <w:sz w:val="19"/>
+          <w:szCs w:val="19"/>
+        </w:rPr>
+        <w:t xml:space="preserve">        pileAChange();</w:t>
+      </w:r>
+    </w:p>
+    <w:p>
+      <w:pPr>
+        <w:keepLines/>
+        <w:shd w:fill="F2F2F2" w:val="clear"/>
+        <w:spacing w:after="0" w:before="0"/>
+        <w:ind w:left="220"/>
+      </w:pPr>
+      <w:r>
+        <w:rPr>
+          <w:rFonts w:ascii="Consolas" w:cs="Consolas" w:eastAsia="Consolas" w:hAnsi="Consolas"/>
+          <w:sz w:val="19"/>
+          <w:szCs w:val="19"/>
+        </w:rPr>
+        <w:t xml:space="preserve"> </w:t>
+      </w:r>
+    </w:p>
+    <w:p>
+      <w:pPr>
+        <w:keepLines/>
+        <w:shd w:fill="F2F2F2" w:val="clear"/>
+        <w:spacing w:after="0" w:before="0"/>
+        <w:ind w:left="220"/>
+      </w:pPr>
+      <w:r>
+        <w:rPr>
+          <w:rFonts w:ascii="Consolas" w:cs="Consolas" w:eastAsia="Consolas" w:hAnsi="Consolas"/>
+          <w:sz w:val="19"/>
+          <w:szCs w:val="19"/>
+        </w:rPr>
+        <w:t xml:space="preserve">        fenetre.setScene(new Scene(racine, 460, 180));</w:t>
+      </w:r>
+    </w:p>
+    <w:p>
+      <w:pPr>
+        <w:keepLines/>
+        <w:shd w:fill="F2F2F2" w:val="clear"/>
+        <w:spacing w:after="0" w:before="0"/>
+        <w:ind w:left="220"/>
+      </w:pPr>
+      <w:r>
+        <w:rPr>
+          <w:rFonts w:ascii="Consolas" w:cs="Consolas" w:eastAsia="Consolas" w:hAnsi="Consolas"/>
+          <w:sz w:val="19"/>
+          <w:szCs w:val="19"/>
+        </w:rPr>
+        <w:t xml:space="preserve">        fenetre.setTitle("GameHub - le Nim");</w:t>
+      </w:r>
+    </w:p>
+    <w:p>
+      <w:pPr>
+        <w:keepLines/>
+        <w:shd w:fill="F2F2F2" w:val="clear"/>
+        <w:spacing w:after="0" w:before="0"/>
+        <w:ind w:left="220"/>
+      </w:pPr>
+      <w:r>
+        <w:rPr>
+          <w:rFonts w:ascii="Consolas" w:cs="Consolas" w:eastAsia="Consolas" w:hAnsi="Consolas"/>
+          <w:sz w:val="19"/>
+          <w:szCs w:val="19"/>
+        </w:rPr>
+        <w:t xml:space="preserve">        fenetre.show();</w:t>
+      </w:r>
+    </w:p>
+    <w:p>
+      <w:pPr>
+        <w:keepLines/>
+        <w:shd w:fill="F2F2F2" w:val="clear"/>
+        <w:spacing w:after="0" w:before="0"/>
+        <w:ind w:left="220"/>
+      </w:pPr>
+      <w:r>
+        <w:rPr>
+          <w:rFonts w:ascii="Consolas" w:cs="Consolas" w:eastAsia="Consolas" w:hAnsi="Consolas"/>
+          <w:sz w:val="19"/>
+          <w:szCs w:val="19"/>
+        </w:rPr>
+        <w:t xml:space="preserve">    }</w:t>
+      </w:r>
+    </w:p>
+    <w:p>
+      <w:pPr>
+        <w:keepLines/>
+        <w:shd w:fill="F2F2F2" w:val="clear"/>
+        <w:spacing w:after="0" w:before="0"/>
+        <w:ind w:left="220"/>
+      </w:pPr>
+      <w:r>
+        <w:rPr>
+          <w:rFonts w:ascii="Consolas" w:cs="Consolas" w:eastAsia="Consolas" w:hAnsi="Consolas"/>
+          <w:sz w:val="19"/>
+          <w:szCs w:val="19"/>
+        </w:rPr>
+        <w:t xml:space="preserve"> </w:t>
+      </w:r>
+    </w:p>
+    <w:p>
+      <w:pPr>
+        <w:keepLines/>
+        <w:shd w:fill="F2F2F2" w:val="clear"/>
+        <w:spacing w:after="0" w:before="0"/>
+        <w:ind w:left="220"/>
+      </w:pPr>
+      <w:r>
+        <w:rPr>
+          <w:rFonts w:ascii="Consolas" w:cs="Consolas" w:eastAsia="Consolas" w:hAnsi="Consolas"/>
+          <w:sz w:val="19"/>
+          <w:szCs w:val="19"/>
+        </w:rPr>
+        <w:t xml:space="preserve">    private Button bouton(int nombre) {</w:t>
+      </w:r>
+    </w:p>
+    <w:p>
+      <w:pPr>
+        <w:keepLines/>
+        <w:shd w:fill="F2F2F2" w:val="clear"/>
+        <w:spacing w:after="0" w:before="0"/>
+        <w:ind w:left="220"/>
+      </w:pPr>
+      <w:r>
+        <w:rPr>
+          <w:rFonts w:ascii="Consolas" w:cs="Consolas" w:eastAsia="Consolas" w:hAnsi="Consolas"/>
+          <w:sz w:val="19"/>
+          <w:szCs w:val="19"/>
+        </w:rPr>
+        <w:t xml:space="preserve">        Button bouton = new Button("Prendre " + nombre);</w:t>
+      </w:r>
+    </w:p>
+    <w:p>
+      <w:pPr>
+        <w:keepLines/>
+        <w:shd w:fill="F2F2F2" w:val="clear"/>
+        <w:spacing w:after="0" w:before="0"/>
+        <w:ind w:left="220"/>
+      </w:pPr>
+      <w:r>
+        <w:rPr>
+          <w:rFonts w:ascii="Consolas" w:cs="Consolas" w:eastAsia="Consolas" w:hAnsi="Consolas"/>
+          <w:sz w:val="19"/>
+          <w:szCs w:val="19"/>
+        </w:rPr>
+        <w:t xml:space="preserve">        bouton.setOnAction(evenement -&gt; joueurRetire(nombre));</w:t>
+      </w:r>
+    </w:p>
+    <w:p>
+      <w:pPr>
+        <w:keepLines/>
+        <w:shd w:fill="F2F2F2" w:val="clear"/>
+        <w:spacing w:after="0" w:before="0"/>
+        <w:ind w:left="220"/>
+      </w:pPr>
+      <w:r>
+        <w:rPr>
+          <w:rFonts w:ascii="Consolas" w:cs="Consolas" w:eastAsia="Consolas" w:hAnsi="Consolas"/>
+          <w:sz w:val="19"/>
+          <w:szCs w:val="19"/>
+        </w:rPr>
+        <w:t xml:space="preserve">        bouton.disableProperty().bind(restantes.lessThan(nombre));</w:t>
+      </w:r>
+    </w:p>
+    <w:p>
+      <w:pPr>
+        <w:keepLines/>
+        <w:shd w:fill="F2F2F2" w:val="clear"/>
+        <w:spacing w:after="0" w:before="0"/>
+        <w:ind w:left="220"/>
+      </w:pPr>
+      <w:r>
+        <w:rPr>
+          <w:rFonts w:ascii="Consolas" w:cs="Consolas" w:eastAsia="Consolas" w:hAnsi="Consolas"/>
+          <w:sz w:val="19"/>
+          <w:szCs w:val="19"/>
+        </w:rPr>
+        <w:t xml:space="preserve">        return bouton;</w:t>
+      </w:r>
+    </w:p>
+    <w:p>
+      <w:pPr>
+        <w:keepLines/>
+        <w:shd w:fill="F2F2F2" w:val="clear"/>
+        <w:spacing w:after="0" w:before="0"/>
+        <w:ind w:left="220"/>
+      </w:pPr>
+      <w:r>
+        <w:rPr>
+          <w:rFonts w:ascii="Consolas" w:cs="Consolas" w:eastAsia="Consolas" w:hAnsi="Consolas"/>
+          <w:sz w:val="19"/>
+          <w:szCs w:val="19"/>
+        </w:rPr>
+        <w:t xml:space="preserve">    }</w:t>
+      </w:r>
+    </w:p>
+    <w:p>
+      <w:pPr>
+        <w:keepLines/>
+        <w:shd w:fill="F2F2F2" w:val="clear"/>
+        <w:spacing w:after="0" w:before="0"/>
+        <w:ind w:left="220"/>
+      </w:pPr>
+      <w:r>
+        <w:rPr>
+          <w:rFonts w:ascii="Consolas" w:cs="Consolas" w:eastAsia="Consolas" w:hAnsi="Consolas"/>
+          <w:sz w:val="19"/>
+          <w:szCs w:val="19"/>
+        </w:rPr>
+        <w:t xml:space="preserve"> </w:t>
+      </w:r>
+    </w:p>
+    <w:p>
+      <w:pPr>
+        <w:keepLines/>
+        <w:shd w:fill="F2F2F2" w:val="clear"/>
+        <w:spacing w:after="0" w:before="0"/>
+        <w:ind w:left="220"/>
+      </w:pPr>
+      <w:r>
+        <w:rPr>
+          <w:rFonts w:ascii="Consolas" w:cs="Consolas" w:eastAsia="Consolas" w:hAnsi="Consolas"/>
+          <w:sz w:val="19"/>
+          <w:szCs w:val="19"/>
+        </w:rPr>
+        <w:t xml:space="preserve">    private void toucheFrappee(KeyEvent evenement) {</w:t>
+      </w:r>
+    </w:p>
+    <w:p>
+      <w:pPr>
+        <w:keepLines/>
+        <w:shd w:fill="F2F2F2" w:val="clear"/>
+        <w:spacing w:after="0" w:before="0"/>
+        <w:ind w:left="220"/>
+      </w:pPr>
+      <w:r>
+        <w:rPr>
+          <w:rFonts w:ascii="Consolas" w:cs="Consolas" w:eastAsia="Consolas" w:hAnsi="Consolas"/>
+          <w:sz w:val="19"/>
+          <w:szCs w:val="19"/>
+        </w:rPr>
+        <w:t xml:space="preserve">        String touche = evenement.getCharacter();</w:t>
+      </w:r>
+    </w:p>
+    <w:p>
+      <w:pPr>
+        <w:keepLines/>
+        <w:shd w:fill="F2F2F2" w:val="clear"/>
+        <w:spacing w:after="0" w:before="0"/>
+        <w:ind w:left="220"/>
+      </w:pPr>
+      <w:r>
+        <w:rPr>
+          <w:rFonts w:ascii="Consolas" w:cs="Consolas" w:eastAsia="Consolas" w:hAnsi="Consolas"/>
+          <w:sz w:val="19"/>
+          <w:szCs w:val="19"/>
+        </w:rPr>
+        <w:t xml:space="preserve">        if (touche.length() == 1 &amp;&amp; Character.isDigit(touche.charAt(0))) {</w:t>
+      </w:r>
+    </w:p>
+    <w:p>
+      <w:pPr>
+        <w:keepLines/>
+        <w:shd w:fill="F2F2F2" w:val="clear"/>
+        <w:spacing w:after="0" w:before="0"/>
+        <w:ind w:left="220"/>
+      </w:pPr>
+      <w:r>
+        <w:rPr>
+          <w:rFonts w:ascii="Consolas" w:cs="Consolas" w:eastAsia="Consolas" w:hAnsi="Consolas"/>
+          <w:sz w:val="19"/>
+          <w:szCs w:val="19"/>
+        </w:rPr>
+        <w:t xml:space="preserve">            int nombre = touche.charAt(0) - '0';</w:t>
+      </w:r>
+    </w:p>
+    <w:p>
+      <w:pPr>
+        <w:keepLines/>
+        <w:shd w:fill="F2F2F2" w:val="clear"/>
+        <w:spacing w:after="0" w:before="0"/>
+        <w:ind w:left="220"/>
+      </w:pPr>
+      <w:r>
+        <w:rPr>
+          <w:rFonts w:ascii="Consolas" w:cs="Consolas" w:eastAsia="Consolas" w:hAnsi="Consolas"/>
+          <w:sz w:val="19"/>
+          <w:szCs w:val="19"/>
+        </w:rPr>
+        <w:t xml:space="preserve">            if (nombre &gt;= 1 &amp;&amp; nombre &lt;= regles.getMaximumParTour()) {</w:t>
+      </w:r>
+    </w:p>
+    <w:p>
+      <w:pPr>
+        <w:keepLines/>
+        <w:shd w:fill="F2F2F2" w:val="clear"/>
+        <w:spacing w:after="0" w:before="0"/>
+        <w:ind w:left="220"/>
+      </w:pPr>
+      <w:r>
+        <w:rPr>
+          <w:rFonts w:ascii="Consolas" w:cs="Consolas" w:eastAsia="Consolas" w:hAnsi="Consolas"/>
+          <w:sz w:val="19"/>
+          <w:szCs w:val="19"/>
+        </w:rPr>
+        <w:t xml:space="preserve">                joueurRetire(nombre);</w:t>
+      </w:r>
+    </w:p>
+    <w:p>
+      <w:pPr>
+        <w:keepLines/>
+        <w:shd w:fill="F2F2F2" w:val="clear"/>
+        <w:spacing w:after="0" w:before="0"/>
+        <w:ind w:left="220"/>
+      </w:pPr>
+      <w:r>
+        <w:rPr>
+          <w:rFonts w:ascii="Consolas" w:cs="Consolas" w:eastAsia="Consolas" w:hAnsi="Consolas"/>
+          <w:sz w:val="19"/>
+          <w:szCs w:val="19"/>
+        </w:rPr>
+        <w:t xml:space="preserve">            }</w:t>
+      </w:r>
+    </w:p>
+    <w:p>
+      <w:pPr>
+        <w:keepLines/>
+        <w:shd w:fill="F2F2F2" w:val="clear"/>
+        <w:spacing w:after="0" w:before="0"/>
+        <w:ind w:left="220"/>
+      </w:pPr>
+      <w:r>
+        <w:rPr>
+          <w:rFonts w:ascii="Consolas" w:cs="Consolas" w:eastAsia="Consolas" w:hAnsi="Consolas"/>
+          <w:sz w:val="19"/>
+          <w:szCs w:val="19"/>
+        </w:rPr>
+        <w:t xml:space="preserve">        }</w:t>
+      </w:r>
+    </w:p>
+    <w:p>
+      <w:pPr>
+        <w:keepLines/>
+        <w:shd w:fill="F2F2F2" w:val="clear"/>
+        <w:spacing w:after="0" w:before="0"/>
+        <w:ind w:left="220"/>
+      </w:pPr>
+      <w:r>
+        <w:rPr>
+          <w:rFonts w:ascii="Consolas" w:cs="Consolas" w:eastAsia="Consolas" w:hAnsi="Consolas"/>
+          <w:sz w:val="19"/>
+          <w:szCs w:val="19"/>
+        </w:rPr>
+        <w:t xml:space="preserve">    }</w:t>
+      </w:r>
+    </w:p>
+    <w:p>
+      <w:pPr>
+        <w:keepLines/>
+        <w:shd w:fill="F2F2F2" w:val="clear"/>
+        <w:spacing w:after="0" w:before="0"/>
+        <w:ind w:left="220"/>
+      </w:pPr>
+      <w:r>
+        <w:rPr>
+          <w:rFonts w:ascii="Consolas" w:cs="Consolas" w:eastAsia="Consolas" w:hAnsi="Consolas"/>
+          <w:sz w:val="19"/>
+          <w:szCs w:val="19"/>
+        </w:rPr>
+        <w:t xml:space="preserve"> </w:t>
+      </w:r>
+    </w:p>
+    <w:p>
+      <w:pPr>
+        <w:keepLines/>
+        <w:shd w:fill="F2F2F2" w:val="clear"/>
+        <w:spacing w:after="0" w:before="0"/>
+        <w:ind w:left="220"/>
+      </w:pPr>
+      <w:r>
+        <w:rPr>
+          <w:rFonts w:ascii="Consolas" w:cs="Consolas" w:eastAsia="Consolas" w:hAnsi="Consolas"/>
+          <w:sz w:val="19"/>
+          <w:szCs w:val="19"/>
+        </w:rPr>
+        <w:t xml:space="preserve">    private void joueurRetire(int nombre) {</w:t>
+      </w:r>
+    </w:p>
+    <w:p>
+      <w:pPr>
+        <w:keepLines/>
+        <w:shd w:fill="F2F2F2" w:val="clear"/>
+        <w:spacing w:after="0" w:before="0"/>
+        <w:ind w:left="220"/>
+      </w:pPr>
+      <w:r>
+        <w:rPr>
+          <w:rFonts w:ascii="Consolas" w:cs="Consolas" w:eastAsia="Consolas" w:hAnsi="Consolas"/>
+          <w:sz w:val="19"/>
+          <w:szCs w:val="19"/>
+        </w:rPr>
+        <w:t xml:space="preserve">        if (!regles.coupValide(pile, nombre)) {</w:t>
+      </w:r>
+    </w:p>
+    <w:p>
+      <w:pPr>
+        <w:keepLines/>
+        <w:shd w:fill="F2F2F2" w:val="clear"/>
+        <w:spacing w:after="0" w:before="0"/>
+        <w:ind w:left="220"/>
+      </w:pPr>
+      <w:r>
+        <w:rPr>
+          <w:rFonts w:ascii="Consolas" w:cs="Consolas" w:eastAsia="Consolas" w:hAnsi="Consolas"/>
+          <w:sz w:val="19"/>
+          <w:szCs w:val="19"/>
+        </w:rPr>
+        <w:t xml:space="preserve">            message.setText("Coup impossible : il reste " + pile.restantes() + " allumette(s).");</w:t>
+      </w:r>
+    </w:p>
+    <w:p>
+      <w:pPr>
+        <w:keepLines/>
+        <w:shd w:fill="F2F2F2" w:val="clear"/>
+        <w:spacing w:after="0" w:before="0"/>
+        <w:ind w:left="220"/>
+      </w:pPr>
+      <w:r>
+        <w:rPr>
+          <w:rFonts w:ascii="Consolas" w:cs="Consolas" w:eastAsia="Consolas" w:hAnsi="Consolas"/>
+          <w:sz w:val="19"/>
+          <w:szCs w:val="19"/>
+        </w:rPr>
+        <w:t xml:space="preserve">            return;</w:t>
+      </w:r>
+    </w:p>
+    <w:p>
+      <w:pPr>
+        <w:keepLines/>
+        <w:shd w:fill="F2F2F2" w:val="clear"/>
+        <w:spacing w:after="0" w:before="0"/>
+        <w:ind w:left="220"/>
+      </w:pPr>
+      <w:r>
+        <w:rPr>
+          <w:rFonts w:ascii="Consolas" w:cs="Consolas" w:eastAsia="Consolas" w:hAnsi="Consolas"/>
+          <w:sz w:val="19"/>
+          <w:szCs w:val="19"/>
+        </w:rPr>
+        <w:t xml:space="preserve">        }</w:t>
+      </w:r>
+    </w:p>
+    <w:p>
+      <w:pPr>
+        <w:keepLines/>
+        <w:shd w:fill="F2F2F2" w:val="clear"/>
+        <w:spacing w:after="0" w:before="0"/>
+        <w:ind w:left="220"/>
+      </w:pPr>
+      <w:r>
+        <w:rPr>
+          <w:rFonts w:ascii="Consolas" w:cs="Consolas" w:eastAsia="Consolas" w:hAnsi="Consolas"/>
+          <w:sz w:val="19"/>
+          <w:szCs w:val="19"/>
+        </w:rPr>
+        <w:t xml:space="preserve">        retirer(nombre);</w:t>
+      </w:r>
+    </w:p>
+    <w:p>
+      <w:pPr>
+        <w:keepLines/>
+        <w:shd w:fill="F2F2F2" w:val="clear"/>
+        <w:spacing w:after="0" w:before="0"/>
+        <w:ind w:left="220"/>
+      </w:pPr>
+      <w:r>
+        <w:rPr>
+          <w:rFonts w:ascii="Consolas" w:cs="Consolas" w:eastAsia="Consolas" w:hAnsi="Consolas"/>
+          <w:sz w:val="19"/>
+          <w:szCs w:val="19"/>
+        </w:rPr>
+        <w:t xml:space="preserve">        if (pile.estVide()) {</w:t>
+      </w:r>
+    </w:p>
+    <w:p>
+      <w:pPr>
+        <w:keepLines/>
+        <w:shd w:fill="F2F2F2" w:val="clear"/>
+        <w:spacing w:after="0" w:before="0"/>
+        <w:ind w:left="220"/>
+      </w:pPr>
+      <w:r>
+        <w:rPr>
+          <w:rFonts w:ascii="Consolas" w:cs="Consolas" w:eastAsia="Consolas" w:hAnsi="Consolas"/>
+          <w:sz w:val="19"/>
+          <w:szCs w:val="19"/>
+        </w:rPr>
+        <w:t xml:space="preserve">            message.setText("Vous avez pris la derniere allumette : vous avez perdu.");</w:t>
+      </w:r>
+    </w:p>
+    <w:p>
+      <w:pPr>
+        <w:keepLines/>
+        <w:shd w:fill="F2F2F2" w:val="clear"/>
+        <w:spacing w:after="0" w:before="0"/>
+        <w:ind w:left="220"/>
+      </w:pPr>
+      <w:r>
+        <w:rPr>
+          <w:rFonts w:ascii="Consolas" w:cs="Consolas" w:eastAsia="Consolas" w:hAnsi="Consolas"/>
+          <w:sz w:val="19"/>
+          <w:szCs w:val="19"/>
+        </w:rPr>
+        <w:t xml:space="preserve">            return;</w:t>
+      </w:r>
+    </w:p>
+    <w:p>
+      <w:pPr>
+        <w:keepLines/>
+        <w:shd w:fill="F2F2F2" w:val="clear"/>
+        <w:spacing w:after="0" w:before="0"/>
+        <w:ind w:left="220"/>
+      </w:pPr>
+      <w:r>
+        <w:rPr>
+          <w:rFonts w:ascii="Consolas" w:cs="Consolas" w:eastAsia="Consolas" w:hAnsi="Consolas"/>
+          <w:sz w:val="19"/>
+          <w:szCs w:val="19"/>
+        </w:rPr>
+        <w:t xml:space="preserve">        }</w:t>
+      </w:r>
+    </w:p>
+    <w:p>
+      <w:pPr>
+        <w:keepLines/>
+        <w:shd w:fill="F2F2F2" w:val="clear"/>
+        <w:spacing w:after="0" w:before="0"/>
+        <w:ind w:left="220"/>
+      </w:pPr>
+      <w:r>
+        <w:rPr>
+          <w:rFonts w:ascii="Consolas" w:cs="Consolas" w:eastAsia="Consolas" w:hAnsi="Consolas"/>
+          <w:sz w:val="19"/>
+          <w:szCs w:val="19"/>
+        </w:rPr>
+        <w:t xml:space="preserve"> </w:t>
+      </w:r>
+    </w:p>
+    <w:p>
+      <w:pPr>
+        <w:keepLines/>
+        <w:shd w:fill="F2F2F2" w:val="clear"/>
+        <w:spacing w:after="0" w:before="0"/>
+        <w:ind w:left="220"/>
+      </w:pPr>
+      <w:r>
+        <w:rPr>
+          <w:rFonts w:ascii="Consolas" w:cs="Consolas" w:eastAsia="Consolas" w:hAnsi="Consolas"/>
+          <w:sz w:val="19"/>
+          <w:szCs w:val="19"/>
+        </w:rPr>
+        <w:t xml:space="preserve">        int coup = coupDeLaMachine();</w:t>
+      </w:r>
+    </w:p>
+    <w:p>
+      <w:pPr>
+        <w:keepLines/>
+        <w:shd w:fill="F2F2F2" w:val="clear"/>
+        <w:spacing w:after="0" w:before="0"/>
+        <w:ind w:left="220"/>
+      </w:pPr>
+      <w:r>
+        <w:rPr>
+          <w:rFonts w:ascii="Consolas" w:cs="Consolas" w:eastAsia="Consolas" w:hAnsi="Consolas"/>
+          <w:sz w:val="19"/>
+          <w:szCs w:val="19"/>
+        </w:rPr>
+        <w:t xml:space="preserve">        retirer(coup);</w:t>
+      </w:r>
+    </w:p>
+    <w:p>
+      <w:pPr>
+        <w:keepLines/>
+        <w:shd w:fill="F2F2F2" w:val="clear"/>
+        <w:spacing w:after="0" w:before="0"/>
+        <w:ind w:left="220"/>
+      </w:pPr>
+      <w:r>
+        <w:rPr>
+          <w:rFonts w:ascii="Consolas" w:cs="Consolas" w:eastAsia="Consolas" w:hAnsi="Consolas"/>
+          <w:sz w:val="19"/>
+          <w:szCs w:val="19"/>
+        </w:rPr>
+        <w:t xml:space="preserve">        if (pile.estVide()) {</w:t>
+      </w:r>
+    </w:p>
+    <w:p>
+      <w:pPr>
+        <w:keepLines/>
+        <w:shd w:fill="F2F2F2" w:val="clear"/>
+        <w:spacing w:after="0" w:before="0"/>
+        <w:ind w:left="220"/>
+      </w:pPr>
+      <w:r>
+        <w:rPr>
+          <w:rFonts w:ascii="Consolas" w:cs="Consolas" w:eastAsia="Consolas" w:hAnsi="Consolas"/>
+          <w:sz w:val="19"/>
+          <w:szCs w:val="19"/>
+        </w:rPr>
+        <w:t xml:space="preserve">            message.setText("La machine retire " + coup + " et prend la derniere : vous avez gagne !");</w:t>
+      </w:r>
+    </w:p>
+    <w:p>
+      <w:pPr>
+        <w:keepLines/>
+        <w:shd w:fill="F2F2F2" w:val="clear"/>
+        <w:spacing w:after="0" w:before="0"/>
+        <w:ind w:left="220"/>
+      </w:pPr>
+      <w:r>
+        <w:rPr>
+          <w:rFonts w:ascii="Consolas" w:cs="Consolas" w:eastAsia="Consolas" w:hAnsi="Consolas"/>
+          <w:sz w:val="19"/>
+          <w:szCs w:val="19"/>
+        </w:rPr>
+        <w:t xml:space="preserve">        } else {</w:t>
+      </w:r>
+    </w:p>
+    <w:p>
+      <w:pPr>
+        <w:keepLines/>
+        <w:shd w:fill="F2F2F2" w:val="clear"/>
+        <w:spacing w:after="0" w:before="0"/>
+        <w:ind w:left="220"/>
+      </w:pPr>
+      <w:r>
+        <w:rPr>
+          <w:rFonts w:ascii="Consolas" w:cs="Consolas" w:eastAsia="Consolas" w:hAnsi="Consolas"/>
+          <w:sz w:val="19"/>
+          <w:szCs w:val="19"/>
+        </w:rPr>
+        <w:t xml:space="preserve">            message.setText("La machine retire " + coup + ". A vous.");</w:t>
+      </w:r>
+    </w:p>
+    <w:p>
+      <w:pPr>
+        <w:keepLines/>
+        <w:shd w:fill="F2F2F2" w:val="clear"/>
+        <w:spacing w:after="0" w:before="0"/>
+        <w:ind w:left="220"/>
+      </w:pPr>
+      <w:r>
+        <w:rPr>
+          <w:rFonts w:ascii="Consolas" w:cs="Consolas" w:eastAsia="Consolas" w:hAnsi="Consolas"/>
+          <w:sz w:val="19"/>
+          <w:szCs w:val="19"/>
+        </w:rPr>
+        <w:t xml:space="preserve">        }</w:t>
+      </w:r>
+    </w:p>
+    <w:p>
+      <w:pPr>
+        <w:keepLines/>
+        <w:shd w:fill="F2F2F2" w:val="clear"/>
+        <w:spacing w:after="0" w:before="0"/>
+        <w:ind w:left="220"/>
+      </w:pPr>
+      <w:r>
+        <w:rPr>
+          <w:rFonts w:ascii="Consolas" w:cs="Consolas" w:eastAsia="Consolas" w:hAnsi="Consolas"/>
+          <w:sz w:val="19"/>
+          <w:szCs w:val="19"/>
+        </w:rPr>
+        <w:t xml:space="preserve">    }</w:t>
+      </w:r>
+    </w:p>
+    <w:p>
+      <w:pPr>
+        <w:keepLines/>
+        <w:shd w:fill="F2F2F2" w:val="clear"/>
+        <w:spacing w:after="0" w:before="0"/>
+        <w:ind w:left="220"/>
+      </w:pPr>
+      <w:r>
+        <w:rPr>
+          <w:rFonts w:ascii="Consolas" w:cs="Consolas" w:eastAsia="Consolas" w:hAnsi="Consolas"/>
+          <w:sz w:val="19"/>
+          <w:szCs w:val="19"/>
+        </w:rPr>
+        <w:t xml:space="preserve"> </w:t>
+      </w:r>
+    </w:p>
+    <w:p>
+      <w:pPr>
+        <w:keepLines/>
+        <w:shd w:fill="F2F2F2" w:val="clear"/>
+        <w:spacing w:after="0" w:before="0"/>
+        <w:ind w:left="220"/>
+      </w:pPr>
+      <w:r>
+        <w:rPr>
+          <w:rFonts w:ascii="Consolas" w:cs="Consolas" w:eastAsia="Consolas" w:hAnsi="Consolas"/>
+          <w:sz w:val="19"/>
+          <w:szCs w:val="19"/>
+        </w:rPr>
+        <w:t xml:space="preserve">    private int coupDeLaMachine() {</w:t>
+      </w:r>
+    </w:p>
+    <w:p>
+      <w:pPr>
+        <w:keepLines/>
+        <w:shd w:fill="F2F2F2" w:val="clear"/>
+        <w:spacing w:after="0" w:before="0"/>
+        <w:ind w:left="220"/>
+      </w:pPr>
+      <w:r>
+        <w:rPr>
+          <w:rFonts w:ascii="Consolas" w:cs="Consolas" w:eastAsia="Consolas" w:hAnsi="Consolas"/>
+          <w:sz w:val="19"/>
+          <w:szCs w:val="19"/>
+        </w:rPr>
+        <w:t xml:space="preserve">        int propose = machine.combienRetirer(pile, regles);</w:t>
+      </w:r>
+    </w:p>
+    <w:p>
+      <w:pPr>
+        <w:keepLines/>
+        <w:shd w:fill="F2F2F2" w:val="clear"/>
+        <w:spacing w:after="0" w:before="0"/>
+        <w:ind w:left="220"/>
+      </w:pPr>
+      <w:r>
+        <w:rPr>
+          <w:rFonts w:ascii="Consolas" w:cs="Consolas" w:eastAsia="Consolas" w:hAnsi="Consolas"/>
+          <w:sz w:val="19"/>
+          <w:szCs w:val="19"/>
+        </w:rPr>
+        <w:t xml:space="preserve">        return regles.coupValide(pile, propose) ? propose : 1;</w:t>
+      </w:r>
+    </w:p>
+    <w:p>
+      <w:pPr>
+        <w:keepLines/>
+        <w:shd w:fill="F2F2F2" w:val="clear"/>
+        <w:spacing w:after="0" w:before="0"/>
+        <w:ind w:left="220"/>
+      </w:pPr>
+      <w:r>
+        <w:rPr>
+          <w:rFonts w:ascii="Consolas" w:cs="Consolas" w:eastAsia="Consolas" w:hAnsi="Consolas"/>
+          <w:sz w:val="19"/>
+          <w:szCs w:val="19"/>
+        </w:rPr>
+        <w:t xml:space="preserve">    }</w:t>
+      </w:r>
+    </w:p>
+    <w:p>
+      <w:pPr>
+        <w:keepLines/>
+        <w:shd w:fill="F2F2F2" w:val="clear"/>
+        <w:spacing w:after="0" w:before="0"/>
+        <w:ind w:left="220"/>
+      </w:pPr>
+      <w:r>
+        <w:rPr>
+          <w:rFonts w:ascii="Consolas" w:cs="Consolas" w:eastAsia="Consolas" w:hAnsi="Consolas"/>
+          <w:sz w:val="19"/>
+          <w:szCs w:val="19"/>
+        </w:rPr>
+        <w:t xml:space="preserve"> </w:t>
+      </w:r>
+    </w:p>
+    <w:p>
+      <w:pPr>
+        <w:keepLines/>
+        <w:shd w:fill="F2F2F2" w:val="clear"/>
+        <w:spacing w:after="0" w:before="0"/>
+        <w:ind w:left="220"/>
+      </w:pPr>
+      <w:r>
+        <w:rPr>
+          <w:rFonts w:ascii="Consolas" w:cs="Consolas" w:eastAsia="Consolas" w:hAnsi="Consolas"/>
+          <w:sz w:val="19"/>
+          <w:szCs w:val="19"/>
+        </w:rPr>
+        <w:t xml:space="preserve">    private void retirer(int nombre) {</w:t>
+      </w:r>
+    </w:p>
+    <w:p>
+      <w:pPr>
+        <w:keepLines/>
+        <w:shd w:fill="F2F2F2" w:val="clear"/>
+        <w:spacing w:after="0" w:before="0"/>
+        <w:ind w:left="220"/>
+      </w:pPr>
+      <w:r>
+        <w:rPr>
+          <w:rFonts w:ascii="Consolas" w:cs="Consolas" w:eastAsia="Consolas" w:hAnsi="Consolas"/>
+          <w:sz w:val="19"/>
+          <w:szCs w:val="19"/>
+        </w:rPr>
+        <w:t xml:space="preserve">        pile.retirer(nombre);</w:t>
+      </w:r>
+    </w:p>
+    <w:p>
+      <w:pPr>
+        <w:keepLines/>
+        <w:shd w:fill="F2F2F2" w:val="clear"/>
+        <w:spacing w:after="0" w:before="0"/>
+        <w:ind w:left="220"/>
+      </w:pPr>
+      <w:r>
+        <w:rPr>
+          <w:rFonts w:ascii="Consolas" w:cs="Consolas" w:eastAsia="Consolas" w:hAnsi="Consolas"/>
+          <w:sz w:val="19"/>
+          <w:szCs w:val="19"/>
+        </w:rPr>
+        <w:t xml:space="preserve">        pileAChange();</w:t>
+      </w:r>
+    </w:p>
+    <w:p>
+      <w:pPr>
+        <w:keepLines/>
+        <w:shd w:fill="F2F2F2" w:val="clear"/>
+        <w:spacing w:after="0" w:before="0"/>
+        <w:ind w:left="220"/>
+      </w:pPr>
+      <w:r>
+        <w:rPr>
+          <w:rFonts w:ascii="Consolas" w:cs="Consolas" w:eastAsia="Consolas" w:hAnsi="Consolas"/>
+          <w:sz w:val="19"/>
+          <w:szCs w:val="19"/>
+        </w:rPr>
+        <w:t xml:space="preserve">    }</w:t>
+      </w:r>
+    </w:p>
+    <w:p>
+      <w:pPr>
+        <w:keepLines/>
+        <w:shd w:fill="F2F2F2" w:val="clear"/>
+        <w:spacing w:after="0" w:before="0"/>
+        <w:ind w:left="220"/>
+      </w:pPr>
+      <w:r>
+        <w:rPr>
+          <w:rFonts w:ascii="Consolas" w:cs="Consolas" w:eastAsia="Consolas" w:hAnsi="Consolas"/>
+          <w:sz w:val="19"/>
+          <w:szCs w:val="19"/>
+        </w:rPr>
+        <w:t xml:space="preserve"> </w:t>
+      </w:r>
+    </w:p>
+    <w:p>
+      <w:pPr>
+        <w:keepLines/>
+        <w:shd w:fill="F2F2F2" w:val="clear"/>
+        <w:spacing w:after="0" w:before="0"/>
+        <w:ind w:left="220"/>
+      </w:pPr>
+      <w:r>
+        <w:rPr>
+          <w:rFonts w:ascii="Consolas" w:cs="Consolas" w:eastAsia="Consolas" w:hAnsi="Consolas"/>
+          <w:sz w:val="19"/>
+          <w:szCs w:val="19"/>
+        </w:rPr>
+        <w:t xml:space="preserve">    private void pileAChange() {</w:t>
+      </w:r>
+    </w:p>
+    <w:p>
+      <w:pPr>
+        <w:keepLines/>
+        <w:shd w:fill="F2F2F2" w:val="clear"/>
+        <w:spacing w:after="0" w:before="0"/>
+        <w:ind w:left="220"/>
+      </w:pPr>
+      <w:r>
+        <w:rPr>
+          <w:rFonts w:ascii="Consolas" w:cs="Consolas" w:eastAsia="Consolas" w:hAnsi="Consolas"/>
+          <w:sz w:val="19"/>
+          <w:szCs w:val="19"/>
+        </w:rPr>
+        <w:t xml:space="preserve">        restantes.set(pile.restantes());</w:t>
+      </w:r>
+    </w:p>
+    <w:p>
+      <w:pPr>
+        <w:keepLines/>
+        <w:shd w:fill="F2F2F2" w:val="clear"/>
+        <w:spacing w:after="0" w:before="0"/>
+        <w:ind w:left="220"/>
+      </w:pPr>
+      <w:r>
+        <w:rPr>
+          <w:rFonts w:ascii="Consolas" w:cs="Consolas" w:eastAsia="Consolas" w:hAnsi="Consolas"/>
+          <w:sz w:val="19"/>
+          <w:szCs w:val="19"/>
+        </w:rPr>
+        <w:t xml:space="preserve">    }</w:t>
+      </w:r>
+    </w:p>
+    <w:p>
+      <w:pPr>
+        <w:keepLines/>
+        <w:shd w:fill="F2F2F2" w:val="clear"/>
+        <w:spacing w:after="160" w:before="0"/>
+        <w:ind w:left="220"/>
+      </w:pPr>
+      <w:r>
+        <w:rPr>
+          <w:rFonts w:ascii="Consolas" w:cs="Consolas" w:eastAsia="Consolas" w:hAnsi="Consolas"/>
+          <w:sz w:val="19"/>
+          <w:szCs w:val="19"/>
+        </w:rPr>
+        <w:t xml:space="preserve">}</w:t>
       </w:r>
     </w:p>
     <w:p>
@@ -32719,6 +38667,306 @@
           </w:p>
         </w:tc>
       </w:tr>
+      <w:tr>
+        <w:trPr>
+          <w:cantSplit/>
+        </w:trPr>
+        <w:tc>
+          <w:tcPr>
+            <w:tcW w:type="dxa" w:w="1400"/>
+            <w:tcMar>
+              <w:top w:type="dxa" w:w="55"/>
+              <w:left w:type="dxa" w:w="100"/>
+              <w:bottom w:type="dxa" w:w="55"/>
+              <w:right w:type="dxa" w:w="100"/>
+            </w:tcMar>
+          </w:tcPr>
+          <w:p>
+            <w:pPr>
+              <w:spacing w:after="0"/>
+            </w:pPr>
+            <w:r>
+              <w:rPr>
+                <w:rFonts w:ascii="Consolas" w:cs="Consolas" w:eastAsia="Consolas" w:hAnsi="Consolas"/>
+                <w:sz w:val="18"/>
+                <w:szCs w:val="18"/>
+              </w:rPr>
+              <w:t xml:space="preserve">G.31</w:t>
+            </w:r>
+          </w:p>
+        </w:tc>
+        <w:tc>
+          <w:tcPr>
+            <w:tcW w:type="dxa" w:w="3400"/>
+            <w:tcMar>
+              <w:top w:type="dxa" w:w="55"/>
+              <w:left w:type="dxa" w:w="100"/>
+              <w:bottom w:type="dxa" w:w="55"/>
+              <w:right w:type="dxa" w:w="100"/>
+            </w:tcMar>
+          </w:tcPr>
+          <w:p>
+            <w:pPr>
+              <w:spacing w:after="0"/>
+            </w:pPr>
+            <w:r>
+              <w:rPr>
+                <w:sz w:val="20"/>
+                <w:szCs w:val="20"/>
+              </w:rPr>
+              <w:t xml:space="preserve">Un objet par joueur</w:t>
+            </w:r>
+          </w:p>
+        </w:tc>
+        <w:tc>
+          <w:tcPr>
+            <w:tcW w:type="dxa" w:w="4560"/>
+            <w:tcMar>
+              <w:top w:type="dxa" w:w="55"/>
+              <w:left w:type="dxa" w:w="100"/>
+              <w:bottom w:type="dxa" w:w="55"/>
+              <w:right w:type="dxa" w:w="100"/>
+            </w:tcMar>
+          </w:tcPr>
+          <w:p>
+            <w:pPr>
+              <w:spacing w:after="0"/>
+            </w:pPr>
+            <w:r>
+              <w:rPr>
+                <w:sz w:val="20"/>
+                <w:szCs w:val="20"/>
+              </w:rPr>
+              <w:t xml:space="preserve">ParJoueur, JeuNim</w:t>
+            </w:r>
+          </w:p>
+        </w:tc>
+      </w:tr>
+      <w:tr>
+        <w:trPr>
+          <w:cantSplit/>
+        </w:trPr>
+        <w:tc>
+          <w:tcPr>
+            <w:tcW w:type="dxa" w:w="1400"/>
+            <w:tcMar>
+              <w:top w:type="dxa" w:w="55"/>
+              <w:left w:type="dxa" w:w="100"/>
+              <w:bottom w:type="dxa" w:w="55"/>
+              <w:right w:type="dxa" w:w="100"/>
+            </w:tcMar>
+          </w:tcPr>
+          <w:p>
+            <w:pPr>
+              <w:spacing w:after="0"/>
+            </w:pPr>
+            <w:r>
+              <w:rPr>
+                <w:rFonts w:ascii="Consolas" w:cs="Consolas" w:eastAsia="Consolas" w:hAnsi="Consolas"/>
+                <w:sz w:val="18"/>
+                <w:szCs w:val="18"/>
+              </w:rPr>
+              <w:t xml:space="preserve">G.32</w:t>
+            </w:r>
+          </w:p>
+        </w:tc>
+        <w:tc>
+          <w:tcPr>
+            <w:tcW w:type="dxa" w:w="3400"/>
+            <w:tcMar>
+              <w:top w:type="dxa" w:w="55"/>
+              <w:left w:type="dxa" w:w="100"/>
+              <w:bottom w:type="dxa" w:w="55"/>
+              <w:right w:type="dxa" w:w="100"/>
+            </w:tcMar>
+          </w:tcPr>
+          <w:p>
+            <w:pPr>
+              <w:spacing w:after="0"/>
+            </w:pPr>
+            <w:r>
+              <w:rPr>
+                <w:sz w:val="20"/>
+                <w:szCs w:val="20"/>
+              </w:rPr>
+              <w:t xml:space="preserve">Une fabrique sans switch</w:t>
+            </w:r>
+          </w:p>
+        </w:tc>
+        <w:tc>
+          <w:tcPr>
+            <w:tcW w:type="dxa" w:w="4560"/>
+            <w:tcMar>
+              <w:top w:type="dxa" w:w="55"/>
+              <w:left w:type="dxa" w:w="100"/>
+              <w:bottom w:type="dxa" w:w="55"/>
+              <w:right w:type="dxa" w:w="100"/>
+            </w:tcMar>
+          </w:tcPr>
+          <w:p>
+            <w:pPr>
+              <w:spacing w:after="0"/>
+            </w:pPr>
+            <w:r>
+              <w:rPr>
+                <w:sz w:val="20"/>
+                <w:szCs w:val="20"/>
+              </w:rPr>
+              <w:t xml:space="preserve">JeuFactory</w:t>
+            </w:r>
+          </w:p>
+        </w:tc>
+      </w:tr>
+      <w:tr>
+        <w:trPr>
+          <w:cantSplit/>
+        </w:trPr>
+        <w:tc>
+          <w:tcPr>
+            <w:tcW w:type="dxa" w:w="1400"/>
+            <w:tcMar>
+              <w:top w:type="dxa" w:w="55"/>
+              <w:left w:type="dxa" w:w="100"/>
+              <w:bottom w:type="dxa" w:w="55"/>
+              <w:right w:type="dxa" w:w="100"/>
+            </w:tcMar>
+          </w:tcPr>
+          <w:p>
+            <w:pPr>
+              <w:spacing w:after="0"/>
+            </w:pPr>
+            <w:r>
+              <w:rPr>
+                <w:rFonts w:ascii="Consolas" w:cs="Consolas" w:eastAsia="Consolas" w:hAnsi="Consolas"/>
+                <w:sz w:val="18"/>
+                <w:szCs w:val="18"/>
+              </w:rPr>
+              <w:t xml:space="preserve">G.33</w:t>
+            </w:r>
+          </w:p>
+        </w:tc>
+        <w:tc>
+          <w:tcPr>
+            <w:tcW w:type="dxa" w:w="3400"/>
+            <w:tcMar>
+              <w:top w:type="dxa" w:w="55"/>
+              <w:left w:type="dxa" w:w="100"/>
+              <w:bottom w:type="dxa" w:w="55"/>
+              <w:right w:type="dxa" w:w="100"/>
+            </w:tcMar>
+          </w:tcPr>
+          <w:p>
+            <w:pPr>
+              <w:spacing w:after="0"/>
+            </w:pPr>
+            <w:r>
+              <w:rPr>
+                <w:sz w:val="20"/>
+                <w:szCs w:val="20"/>
+              </w:rPr>
+              <w:t xml:space="preserve">Le Nim dans une fenêtre</w:t>
+            </w:r>
+          </w:p>
+        </w:tc>
+        <w:tc>
+          <w:tcPr>
+            <w:tcW w:type="dxa" w:w="4560"/>
+            <w:tcMar>
+              <w:top w:type="dxa" w:w="55"/>
+              <w:left w:type="dxa" w:w="100"/>
+              <w:bottom w:type="dxa" w:w="55"/>
+              <w:right w:type="dxa" w:w="100"/>
+            </w:tcMar>
+          </w:tcPr>
+          <w:p>
+            <w:pPr>
+              <w:spacing w:after="0"/>
+            </w:pPr>
+            <w:r>
+              <w:rPr>
+                <w:sz w:val="20"/>
+                <w:szCs w:val="20"/>
+              </w:rPr>
+              <w:t xml:space="preserve">FenetreNim, LanceurFenetreNim</w:t>
+            </w:r>
+          </w:p>
+        </w:tc>
+      </w:tr>
+      <w:tr>
+        <w:trPr>
+          <w:cantSplit/>
+        </w:trPr>
+        <w:tc>
+          <w:tcPr>
+            <w:tcW w:type="dxa" w:w="1400"/>
+            <w:tcMar>
+              <w:top w:type="dxa" w:w="55"/>
+              <w:left w:type="dxa" w:w="100"/>
+              <w:bottom w:type="dxa" w:w="55"/>
+              <w:right w:type="dxa" w:w="100"/>
+            </w:tcMar>
+          </w:tcPr>
+          <w:p>
+            <w:pPr>
+              <w:spacing w:after="0"/>
+            </w:pPr>
+            <w:r>
+              <w:rPr>
+                <w:rFonts w:ascii="Consolas" w:cs="Consolas" w:eastAsia="Consolas" w:hAnsi="Consolas"/>
+                <w:sz w:val="18"/>
+                <w:szCs w:val="18"/>
+              </w:rPr>
+              <w:t xml:space="preserve">G.34</w:t>
+            </w:r>
+          </w:p>
+        </w:tc>
+        <w:tc>
+          <w:tcPr>
+            <w:tcW w:type="dxa" w:w="3400"/>
+            <w:tcMar>
+              <w:top w:type="dxa" w:w="55"/>
+              <w:left w:type="dxa" w:w="100"/>
+              <w:bottom w:type="dxa" w:w="55"/>
+              <w:right w:type="dxa" w:w="100"/>
+            </w:tcMar>
+          </w:tcPr>
+          <w:p>
+            <w:pPr>
+              <w:spacing w:after="0"/>
+            </w:pPr>
+            <w:r>
+              <w:rPr>
+                <w:sz w:val="20"/>
+                <w:szCs w:val="20"/>
+              </w:rPr>
+              <w:t xml:space="preserve">Des boutons qui savent quand se taire</w:t>
+            </w:r>
+          </w:p>
+        </w:tc>
+        <w:tc>
+          <w:tcPr>
+            <w:tcW w:type="dxa" w:w="4560"/>
+            <w:tcMar>
+              <w:top w:type="dxa" w:w="55"/>
+              <w:left w:type="dxa" w:w="100"/>
+              <w:bottom w:type="dxa" w:w="55"/>
+              <w:right w:type="dxa" w:w="100"/>
+            </w:tcMar>
+          </w:tcPr>
+          <w:p>
+            <w:pPr>
+              <w:spacing w:after="0"/>
+            </w:pPr>
+            <w:r>
+              <w:rPr>
+                <w:sz w:val="20"/>
+                <w:szCs w:val="20"/>
+              </w:rPr>
+              <w:t xml:space="preserve">FenetreNim</w:t>
+            </w:r>
+          </w:p>
+        </w:tc>
+      </w:tr>
     </w:tbl>
     <w:sectPr>
       <w:footerReference w:type="default" r:id="rId16"/>
@@ -32824,7 +39072,7 @@
       <w:fldChar w:fldCharType="separate"/>
     </w:r>
     <w:r>
-      <w:t>41</w:t>
+      <w:t>48</w:t>
     </w:r>
     <w:r>
       <w:fldChar w:fldCharType="end"/>

--- a/_documents/GameHub_Solution_Par_Question.docx
+++ b/_documents/GameHub_Solution_Par_Question.docx
@@ -8884,6 +8884,22 @@
       <w:pPr>
         <w:keepLines/>
         <w:shd w:fill="F2F2F2" w:val="clear"/>
+        <w:spacing w:after="0" w:before="0"/>
+        <w:ind w:left="220"/>
+      </w:pPr>
+      <w:r>
+        <w:rPr>
+          <w:rFonts w:ascii="Consolas" w:cs="Consolas" w:eastAsia="Consolas" w:hAnsi="Consolas"/>
+          <w:sz w:val="19"/>
+          <w:szCs w:val="19"/>
+        </w:rPr>
+        <w:t xml:space="preserve"> </w:t>
+      </w:r>
+    </w:p>
+    <w:p>
+      <w:pPr>
+        <w:keepLines/>
+        <w:shd w:fill="F2F2F2" w:val="clear"/>
         <w:spacing w:after="160" w:before="0"/>
         <w:ind w:left="220"/>
       </w:pPr>
@@ -36336,6 +36352,2824 @@
           <w:szCs w:val="19"/>
         </w:rPr>
         <w:t xml:space="preserve">        restantes.set(pile.restantes());</w:t>
+      </w:r>
+    </w:p>
+    <w:p>
+      <w:pPr>
+        <w:keepLines/>
+        <w:shd w:fill="F2F2F2" w:val="clear"/>
+        <w:spacing w:after="0" w:before="0"/>
+        <w:ind w:left="220"/>
+      </w:pPr>
+      <w:r>
+        <w:rPr>
+          <w:rFonts w:ascii="Consolas" w:cs="Consolas" w:eastAsia="Consolas" w:hAnsi="Consolas"/>
+          <w:sz w:val="19"/>
+          <w:szCs w:val="19"/>
+        </w:rPr>
+        <w:t xml:space="preserve">    }</w:t>
+      </w:r>
+    </w:p>
+    <w:p>
+      <w:pPr>
+        <w:keepLines/>
+        <w:shd w:fill="F2F2F2" w:val="clear"/>
+        <w:spacing w:after="160" w:before="0"/>
+        <w:ind w:left="220"/>
+      </w:pPr>
+      <w:r>
+        <w:rPr>
+          <w:rFonts w:ascii="Consolas" w:cs="Consolas" w:eastAsia="Consolas" w:hAnsi="Consolas"/>
+          <w:sz w:val="19"/>
+          <w:szCs w:val="19"/>
+        </w:rPr>
+        <w:t xml:space="preserve">}</w:t>
+      </w:r>
+    </w:p>
+    <w:p>
+      <w:pPr>
+        <w:keepNext/>
+        <w:spacing w:after="140" w:before="340"/>
+      </w:pPr>
+      <w:r>
+        <w:rPr>
+          <w:b/>
+          <w:bCs/>
+          <w:color w:val="7B9E4B"/>
+          <w:sz w:val="28"/>
+          <w:szCs w:val="28"/>
+        </w:rPr>
+        <w:t xml:space="preserve">G.35  </w:t>
+      </w:r>
+      <w:r>
+        <w:rPr>
+          <w:b/>
+          <w:bCs/>
+          <w:color w:val="1F4E79"/>
+          <w:sz w:val="28"/>
+          <w:szCs w:val="28"/>
+        </w:rPr>
+        <w:t xml:space="preserve">Un journal qui survit</w:t>
+      </w:r>
+    </w:p>
+    <w:p>
+      <w:pPr>
+        <w:spacing w:after="120"/>
+      </w:pPr>
+      <w:r>
+        <w:rPr>
+          <w:sz w:val="22"/>
+          <w:szCs w:val="22"/>
+        </w:rPr>
+        <w:t xml:space="preserve">Une ligne par partie, ajoutée à la fin d'un fichier texte, relue au lancement suivant. Une erreur d'écriture est signalée, jamais fatale.</w:t>
+      </w:r>
+    </w:p>
+    <w:p>
+      <w:pPr>
+        <w:spacing w:after="40" w:before="150"/>
+      </w:pPr>
+      <w:r>
+        <w:rPr>
+          <w:rFonts w:ascii="Consolas" w:cs="Consolas" w:eastAsia="Consolas" w:hAnsi="Consolas"/>
+          <w:color w:val="595959"/>
+          <w:sz w:val="17"/>
+          <w:szCs w:val="17"/>
+        </w:rPr>
+        <w:t xml:space="preserve">observateurs/JournalParties.java</w:t>
+      </w:r>
+    </w:p>
+    <w:p>
+      <w:pPr>
+        <w:keepLines/>
+        <w:shd w:fill="F2F2F2" w:val="clear"/>
+        <w:spacing w:after="0" w:before="100"/>
+        <w:ind w:left="220"/>
+      </w:pPr>
+      <w:r>
+        <w:rPr>
+          <w:rFonts w:ascii="Consolas" w:cs="Consolas" w:eastAsia="Consolas" w:hAnsi="Consolas"/>
+          <w:sz w:val="19"/>
+          <w:szCs w:val="19"/>
+        </w:rPr>
+        <w:t xml:space="preserve">import be.ephec.gamehub.modele.Partie;</w:t>
+      </w:r>
+    </w:p>
+    <w:p>
+      <w:pPr>
+        <w:keepLines/>
+        <w:shd w:fill="F2F2F2" w:val="clear"/>
+        <w:spacing w:after="0" w:before="0"/>
+        <w:ind w:left="220"/>
+      </w:pPr>
+      <w:r>
+        <w:rPr>
+          <w:rFonts w:ascii="Consolas" w:cs="Consolas" w:eastAsia="Consolas" w:hAnsi="Consolas"/>
+          <w:sz w:val="19"/>
+          <w:szCs w:val="19"/>
+        </w:rPr>
+        <w:t xml:space="preserve">import be.ephec.gamehub.modele.ResumePartie;</w:t>
+      </w:r>
+    </w:p>
+    <w:p>
+      <w:pPr>
+        <w:keepLines/>
+        <w:shd w:fill="F2F2F2" w:val="clear"/>
+        <w:spacing w:after="0" w:before="0"/>
+        <w:ind w:left="220"/>
+      </w:pPr>
+      <w:r>
+        <w:rPr>
+          <w:rFonts w:ascii="Consolas" w:cs="Consolas" w:eastAsia="Consolas" w:hAnsi="Consolas"/>
+          <w:sz w:val="19"/>
+          <w:szCs w:val="19"/>
+        </w:rPr>
+        <w:t xml:space="preserve">import be.ephec.gamehub.modele.TypeJeu;</w:t>
+      </w:r>
+    </w:p>
+    <w:p>
+      <w:pPr>
+        <w:keepLines/>
+        <w:shd w:fill="F2F2F2" w:val="clear"/>
+        <w:spacing w:after="0" w:before="0"/>
+        <w:ind w:left="220"/>
+      </w:pPr>
+      <w:r>
+        <w:rPr>
+          <w:rFonts w:ascii="Consolas" w:cs="Consolas" w:eastAsia="Consolas" w:hAnsi="Consolas"/>
+          <w:sz w:val="19"/>
+          <w:szCs w:val="19"/>
+        </w:rPr>
+        <w:t xml:space="preserve"> </w:t>
+      </w:r>
+    </w:p>
+    <w:p>
+      <w:pPr>
+        <w:keepLines/>
+        <w:shd w:fill="F2F2F2" w:val="clear"/>
+        <w:spacing w:after="0" w:before="0"/>
+        <w:ind w:left="220"/>
+      </w:pPr>
+      <w:r>
+        <w:rPr>
+          <w:rFonts w:ascii="Consolas" w:cs="Consolas" w:eastAsia="Consolas" w:hAnsi="Consolas"/>
+          <w:sz w:val="19"/>
+          <w:szCs w:val="19"/>
+        </w:rPr>
+        <w:t xml:space="preserve">import java.io.BufferedReader;</w:t>
+      </w:r>
+    </w:p>
+    <w:p>
+      <w:pPr>
+        <w:keepLines/>
+        <w:shd w:fill="F2F2F2" w:val="clear"/>
+        <w:spacing w:after="0" w:before="0"/>
+        <w:ind w:left="220"/>
+      </w:pPr>
+      <w:r>
+        <w:rPr>
+          <w:rFonts w:ascii="Consolas" w:cs="Consolas" w:eastAsia="Consolas" w:hAnsi="Consolas"/>
+          <w:sz w:val="19"/>
+          <w:szCs w:val="19"/>
+        </w:rPr>
+        <w:t xml:space="preserve">import java.io.File;</w:t>
+      </w:r>
+    </w:p>
+    <w:p>
+      <w:pPr>
+        <w:keepLines/>
+        <w:shd w:fill="F2F2F2" w:val="clear"/>
+        <w:spacing w:after="0" w:before="0"/>
+        <w:ind w:left="220"/>
+      </w:pPr>
+      <w:r>
+        <w:rPr>
+          <w:rFonts w:ascii="Consolas" w:cs="Consolas" w:eastAsia="Consolas" w:hAnsi="Consolas"/>
+          <w:sz w:val="19"/>
+          <w:szCs w:val="19"/>
+        </w:rPr>
+        <w:t xml:space="preserve">import java.io.FileReader;</w:t>
+      </w:r>
+    </w:p>
+    <w:p>
+      <w:pPr>
+        <w:keepLines/>
+        <w:shd w:fill="F2F2F2" w:val="clear"/>
+        <w:spacing w:after="0" w:before="0"/>
+        <w:ind w:left="220"/>
+      </w:pPr>
+      <w:r>
+        <w:rPr>
+          <w:rFonts w:ascii="Consolas" w:cs="Consolas" w:eastAsia="Consolas" w:hAnsi="Consolas"/>
+          <w:sz w:val="19"/>
+          <w:szCs w:val="19"/>
+        </w:rPr>
+        <w:t xml:space="preserve">import java.io.FileWriter;</w:t>
+      </w:r>
+    </w:p>
+    <w:p>
+      <w:pPr>
+        <w:keepLines/>
+        <w:shd w:fill="F2F2F2" w:val="clear"/>
+        <w:spacing w:after="0" w:before="0"/>
+        <w:ind w:left="220"/>
+      </w:pPr>
+      <w:r>
+        <w:rPr>
+          <w:rFonts w:ascii="Consolas" w:cs="Consolas" w:eastAsia="Consolas" w:hAnsi="Consolas"/>
+          <w:sz w:val="19"/>
+          <w:szCs w:val="19"/>
+        </w:rPr>
+        <w:t xml:space="preserve">import java.io.IOException;</w:t>
+      </w:r>
+    </w:p>
+    <w:p>
+      <w:pPr>
+        <w:keepLines/>
+        <w:shd w:fill="F2F2F2" w:val="clear"/>
+        <w:spacing w:after="0" w:before="0"/>
+        <w:ind w:left="220"/>
+      </w:pPr>
+      <w:r>
+        <w:rPr>
+          <w:rFonts w:ascii="Consolas" w:cs="Consolas" w:eastAsia="Consolas" w:hAnsi="Consolas"/>
+          <w:sz w:val="19"/>
+          <w:szCs w:val="19"/>
+        </w:rPr>
+        <w:t xml:space="preserve">import java.io.PrintWriter;</w:t>
+      </w:r>
+    </w:p>
+    <w:p>
+      <w:pPr>
+        <w:keepLines/>
+        <w:shd w:fill="F2F2F2" w:val="clear"/>
+        <w:spacing w:after="0" w:before="0"/>
+        <w:ind w:left="220"/>
+      </w:pPr>
+      <w:r>
+        <w:rPr>
+          <w:rFonts w:ascii="Consolas" w:cs="Consolas" w:eastAsia="Consolas" w:hAnsi="Consolas"/>
+          <w:sz w:val="19"/>
+          <w:szCs w:val="19"/>
+        </w:rPr>
+        <w:t xml:space="preserve">import java.time.LocalDateTime;</w:t>
+      </w:r>
+    </w:p>
+    <w:p>
+      <w:pPr>
+        <w:keepLines/>
+        <w:shd w:fill="F2F2F2" w:val="clear"/>
+        <w:spacing w:after="0" w:before="0"/>
+        <w:ind w:left="220"/>
+      </w:pPr>
+      <w:r>
+        <w:rPr>
+          <w:rFonts w:ascii="Consolas" w:cs="Consolas" w:eastAsia="Consolas" w:hAnsi="Consolas"/>
+          <w:sz w:val="19"/>
+          <w:szCs w:val="19"/>
+        </w:rPr>
+        <w:t xml:space="preserve">import java.util.ArrayList;</w:t>
+      </w:r>
+    </w:p>
+    <w:p>
+      <w:pPr>
+        <w:keepLines/>
+        <w:shd w:fill="F2F2F2" w:val="clear"/>
+        <w:spacing w:after="0" w:before="0"/>
+        <w:ind w:left="220"/>
+      </w:pPr>
+      <w:r>
+        <w:rPr>
+          <w:rFonts w:ascii="Consolas" w:cs="Consolas" w:eastAsia="Consolas" w:hAnsi="Consolas"/>
+          <w:sz w:val="19"/>
+          <w:szCs w:val="19"/>
+        </w:rPr>
+        <w:t xml:space="preserve">import java.util.List;</w:t>
+      </w:r>
+    </w:p>
+    <w:p>
+      <w:pPr>
+        <w:keepLines/>
+        <w:shd w:fill="F2F2F2" w:val="clear"/>
+        <w:spacing w:after="0" w:before="0"/>
+        <w:ind w:left="220"/>
+      </w:pPr>
+      <w:r>
+        <w:rPr>
+          <w:rFonts w:ascii="Consolas" w:cs="Consolas" w:eastAsia="Consolas" w:hAnsi="Consolas"/>
+          <w:sz w:val="19"/>
+          <w:szCs w:val="19"/>
+        </w:rPr>
+        <w:t xml:space="preserve"> </w:t>
+      </w:r>
+    </w:p>
+    <w:p>
+      <w:pPr>
+        <w:keepLines/>
+        <w:shd w:fill="F2F2F2" w:val="clear"/>
+        <w:spacing w:after="0" w:before="0"/>
+        <w:ind w:left="220"/>
+      </w:pPr>
+      <w:r>
+        <w:rPr>
+          <w:rFonts w:ascii="Consolas" w:cs="Consolas" w:eastAsia="Consolas" w:hAnsi="Consolas"/>
+          <w:sz w:val="19"/>
+          <w:szCs w:val="19"/>
+        </w:rPr>
+        <w:t xml:space="preserve">public class JournalParties implements ObservateurPartie {</w:t>
+      </w:r>
+    </w:p>
+    <w:p>
+      <w:pPr>
+        <w:keepLines/>
+        <w:shd w:fill="F2F2F2" w:val="clear"/>
+        <w:spacing w:after="0" w:before="0"/>
+        <w:ind w:left="220"/>
+      </w:pPr>
+      <w:r>
+        <w:rPr>
+          <w:rFonts w:ascii="Consolas" w:cs="Consolas" w:eastAsia="Consolas" w:hAnsi="Consolas"/>
+          <w:sz w:val="19"/>
+          <w:szCs w:val="19"/>
+        </w:rPr>
+        <w:t xml:space="preserve"> </w:t>
+      </w:r>
+    </w:p>
+    <w:p>
+      <w:pPr>
+        <w:keepLines/>
+        <w:shd w:fill="F2F2F2" w:val="clear"/>
+        <w:spacing w:after="0" w:before="0"/>
+        <w:ind w:left="220"/>
+      </w:pPr>
+      <w:r>
+        <w:rPr>
+          <w:rFonts w:ascii="Consolas" w:cs="Consolas" w:eastAsia="Consolas" w:hAnsi="Consolas"/>
+          <w:sz w:val="19"/>
+          <w:szCs w:val="19"/>
+        </w:rPr>
+        <w:t xml:space="preserve">    public static final String FICHIER_PAR_DEFAUT = "parties.txt";</w:t>
+      </w:r>
+    </w:p>
+    <w:p>
+      <w:pPr>
+        <w:keepLines/>
+        <w:shd w:fill="F2F2F2" w:val="clear"/>
+        <w:spacing w:after="0" w:before="0"/>
+        <w:ind w:left="220"/>
+      </w:pPr>
+      <w:r>
+        <w:rPr>
+          <w:rFonts w:ascii="Consolas" w:cs="Consolas" w:eastAsia="Consolas" w:hAnsi="Consolas"/>
+          <w:sz w:val="19"/>
+          <w:szCs w:val="19"/>
+        </w:rPr>
+        <w:t xml:space="preserve">    private static final String SEPARATEUR = ";";</w:t>
+      </w:r>
+    </w:p>
+    <w:p>
+      <w:pPr>
+        <w:keepLines/>
+        <w:shd w:fill="F2F2F2" w:val="clear"/>
+        <w:spacing w:after="0" w:before="0"/>
+        <w:ind w:left="220"/>
+      </w:pPr>
+      <w:r>
+        <w:rPr>
+          <w:rFonts w:ascii="Consolas" w:cs="Consolas" w:eastAsia="Consolas" w:hAnsi="Consolas"/>
+          <w:sz w:val="19"/>
+          <w:szCs w:val="19"/>
+        </w:rPr>
+        <w:t xml:space="preserve"> </w:t>
+      </w:r>
+    </w:p>
+    <w:p>
+      <w:pPr>
+        <w:keepLines/>
+        <w:shd w:fill="F2F2F2" w:val="clear"/>
+        <w:spacing w:after="0" w:before="0"/>
+        <w:ind w:left="220"/>
+      </w:pPr>
+      <w:r>
+        <w:rPr>
+          <w:rFonts w:ascii="Consolas" w:cs="Consolas" w:eastAsia="Consolas" w:hAnsi="Consolas"/>
+          <w:sz w:val="19"/>
+          <w:szCs w:val="19"/>
+        </w:rPr>
+        <w:t xml:space="preserve">    private final String fichier;</w:t>
+      </w:r>
+    </w:p>
+    <w:p>
+      <w:pPr>
+        <w:keepLines/>
+        <w:shd w:fill="F2F2F2" w:val="clear"/>
+        <w:spacing w:after="0" w:before="0"/>
+        <w:ind w:left="220"/>
+      </w:pPr>
+      <w:r>
+        <w:rPr>
+          <w:rFonts w:ascii="Consolas" w:cs="Consolas" w:eastAsia="Consolas" w:hAnsi="Consolas"/>
+          <w:sz w:val="19"/>
+          <w:szCs w:val="19"/>
+        </w:rPr>
+        <w:t xml:space="preserve">    private int coups = 0;</w:t>
+      </w:r>
+    </w:p>
+    <w:p>
+      <w:pPr>
+        <w:keepLines/>
+        <w:shd w:fill="F2F2F2" w:val="clear"/>
+        <w:spacing w:after="0" w:before="0"/>
+        <w:ind w:left="220"/>
+      </w:pPr>
+      <w:r>
+        <w:rPr>
+          <w:rFonts w:ascii="Consolas" w:cs="Consolas" w:eastAsia="Consolas" w:hAnsi="Consolas"/>
+          <w:sz w:val="19"/>
+          <w:szCs w:val="19"/>
+        </w:rPr>
+        <w:t xml:space="preserve"> </w:t>
+      </w:r>
+    </w:p>
+    <w:p>
+      <w:pPr>
+        <w:keepLines/>
+        <w:shd w:fill="F2F2F2" w:val="clear"/>
+        <w:spacing w:after="0" w:before="0"/>
+        <w:ind w:left="220"/>
+      </w:pPr>
+      <w:r>
+        <w:rPr>
+          <w:rFonts w:ascii="Consolas" w:cs="Consolas" w:eastAsia="Consolas" w:hAnsi="Consolas"/>
+          <w:sz w:val="19"/>
+          <w:szCs w:val="19"/>
+        </w:rPr>
+        <w:t xml:space="preserve">    public JournalParties() {</w:t>
+      </w:r>
+    </w:p>
+    <w:p>
+      <w:pPr>
+        <w:keepLines/>
+        <w:shd w:fill="F2F2F2" w:val="clear"/>
+        <w:spacing w:after="0" w:before="0"/>
+        <w:ind w:left="220"/>
+      </w:pPr>
+      <w:r>
+        <w:rPr>
+          <w:rFonts w:ascii="Consolas" w:cs="Consolas" w:eastAsia="Consolas" w:hAnsi="Consolas"/>
+          <w:sz w:val="19"/>
+          <w:szCs w:val="19"/>
+        </w:rPr>
+        <w:t xml:space="preserve">        this(FICHIER_PAR_DEFAUT);</w:t>
+      </w:r>
+    </w:p>
+    <w:p>
+      <w:pPr>
+        <w:keepLines/>
+        <w:shd w:fill="F2F2F2" w:val="clear"/>
+        <w:spacing w:after="0" w:before="0"/>
+        <w:ind w:left="220"/>
+      </w:pPr>
+      <w:r>
+        <w:rPr>
+          <w:rFonts w:ascii="Consolas" w:cs="Consolas" w:eastAsia="Consolas" w:hAnsi="Consolas"/>
+          <w:sz w:val="19"/>
+          <w:szCs w:val="19"/>
+        </w:rPr>
+        <w:t xml:space="preserve">    }</w:t>
+      </w:r>
+    </w:p>
+    <w:p>
+      <w:pPr>
+        <w:keepLines/>
+        <w:shd w:fill="F2F2F2" w:val="clear"/>
+        <w:spacing w:after="0" w:before="0"/>
+        <w:ind w:left="220"/>
+      </w:pPr>
+      <w:r>
+        <w:rPr>
+          <w:rFonts w:ascii="Consolas" w:cs="Consolas" w:eastAsia="Consolas" w:hAnsi="Consolas"/>
+          <w:sz w:val="19"/>
+          <w:szCs w:val="19"/>
+        </w:rPr>
+        <w:t xml:space="preserve"> </w:t>
+      </w:r>
+    </w:p>
+    <w:p>
+      <w:pPr>
+        <w:keepLines/>
+        <w:shd w:fill="F2F2F2" w:val="clear"/>
+        <w:spacing w:after="0" w:before="0"/>
+        <w:ind w:left="220"/>
+      </w:pPr>
+      <w:r>
+        <w:rPr>
+          <w:rFonts w:ascii="Consolas" w:cs="Consolas" w:eastAsia="Consolas" w:hAnsi="Consolas"/>
+          <w:sz w:val="19"/>
+          <w:szCs w:val="19"/>
+        </w:rPr>
+        <w:t xml:space="preserve">    public JournalParties(String fichier) {</w:t>
+      </w:r>
+    </w:p>
+    <w:p>
+      <w:pPr>
+        <w:keepLines/>
+        <w:shd w:fill="F2F2F2" w:val="clear"/>
+        <w:spacing w:after="0" w:before="0"/>
+        <w:ind w:left="220"/>
+      </w:pPr>
+      <w:r>
+        <w:rPr>
+          <w:rFonts w:ascii="Consolas" w:cs="Consolas" w:eastAsia="Consolas" w:hAnsi="Consolas"/>
+          <w:sz w:val="19"/>
+          <w:szCs w:val="19"/>
+        </w:rPr>
+        <w:t xml:space="preserve">        this.fichier = fichier;</w:t>
+      </w:r>
+    </w:p>
+    <w:p>
+      <w:pPr>
+        <w:keepLines/>
+        <w:shd w:fill="F2F2F2" w:val="clear"/>
+        <w:spacing w:after="0" w:before="0"/>
+        <w:ind w:left="220"/>
+      </w:pPr>
+      <w:r>
+        <w:rPr>
+          <w:rFonts w:ascii="Consolas" w:cs="Consolas" w:eastAsia="Consolas" w:hAnsi="Consolas"/>
+          <w:sz w:val="19"/>
+          <w:szCs w:val="19"/>
+        </w:rPr>
+        <w:t xml:space="preserve">    }</w:t>
+      </w:r>
+    </w:p>
+    <w:p>
+      <w:pPr>
+        <w:keepLines/>
+        <w:shd w:fill="F2F2F2" w:val="clear"/>
+        <w:spacing w:after="0" w:before="0"/>
+        <w:ind w:left="220"/>
+      </w:pPr>
+      <w:r>
+        <w:rPr>
+          <w:rFonts w:ascii="Consolas" w:cs="Consolas" w:eastAsia="Consolas" w:hAnsi="Consolas"/>
+          <w:sz w:val="19"/>
+          <w:szCs w:val="19"/>
+        </w:rPr>
+        <w:t xml:space="preserve"> </w:t>
+      </w:r>
+    </w:p>
+    <w:p>
+      <w:pPr>
+        <w:keepLines/>
+        <w:shd w:fill="F2F2F2" w:val="clear"/>
+        <w:spacing w:after="0" w:before="0"/>
+        <w:ind w:left="220"/>
+      </w:pPr>
+      <w:r>
+        <w:rPr>
+          <w:rFonts w:ascii="Consolas" w:cs="Consolas" w:eastAsia="Consolas" w:hAnsi="Consolas"/>
+          <w:sz w:val="19"/>
+          <w:szCs w:val="19"/>
+        </w:rPr>
+        <w:t xml:space="preserve">    @Override</w:t>
+      </w:r>
+    </w:p>
+    <w:p>
+      <w:pPr>
+        <w:keepLines/>
+        <w:shd w:fill="F2F2F2" w:val="clear"/>
+        <w:spacing w:after="0" w:before="0"/>
+        <w:ind w:left="220"/>
+      </w:pPr>
+      <w:r>
+        <w:rPr>
+          <w:rFonts w:ascii="Consolas" w:cs="Consolas" w:eastAsia="Consolas" w:hAnsi="Consolas"/>
+          <w:sz w:val="19"/>
+          <w:szCs w:val="19"/>
+        </w:rPr>
+        <w:t xml:space="preserve">    public void onDebut(Partie partie) {</w:t>
+      </w:r>
+    </w:p>
+    <w:p>
+      <w:pPr>
+        <w:keepLines/>
+        <w:shd w:fill="F2F2F2" w:val="clear"/>
+        <w:spacing w:after="0" w:before="0"/>
+        <w:ind w:left="220"/>
+      </w:pPr>
+      <w:r>
+        <w:rPr>
+          <w:rFonts w:ascii="Consolas" w:cs="Consolas" w:eastAsia="Consolas" w:hAnsi="Consolas"/>
+          <w:sz w:val="19"/>
+          <w:szCs w:val="19"/>
+        </w:rPr>
+        <w:t xml:space="preserve">        coups = 0;</w:t>
+      </w:r>
+    </w:p>
+    <w:p>
+      <w:pPr>
+        <w:keepLines/>
+        <w:shd w:fill="F2F2F2" w:val="clear"/>
+        <w:spacing w:after="0" w:before="0"/>
+        <w:ind w:left="220"/>
+      </w:pPr>
+      <w:r>
+        <w:rPr>
+          <w:rFonts w:ascii="Consolas" w:cs="Consolas" w:eastAsia="Consolas" w:hAnsi="Consolas"/>
+          <w:sz w:val="19"/>
+          <w:szCs w:val="19"/>
+        </w:rPr>
+        <w:t xml:space="preserve">        System.out.println("[journal] debut — " + partie);</w:t>
+      </w:r>
+    </w:p>
+    <w:p>
+      <w:pPr>
+        <w:keepLines/>
+        <w:shd w:fill="F2F2F2" w:val="clear"/>
+        <w:spacing w:after="0" w:before="0"/>
+        <w:ind w:left="220"/>
+      </w:pPr>
+      <w:r>
+        <w:rPr>
+          <w:rFonts w:ascii="Consolas" w:cs="Consolas" w:eastAsia="Consolas" w:hAnsi="Consolas"/>
+          <w:sz w:val="19"/>
+          <w:szCs w:val="19"/>
+        </w:rPr>
+        <w:t xml:space="preserve">    }</w:t>
+      </w:r>
+    </w:p>
+    <w:p>
+      <w:pPr>
+        <w:keepLines/>
+        <w:shd w:fill="F2F2F2" w:val="clear"/>
+        <w:spacing w:after="0" w:before="0"/>
+        <w:ind w:left="220"/>
+      </w:pPr>
+      <w:r>
+        <w:rPr>
+          <w:rFonts w:ascii="Consolas" w:cs="Consolas" w:eastAsia="Consolas" w:hAnsi="Consolas"/>
+          <w:sz w:val="19"/>
+          <w:szCs w:val="19"/>
+        </w:rPr>
+        <w:t xml:space="preserve"> </w:t>
+      </w:r>
+    </w:p>
+    <w:p>
+      <w:pPr>
+        <w:keepLines/>
+        <w:shd w:fill="F2F2F2" w:val="clear"/>
+        <w:spacing w:after="0" w:before="0"/>
+        <w:ind w:left="220"/>
+      </w:pPr>
+      <w:r>
+        <w:rPr>
+          <w:rFonts w:ascii="Consolas" w:cs="Consolas" w:eastAsia="Consolas" w:hAnsi="Consolas"/>
+          <w:sz w:val="19"/>
+          <w:szCs w:val="19"/>
+        </w:rPr>
+        <w:t xml:space="preserve">    @Override</w:t>
+      </w:r>
+    </w:p>
+    <w:p>
+      <w:pPr>
+        <w:keepLines/>
+        <w:shd w:fill="F2F2F2" w:val="clear"/>
+        <w:spacing w:after="0" w:before="0"/>
+        <w:ind w:left="220"/>
+      </w:pPr>
+      <w:r>
+        <w:rPr>
+          <w:rFonts w:ascii="Consolas" w:cs="Consolas" w:eastAsia="Consolas" w:hAnsi="Consolas"/>
+          <w:sz w:val="19"/>
+          <w:szCs w:val="19"/>
+        </w:rPr>
+        <w:t xml:space="preserve">    public void onCoup(Partie partie) {</w:t>
+      </w:r>
+    </w:p>
+    <w:p>
+      <w:pPr>
+        <w:keepLines/>
+        <w:shd w:fill="F2F2F2" w:val="clear"/>
+        <w:spacing w:after="0" w:before="0"/>
+        <w:ind w:left="220"/>
+      </w:pPr>
+      <w:r>
+        <w:rPr>
+          <w:rFonts w:ascii="Consolas" w:cs="Consolas" w:eastAsia="Consolas" w:hAnsi="Consolas"/>
+          <w:sz w:val="19"/>
+          <w:szCs w:val="19"/>
+        </w:rPr>
+        <w:t xml:space="preserve">        coups++;</w:t>
+      </w:r>
+    </w:p>
+    <w:p>
+      <w:pPr>
+        <w:keepLines/>
+        <w:shd w:fill="F2F2F2" w:val="clear"/>
+        <w:spacing w:after="0" w:before="0"/>
+        <w:ind w:left="220"/>
+      </w:pPr>
+      <w:r>
+        <w:rPr>
+          <w:rFonts w:ascii="Consolas" w:cs="Consolas" w:eastAsia="Consolas" w:hAnsi="Consolas"/>
+          <w:sz w:val="19"/>
+          <w:szCs w:val="19"/>
+        </w:rPr>
+        <w:t xml:space="preserve">        System.out.println("[journal] coup " + coups);</w:t>
+      </w:r>
+    </w:p>
+    <w:p>
+      <w:pPr>
+        <w:keepLines/>
+        <w:shd w:fill="F2F2F2" w:val="clear"/>
+        <w:spacing w:after="0" w:before="0"/>
+        <w:ind w:left="220"/>
+      </w:pPr>
+      <w:r>
+        <w:rPr>
+          <w:rFonts w:ascii="Consolas" w:cs="Consolas" w:eastAsia="Consolas" w:hAnsi="Consolas"/>
+          <w:sz w:val="19"/>
+          <w:szCs w:val="19"/>
+        </w:rPr>
+        <w:t xml:space="preserve">    }</w:t>
+      </w:r>
+    </w:p>
+    <w:p>
+      <w:pPr>
+        <w:keepLines/>
+        <w:shd w:fill="F2F2F2" w:val="clear"/>
+        <w:spacing w:after="0" w:before="0"/>
+        <w:ind w:left="220"/>
+      </w:pPr>
+      <w:r>
+        <w:rPr>
+          <w:rFonts w:ascii="Consolas" w:cs="Consolas" w:eastAsia="Consolas" w:hAnsi="Consolas"/>
+          <w:sz w:val="19"/>
+          <w:szCs w:val="19"/>
+        </w:rPr>
+        <w:t xml:space="preserve"> </w:t>
+      </w:r>
+    </w:p>
+    <w:p>
+      <w:pPr>
+        <w:keepLines/>
+        <w:shd w:fill="F2F2F2" w:val="clear"/>
+        <w:spacing w:after="0" w:before="0"/>
+        <w:ind w:left="220"/>
+      </w:pPr>
+      <w:r>
+        <w:rPr>
+          <w:rFonts w:ascii="Consolas" w:cs="Consolas" w:eastAsia="Consolas" w:hAnsi="Consolas"/>
+          <w:sz w:val="19"/>
+          <w:szCs w:val="19"/>
+        </w:rPr>
+        <w:t xml:space="preserve">    @Override</w:t>
+      </w:r>
+    </w:p>
+    <w:p>
+      <w:pPr>
+        <w:keepLines/>
+        <w:shd w:fill="F2F2F2" w:val="clear"/>
+        <w:spacing w:after="0" w:before="0"/>
+        <w:ind w:left="220"/>
+      </w:pPr>
+      <w:r>
+        <w:rPr>
+          <w:rFonts w:ascii="Consolas" w:cs="Consolas" w:eastAsia="Consolas" w:hAnsi="Consolas"/>
+          <w:sz w:val="19"/>
+          <w:szCs w:val="19"/>
+        </w:rPr>
+        <w:t xml:space="preserve">    public void onFin(Partie partie) {</w:t>
+      </w:r>
+    </w:p>
+    <w:p>
+      <w:pPr>
+        <w:keepLines/>
+        <w:shd w:fill="F2F2F2" w:val="clear"/>
+        <w:spacing w:after="0" w:before="0"/>
+        <w:ind w:left="220"/>
+      </w:pPr>
+      <w:r>
+        <w:rPr>
+          <w:rFonts w:ascii="Consolas" w:cs="Consolas" w:eastAsia="Consolas" w:hAnsi="Consolas"/>
+          <w:sz w:val="19"/>
+          <w:szCs w:val="19"/>
+        </w:rPr>
+        <w:t xml:space="preserve">        System.out.println("[journal] fin apres " + coups + " coup(s) — " + partie);</w:t>
+      </w:r>
+    </w:p>
+    <w:p>
+      <w:pPr>
+        <w:keepLines/>
+        <w:shd w:fill="F2F2F2" w:val="clear"/>
+        <w:spacing w:after="0" w:before="0"/>
+        <w:ind w:left="220"/>
+      </w:pPr>
+      <w:r>
+        <w:rPr>
+          <w:rFonts w:ascii="Consolas" w:cs="Consolas" w:eastAsia="Consolas" w:hAnsi="Consolas"/>
+          <w:sz w:val="19"/>
+          <w:szCs w:val="19"/>
+        </w:rPr>
+        <w:t xml:space="preserve">        ecrire(partie.getResume());</w:t>
+      </w:r>
+    </w:p>
+    <w:p>
+      <w:pPr>
+        <w:keepLines/>
+        <w:shd w:fill="F2F2F2" w:val="clear"/>
+        <w:spacing w:after="0" w:before="0"/>
+        <w:ind w:left="220"/>
+      </w:pPr>
+      <w:r>
+        <w:rPr>
+          <w:rFonts w:ascii="Consolas" w:cs="Consolas" w:eastAsia="Consolas" w:hAnsi="Consolas"/>
+          <w:sz w:val="19"/>
+          <w:szCs w:val="19"/>
+        </w:rPr>
+        <w:t xml:space="preserve">    }</w:t>
+      </w:r>
+    </w:p>
+    <w:p>
+      <w:pPr>
+        <w:keepLines/>
+        <w:shd w:fill="F2F2F2" w:val="clear"/>
+        <w:spacing w:after="0" w:before="0"/>
+        <w:ind w:left="220"/>
+      </w:pPr>
+      <w:r>
+        <w:rPr>
+          <w:rFonts w:ascii="Consolas" w:cs="Consolas" w:eastAsia="Consolas" w:hAnsi="Consolas"/>
+          <w:sz w:val="19"/>
+          <w:szCs w:val="19"/>
+        </w:rPr>
+        <w:t xml:space="preserve"> </w:t>
+      </w:r>
+    </w:p>
+    <w:p>
+      <w:pPr>
+        <w:keepLines/>
+        <w:shd w:fill="F2F2F2" w:val="clear"/>
+        <w:spacing w:after="0" w:before="0"/>
+        <w:ind w:left="220"/>
+      </w:pPr>
+      <w:r>
+        <w:rPr>
+          <w:rFonts w:ascii="Consolas" w:cs="Consolas" w:eastAsia="Consolas" w:hAnsi="Consolas"/>
+          <w:sz w:val="19"/>
+          <w:szCs w:val="19"/>
+        </w:rPr>
+        <w:t xml:space="preserve">    private void ecrire(ResumePartie resume) {</w:t>
+      </w:r>
+    </w:p>
+    <w:p>
+      <w:pPr>
+        <w:keepLines/>
+        <w:shd w:fill="F2F2F2" w:val="clear"/>
+        <w:spacing w:after="0" w:before="0"/>
+        <w:ind w:left="220"/>
+      </w:pPr>
+      <w:r>
+        <w:rPr>
+          <w:rFonts w:ascii="Consolas" w:cs="Consolas" w:eastAsia="Consolas" w:hAnsi="Consolas"/>
+          <w:sz w:val="19"/>
+          <w:szCs w:val="19"/>
+        </w:rPr>
+        <w:t xml:space="preserve">        try (PrintWriter sortie = new PrintWriter(new FileWriter(fichier, true))) {</w:t>
+      </w:r>
+    </w:p>
+    <w:p>
+      <w:pPr>
+        <w:keepLines/>
+        <w:shd w:fill="F2F2F2" w:val="clear"/>
+        <w:spacing w:after="0" w:before="0"/>
+        <w:ind w:left="220"/>
+      </w:pPr>
+      <w:r>
+        <w:rPr>
+          <w:rFonts w:ascii="Consolas" w:cs="Consolas" w:eastAsia="Consolas" w:hAnsi="Consolas"/>
+          <w:sz w:val="19"/>
+          <w:szCs w:val="19"/>
+        </w:rPr>
+        <w:t xml:space="preserve">            sortie.println(enLigne(resume));</w:t>
+      </w:r>
+    </w:p>
+    <w:p>
+      <w:pPr>
+        <w:keepLines/>
+        <w:shd w:fill="F2F2F2" w:val="clear"/>
+        <w:spacing w:after="0" w:before="0"/>
+        <w:ind w:left="220"/>
+      </w:pPr>
+      <w:r>
+        <w:rPr>
+          <w:rFonts w:ascii="Consolas" w:cs="Consolas" w:eastAsia="Consolas" w:hAnsi="Consolas"/>
+          <w:sz w:val="19"/>
+          <w:szCs w:val="19"/>
+        </w:rPr>
+        <w:t xml:space="preserve">        } catch (IOException e) {</w:t>
+      </w:r>
+    </w:p>
+    <w:p>
+      <w:pPr>
+        <w:keepLines/>
+        <w:shd w:fill="F2F2F2" w:val="clear"/>
+        <w:spacing w:after="0" w:before="0"/>
+        <w:ind w:left="220"/>
+      </w:pPr>
+      <w:r>
+        <w:rPr>
+          <w:rFonts w:ascii="Consolas" w:cs="Consolas" w:eastAsia="Consolas" w:hAnsi="Consolas"/>
+          <w:sz w:val="19"/>
+          <w:szCs w:val="19"/>
+        </w:rPr>
+        <w:t xml:space="preserve">            System.out.println("[journal] partie non enregistree : " + e.getMessage());</w:t>
+      </w:r>
+    </w:p>
+    <w:p>
+      <w:pPr>
+        <w:keepLines/>
+        <w:shd w:fill="F2F2F2" w:val="clear"/>
+        <w:spacing w:after="0" w:before="0"/>
+        <w:ind w:left="220"/>
+      </w:pPr>
+      <w:r>
+        <w:rPr>
+          <w:rFonts w:ascii="Consolas" w:cs="Consolas" w:eastAsia="Consolas" w:hAnsi="Consolas"/>
+          <w:sz w:val="19"/>
+          <w:szCs w:val="19"/>
+        </w:rPr>
+        <w:t xml:space="preserve">        }</w:t>
+      </w:r>
+    </w:p>
+    <w:p>
+      <w:pPr>
+        <w:keepLines/>
+        <w:shd w:fill="F2F2F2" w:val="clear"/>
+        <w:spacing w:after="0" w:before="0"/>
+        <w:ind w:left="220"/>
+      </w:pPr>
+      <w:r>
+        <w:rPr>
+          <w:rFonts w:ascii="Consolas" w:cs="Consolas" w:eastAsia="Consolas" w:hAnsi="Consolas"/>
+          <w:sz w:val="19"/>
+          <w:szCs w:val="19"/>
+        </w:rPr>
+        <w:t xml:space="preserve">    }</w:t>
+      </w:r>
+    </w:p>
+    <w:p>
+      <w:pPr>
+        <w:keepLines/>
+        <w:shd w:fill="F2F2F2" w:val="clear"/>
+        <w:spacing w:after="0" w:before="0"/>
+        <w:ind w:left="220"/>
+      </w:pPr>
+      <w:r>
+        <w:rPr>
+          <w:rFonts w:ascii="Consolas" w:cs="Consolas" w:eastAsia="Consolas" w:hAnsi="Consolas"/>
+          <w:sz w:val="19"/>
+          <w:szCs w:val="19"/>
+        </w:rPr>
+        <w:t xml:space="preserve"> </w:t>
+      </w:r>
+    </w:p>
+    <w:p>
+      <w:pPr>
+        <w:keepLines/>
+        <w:shd w:fill="F2F2F2" w:val="clear"/>
+        <w:spacing w:after="0" w:before="0"/>
+        <w:ind w:left="220"/>
+      </w:pPr>
+      <w:r>
+        <w:rPr>
+          <w:rFonts w:ascii="Consolas" w:cs="Consolas" w:eastAsia="Consolas" w:hAnsi="Consolas"/>
+          <w:sz w:val="19"/>
+          <w:szCs w:val="19"/>
+        </w:rPr>
+        <w:t xml:space="preserve">    public List&lt;ResumePartie&gt; historique() {</w:t>
+      </w:r>
+    </w:p>
+    <w:p>
+      <w:pPr>
+        <w:keepLines/>
+        <w:shd w:fill="F2F2F2" w:val="clear"/>
+        <w:spacing w:after="0" w:before="0"/>
+        <w:ind w:left="220"/>
+      </w:pPr>
+      <w:r>
+        <w:rPr>
+          <w:rFonts w:ascii="Consolas" w:cs="Consolas" w:eastAsia="Consolas" w:hAnsi="Consolas"/>
+          <w:sz w:val="19"/>
+          <w:szCs w:val="19"/>
+        </w:rPr>
+        <w:t xml:space="preserve">        List&lt;ResumePartie&gt; parties = new ArrayList&lt;&gt;();</w:t>
+      </w:r>
+    </w:p>
+    <w:p>
+      <w:pPr>
+        <w:keepLines/>
+        <w:shd w:fill="F2F2F2" w:val="clear"/>
+        <w:spacing w:after="0" w:before="0"/>
+        <w:ind w:left="220"/>
+      </w:pPr>
+      <w:r>
+        <w:rPr>
+          <w:rFonts w:ascii="Consolas" w:cs="Consolas" w:eastAsia="Consolas" w:hAnsi="Consolas"/>
+          <w:sz w:val="19"/>
+          <w:szCs w:val="19"/>
+        </w:rPr>
+        <w:t xml:space="preserve">        File source = new File(fichier);</w:t>
+      </w:r>
+    </w:p>
+    <w:p>
+      <w:pPr>
+        <w:keepLines/>
+        <w:shd w:fill="F2F2F2" w:val="clear"/>
+        <w:spacing w:after="0" w:before="0"/>
+        <w:ind w:left="220"/>
+      </w:pPr>
+      <w:r>
+        <w:rPr>
+          <w:rFonts w:ascii="Consolas" w:cs="Consolas" w:eastAsia="Consolas" w:hAnsi="Consolas"/>
+          <w:sz w:val="19"/>
+          <w:szCs w:val="19"/>
+        </w:rPr>
+        <w:t xml:space="preserve">        if (!source.exists()) {</w:t>
+      </w:r>
+    </w:p>
+    <w:p>
+      <w:pPr>
+        <w:keepLines/>
+        <w:shd w:fill="F2F2F2" w:val="clear"/>
+        <w:spacing w:after="0" w:before="0"/>
+        <w:ind w:left="220"/>
+      </w:pPr>
+      <w:r>
+        <w:rPr>
+          <w:rFonts w:ascii="Consolas" w:cs="Consolas" w:eastAsia="Consolas" w:hAnsi="Consolas"/>
+          <w:sz w:val="19"/>
+          <w:szCs w:val="19"/>
+        </w:rPr>
+        <w:t xml:space="preserve">            return parties;   // premier lancement : rien a relire</w:t>
+      </w:r>
+    </w:p>
+    <w:p>
+      <w:pPr>
+        <w:keepLines/>
+        <w:shd w:fill="F2F2F2" w:val="clear"/>
+        <w:spacing w:after="0" w:before="0"/>
+        <w:ind w:left="220"/>
+      </w:pPr>
+      <w:r>
+        <w:rPr>
+          <w:rFonts w:ascii="Consolas" w:cs="Consolas" w:eastAsia="Consolas" w:hAnsi="Consolas"/>
+          <w:sz w:val="19"/>
+          <w:szCs w:val="19"/>
+        </w:rPr>
+        <w:t xml:space="preserve">        }</w:t>
+      </w:r>
+    </w:p>
+    <w:p>
+      <w:pPr>
+        <w:keepLines/>
+        <w:shd w:fill="F2F2F2" w:val="clear"/>
+        <w:spacing w:after="0" w:before="0"/>
+        <w:ind w:left="220"/>
+      </w:pPr>
+      <w:r>
+        <w:rPr>
+          <w:rFonts w:ascii="Consolas" w:cs="Consolas" w:eastAsia="Consolas" w:hAnsi="Consolas"/>
+          <w:sz w:val="19"/>
+          <w:szCs w:val="19"/>
+        </w:rPr>
+        <w:t xml:space="preserve">        try (BufferedReader entree = new BufferedReader(new FileReader(source))) {</w:t>
+      </w:r>
+    </w:p>
+    <w:p>
+      <w:pPr>
+        <w:keepLines/>
+        <w:shd w:fill="F2F2F2" w:val="clear"/>
+        <w:spacing w:after="0" w:before="0"/>
+        <w:ind w:left="220"/>
+      </w:pPr>
+      <w:r>
+        <w:rPr>
+          <w:rFonts w:ascii="Consolas" w:cs="Consolas" w:eastAsia="Consolas" w:hAnsi="Consolas"/>
+          <w:sz w:val="19"/>
+          <w:szCs w:val="19"/>
+        </w:rPr>
+        <w:t xml:space="preserve">            String ligne;</w:t>
+      </w:r>
+    </w:p>
+    <w:p>
+      <w:pPr>
+        <w:keepLines/>
+        <w:shd w:fill="F2F2F2" w:val="clear"/>
+        <w:spacing w:after="0" w:before="0"/>
+        <w:ind w:left="220"/>
+      </w:pPr>
+      <w:r>
+        <w:rPr>
+          <w:rFonts w:ascii="Consolas" w:cs="Consolas" w:eastAsia="Consolas" w:hAnsi="Consolas"/>
+          <w:sz w:val="19"/>
+          <w:szCs w:val="19"/>
+        </w:rPr>
+        <w:t xml:space="preserve">            while ((ligne = entree.readLine()) != null) {</w:t>
+      </w:r>
+    </w:p>
+    <w:p>
+      <w:pPr>
+        <w:keepLines/>
+        <w:shd w:fill="F2F2F2" w:val="clear"/>
+        <w:spacing w:after="0" w:before="0"/>
+        <w:ind w:left="220"/>
+      </w:pPr>
+      <w:r>
+        <w:rPr>
+          <w:rFonts w:ascii="Consolas" w:cs="Consolas" w:eastAsia="Consolas" w:hAnsi="Consolas"/>
+          <w:sz w:val="19"/>
+          <w:szCs w:val="19"/>
+        </w:rPr>
+        <w:t xml:space="preserve">                parties.add(depuisLigne(ligne));</w:t>
+      </w:r>
+    </w:p>
+    <w:p>
+      <w:pPr>
+        <w:keepLines/>
+        <w:shd w:fill="F2F2F2" w:val="clear"/>
+        <w:spacing w:after="0" w:before="0"/>
+        <w:ind w:left="220"/>
+      </w:pPr>
+      <w:r>
+        <w:rPr>
+          <w:rFonts w:ascii="Consolas" w:cs="Consolas" w:eastAsia="Consolas" w:hAnsi="Consolas"/>
+          <w:sz w:val="19"/>
+          <w:szCs w:val="19"/>
+        </w:rPr>
+        <w:t xml:space="preserve">            }</w:t>
+      </w:r>
+    </w:p>
+    <w:p>
+      <w:pPr>
+        <w:keepLines/>
+        <w:shd w:fill="F2F2F2" w:val="clear"/>
+        <w:spacing w:after="0" w:before="0"/>
+        <w:ind w:left="220"/>
+      </w:pPr>
+      <w:r>
+        <w:rPr>
+          <w:rFonts w:ascii="Consolas" w:cs="Consolas" w:eastAsia="Consolas" w:hAnsi="Consolas"/>
+          <w:sz w:val="19"/>
+          <w:szCs w:val="19"/>
+        </w:rPr>
+        <w:t xml:space="preserve">        } catch (IOException e) {</w:t>
+      </w:r>
+    </w:p>
+    <w:p>
+      <w:pPr>
+        <w:keepLines/>
+        <w:shd w:fill="F2F2F2" w:val="clear"/>
+        <w:spacing w:after="0" w:before="0"/>
+        <w:ind w:left="220"/>
+      </w:pPr>
+      <w:r>
+        <w:rPr>
+          <w:rFonts w:ascii="Consolas" w:cs="Consolas" w:eastAsia="Consolas" w:hAnsi="Consolas"/>
+          <w:sz w:val="19"/>
+          <w:szCs w:val="19"/>
+        </w:rPr>
+        <w:t xml:space="preserve">            System.out.println("[journal] historique illisible : " + e.getMessage());</w:t>
+      </w:r>
+    </w:p>
+    <w:p>
+      <w:pPr>
+        <w:keepLines/>
+        <w:shd w:fill="F2F2F2" w:val="clear"/>
+        <w:spacing w:after="0" w:before="0"/>
+        <w:ind w:left="220"/>
+      </w:pPr>
+      <w:r>
+        <w:rPr>
+          <w:rFonts w:ascii="Consolas" w:cs="Consolas" w:eastAsia="Consolas" w:hAnsi="Consolas"/>
+          <w:sz w:val="19"/>
+          <w:szCs w:val="19"/>
+        </w:rPr>
+        <w:t xml:space="preserve">        }</w:t>
+      </w:r>
+    </w:p>
+    <w:p>
+      <w:pPr>
+        <w:keepLines/>
+        <w:shd w:fill="F2F2F2" w:val="clear"/>
+        <w:spacing w:after="0" w:before="0"/>
+        <w:ind w:left="220"/>
+      </w:pPr>
+      <w:r>
+        <w:rPr>
+          <w:rFonts w:ascii="Consolas" w:cs="Consolas" w:eastAsia="Consolas" w:hAnsi="Consolas"/>
+          <w:sz w:val="19"/>
+          <w:szCs w:val="19"/>
+        </w:rPr>
+        <w:t xml:space="preserve">        return parties;</w:t>
+      </w:r>
+    </w:p>
+    <w:p>
+      <w:pPr>
+        <w:keepLines/>
+        <w:shd w:fill="F2F2F2" w:val="clear"/>
+        <w:spacing w:after="0" w:before="0"/>
+        <w:ind w:left="220"/>
+      </w:pPr>
+      <w:r>
+        <w:rPr>
+          <w:rFonts w:ascii="Consolas" w:cs="Consolas" w:eastAsia="Consolas" w:hAnsi="Consolas"/>
+          <w:sz w:val="19"/>
+          <w:szCs w:val="19"/>
+        </w:rPr>
+        <w:t xml:space="preserve">    }</w:t>
+      </w:r>
+    </w:p>
+    <w:p>
+      <w:pPr>
+        <w:keepLines/>
+        <w:shd w:fill="F2F2F2" w:val="clear"/>
+        <w:spacing w:after="0" w:before="0"/>
+        <w:ind w:left="220"/>
+      </w:pPr>
+      <w:r>
+        <w:rPr>
+          <w:rFonts w:ascii="Consolas" w:cs="Consolas" w:eastAsia="Consolas" w:hAnsi="Consolas"/>
+          <w:sz w:val="19"/>
+          <w:szCs w:val="19"/>
+        </w:rPr>
+        <w:t xml:space="preserve"> </w:t>
+      </w:r>
+    </w:p>
+    <w:p>
+      <w:pPr>
+        <w:keepLines/>
+        <w:shd w:fill="F2F2F2" w:val="clear"/>
+        <w:spacing w:after="0" w:before="0"/>
+        <w:ind w:left="220"/>
+      </w:pPr>
+      <w:r>
+        <w:rPr>
+          <w:rFonts w:ascii="Consolas" w:cs="Consolas" w:eastAsia="Consolas" w:hAnsi="Consolas"/>
+          <w:sz w:val="19"/>
+          <w:szCs w:val="19"/>
+        </w:rPr>
+        <w:t xml:space="preserve">    private String enLigne(ResumePartie resume) {</w:t>
+      </w:r>
+    </w:p>
+    <w:p>
+      <w:pPr>
+        <w:keepLines/>
+        <w:shd w:fill="F2F2F2" w:val="clear"/>
+        <w:spacing w:after="0" w:before="0"/>
+        <w:ind w:left="220"/>
+      </w:pPr>
+      <w:r>
+        <w:rPr>
+          <w:rFonts w:ascii="Consolas" w:cs="Consolas" w:eastAsia="Consolas" w:hAnsi="Consolas"/>
+          <w:sz w:val="19"/>
+          <w:szCs w:val="19"/>
+        </w:rPr>
+        <w:t xml:space="preserve">        return resume.typeJeu().name() + SEPARATEUR</w:t>
+      </w:r>
+    </w:p>
+    <w:p>
+      <w:pPr>
+        <w:keepLines/>
+        <w:shd w:fill="F2F2F2" w:val="clear"/>
+        <w:spacing w:after="0" w:before="0"/>
+        <w:ind w:left="220"/>
+      </w:pPr>
+      <w:r>
+        <w:rPr>
+          <w:rFonts w:ascii="Consolas" w:cs="Consolas" w:eastAsia="Consolas" w:hAnsi="Consolas"/>
+          <w:sz w:val="19"/>
+          <w:szCs w:val="19"/>
+        </w:rPr>
+        <w:t xml:space="preserve">                + resume.pseudoGagnant() + SEPARATEUR</w:t>
+      </w:r>
+    </w:p>
+    <w:p>
+      <w:pPr>
+        <w:keepLines/>
+        <w:shd w:fill="F2F2F2" w:val="clear"/>
+        <w:spacing w:after="0" w:before="0"/>
+        <w:ind w:left="220"/>
+      </w:pPr>
+      <w:r>
+        <w:rPr>
+          <w:rFonts w:ascii="Consolas" w:cs="Consolas" w:eastAsia="Consolas" w:hAnsi="Consolas"/>
+          <w:sz w:val="19"/>
+          <w:szCs w:val="19"/>
+        </w:rPr>
+        <w:t xml:space="preserve">                + resume.debut() + SEPARATEUR</w:t>
+      </w:r>
+    </w:p>
+    <w:p>
+      <w:pPr>
+        <w:keepLines/>
+        <w:shd w:fill="F2F2F2" w:val="clear"/>
+        <w:spacing w:after="0" w:before="0"/>
+        <w:ind w:left="220"/>
+      </w:pPr>
+      <w:r>
+        <w:rPr>
+          <w:rFonts w:ascii="Consolas" w:cs="Consolas" w:eastAsia="Consolas" w:hAnsi="Consolas"/>
+          <w:sz w:val="19"/>
+          <w:szCs w:val="19"/>
+        </w:rPr>
+        <w:t xml:space="preserve">                + resume.fin();</w:t>
+      </w:r>
+    </w:p>
+    <w:p>
+      <w:pPr>
+        <w:keepLines/>
+        <w:shd w:fill="F2F2F2" w:val="clear"/>
+        <w:spacing w:after="0" w:before="0"/>
+        <w:ind w:left="220"/>
+      </w:pPr>
+      <w:r>
+        <w:rPr>
+          <w:rFonts w:ascii="Consolas" w:cs="Consolas" w:eastAsia="Consolas" w:hAnsi="Consolas"/>
+          <w:sz w:val="19"/>
+          <w:szCs w:val="19"/>
+        </w:rPr>
+        <w:t xml:space="preserve">    }</w:t>
+      </w:r>
+    </w:p>
+    <w:p>
+      <w:pPr>
+        <w:keepLines/>
+        <w:shd w:fill="F2F2F2" w:val="clear"/>
+        <w:spacing w:after="0" w:before="0"/>
+        <w:ind w:left="220"/>
+      </w:pPr>
+      <w:r>
+        <w:rPr>
+          <w:rFonts w:ascii="Consolas" w:cs="Consolas" w:eastAsia="Consolas" w:hAnsi="Consolas"/>
+          <w:sz w:val="19"/>
+          <w:szCs w:val="19"/>
+        </w:rPr>
+        <w:t xml:space="preserve"> </w:t>
+      </w:r>
+    </w:p>
+    <w:p>
+      <w:pPr>
+        <w:keepLines/>
+        <w:shd w:fill="F2F2F2" w:val="clear"/>
+        <w:spacing w:after="0" w:before="0"/>
+        <w:ind w:left="220"/>
+      </w:pPr>
+      <w:r>
+        <w:rPr>
+          <w:rFonts w:ascii="Consolas" w:cs="Consolas" w:eastAsia="Consolas" w:hAnsi="Consolas"/>
+          <w:sz w:val="19"/>
+          <w:szCs w:val="19"/>
+        </w:rPr>
+        <w:t xml:space="preserve">    private ResumePartie depuisLigne(String ligne) {</w:t>
+      </w:r>
+    </w:p>
+    <w:p>
+      <w:pPr>
+        <w:keepLines/>
+        <w:shd w:fill="F2F2F2" w:val="clear"/>
+        <w:spacing w:after="0" w:before="0"/>
+        <w:ind w:left="220"/>
+      </w:pPr>
+      <w:r>
+        <w:rPr>
+          <w:rFonts w:ascii="Consolas" w:cs="Consolas" w:eastAsia="Consolas" w:hAnsi="Consolas"/>
+          <w:sz w:val="19"/>
+          <w:szCs w:val="19"/>
+        </w:rPr>
+        <w:t xml:space="preserve">        String[] champs = ligne.split(SEPARATEUR);</w:t>
+      </w:r>
+    </w:p>
+    <w:p>
+      <w:pPr>
+        <w:keepLines/>
+        <w:shd w:fill="F2F2F2" w:val="clear"/>
+        <w:spacing w:after="0" w:before="0"/>
+        <w:ind w:left="220"/>
+      </w:pPr>
+      <w:r>
+        <w:rPr>
+          <w:rFonts w:ascii="Consolas" w:cs="Consolas" w:eastAsia="Consolas" w:hAnsi="Consolas"/>
+          <w:sz w:val="19"/>
+          <w:szCs w:val="19"/>
+        </w:rPr>
+        <w:t xml:space="preserve">        return new ResumePartie(champs[1],</w:t>
+      </w:r>
+    </w:p>
+    <w:p>
+      <w:pPr>
+        <w:keepLines/>
+        <w:shd w:fill="F2F2F2" w:val="clear"/>
+        <w:spacing w:after="0" w:before="0"/>
+        <w:ind w:left="220"/>
+      </w:pPr>
+      <w:r>
+        <w:rPr>
+          <w:rFonts w:ascii="Consolas" w:cs="Consolas" w:eastAsia="Consolas" w:hAnsi="Consolas"/>
+          <w:sz w:val="19"/>
+          <w:szCs w:val="19"/>
+        </w:rPr>
+        <w:t xml:space="preserve">                LocalDateTime.parse(champs[2]),</w:t>
+      </w:r>
+    </w:p>
+    <w:p>
+      <w:pPr>
+        <w:keepLines/>
+        <w:shd w:fill="F2F2F2" w:val="clear"/>
+        <w:spacing w:after="0" w:before="0"/>
+        <w:ind w:left="220"/>
+      </w:pPr>
+      <w:r>
+        <w:rPr>
+          <w:rFonts w:ascii="Consolas" w:cs="Consolas" w:eastAsia="Consolas" w:hAnsi="Consolas"/>
+          <w:sz w:val="19"/>
+          <w:szCs w:val="19"/>
+        </w:rPr>
+        <w:t xml:space="preserve">                LocalDateTime.parse(champs[3]),</w:t>
+      </w:r>
+    </w:p>
+    <w:p>
+      <w:pPr>
+        <w:keepLines/>
+        <w:shd w:fill="F2F2F2" w:val="clear"/>
+        <w:spacing w:after="0" w:before="0"/>
+        <w:ind w:left="220"/>
+      </w:pPr>
+      <w:r>
+        <w:rPr>
+          <w:rFonts w:ascii="Consolas" w:cs="Consolas" w:eastAsia="Consolas" w:hAnsi="Consolas"/>
+          <w:sz w:val="19"/>
+          <w:szCs w:val="19"/>
+        </w:rPr>
+        <w:t xml:space="preserve">                TypeJeu.valueOf(champs[0]));</w:t>
+      </w:r>
+    </w:p>
+    <w:p>
+      <w:pPr>
+        <w:keepLines/>
+        <w:shd w:fill="F2F2F2" w:val="clear"/>
+        <w:spacing w:after="0" w:before="0"/>
+        <w:ind w:left="220"/>
+      </w:pPr>
+      <w:r>
+        <w:rPr>
+          <w:rFonts w:ascii="Consolas" w:cs="Consolas" w:eastAsia="Consolas" w:hAnsi="Consolas"/>
+          <w:sz w:val="19"/>
+          <w:szCs w:val="19"/>
+        </w:rPr>
+        <w:t xml:space="preserve">    }</w:t>
+      </w:r>
+    </w:p>
+    <w:p>
+      <w:pPr>
+        <w:keepLines/>
+        <w:shd w:fill="F2F2F2" w:val="clear"/>
+        <w:spacing w:after="160" w:before="0"/>
+        <w:ind w:left="220"/>
+      </w:pPr>
+      <w:r>
+        <w:rPr>
+          <w:rFonts w:ascii="Consolas" w:cs="Consolas" w:eastAsia="Consolas" w:hAnsi="Consolas"/>
+          <w:sz w:val="19"/>
+          <w:szCs w:val="19"/>
+        </w:rPr>
+        <w:t xml:space="preserve">}</w:t>
+      </w:r>
+    </w:p>
+    <w:p>
+      <w:pPr>
+        <w:spacing w:after="40" w:before="150"/>
+      </w:pPr>
+      <w:r>
+        <w:rPr>
+          <w:rFonts w:ascii="Consolas" w:cs="Consolas" w:eastAsia="Consolas" w:hAnsi="Consolas"/>
+          <w:color w:val="595959"/>
+          <w:sz w:val="17"/>
+          <w:szCs w:val="17"/>
+        </w:rPr>
+        <w:t xml:space="preserve">GameHub.java</w:t>
+      </w:r>
+    </w:p>
+    <w:p>
+      <w:pPr>
+        <w:keepLines/>
+        <w:shd w:fill="F2F2F2" w:val="clear"/>
+        <w:spacing w:after="0" w:before="100"/>
+        <w:ind w:left="220"/>
+      </w:pPr>
+      <w:r>
+        <w:rPr>
+          <w:rFonts w:ascii="Consolas" w:cs="Consolas" w:eastAsia="Consolas" w:hAnsi="Consolas"/>
+          <w:sz w:val="19"/>
+          <w:szCs w:val="19"/>
+        </w:rPr>
+        <w:t xml:space="preserve">import be.ephec.gamehub.jeux.Jeu;</w:t>
+      </w:r>
+    </w:p>
+    <w:p>
+      <w:pPr>
+        <w:keepLines/>
+        <w:shd w:fill="F2F2F2" w:val="clear"/>
+        <w:spacing w:after="0" w:before="0"/>
+        <w:ind w:left="220"/>
+      </w:pPr>
+      <w:r>
+        <w:rPr>
+          <w:rFonts w:ascii="Consolas" w:cs="Consolas" w:eastAsia="Consolas" w:hAnsi="Consolas"/>
+          <w:sz w:val="19"/>
+          <w:szCs w:val="19"/>
+        </w:rPr>
+        <w:t xml:space="preserve">import be.ephec.gamehub.jeux.JeuConfigurable;</w:t>
+      </w:r>
+    </w:p>
+    <w:p>
+      <w:pPr>
+        <w:keepLines/>
+        <w:shd w:fill="F2F2F2" w:val="clear"/>
+        <w:spacing w:after="0" w:before="0"/>
+        <w:ind w:left="220"/>
+      </w:pPr>
+      <w:r>
+        <w:rPr>
+          <w:rFonts w:ascii="Consolas" w:cs="Consolas" w:eastAsia="Consolas" w:hAnsi="Consolas"/>
+          <w:sz w:val="19"/>
+          <w:szCs w:val="19"/>
+        </w:rPr>
+        <w:t xml:space="preserve">import be.ephec.gamehub.jeux.JeuFactory;</w:t>
+      </w:r>
+    </w:p>
+    <w:p>
+      <w:pPr>
+        <w:keepLines/>
+        <w:shd w:fill="F2F2F2" w:val="clear"/>
+        <w:spacing w:after="0" w:before="0"/>
+        <w:ind w:left="220"/>
+      </w:pPr>
+      <w:r>
+        <w:rPr>
+          <w:rFonts w:ascii="Consolas" w:cs="Consolas" w:eastAsia="Consolas" w:hAnsi="Consolas"/>
+          <w:sz w:val="19"/>
+          <w:szCs w:val="19"/>
+        </w:rPr>
+        <w:t xml:space="preserve">import be.ephec.gamehub.modele.Joueur;</w:t>
+      </w:r>
+    </w:p>
+    <w:p>
+      <w:pPr>
+        <w:keepLines/>
+        <w:shd w:fill="F2F2F2" w:val="clear"/>
+        <w:spacing w:after="0" w:before="0"/>
+        <w:ind w:left="220"/>
+      </w:pPr>
+      <w:r>
+        <w:rPr>
+          <w:rFonts w:ascii="Consolas" w:cs="Consolas" w:eastAsia="Consolas" w:hAnsi="Consolas"/>
+          <w:sz w:val="19"/>
+          <w:szCs w:val="19"/>
+        </w:rPr>
+        <w:t xml:space="preserve">import be.ephec.gamehub.modele.Partie;</w:t>
+      </w:r>
+    </w:p>
+    <w:p>
+      <w:pPr>
+        <w:keepLines/>
+        <w:shd w:fill="F2F2F2" w:val="clear"/>
+        <w:spacing w:after="0" w:before="0"/>
+        <w:ind w:left="220"/>
+      </w:pPr>
+      <w:r>
+        <w:rPr>
+          <w:rFonts w:ascii="Consolas" w:cs="Consolas" w:eastAsia="Consolas" w:hAnsi="Consolas"/>
+          <w:sz w:val="19"/>
+          <w:szCs w:val="19"/>
+        </w:rPr>
+        <w:t xml:space="preserve">import be.ephec.gamehub.modele.ResultatPartie;</w:t>
+      </w:r>
+    </w:p>
+    <w:p>
+      <w:pPr>
+        <w:keepLines/>
+        <w:shd w:fill="F2F2F2" w:val="clear"/>
+        <w:spacing w:after="0" w:before="0"/>
+        <w:ind w:left="220"/>
+      </w:pPr>
+      <w:r>
+        <w:rPr>
+          <w:rFonts w:ascii="Consolas" w:cs="Consolas" w:eastAsia="Consolas" w:hAnsi="Consolas"/>
+          <w:sz w:val="19"/>
+          <w:szCs w:val="19"/>
+        </w:rPr>
+        <w:t xml:space="preserve">import be.ephec.gamehub.modele.ResumePartie;</w:t>
+      </w:r>
+    </w:p>
+    <w:p>
+      <w:pPr>
+        <w:keepLines/>
+        <w:shd w:fill="F2F2F2" w:val="clear"/>
+        <w:spacing w:after="0" w:before="0"/>
+        <w:ind w:left="220"/>
+      </w:pPr>
+      <w:r>
+        <w:rPr>
+          <w:rFonts w:ascii="Consolas" w:cs="Consolas" w:eastAsia="Consolas" w:hAnsi="Consolas"/>
+          <w:sz w:val="19"/>
+          <w:szCs w:val="19"/>
+        </w:rPr>
+        <w:t xml:space="preserve">import be.ephec.gamehub.modele.TypeJeu;</w:t>
+      </w:r>
+    </w:p>
+    <w:p>
+      <w:pPr>
+        <w:keepLines/>
+        <w:shd w:fill="F2F2F2" w:val="clear"/>
+        <w:spacing w:after="0" w:before="0"/>
+        <w:ind w:left="220"/>
+      </w:pPr>
+      <w:r>
+        <w:rPr>
+          <w:rFonts w:ascii="Consolas" w:cs="Consolas" w:eastAsia="Consolas" w:hAnsi="Consolas"/>
+          <w:sz w:val="19"/>
+          <w:szCs w:val="19"/>
+        </w:rPr>
+        <w:t xml:space="preserve">import be.ephec.gamehub.observateurs.JournalParties;</w:t>
+      </w:r>
+    </w:p>
+    <w:p>
+      <w:pPr>
+        <w:keepLines/>
+        <w:shd w:fill="F2F2F2" w:val="clear"/>
+        <w:spacing w:after="0" w:before="0"/>
+        <w:ind w:left="220"/>
+      </w:pPr>
+      <w:r>
+        <w:rPr>
+          <w:rFonts w:ascii="Consolas" w:cs="Consolas" w:eastAsia="Consolas" w:hAnsi="Consolas"/>
+          <w:sz w:val="19"/>
+          <w:szCs w:val="19"/>
+        </w:rPr>
+        <w:t xml:space="preserve"> </w:t>
+      </w:r>
+    </w:p>
+    <w:p>
+      <w:pPr>
+        <w:keepLines/>
+        <w:shd w:fill="F2F2F2" w:val="clear"/>
+        <w:spacing w:after="0" w:before="0"/>
+        <w:ind w:left="220"/>
+      </w:pPr>
+      <w:r>
+        <w:rPr>
+          <w:rFonts w:ascii="Consolas" w:cs="Consolas" w:eastAsia="Consolas" w:hAnsi="Consolas"/>
+          <w:sz w:val="19"/>
+          <w:szCs w:val="19"/>
+        </w:rPr>
+        <w:t xml:space="preserve">import java.util.List;</w:t>
+      </w:r>
+    </w:p>
+    <w:p>
+      <w:pPr>
+        <w:keepLines/>
+        <w:shd w:fill="F2F2F2" w:val="clear"/>
+        <w:spacing w:after="0" w:before="0"/>
+        <w:ind w:left="220"/>
+      </w:pPr>
+      <w:r>
+        <w:rPr>
+          <w:rFonts w:ascii="Consolas" w:cs="Consolas" w:eastAsia="Consolas" w:hAnsi="Consolas"/>
+          <w:sz w:val="19"/>
+          <w:szCs w:val="19"/>
+        </w:rPr>
+        <w:t xml:space="preserve">import java.util.Scanner;</w:t>
+      </w:r>
+    </w:p>
+    <w:p>
+      <w:pPr>
+        <w:keepLines/>
+        <w:shd w:fill="F2F2F2" w:val="clear"/>
+        <w:spacing w:after="0" w:before="0"/>
+        <w:ind w:left="220"/>
+      </w:pPr>
+      <w:r>
+        <w:rPr>
+          <w:rFonts w:ascii="Consolas" w:cs="Consolas" w:eastAsia="Consolas" w:hAnsi="Consolas"/>
+          <w:sz w:val="19"/>
+          <w:szCs w:val="19"/>
+        </w:rPr>
+        <w:t xml:space="preserve"> </w:t>
+      </w:r>
+    </w:p>
+    <w:p>
+      <w:pPr>
+        <w:keepLines/>
+        <w:shd w:fill="F2F2F2" w:val="clear"/>
+        <w:spacing w:after="0" w:before="0"/>
+        <w:ind w:left="220"/>
+      </w:pPr>
+      <w:r>
+        <w:rPr>
+          <w:rFonts w:ascii="Consolas" w:cs="Consolas" w:eastAsia="Consolas" w:hAnsi="Consolas"/>
+          <w:sz w:val="19"/>
+          <w:szCs w:val="19"/>
+        </w:rPr>
+        <w:t xml:space="preserve">public class GameHub {</w:t>
+      </w:r>
+    </w:p>
+    <w:p>
+      <w:pPr>
+        <w:keepLines/>
+        <w:shd w:fill="F2F2F2" w:val="clear"/>
+        <w:spacing w:after="0" w:before="0"/>
+        <w:ind w:left="220"/>
+      </w:pPr>
+      <w:r>
+        <w:rPr>
+          <w:rFonts w:ascii="Consolas" w:cs="Consolas" w:eastAsia="Consolas" w:hAnsi="Consolas"/>
+          <w:sz w:val="19"/>
+          <w:szCs w:val="19"/>
+        </w:rPr>
+        <w:t xml:space="preserve"> </w:t>
+      </w:r>
+    </w:p>
+    <w:p>
+      <w:pPr>
+        <w:keepLines/>
+        <w:shd w:fill="F2F2F2" w:val="clear"/>
+        <w:spacing w:after="0" w:before="0"/>
+        <w:ind w:left="220"/>
+      </w:pPr>
+      <w:r>
+        <w:rPr>
+          <w:rFonts w:ascii="Consolas" w:cs="Consolas" w:eastAsia="Consolas" w:hAnsi="Consolas"/>
+          <w:sz w:val="19"/>
+          <w:szCs w:val="19"/>
+        </w:rPr>
+        <w:t xml:space="preserve">    public static void main(String[] args) {</w:t>
+      </w:r>
+    </w:p>
+    <w:p>
+      <w:pPr>
+        <w:keepLines/>
+        <w:shd w:fill="F2F2F2" w:val="clear"/>
+        <w:spacing w:after="0" w:before="0"/>
+        <w:ind w:left="220"/>
+      </w:pPr>
+      <w:r>
+        <w:rPr>
+          <w:rFonts w:ascii="Consolas" w:cs="Consolas" w:eastAsia="Consolas" w:hAnsi="Consolas"/>
+          <w:sz w:val="19"/>
+          <w:szCs w:val="19"/>
+        </w:rPr>
+        <w:t xml:space="preserve">        Scanner clavier = new Scanner(System.in);</w:t>
+      </w:r>
+    </w:p>
+    <w:p>
+      <w:pPr>
+        <w:keepLines/>
+        <w:shd w:fill="F2F2F2" w:val="clear"/>
+        <w:spacing w:after="0" w:before="0"/>
+        <w:ind w:left="220"/>
+      </w:pPr>
+      <w:r>
+        <w:rPr>
+          <w:rFonts w:ascii="Consolas" w:cs="Consolas" w:eastAsia="Consolas" w:hAnsi="Consolas"/>
+          <w:sz w:val="19"/>
+          <w:szCs w:val="19"/>
+        </w:rPr>
+        <w:t xml:space="preserve">        JournalParties journal = new JournalParties();</w:t>
+      </w:r>
+    </w:p>
+    <w:p>
+      <w:pPr>
+        <w:keepLines/>
+        <w:shd w:fill="F2F2F2" w:val="clear"/>
+        <w:spacing w:after="0" w:before="0"/>
+        <w:ind w:left="220"/>
+      </w:pPr>
+      <w:r>
+        <w:rPr>
+          <w:rFonts w:ascii="Consolas" w:cs="Consolas" w:eastAsia="Consolas" w:hAnsi="Consolas"/>
+          <w:sz w:val="19"/>
+          <w:szCs w:val="19"/>
+        </w:rPr>
+        <w:t xml:space="preserve">        afficherHistorique(journal);</w:t>
+      </w:r>
+    </w:p>
+    <w:p>
+      <w:pPr>
+        <w:keepLines/>
+        <w:shd w:fill="F2F2F2" w:val="clear"/>
+        <w:spacing w:after="0" w:before="0"/>
+        <w:ind w:left="220"/>
+      </w:pPr>
+      <w:r>
+        <w:rPr>
+          <w:rFonts w:ascii="Consolas" w:cs="Consolas" w:eastAsia="Consolas" w:hAnsi="Consolas"/>
+          <w:sz w:val="19"/>
+          <w:szCs w:val="19"/>
+        </w:rPr>
+        <w:t xml:space="preserve"> </w:t>
+      </w:r>
+    </w:p>
+    <w:p>
+      <w:pPr>
+        <w:keepLines/>
+        <w:shd w:fill="F2F2F2" w:val="clear"/>
+        <w:spacing w:after="0" w:before="0"/>
+        <w:ind w:left="220"/>
+      </w:pPr>
+      <w:r>
+        <w:rPr>
+          <w:rFonts w:ascii="Consolas" w:cs="Consolas" w:eastAsia="Consolas" w:hAnsi="Consolas"/>
+          <w:sz w:val="19"/>
+          <w:szCs w:val="19"/>
+        </w:rPr>
+        <w:t xml:space="preserve">        Joueur joueur1 = demanderJoueur(clavier, "premier");</w:t>
+      </w:r>
+    </w:p>
+    <w:p>
+      <w:pPr>
+        <w:keepLines/>
+        <w:shd w:fill="F2F2F2" w:val="clear"/>
+        <w:spacing w:after="0" w:before="0"/>
+        <w:ind w:left="220"/>
+      </w:pPr>
+      <w:r>
+        <w:rPr>
+          <w:rFonts w:ascii="Consolas" w:cs="Consolas" w:eastAsia="Consolas" w:hAnsi="Consolas"/>
+          <w:sz w:val="19"/>
+          <w:szCs w:val="19"/>
+        </w:rPr>
+        <w:t xml:space="preserve">        Joueur joueur2 = demanderJoueur(clavier, "second");</w:t>
+      </w:r>
+    </w:p>
+    <w:p>
+      <w:pPr>
+        <w:keepLines/>
+        <w:shd w:fill="F2F2F2" w:val="clear"/>
+        <w:spacing w:after="0" w:before="0"/>
+        <w:ind w:left="220"/>
+      </w:pPr>
+      <w:r>
+        <w:rPr>
+          <w:rFonts w:ascii="Consolas" w:cs="Consolas" w:eastAsia="Consolas" w:hAnsi="Consolas"/>
+          <w:sz w:val="19"/>
+          <w:szCs w:val="19"/>
+        </w:rPr>
+        <w:t xml:space="preserve"> </w:t>
+      </w:r>
+    </w:p>
+    <w:p>
+      <w:pPr>
+        <w:keepLines/>
+        <w:shd w:fill="F2F2F2" w:val="clear"/>
+        <w:spacing w:after="0" w:before="0"/>
+        <w:ind w:left="220"/>
+      </w:pPr>
+      <w:r>
+        <w:rPr>
+          <w:rFonts w:ascii="Consolas" w:cs="Consolas" w:eastAsia="Consolas" w:hAnsi="Consolas"/>
+          <w:sz w:val="19"/>
+          <w:szCs w:val="19"/>
+        </w:rPr>
+        <w:t xml:space="preserve">        TypeJeu type = demanderTypeDeJeu(clavier);</w:t>
+      </w:r>
+    </w:p>
+    <w:p>
+      <w:pPr>
+        <w:keepLines/>
+        <w:shd w:fill="F2F2F2" w:val="clear"/>
+        <w:spacing w:after="0" w:before="0"/>
+        <w:ind w:left="220"/>
+      </w:pPr>
+      <w:r>
+        <w:rPr>
+          <w:rFonts w:ascii="Consolas" w:cs="Consolas" w:eastAsia="Consolas" w:hAnsi="Consolas"/>
+          <w:sz w:val="19"/>
+          <w:szCs w:val="19"/>
+        </w:rPr>
+        <w:t xml:space="preserve">        Jeu jeu = new JeuFactory().creer(type);</w:t>
+      </w:r>
+    </w:p>
+    <w:p>
+      <w:pPr>
+        <w:keepLines/>
+        <w:shd w:fill="F2F2F2" w:val="clear"/>
+        <w:spacing w:after="0" w:before="0"/>
+        <w:ind w:left="220"/>
+      </w:pPr>
+      <w:r>
+        <w:rPr>
+          <w:rFonts w:ascii="Consolas" w:cs="Consolas" w:eastAsia="Consolas" w:hAnsi="Consolas"/>
+          <w:sz w:val="19"/>
+          <w:szCs w:val="19"/>
+        </w:rPr>
+        <w:t xml:space="preserve"> </w:t>
+      </w:r>
+    </w:p>
+    <w:p>
+      <w:pPr>
+        <w:keepLines/>
+        <w:shd w:fill="F2F2F2" w:val="clear"/>
+        <w:spacing w:after="0" w:before="0"/>
+        <w:ind w:left="220"/>
+      </w:pPr>
+      <w:r>
+        <w:rPr>
+          <w:rFonts w:ascii="Consolas" w:cs="Consolas" w:eastAsia="Consolas" w:hAnsi="Consolas"/>
+          <w:sz w:val="19"/>
+          <w:szCs w:val="19"/>
+        </w:rPr>
+        <w:t xml:space="preserve">        // Le hub ne sait pas si ce jeu se configure : il demande.</w:t>
+      </w:r>
+    </w:p>
+    <w:p>
+      <w:pPr>
+        <w:keepLines/>
+        <w:shd w:fill="F2F2F2" w:val="clear"/>
+        <w:spacing w:after="0" w:before="0"/>
+        <w:ind w:left="220"/>
+      </w:pPr>
+      <w:r>
+        <w:rPr>
+          <w:rFonts w:ascii="Consolas" w:cs="Consolas" w:eastAsia="Consolas" w:hAnsi="Consolas"/>
+          <w:sz w:val="19"/>
+          <w:szCs w:val="19"/>
+        </w:rPr>
+        <w:t xml:space="preserve">        if (jeu instanceof JeuConfigurable configurable) {</w:t>
+      </w:r>
+    </w:p>
+    <w:p>
+      <w:pPr>
+        <w:keepLines/>
+        <w:shd w:fill="F2F2F2" w:val="clear"/>
+        <w:spacing w:after="0" w:before="0"/>
+        <w:ind w:left="220"/>
+      </w:pPr>
+      <w:r>
+        <w:rPr>
+          <w:rFonts w:ascii="Consolas" w:cs="Consolas" w:eastAsia="Consolas" w:hAnsi="Consolas"/>
+          <w:sz w:val="19"/>
+          <w:szCs w:val="19"/>
+        </w:rPr>
+        <w:t xml:space="preserve">            configurable.configure(clavier);</w:t>
+      </w:r>
+    </w:p>
+    <w:p>
+      <w:pPr>
+        <w:keepLines/>
+        <w:shd w:fill="F2F2F2" w:val="clear"/>
+        <w:spacing w:after="0" w:before="0"/>
+        <w:ind w:left="220"/>
+      </w:pPr>
+      <w:r>
+        <w:rPr>
+          <w:rFonts w:ascii="Consolas" w:cs="Consolas" w:eastAsia="Consolas" w:hAnsi="Consolas"/>
+          <w:sz w:val="19"/>
+          <w:szCs w:val="19"/>
+        </w:rPr>
+        <w:t xml:space="preserve">        }</w:t>
+      </w:r>
+    </w:p>
+    <w:p>
+      <w:pPr>
+        <w:keepLines/>
+        <w:shd w:fill="F2F2F2" w:val="clear"/>
+        <w:spacing w:after="0" w:before="0"/>
+        <w:ind w:left="220"/>
+      </w:pPr>
+      <w:r>
+        <w:rPr>
+          <w:rFonts w:ascii="Consolas" w:cs="Consolas" w:eastAsia="Consolas" w:hAnsi="Consolas"/>
+          <w:sz w:val="19"/>
+          <w:szCs w:val="19"/>
+        </w:rPr>
+        <w:t xml:space="preserve"> </w:t>
+      </w:r>
+    </w:p>
+    <w:p>
+      <w:pPr>
+        <w:keepLines/>
+        <w:shd w:fill="F2F2F2" w:val="clear"/>
+        <w:spacing w:after="0" w:before="0"/>
+        <w:ind w:left="220"/>
+      </w:pPr>
+      <w:r>
+        <w:rPr>
+          <w:rFonts w:ascii="Consolas" w:cs="Consolas" w:eastAsia="Consolas" w:hAnsi="Consolas"/>
+          <w:sz w:val="19"/>
+          <w:szCs w:val="19"/>
+        </w:rPr>
+        <w:t xml:space="preserve">        Partie partie = new Partie(joueur1, joueur2, type);</w:t>
+      </w:r>
+    </w:p>
+    <w:p>
+      <w:pPr>
+        <w:keepLines/>
+        <w:shd w:fill="F2F2F2" w:val="clear"/>
+        <w:spacing w:after="0" w:before="0"/>
+        <w:ind w:left="220"/>
+      </w:pPr>
+      <w:r>
+        <w:rPr>
+          <w:rFonts w:ascii="Consolas" w:cs="Consolas" w:eastAsia="Consolas" w:hAnsi="Consolas"/>
+          <w:sz w:val="19"/>
+          <w:szCs w:val="19"/>
+        </w:rPr>
+        <w:t xml:space="preserve">        partie.ajouterObservateur(journal);</w:t>
+      </w:r>
+    </w:p>
+    <w:p>
+      <w:pPr>
+        <w:keepLines/>
+        <w:shd w:fill="F2F2F2" w:val="clear"/>
+        <w:spacing w:after="0" w:before="0"/>
+        <w:ind w:left="220"/>
+      </w:pPr>
+      <w:r>
+        <w:rPr>
+          <w:rFonts w:ascii="Consolas" w:cs="Consolas" w:eastAsia="Consolas" w:hAnsi="Consolas"/>
+          <w:sz w:val="19"/>
+          <w:szCs w:val="19"/>
+        </w:rPr>
+        <w:t xml:space="preserve"> </w:t>
+      </w:r>
+    </w:p>
+    <w:p>
+      <w:pPr>
+        <w:keepLines/>
+        <w:shd w:fill="F2F2F2" w:val="clear"/>
+        <w:spacing w:after="0" w:before="0"/>
+        <w:ind w:left="220"/>
+      </w:pPr>
+      <w:r>
+        <w:rPr>
+          <w:rFonts w:ascii="Consolas" w:cs="Consolas" w:eastAsia="Consolas" w:hAnsi="Consolas"/>
+          <w:sz w:val="19"/>
+          <w:szCs w:val="19"/>
+        </w:rPr>
+        <w:t xml:space="preserve">        System.out.println("\n" + partie);</w:t>
+      </w:r>
+    </w:p>
+    <w:p>
+      <w:pPr>
+        <w:keepLines/>
+        <w:shd w:fill="F2F2F2" w:val="clear"/>
+        <w:spacing w:after="0" w:before="0"/>
+        <w:ind w:left="220"/>
+      </w:pPr>
+      <w:r>
+        <w:rPr>
+          <w:rFonts w:ascii="Consolas" w:cs="Consolas" w:eastAsia="Consolas" w:hAnsi="Consolas"/>
+          <w:sz w:val="19"/>
+          <w:szCs w:val="19"/>
+        </w:rPr>
+        <w:t xml:space="preserve"> </w:t>
+      </w:r>
+    </w:p>
+    <w:p>
+      <w:pPr>
+        <w:keepLines/>
+        <w:shd w:fill="F2F2F2" w:val="clear"/>
+        <w:spacing w:after="0" w:before="0"/>
+        <w:ind w:left="220"/>
+      </w:pPr>
+      <w:r>
+        <w:rPr>
+          <w:rFonts w:ascii="Consolas" w:cs="Consolas" w:eastAsia="Consolas" w:hAnsi="Consolas"/>
+          <w:sz w:val="19"/>
+          <w:szCs w:val="19"/>
+        </w:rPr>
+        <w:t xml:space="preserve">        ResultatPartie resultat = jeu.jouer(joueur1, joueur2);</w:t>
+      </w:r>
+    </w:p>
+    <w:p>
+      <w:pPr>
+        <w:keepLines/>
+        <w:shd w:fill="F2F2F2" w:val="clear"/>
+        <w:spacing w:after="0" w:before="0"/>
+        <w:ind w:left="220"/>
+      </w:pPr>
+      <w:r>
+        <w:rPr>
+          <w:rFonts w:ascii="Consolas" w:cs="Consolas" w:eastAsia="Consolas" w:hAnsi="Consolas"/>
+          <w:sz w:val="19"/>
+          <w:szCs w:val="19"/>
+        </w:rPr>
+        <w:t xml:space="preserve">        partie.terminer(resultat);</w:t>
+      </w:r>
+    </w:p>
+    <w:p>
+      <w:pPr>
+        <w:keepLines/>
+        <w:shd w:fill="F2F2F2" w:val="clear"/>
+        <w:spacing w:after="0" w:before="0"/>
+        <w:ind w:left="220"/>
+      </w:pPr>
+      <w:r>
+        <w:rPr>
+          <w:rFonts w:ascii="Consolas" w:cs="Consolas" w:eastAsia="Consolas" w:hAnsi="Consolas"/>
+          <w:sz w:val="19"/>
+          <w:szCs w:val="19"/>
+        </w:rPr>
+        <w:t xml:space="preserve"> </w:t>
+      </w:r>
+    </w:p>
+    <w:p>
+      <w:pPr>
+        <w:keepLines/>
+        <w:shd w:fill="F2F2F2" w:val="clear"/>
+        <w:spacing w:after="0" w:before="0"/>
+        <w:ind w:left="220"/>
+      </w:pPr>
+      <w:r>
+        <w:rPr>
+          <w:rFonts w:ascii="Consolas" w:cs="Consolas" w:eastAsia="Consolas" w:hAnsi="Consolas"/>
+          <w:sz w:val="19"/>
+          <w:szCs w:val="19"/>
+        </w:rPr>
+        <w:t xml:space="preserve">        System.out.println("\n" + partie);</w:t>
+      </w:r>
+    </w:p>
+    <w:p>
+      <w:pPr>
+        <w:keepLines/>
+        <w:shd w:fill="F2F2F2" w:val="clear"/>
+        <w:spacing w:after="0" w:before="0"/>
+        <w:ind w:left="220"/>
+      </w:pPr>
+      <w:r>
+        <w:rPr>
+          <w:rFonts w:ascii="Consolas" w:cs="Consolas" w:eastAsia="Consolas" w:hAnsi="Consolas"/>
+          <w:sz w:val="19"/>
+          <w:szCs w:val="19"/>
+        </w:rPr>
+        <w:t xml:space="preserve">        System.out.println("Resume : " + partie.getResume());</w:t>
+      </w:r>
+    </w:p>
+    <w:p>
+      <w:pPr>
+        <w:keepLines/>
+        <w:shd w:fill="F2F2F2" w:val="clear"/>
+        <w:spacing w:after="0" w:before="0"/>
+        <w:ind w:left="220"/>
+      </w:pPr>
+      <w:r>
+        <w:rPr>
+          <w:rFonts w:ascii="Consolas" w:cs="Consolas" w:eastAsia="Consolas" w:hAnsi="Consolas"/>
+          <w:sz w:val="19"/>
+          <w:szCs w:val="19"/>
+        </w:rPr>
+        <w:t xml:space="preserve">    }</w:t>
+      </w:r>
+    </w:p>
+    <w:p>
+      <w:pPr>
+        <w:keepLines/>
+        <w:shd w:fill="F2F2F2" w:val="clear"/>
+        <w:spacing w:after="0" w:before="0"/>
+        <w:ind w:left="220"/>
+      </w:pPr>
+      <w:r>
+        <w:rPr>
+          <w:rFonts w:ascii="Consolas" w:cs="Consolas" w:eastAsia="Consolas" w:hAnsi="Consolas"/>
+          <w:sz w:val="19"/>
+          <w:szCs w:val="19"/>
+        </w:rPr>
+        <w:t xml:space="preserve"> </w:t>
+      </w:r>
+    </w:p>
+    <w:p>
+      <w:pPr>
+        <w:keepLines/>
+        <w:shd w:fill="F2F2F2" w:val="clear"/>
+        <w:spacing w:after="0" w:before="0"/>
+        <w:ind w:left="220"/>
+      </w:pPr>
+      <w:r>
+        <w:rPr>
+          <w:rFonts w:ascii="Consolas" w:cs="Consolas" w:eastAsia="Consolas" w:hAnsi="Consolas"/>
+          <w:sz w:val="19"/>
+          <w:szCs w:val="19"/>
+        </w:rPr>
+        <w:t xml:space="preserve">    private static void afficherHistorique(JournalParties journal) {</w:t>
+      </w:r>
+    </w:p>
+    <w:p>
+      <w:pPr>
+        <w:keepLines/>
+        <w:shd w:fill="F2F2F2" w:val="clear"/>
+        <w:spacing w:after="0" w:before="0"/>
+        <w:ind w:left="220"/>
+      </w:pPr>
+      <w:r>
+        <w:rPr>
+          <w:rFonts w:ascii="Consolas" w:cs="Consolas" w:eastAsia="Consolas" w:hAnsi="Consolas"/>
+          <w:sz w:val="19"/>
+          <w:szCs w:val="19"/>
+        </w:rPr>
+        <w:t xml:space="preserve">        List&lt;ResumePartie&gt; parties = journal.historique();</w:t>
+      </w:r>
+    </w:p>
+    <w:p>
+      <w:pPr>
+        <w:keepLines/>
+        <w:shd w:fill="F2F2F2" w:val="clear"/>
+        <w:spacing w:after="0" w:before="0"/>
+        <w:ind w:left="220"/>
+      </w:pPr>
+      <w:r>
+        <w:rPr>
+          <w:rFonts w:ascii="Consolas" w:cs="Consolas" w:eastAsia="Consolas" w:hAnsi="Consolas"/>
+          <w:sz w:val="19"/>
+          <w:szCs w:val="19"/>
+        </w:rPr>
+        <w:t xml:space="preserve">        if (parties.isEmpty()) {</w:t>
+      </w:r>
+    </w:p>
+    <w:p>
+      <w:pPr>
+        <w:keepLines/>
+        <w:shd w:fill="F2F2F2" w:val="clear"/>
+        <w:spacing w:after="0" w:before="0"/>
+        <w:ind w:left="220"/>
+      </w:pPr>
+      <w:r>
+        <w:rPr>
+          <w:rFonts w:ascii="Consolas" w:cs="Consolas" w:eastAsia="Consolas" w:hAnsi="Consolas"/>
+          <w:sz w:val="19"/>
+          <w:szCs w:val="19"/>
+        </w:rPr>
+        <w:t xml:space="preserve">            System.out.println("Aucune partie jouee jusqu'ici.");</w:t>
+      </w:r>
+    </w:p>
+    <w:p>
+      <w:pPr>
+        <w:keepLines/>
+        <w:shd w:fill="F2F2F2" w:val="clear"/>
+        <w:spacing w:after="0" w:before="0"/>
+        <w:ind w:left="220"/>
+      </w:pPr>
+      <w:r>
+        <w:rPr>
+          <w:rFonts w:ascii="Consolas" w:cs="Consolas" w:eastAsia="Consolas" w:hAnsi="Consolas"/>
+          <w:sz w:val="19"/>
+          <w:szCs w:val="19"/>
+        </w:rPr>
+        <w:t xml:space="preserve">            return;</w:t>
+      </w:r>
+    </w:p>
+    <w:p>
+      <w:pPr>
+        <w:keepLines/>
+        <w:shd w:fill="F2F2F2" w:val="clear"/>
+        <w:spacing w:after="0" w:before="0"/>
+        <w:ind w:left="220"/>
+      </w:pPr>
+      <w:r>
+        <w:rPr>
+          <w:rFonts w:ascii="Consolas" w:cs="Consolas" w:eastAsia="Consolas" w:hAnsi="Consolas"/>
+          <w:sz w:val="19"/>
+          <w:szCs w:val="19"/>
+        </w:rPr>
+        <w:t xml:space="preserve">        }</w:t>
+      </w:r>
+    </w:p>
+    <w:p>
+      <w:pPr>
+        <w:keepLines/>
+        <w:shd w:fill="F2F2F2" w:val="clear"/>
+        <w:spacing w:after="0" w:before="0"/>
+        <w:ind w:left="220"/>
+      </w:pPr>
+      <w:r>
+        <w:rPr>
+          <w:rFonts w:ascii="Consolas" w:cs="Consolas" w:eastAsia="Consolas" w:hAnsi="Consolas"/>
+          <w:sz w:val="19"/>
+          <w:szCs w:val="19"/>
+        </w:rPr>
+        <w:t xml:space="preserve">        System.out.println("Parties precedentes :");</w:t>
+      </w:r>
+    </w:p>
+    <w:p>
+      <w:pPr>
+        <w:keepLines/>
+        <w:shd w:fill="F2F2F2" w:val="clear"/>
+        <w:spacing w:after="0" w:before="0"/>
+        <w:ind w:left="220"/>
+      </w:pPr>
+      <w:r>
+        <w:rPr>
+          <w:rFonts w:ascii="Consolas" w:cs="Consolas" w:eastAsia="Consolas" w:hAnsi="Consolas"/>
+          <w:sz w:val="19"/>
+          <w:szCs w:val="19"/>
+        </w:rPr>
+        <w:t xml:space="preserve">        for (ResumePartie resume : parties) {</w:t>
+      </w:r>
+    </w:p>
+    <w:p>
+      <w:pPr>
+        <w:keepLines/>
+        <w:shd w:fill="F2F2F2" w:val="clear"/>
+        <w:spacing w:after="0" w:before="0"/>
+        <w:ind w:left="220"/>
+      </w:pPr>
+      <w:r>
+        <w:rPr>
+          <w:rFonts w:ascii="Consolas" w:cs="Consolas" w:eastAsia="Consolas" w:hAnsi="Consolas"/>
+          <w:sz w:val="19"/>
+          <w:szCs w:val="19"/>
+        </w:rPr>
+        <w:t xml:space="preserve">            System.out.println("  " + resume);</w:t>
+      </w:r>
+    </w:p>
+    <w:p>
+      <w:pPr>
+        <w:keepLines/>
+        <w:shd w:fill="F2F2F2" w:val="clear"/>
+        <w:spacing w:after="0" w:before="0"/>
+        <w:ind w:left="220"/>
+      </w:pPr>
+      <w:r>
+        <w:rPr>
+          <w:rFonts w:ascii="Consolas" w:cs="Consolas" w:eastAsia="Consolas" w:hAnsi="Consolas"/>
+          <w:sz w:val="19"/>
+          <w:szCs w:val="19"/>
+        </w:rPr>
+        <w:t xml:space="preserve">        }</w:t>
+      </w:r>
+    </w:p>
+    <w:p>
+      <w:pPr>
+        <w:keepLines/>
+        <w:shd w:fill="F2F2F2" w:val="clear"/>
+        <w:spacing w:after="0" w:before="0"/>
+        <w:ind w:left="220"/>
+      </w:pPr>
+      <w:r>
+        <w:rPr>
+          <w:rFonts w:ascii="Consolas" w:cs="Consolas" w:eastAsia="Consolas" w:hAnsi="Consolas"/>
+          <w:sz w:val="19"/>
+          <w:szCs w:val="19"/>
+        </w:rPr>
+        <w:t xml:space="preserve">    }</w:t>
+      </w:r>
+    </w:p>
+    <w:p>
+      <w:pPr>
+        <w:keepLines/>
+        <w:shd w:fill="F2F2F2" w:val="clear"/>
+        <w:spacing w:after="0" w:before="0"/>
+        <w:ind w:left="220"/>
+      </w:pPr>
+      <w:r>
+        <w:rPr>
+          <w:rFonts w:ascii="Consolas" w:cs="Consolas" w:eastAsia="Consolas" w:hAnsi="Consolas"/>
+          <w:sz w:val="19"/>
+          <w:szCs w:val="19"/>
+        </w:rPr>
+        <w:t xml:space="preserve"> </w:t>
+      </w:r>
+    </w:p>
+    <w:p>
+      <w:pPr>
+        <w:keepLines/>
+        <w:shd w:fill="F2F2F2" w:val="clear"/>
+        <w:spacing w:after="0" w:before="0"/>
+        <w:ind w:left="220"/>
+      </w:pPr>
+      <w:r>
+        <w:rPr>
+          <w:rFonts w:ascii="Consolas" w:cs="Consolas" w:eastAsia="Consolas" w:hAnsi="Consolas"/>
+          <w:sz w:val="19"/>
+          <w:szCs w:val="19"/>
+        </w:rPr>
+        <w:t xml:space="preserve">    private static Joueur demanderJoueur(Scanner clavier, String rang) {</w:t>
+      </w:r>
+    </w:p>
+    <w:p>
+      <w:pPr>
+        <w:keepLines/>
+        <w:shd w:fill="F2F2F2" w:val="clear"/>
+        <w:spacing w:after="0" w:before="0"/>
+        <w:ind w:left="220"/>
+      </w:pPr>
+      <w:r>
+        <w:rPr>
+          <w:rFonts w:ascii="Consolas" w:cs="Consolas" w:eastAsia="Consolas" w:hAnsi="Consolas"/>
+          <w:sz w:val="19"/>
+          <w:szCs w:val="19"/>
+        </w:rPr>
+        <w:t xml:space="preserve">        System.out.print("Pseudo du " + rang + " joueur : ");</w:t>
+      </w:r>
+    </w:p>
+    <w:p>
+      <w:pPr>
+        <w:keepLines/>
+        <w:shd w:fill="F2F2F2" w:val="clear"/>
+        <w:spacing w:after="0" w:before="0"/>
+        <w:ind w:left="220"/>
+      </w:pPr>
+      <w:r>
+        <w:rPr>
+          <w:rFonts w:ascii="Consolas" w:cs="Consolas" w:eastAsia="Consolas" w:hAnsi="Consolas"/>
+          <w:sz w:val="19"/>
+          <w:szCs w:val="19"/>
+        </w:rPr>
+        <w:t xml:space="preserve">        String pseudo = clavier.nextLine().trim();</w:t>
+      </w:r>
+    </w:p>
+    <w:p>
+      <w:pPr>
+        <w:keepLines/>
+        <w:shd w:fill="F2F2F2" w:val="clear"/>
+        <w:spacing w:after="0" w:before="0"/>
+        <w:ind w:left="220"/>
+      </w:pPr>
+      <w:r>
+        <w:rPr>
+          <w:rFonts w:ascii="Consolas" w:cs="Consolas" w:eastAsia="Consolas" w:hAnsi="Consolas"/>
+          <w:sz w:val="19"/>
+          <w:szCs w:val="19"/>
+        </w:rPr>
+        <w:t xml:space="preserve">        System.out.print("Email du " + rang + " joueur : ");</w:t>
+      </w:r>
+    </w:p>
+    <w:p>
+      <w:pPr>
+        <w:keepLines/>
+        <w:shd w:fill="F2F2F2" w:val="clear"/>
+        <w:spacing w:after="0" w:before="0"/>
+        <w:ind w:left="220"/>
+      </w:pPr>
+      <w:r>
+        <w:rPr>
+          <w:rFonts w:ascii="Consolas" w:cs="Consolas" w:eastAsia="Consolas" w:hAnsi="Consolas"/>
+          <w:sz w:val="19"/>
+          <w:szCs w:val="19"/>
+        </w:rPr>
+        <w:t xml:space="preserve">        String email = clavier.nextLine().trim();</w:t>
+      </w:r>
+    </w:p>
+    <w:p>
+      <w:pPr>
+        <w:keepLines/>
+        <w:shd w:fill="F2F2F2" w:val="clear"/>
+        <w:spacing w:after="0" w:before="0"/>
+        <w:ind w:left="220"/>
+      </w:pPr>
+      <w:r>
+        <w:rPr>
+          <w:rFonts w:ascii="Consolas" w:cs="Consolas" w:eastAsia="Consolas" w:hAnsi="Consolas"/>
+          <w:sz w:val="19"/>
+          <w:szCs w:val="19"/>
+        </w:rPr>
+        <w:t xml:space="preserve">        return new Joueur(pseudo, email);</w:t>
+      </w:r>
+    </w:p>
+    <w:p>
+      <w:pPr>
+        <w:keepLines/>
+        <w:shd w:fill="F2F2F2" w:val="clear"/>
+        <w:spacing w:after="0" w:before="0"/>
+        <w:ind w:left="220"/>
+      </w:pPr>
+      <w:r>
+        <w:rPr>
+          <w:rFonts w:ascii="Consolas" w:cs="Consolas" w:eastAsia="Consolas" w:hAnsi="Consolas"/>
+          <w:sz w:val="19"/>
+          <w:szCs w:val="19"/>
+        </w:rPr>
+        <w:t xml:space="preserve">    }</w:t>
+      </w:r>
+    </w:p>
+    <w:p>
+      <w:pPr>
+        <w:keepLines/>
+        <w:shd w:fill="F2F2F2" w:val="clear"/>
+        <w:spacing w:after="0" w:before="0"/>
+        <w:ind w:left="220"/>
+      </w:pPr>
+      <w:r>
+        <w:rPr>
+          <w:rFonts w:ascii="Consolas" w:cs="Consolas" w:eastAsia="Consolas" w:hAnsi="Consolas"/>
+          <w:sz w:val="19"/>
+          <w:szCs w:val="19"/>
+        </w:rPr>
+        <w:t xml:space="preserve"> </w:t>
+      </w:r>
+    </w:p>
+    <w:p>
+      <w:pPr>
+        <w:keepLines/>
+        <w:shd w:fill="F2F2F2" w:val="clear"/>
+        <w:spacing w:after="0" w:before="0"/>
+        <w:ind w:left="220"/>
+      </w:pPr>
+      <w:r>
+        <w:rPr>
+          <w:rFonts w:ascii="Consolas" w:cs="Consolas" w:eastAsia="Consolas" w:hAnsi="Consolas"/>
+          <w:sz w:val="19"/>
+          <w:szCs w:val="19"/>
+        </w:rPr>
+        <w:t xml:space="preserve">    private static TypeJeu demanderTypeDeJeu(Scanner clavier) {</w:t>
+      </w:r>
+    </w:p>
+    <w:p>
+      <w:pPr>
+        <w:keepLines/>
+        <w:shd w:fill="F2F2F2" w:val="clear"/>
+        <w:spacing w:after="0" w:before="0"/>
+        <w:ind w:left="220"/>
+      </w:pPr>
+      <w:r>
+        <w:rPr>
+          <w:rFonts w:ascii="Consolas" w:cs="Consolas" w:eastAsia="Consolas" w:hAnsi="Consolas"/>
+          <w:sz w:val="19"/>
+          <w:szCs w:val="19"/>
+        </w:rPr>
+        <w:t xml:space="preserve">        System.out.println("\nJeux disponibles :");</w:t>
+      </w:r>
+    </w:p>
+    <w:p>
+      <w:pPr>
+        <w:keepLines/>
+        <w:shd w:fill="F2F2F2" w:val="clear"/>
+        <w:spacing w:after="0" w:before="0"/>
+        <w:ind w:left="220"/>
+      </w:pPr>
+      <w:r>
+        <w:rPr>
+          <w:rFonts w:ascii="Consolas" w:cs="Consolas" w:eastAsia="Consolas" w:hAnsi="Consolas"/>
+          <w:sz w:val="19"/>
+          <w:szCs w:val="19"/>
+        </w:rPr>
+        <w:t xml:space="preserve">        TypeJeu[] catalogue = TypeJeu.values();</w:t>
+      </w:r>
+    </w:p>
+    <w:p>
+      <w:pPr>
+        <w:keepLines/>
+        <w:shd w:fill="F2F2F2" w:val="clear"/>
+        <w:spacing w:after="0" w:before="0"/>
+        <w:ind w:left="220"/>
+      </w:pPr>
+      <w:r>
+        <w:rPr>
+          <w:rFonts w:ascii="Consolas" w:cs="Consolas" w:eastAsia="Consolas" w:hAnsi="Consolas"/>
+          <w:sz w:val="19"/>
+          <w:szCs w:val="19"/>
+        </w:rPr>
+        <w:t xml:space="preserve">        for (int i = 0; i &lt; catalogue.length; i++) {</w:t>
+      </w:r>
+    </w:p>
+    <w:p>
+      <w:pPr>
+        <w:keepLines/>
+        <w:shd w:fill="F2F2F2" w:val="clear"/>
+        <w:spacing w:after="0" w:before="0"/>
+        <w:ind w:left="220"/>
+      </w:pPr>
+      <w:r>
+        <w:rPr>
+          <w:rFonts w:ascii="Consolas" w:cs="Consolas" w:eastAsia="Consolas" w:hAnsi="Consolas"/>
+          <w:sz w:val="19"/>
+          <w:szCs w:val="19"/>
+        </w:rPr>
+        <w:t xml:space="preserve">            System.out.println("  " + (i + 1) + ". " + catalogue[i]);</w:t>
+      </w:r>
+    </w:p>
+    <w:p>
+      <w:pPr>
+        <w:keepLines/>
+        <w:shd w:fill="F2F2F2" w:val="clear"/>
+        <w:spacing w:after="0" w:before="0"/>
+        <w:ind w:left="220"/>
+      </w:pPr>
+      <w:r>
+        <w:rPr>
+          <w:rFonts w:ascii="Consolas" w:cs="Consolas" w:eastAsia="Consolas" w:hAnsi="Consolas"/>
+          <w:sz w:val="19"/>
+          <w:szCs w:val="19"/>
+        </w:rPr>
+        <w:t xml:space="preserve">        }</w:t>
+      </w:r>
+    </w:p>
+    <w:p>
+      <w:pPr>
+        <w:keepLines/>
+        <w:shd w:fill="F2F2F2" w:val="clear"/>
+        <w:spacing w:after="0" w:before="0"/>
+        <w:ind w:left="220"/>
+      </w:pPr>
+      <w:r>
+        <w:rPr>
+          <w:rFonts w:ascii="Consolas" w:cs="Consolas" w:eastAsia="Consolas" w:hAnsi="Consolas"/>
+          <w:sz w:val="19"/>
+          <w:szCs w:val="19"/>
+        </w:rPr>
+        <w:t xml:space="preserve"> </w:t>
+      </w:r>
+    </w:p>
+    <w:p>
+      <w:pPr>
+        <w:keepLines/>
+        <w:shd w:fill="F2F2F2" w:val="clear"/>
+        <w:spacing w:after="0" w:before="0"/>
+        <w:ind w:left="220"/>
+      </w:pPr>
+      <w:r>
+        <w:rPr>
+          <w:rFonts w:ascii="Consolas" w:cs="Consolas" w:eastAsia="Consolas" w:hAnsi="Consolas"/>
+          <w:sz w:val="19"/>
+          <w:szCs w:val="19"/>
+        </w:rPr>
+        <w:t xml:space="preserve">        while (true) {</w:t>
+      </w:r>
+    </w:p>
+    <w:p>
+      <w:pPr>
+        <w:keepLines/>
+        <w:shd w:fill="F2F2F2" w:val="clear"/>
+        <w:spacing w:after="0" w:before="0"/>
+        <w:ind w:left="220"/>
+      </w:pPr>
+      <w:r>
+        <w:rPr>
+          <w:rFonts w:ascii="Consolas" w:cs="Consolas" w:eastAsia="Consolas" w:hAnsi="Consolas"/>
+          <w:sz w:val="19"/>
+          <w:szCs w:val="19"/>
+        </w:rPr>
+        <w:t xml:space="preserve">            System.out.print("Votre choix : ");</w:t>
+      </w:r>
+    </w:p>
+    <w:p>
+      <w:pPr>
+        <w:keepLines/>
+        <w:shd w:fill="F2F2F2" w:val="clear"/>
+        <w:spacing w:after="0" w:before="0"/>
+        <w:ind w:left="220"/>
+      </w:pPr>
+      <w:r>
+        <w:rPr>
+          <w:rFonts w:ascii="Consolas" w:cs="Consolas" w:eastAsia="Consolas" w:hAnsi="Consolas"/>
+          <w:sz w:val="19"/>
+          <w:szCs w:val="19"/>
+        </w:rPr>
+        <w:t xml:space="preserve">            try {</w:t>
+      </w:r>
+    </w:p>
+    <w:p>
+      <w:pPr>
+        <w:keepLines/>
+        <w:shd w:fill="F2F2F2" w:val="clear"/>
+        <w:spacing w:after="0" w:before="0"/>
+        <w:ind w:left="220"/>
+      </w:pPr>
+      <w:r>
+        <w:rPr>
+          <w:rFonts w:ascii="Consolas" w:cs="Consolas" w:eastAsia="Consolas" w:hAnsi="Consolas"/>
+          <w:sz w:val="19"/>
+          <w:szCs w:val="19"/>
+        </w:rPr>
+        <w:t xml:space="preserve">                int choix = Integer.parseInt(clavier.nextLine().trim());</w:t>
+      </w:r>
+    </w:p>
+    <w:p>
+      <w:pPr>
+        <w:keepLines/>
+        <w:shd w:fill="F2F2F2" w:val="clear"/>
+        <w:spacing w:after="0" w:before="0"/>
+        <w:ind w:left="220"/>
+      </w:pPr>
+      <w:r>
+        <w:rPr>
+          <w:rFonts w:ascii="Consolas" w:cs="Consolas" w:eastAsia="Consolas" w:hAnsi="Consolas"/>
+          <w:sz w:val="19"/>
+          <w:szCs w:val="19"/>
+        </w:rPr>
+        <w:t xml:space="preserve">                if (choix &gt;= 1 &amp;&amp; choix &lt;= catalogue.length) {</w:t>
+      </w:r>
+    </w:p>
+    <w:p>
+      <w:pPr>
+        <w:keepLines/>
+        <w:shd w:fill="F2F2F2" w:val="clear"/>
+        <w:spacing w:after="0" w:before="0"/>
+        <w:ind w:left="220"/>
+      </w:pPr>
+      <w:r>
+        <w:rPr>
+          <w:rFonts w:ascii="Consolas" w:cs="Consolas" w:eastAsia="Consolas" w:hAnsi="Consolas"/>
+          <w:sz w:val="19"/>
+          <w:szCs w:val="19"/>
+        </w:rPr>
+        <w:t xml:space="preserve">                    return catalogue[choix - 1];</w:t>
+      </w:r>
+    </w:p>
+    <w:p>
+      <w:pPr>
+        <w:keepLines/>
+        <w:shd w:fill="F2F2F2" w:val="clear"/>
+        <w:spacing w:after="0" w:before="0"/>
+        <w:ind w:left="220"/>
+      </w:pPr>
+      <w:r>
+        <w:rPr>
+          <w:rFonts w:ascii="Consolas" w:cs="Consolas" w:eastAsia="Consolas" w:hAnsi="Consolas"/>
+          <w:sz w:val="19"/>
+          <w:szCs w:val="19"/>
+        </w:rPr>
+        <w:t xml:space="preserve">                }</w:t>
+      </w:r>
+    </w:p>
+    <w:p>
+      <w:pPr>
+        <w:keepLines/>
+        <w:shd w:fill="F2F2F2" w:val="clear"/>
+        <w:spacing w:after="0" w:before="0"/>
+        <w:ind w:left="220"/>
+      </w:pPr>
+      <w:r>
+        <w:rPr>
+          <w:rFonts w:ascii="Consolas" w:cs="Consolas" w:eastAsia="Consolas" w:hAnsi="Consolas"/>
+          <w:sz w:val="19"/>
+          <w:szCs w:val="19"/>
+        </w:rPr>
+        <w:t xml:space="preserve">            } catch (NumberFormatException ignoree) {</w:t>
+      </w:r>
+    </w:p>
+    <w:p>
+      <w:pPr>
+        <w:keepLines/>
+        <w:shd w:fill="F2F2F2" w:val="clear"/>
+        <w:spacing w:after="0" w:before="0"/>
+        <w:ind w:left="220"/>
+      </w:pPr>
+      <w:r>
+        <w:rPr>
+          <w:rFonts w:ascii="Consolas" w:cs="Consolas" w:eastAsia="Consolas" w:hAnsi="Consolas"/>
+          <w:sz w:val="19"/>
+          <w:szCs w:val="19"/>
+        </w:rPr>
+        <w:t xml:space="preserve">                // on redemande</w:t>
+      </w:r>
+    </w:p>
+    <w:p>
+      <w:pPr>
+        <w:keepLines/>
+        <w:shd w:fill="F2F2F2" w:val="clear"/>
+        <w:spacing w:after="0" w:before="0"/>
+        <w:ind w:left="220"/>
+      </w:pPr>
+      <w:r>
+        <w:rPr>
+          <w:rFonts w:ascii="Consolas" w:cs="Consolas" w:eastAsia="Consolas" w:hAnsi="Consolas"/>
+          <w:sz w:val="19"/>
+          <w:szCs w:val="19"/>
+        </w:rPr>
+        <w:t xml:space="preserve">            }</w:t>
+      </w:r>
+    </w:p>
+    <w:p>
+      <w:pPr>
+        <w:keepLines/>
+        <w:shd w:fill="F2F2F2" w:val="clear"/>
+        <w:spacing w:after="0" w:before="0"/>
+        <w:ind w:left="220"/>
+      </w:pPr>
+      <w:r>
+        <w:rPr>
+          <w:rFonts w:ascii="Consolas" w:cs="Consolas" w:eastAsia="Consolas" w:hAnsi="Consolas"/>
+          <w:sz w:val="19"/>
+          <w:szCs w:val="19"/>
+        </w:rPr>
+        <w:t xml:space="preserve">            System.out.println("Choix invalide.");</w:t>
+      </w:r>
+    </w:p>
+    <w:p>
+      <w:pPr>
+        <w:keepLines/>
+        <w:shd w:fill="F2F2F2" w:val="clear"/>
+        <w:spacing w:after="0" w:before="0"/>
+        <w:ind w:left="220"/>
+      </w:pPr>
+      <w:r>
+        <w:rPr>
+          <w:rFonts w:ascii="Consolas" w:cs="Consolas" w:eastAsia="Consolas" w:hAnsi="Consolas"/>
+          <w:sz w:val="19"/>
+          <w:szCs w:val="19"/>
+        </w:rPr>
+        <w:t xml:space="preserve">        }</w:t>
       </w:r>
     </w:p>
     <w:p>
@@ -38967,6 +41801,81 @@
           </w:p>
         </w:tc>
       </w:tr>
+      <w:tr>
+        <w:trPr>
+          <w:cantSplit/>
+        </w:trPr>
+        <w:tc>
+          <w:tcPr>
+            <w:tcW w:type="dxa" w:w="1400"/>
+            <w:tcMar>
+              <w:top w:type="dxa" w:w="55"/>
+              <w:left w:type="dxa" w:w="100"/>
+              <w:bottom w:type="dxa" w:w="55"/>
+              <w:right w:type="dxa" w:w="100"/>
+            </w:tcMar>
+          </w:tcPr>
+          <w:p>
+            <w:pPr>
+              <w:spacing w:after="0"/>
+            </w:pPr>
+            <w:r>
+              <w:rPr>
+                <w:rFonts w:ascii="Consolas" w:cs="Consolas" w:eastAsia="Consolas" w:hAnsi="Consolas"/>
+                <w:sz w:val="18"/>
+                <w:szCs w:val="18"/>
+              </w:rPr>
+              <w:t xml:space="preserve">G.35</w:t>
+            </w:r>
+          </w:p>
+        </w:tc>
+        <w:tc>
+          <w:tcPr>
+            <w:tcW w:type="dxa" w:w="3400"/>
+            <w:tcMar>
+              <w:top w:type="dxa" w:w="55"/>
+              <w:left w:type="dxa" w:w="100"/>
+              <w:bottom w:type="dxa" w:w="55"/>
+              <w:right w:type="dxa" w:w="100"/>
+            </w:tcMar>
+          </w:tcPr>
+          <w:p>
+            <w:pPr>
+              <w:spacing w:after="0"/>
+            </w:pPr>
+            <w:r>
+              <w:rPr>
+                <w:sz w:val="20"/>
+                <w:szCs w:val="20"/>
+              </w:rPr>
+              <w:t xml:space="preserve">Un journal qui survit</w:t>
+            </w:r>
+          </w:p>
+        </w:tc>
+        <w:tc>
+          <w:tcPr>
+            <w:tcW w:type="dxa" w:w="4560"/>
+            <w:tcMar>
+              <w:top w:type="dxa" w:w="55"/>
+              <w:left w:type="dxa" w:w="100"/>
+              <w:bottom w:type="dxa" w:w="55"/>
+              <w:right w:type="dxa" w:w="100"/>
+            </w:tcMar>
+          </w:tcPr>
+          <w:p>
+            <w:pPr>
+              <w:spacing w:after="0"/>
+            </w:pPr>
+            <w:r>
+              <w:rPr>
+                <w:sz w:val="20"/>
+                <w:szCs w:val="20"/>
+              </w:rPr>
+              <w:t xml:space="preserve">JournalParties, GameHub</w:t>
+            </w:r>
+          </w:p>
+        </w:tc>
+      </w:tr>
     </w:tbl>
     <w:sectPr>
       <w:footerReference w:type="default" r:id="rId16"/>
@@ -39072,7 +41981,7 @@
       <w:fldChar w:fldCharType="separate"/>
     </w:r>
     <w:r>
-      <w:t>48</w:t>
+      <w:t>51</w:t>
     </w:r>
     <w:r>
       <w:fldChar w:fldCharType="end"/>

--- a/_documents/GameHub_Solution_Par_Question.docx
+++ b/_documents/GameHub_Solution_Par_Question.docx
@@ -61,14 +61,9 @@
       </w:r>
     </w:p>
     <w:p>
-      <w:pPr>
-        <w:sectPr>
-          <w:pgSz w:w="11906" w:h="16838" w:orient="portrait"/>
-          <w:pgMar w:top="1440" w:right="1440" w:bottom="1440" w:left="1440" w:header="708" w:footer="708" w:gutter="0"/>
-          <w:pgNumType/>
-          <w:docGrid w:linePitch="360"/>
-        </w:sectPr>
-      </w:pPr>
+      <w:r>
+        <w:br w:type="page"/>
+      </w:r>
     </w:p>
     <w:p>
       <w:pPr>
@@ -112,7 +107,7 @@
           <w:sz w:val="22"/>
           <w:szCs w:val="22"/>
         </w:rPr>
-        <w:t xml:space="preserve"> après chaque incrément. Le document « solution finale » montre l'état d'arrivée ; celui-ci montre le chemin.</w:t>
+        <w:t xml:space="preserve"> après chaque incrément. Le document « solution finale » montre l'état d'arrivée ; celui-ci montre le chemin.</w:t>
       </w:r>
     </w:p>
     <w:p>
@@ -198,7 +193,7 @@
           <w:sz w:val="22"/>
           <w:szCs w:val="22"/>
         </w:rPr>
-        <w:t xml:space="preserve">. Corriger une classe et régénérer suffit : les deux documents restent d'accord.</w:t>
+        <w:t xml:space="preserve">. Corriger une classe et régénérer suffit : les deux documents restent d'accord.</w:t>
       </w:r>
     </w:p>
     <w:tbl>
@@ -1407,7 +1402,7 @@
           <w:sz w:val="19"/>
           <w:szCs w:val="19"/>
         </w:rPr>
-        <w:t xml:space="preserve">        // Le hub ne sait pas si ce jeu se configure : il demande.</w:t>
+        <w:t xml:space="preserve">        // Le hub ne sait pas si ce jeu se configure : il demande.</w:t>
       </w:r>
     </w:p>
     <w:p>
@@ -1567,7 +1562,7 @@
           <w:sz w:val="19"/>
           <w:szCs w:val="19"/>
         </w:rPr>
-        <w:t xml:space="preserve">        System.out.print("Pseudo du " + rang + " joueur : ");</w:t>
+        <w:t xml:space="preserve">        System.out.print("Pseudo du " + rang + " joueur : ");</w:t>
       </w:r>
     </w:p>
     <w:p>
@@ -1599,7 +1594,7 @@
           <w:sz w:val="19"/>
           <w:szCs w:val="19"/>
         </w:rPr>
-        <w:t xml:space="preserve">        System.out.print("Email du " + rang + " joueur : ");</w:t>
+        <w:t xml:space="preserve">        System.out.print("Email du " + rang + " joueur : ");</w:t>
       </w:r>
     </w:p>
     <w:p>
@@ -1779,7 +1774,7 @@
           <w:sz w:val="22"/>
           <w:szCs w:val="22"/>
         </w:rPr>
-        <w:t xml:space="preserve">Partie gagne ses deux dates et la méthode terminer. Remarquez que terminer ne prend encore aucun paramètre : le résultat n'existe pas.</w:t>
+        <w:t xml:space="preserve">Partie gagne ses deux dates et la méthode terminer. Remarquez que terminer ne prend encore aucun paramètre : le résultat n'existe pas.</w:t>
       </w:r>
     </w:p>
     <w:p>
@@ -2629,7 +2624,7 @@
           <w:sz w:val="19"/>
           <w:szCs w:val="19"/>
         </w:rPr>
-        <w:t xml:space="preserve">    // propre ligne pour que la liste reste valide a tous les increments :</w:t>
+        <w:t xml:space="preserve">    // propre ligne pour que la liste reste valide a tous les increments :</w:t>
       </w:r>
     </w:p>
     <w:p>
@@ -2661,7 +2656,7 @@
           <w:sz w:val="19"/>
           <w:szCs w:val="19"/>
         </w:rPr>
-        <w:t xml:space="preserve">    ;</w:t>
+        <w:t xml:space="preserve">    ;</w:t>
       </w:r>
     </w:p>
     <w:p>
@@ -3241,7 +3236,7 @@
           <w:sz w:val="22"/>
           <w:szCs w:val="22"/>
         </w:rPr>
-        <w:t xml:space="preserve">Le constructeur passe de deux à trois paramètres, et terminer en reçoit un. Comparez avec G.4 : c'est la même méthode qui change de signature.</w:t>
+        <w:t xml:space="preserve">Le constructeur passe de deux à trois paramètres, et terminer en reçoit un. Comparez avec G.4 : c'est la même méthode qui change de signature.</w:t>
       </w:r>
     </w:p>
     <w:p>
@@ -4103,7 +4098,7 @@
           <w:sz w:val="19"/>
           <w:szCs w:val="19"/>
         </w:rPr>
-        <w:t xml:space="preserve">                + (resultat != null ? " — resultat : " + resultat : "");</w:t>
+        <w:t xml:space="preserve">                + (resultat != null ? " — resultat : " + resultat : "");</w:t>
       </w:r>
     </w:p>
     <w:p>
@@ -5465,7 +5460,7 @@
           <w:sz w:val="19"/>
           <w:szCs w:val="19"/>
         </w:rPr>
-        <w:t xml:space="preserve">                + (resultat != null ? " — resultat : " + resultat : "");</w:t>
+        <w:t xml:space="preserve">                + (resultat != null ? " — resultat : " + resultat : "");</w:t>
       </w:r>
     </w:p>
     <w:p>
@@ -5821,7 +5816,7 @@
           <w:sz w:val="19"/>
           <w:szCs w:val="19"/>
         </w:rPr>
-        <w:t xml:space="preserve">        // Le hub ne sait pas si ce jeu se configure : il demande.</w:t>
+        <w:t xml:space="preserve">        // Le hub ne sait pas si ce jeu se configure : il demande.</w:t>
       </w:r>
     </w:p>
     <w:p>
@@ -5933,7 +5928,7 @@
           <w:sz w:val="19"/>
           <w:szCs w:val="19"/>
         </w:rPr>
-        <w:t xml:space="preserve">        System.out.println("Resume : " + partie.getResume());</w:t>
+        <w:t xml:space="preserve">        System.out.println("Resume : " + partie.getResume());</w:t>
       </w:r>
     </w:p>
     <w:p>
@@ -5997,7 +5992,7 @@
           <w:sz w:val="19"/>
           <w:szCs w:val="19"/>
         </w:rPr>
-        <w:t xml:space="preserve">        System.out.print("Pseudo du " + rang + " joueur : ");</w:t>
+        <w:t xml:space="preserve">        System.out.print("Pseudo du " + rang + " joueur : ");</w:t>
       </w:r>
     </w:p>
     <w:p>
@@ -6029,7 +6024,7 @@
           <w:sz w:val="19"/>
           <w:szCs w:val="19"/>
         </w:rPr>
-        <w:t xml:space="preserve">        System.out.print("Email du " + rang + " joueur : ");</w:t>
+        <w:t xml:space="preserve">        System.out.print("Email du " + rang + " joueur : ");</w:t>
       </w:r>
     </w:p>
     <w:p>
@@ -6125,7 +6120,7 @@
           <w:sz w:val="19"/>
           <w:szCs w:val="19"/>
         </w:rPr>
-        <w:t xml:space="preserve">        System.out.println("\nJeux disponibles :");</w:t>
+        <w:t xml:space="preserve">        System.out.println("\nJeux disponibles :");</w:t>
       </w:r>
     </w:p>
     <w:p>
@@ -6237,7 +6232,7 @@
           <w:sz w:val="19"/>
           <w:szCs w:val="19"/>
         </w:rPr>
-        <w:t xml:space="preserve">            System.out.print("Votre choix : ");</w:t>
+        <w:t xml:space="preserve">            System.out.print("Votre choix : ");</w:t>
       </w:r>
     </w:p>
     <w:p>
@@ -7657,7 +7652,7 @@
           <w:sz w:val="19"/>
           <w:szCs w:val="19"/>
         </w:rPr>
-        <w:t xml:space="preserve">        for (ObservateurPartie observateur : observateurs) {</w:t>
+        <w:t xml:space="preserve">        for (ObservateurPartie observateur : observateurs) {</w:t>
       </w:r>
     </w:p>
     <w:p>
@@ -7753,7 +7748,7 @@
           <w:sz w:val="19"/>
           <w:szCs w:val="19"/>
         </w:rPr>
-        <w:t xml:space="preserve">        for (ObservateurPartie observateur : observateurs) {</w:t>
+        <w:t xml:space="preserve">        for (ObservateurPartie observateur : observateurs) {</w:t>
       </w:r>
     </w:p>
     <w:p>
@@ -7849,7 +7844,7 @@
           <w:sz w:val="19"/>
           <w:szCs w:val="19"/>
         </w:rPr>
-        <w:t xml:space="preserve">        for (ObservateurPartie observateur : observateurs) {</w:t>
+        <w:t xml:space="preserve">        for (ObservateurPartie observateur : observateurs) {</w:t>
       </w:r>
     </w:p>
     <w:p>
@@ -8441,7 +8436,7 @@
           <w:sz w:val="19"/>
           <w:szCs w:val="19"/>
         </w:rPr>
-        <w:t xml:space="preserve">                + (resultat != null ? " — resultat : " + resultat : "");</w:t>
+        <w:t xml:space="preserve">                + (resultat != null ? " — resultat : " + resultat : "");</w:t>
       </w:r>
     </w:p>
     <w:p>
@@ -9211,7 +9206,7 @@
           <w:sz w:val="19"/>
           <w:szCs w:val="19"/>
         </w:rPr>
-        <w:t xml:space="preserve">        // Le hub ne sait pas si ce jeu se configure : il demande.</w:t>
+        <w:t xml:space="preserve">        // Le hub ne sait pas si ce jeu se configure : il demande.</w:t>
       </w:r>
     </w:p>
     <w:p>
@@ -9339,7 +9334,7 @@
           <w:sz w:val="19"/>
           <w:szCs w:val="19"/>
         </w:rPr>
-        <w:t xml:space="preserve">        System.out.println("Resume : " + partie.getResume());</w:t>
+        <w:t xml:space="preserve">        System.out.println("Resume : " + partie.getResume());</w:t>
       </w:r>
     </w:p>
     <w:p>
@@ -9403,7 +9398,7 @@
           <w:sz w:val="19"/>
           <w:szCs w:val="19"/>
         </w:rPr>
-        <w:t xml:space="preserve">        System.out.print("Pseudo du " + rang + " joueur : ");</w:t>
+        <w:t xml:space="preserve">        System.out.print("Pseudo du " + rang + " joueur : ");</w:t>
       </w:r>
     </w:p>
     <w:p>
@@ -9435,7 +9430,7 @@
           <w:sz w:val="19"/>
           <w:szCs w:val="19"/>
         </w:rPr>
-        <w:t xml:space="preserve">        System.out.print("Email du " + rang + " joueur : ");</w:t>
+        <w:t xml:space="preserve">        System.out.print("Email du " + rang + " joueur : ");</w:t>
       </w:r>
     </w:p>
     <w:p>
@@ -9531,7 +9526,7 @@
           <w:sz w:val="19"/>
           <w:szCs w:val="19"/>
         </w:rPr>
-        <w:t xml:space="preserve">        System.out.println("\nJeux disponibles :");</w:t>
+        <w:t xml:space="preserve">        System.out.println("\nJeux disponibles :");</w:t>
       </w:r>
     </w:p>
     <w:p>
@@ -9643,7 +9638,7 @@
           <w:sz w:val="19"/>
           <w:szCs w:val="19"/>
         </w:rPr>
-        <w:t xml:space="preserve">            System.out.print("Votre choix : ");</w:t>
+        <w:t xml:space="preserve">            System.out.print("Votre choix : ");</w:t>
       </w:r>
     </w:p>
     <w:p>
@@ -9957,7 +9952,7 @@
           <w:sz w:val="22"/>
           <w:szCs w:val="22"/>
         </w:rPr>
-        <w:t xml:space="preserve">Deux méthodes, et une signature qui n'a rien à voir avec la classe abstraite de G.10 : le jeu reçoit les joueurs et rend un résultat.</w:t>
+        <w:t xml:space="preserve">Deux méthodes, et une signature qui n'a rien à voir avec la classe abstraite de G.10 : le jeu reçoit les joueurs et rend un résultat.</w:t>
       </w:r>
     </w:p>
     <w:p>
@@ -10169,7 +10164,7 @@
           <w:sz w:val="22"/>
           <w:szCs w:val="22"/>
         </w:rPr>
-        <w:t xml:space="preserve">Aucun jeu n'existe encore : la fabrique lève une exception pour tout type. Mais le hub, lui, est déjà découplé.</w:t>
+        <w:t xml:space="preserve">Aucun jeu n'existe encore : la fabrique lève une exception pour tout type. Mais le hub, lui, est déjà découplé.</w:t>
       </w:r>
     </w:p>
     <w:p>
@@ -10677,7 +10672,7 @@
           <w:sz w:val="19"/>
           <w:szCs w:val="19"/>
         </w:rPr>
-        <w:t xml:space="preserve">        // Le hub ne sait pas si ce jeu se configure : il demande.</w:t>
+        <w:t xml:space="preserve">        // Le hub ne sait pas si ce jeu se configure : il demande.</w:t>
       </w:r>
     </w:p>
     <w:p>
@@ -10853,7 +10848,7 @@
           <w:sz w:val="19"/>
           <w:szCs w:val="19"/>
         </w:rPr>
-        <w:t xml:space="preserve">        System.out.println("Resume : " + partie.getResume());</w:t>
+        <w:t xml:space="preserve">        System.out.println("Resume : " + partie.getResume());</w:t>
       </w:r>
     </w:p>
     <w:p>
@@ -10917,7 +10912,7 @@
           <w:sz w:val="19"/>
           <w:szCs w:val="19"/>
         </w:rPr>
-        <w:t xml:space="preserve">        System.out.print("Pseudo du " + rang + " joueur : ");</w:t>
+        <w:t xml:space="preserve">        System.out.print("Pseudo du " + rang + " joueur : ");</w:t>
       </w:r>
     </w:p>
     <w:p>
@@ -10949,7 +10944,7 @@
           <w:sz w:val="19"/>
           <w:szCs w:val="19"/>
         </w:rPr>
-        <w:t xml:space="preserve">        System.out.print("Email du " + rang + " joueur : ");</w:t>
+        <w:t xml:space="preserve">        System.out.print("Email du " + rang + " joueur : ");</w:t>
       </w:r>
     </w:p>
     <w:p>
@@ -11045,7 +11040,7 @@
           <w:sz w:val="19"/>
           <w:szCs w:val="19"/>
         </w:rPr>
-        <w:t xml:space="preserve">        System.out.println("\nJeux disponibles :");</w:t>
+        <w:t xml:space="preserve">        System.out.println("\nJeux disponibles :");</w:t>
       </w:r>
     </w:p>
     <w:p>
@@ -11157,7 +11152,7 @@
           <w:sz w:val="19"/>
           <w:szCs w:val="19"/>
         </w:rPr>
-        <w:t xml:space="preserve">            System.out.print("Votre choix : ");</w:t>
+        <w:t xml:space="preserve">            System.out.print("Votre choix : ");</w:t>
       </w:r>
     </w:p>
     <w:p>
@@ -11449,7 +11444,7 @@
           <w:sz w:val="22"/>
           <w:szCs w:val="22"/>
         </w:rPr>
-        <w:t xml:space="preserve">Deux classes qui ne se connaissent qu'à sens unique : les règles interrogent la pile, jamais l'inverse.</w:t>
+        <w:t xml:space="preserve">Deux classes qui ne se connaissent qu'à sens unique : les règles interrogent la pile, jamais l'inverse.</w:t>
       </w:r>
     </w:p>
     <w:p>
@@ -11847,7 +11842,7 @@
           <w:sz w:val="19"/>
           <w:szCs w:val="19"/>
         </w:rPr>
-        <w:t xml:space="preserve">                    "Retrait impossible : " + nombre + " sur " + allumettes + " restantes");</w:t>
+        <w:t xml:space="preserve">                    "Retrait impossible : " + nombre + " sur " + allumettes + " restantes");</w:t>
       </w:r>
     </w:p>
     <w:p>
@@ -12781,7 +12776,7 @@
           <w:sz w:val="22"/>
           <w:szCs w:val="22"/>
         </w:rPr>
-        <w:t xml:space="preserve">JeuNim n'implémente encore que Jeu : la configuration viendra à G.20. Ses deux joueurs sont timides, et la partie est prévisible.</w:t>
+        <w:t xml:space="preserve">JeuNim n'implémente encore que Jeu : la configuration viendra à G.20. Ses deux joueurs sont timides, et la partie est prévisible.</w:t>
       </w:r>
     </w:p>
     <w:p>
@@ -13323,23 +13318,23 @@
           <w:sz w:val="19"/>
           <w:szCs w:val="19"/>
         </w:rPr>
-        <w:t xml:space="preserve">            StrategieNim strategie = auTourDuPremier ? strategieJoueur1 : strategieJoueur2;</w:t>
-      </w:r>
-    </w:p>
-    <w:p>
-      <w:pPr>
-        <w:keepLines/>
-        <w:shd w:fill="F2F2F2" w:val="clear"/>
-        <w:spacing w:after="0" w:before="0"/>
-        <w:ind w:left="220"/>
-      </w:pPr>
-      <w:r>
-        <w:rPr>
-          <w:rFonts w:ascii="Consolas" w:cs="Consolas" w:eastAsia="Consolas" w:hAnsi="Consolas"/>
-          <w:sz w:val="19"/>
-          <w:szCs w:val="19"/>
-        </w:rPr>
-        <w:t xml:space="preserve">            Joueur joueur = auTourDuPremier ? joueur1 : joueur2;</w:t>
+        <w:t xml:space="preserve">            StrategieNim strategie = auTourDuPremier ? strategieJoueur1 : strategieJoueur2;</w:t>
+      </w:r>
+    </w:p>
+    <w:p>
+      <w:pPr>
+        <w:keepLines/>
+        <w:shd w:fill="F2F2F2" w:val="clear"/>
+        <w:spacing w:after="0" w:before="0"/>
+        <w:ind w:left="220"/>
+      </w:pPr>
+      <w:r>
+        <w:rPr>
+          <w:rFonts w:ascii="Consolas" w:cs="Consolas" w:eastAsia="Consolas" w:hAnsi="Consolas"/>
+          <w:sz w:val="19"/>
+          <w:szCs w:val="19"/>
+        </w:rPr>
+        <w:t xml:space="preserve">            Joueur joueur = auTourDuPremier ? joueur1 : joueur2;</w:t>
       </w:r>
     </w:p>
     <w:p>
@@ -13483,7 +13478,7 @@
           <w:sz w:val="19"/>
           <w:szCs w:val="19"/>
         </w:rPr>
-        <w:t xml:space="preserve">                // Celui qui vient de jouer a pris la derniere : il perd.</w:t>
+        <w:t xml:space="preserve">                // Celui qui vient de jouer a pris la derniere : il perd.</w:t>
       </w:r>
     </w:p>
     <w:p>
@@ -13515,23 +13510,23 @@
           <w:sz w:val="19"/>
           <w:szCs w:val="19"/>
         </w:rPr>
-        <w:t xml:space="preserve">                        ? ResultatPartie.JOUEUR2_GAGNE</w:t>
-      </w:r>
-    </w:p>
-    <w:p>
-      <w:pPr>
-        <w:keepLines/>
-        <w:shd w:fill="F2F2F2" w:val="clear"/>
-        <w:spacing w:after="0" w:before="0"/>
-        <w:ind w:left="220"/>
-      </w:pPr>
-      <w:r>
-        <w:rPr>
-          <w:rFonts w:ascii="Consolas" w:cs="Consolas" w:eastAsia="Consolas" w:hAnsi="Consolas"/>
-          <w:sz w:val="19"/>
-          <w:szCs w:val="19"/>
-        </w:rPr>
-        <w:t xml:space="preserve">                        : ResultatPartie.JOUEUR1_GAGNE;</w:t>
+        <w:t xml:space="preserve">                        ? ResultatPartie.JOUEUR2_GAGNE</w:t>
+      </w:r>
+    </w:p>
+    <w:p>
+      <w:pPr>
+        <w:keepLines/>
+        <w:shd w:fill="F2F2F2" w:val="clear"/>
+        <w:spacing w:after="0" w:before="0"/>
+        <w:ind w:left="220"/>
+      </w:pPr>
+      <w:r>
+        <w:rPr>
+          <w:rFonts w:ascii="Consolas" w:cs="Consolas" w:eastAsia="Consolas" w:hAnsi="Consolas"/>
+          <w:sz w:val="19"/>
+          <w:szCs w:val="19"/>
+        </w:rPr>
+        <w:t xml:space="preserve">                        : ResultatPartie.JOUEUR1_GAGNE;</w:t>
       </w:r>
     </w:p>
     <w:p>
@@ -13563,7 +13558,7 @@
           <w:sz w:val="19"/>
           <w:szCs w:val="19"/>
         </w:rPr>
-        <w:t xml:space="preserve">            auTourDuPremier = !auTourDuPremier;</w:t>
+        <w:t xml:space="preserve">            auTourDuPremier = !auTourDuPremier;</w:t>
       </w:r>
     </w:p>
     <w:p>
@@ -14111,7 +14106,7 @@
           <w:sz w:val="22"/>
           <w:szCs w:val="22"/>
         </w:rPr>
-        <w:t xml:space="preserve">Trois stratégies, une énumération, une seconde fabrique. JeuNim ne change pas encore : il ne sait pas qu'elles existent.</w:t>
+        <w:t xml:space="preserve">Trois stratégies, une énumération, une seconde fabrique. JeuNim ne change pas encore : il ne sait pas qu'elles existent.</w:t>
       </w:r>
     </w:p>
     <w:p>
@@ -14269,7 +14264,7 @@
           <w:sz w:val="19"/>
           <w:szCs w:val="19"/>
         </w:rPr>
-        <w:t xml:space="preserve">            return 1;   // position perdante : on joue le minimum</w:t>
+        <w:t xml:space="preserve">            return 1;   // position perdante : on joue le minimum</w:t>
       </w:r>
     </w:p>
     <w:p>
@@ -15881,7 +15876,7 @@
           <w:sz w:val="19"/>
           <w:szCs w:val="19"/>
         </w:rPr>
-        <w:t xml:space="preserve">        System.out.println("\nStrategie du " + rang + " joueur :");</w:t>
+        <w:t xml:space="preserve">        System.out.println("\nStrategie du " + rang + " joueur :");</w:t>
       </w:r>
     </w:p>
     <w:p>
@@ -15977,7 +15972,7 @@
           <w:sz w:val="19"/>
           <w:szCs w:val="19"/>
         </w:rPr>
-        <w:t xml:space="preserve">            System.out.print("Votre choix : ");</w:t>
+        <w:t xml:space="preserve">            System.out.print("Votre choix : ");</w:t>
       </w:r>
     </w:p>
     <w:p>
@@ -16329,23 +16324,23 @@
           <w:sz w:val="19"/>
           <w:szCs w:val="19"/>
         </w:rPr>
-        <w:t xml:space="preserve">            StrategieNim strategie = auTourDuPremier ? strategieJoueur1 : strategieJoueur2;</w:t>
-      </w:r>
-    </w:p>
-    <w:p>
-      <w:pPr>
-        <w:keepLines/>
-        <w:shd w:fill="F2F2F2" w:val="clear"/>
-        <w:spacing w:after="0" w:before="0"/>
-        <w:ind w:left="220"/>
-      </w:pPr>
-      <w:r>
-        <w:rPr>
-          <w:rFonts w:ascii="Consolas" w:cs="Consolas" w:eastAsia="Consolas" w:hAnsi="Consolas"/>
-          <w:sz w:val="19"/>
-          <w:szCs w:val="19"/>
-        </w:rPr>
-        <w:t xml:space="preserve">            Joueur joueur = auTourDuPremier ? joueur1 : joueur2;</w:t>
+        <w:t xml:space="preserve">            StrategieNim strategie = auTourDuPremier ? strategieJoueur1 : strategieJoueur2;</w:t>
+      </w:r>
+    </w:p>
+    <w:p>
+      <w:pPr>
+        <w:keepLines/>
+        <w:shd w:fill="F2F2F2" w:val="clear"/>
+        <w:spacing w:after="0" w:before="0"/>
+        <w:ind w:left="220"/>
+      </w:pPr>
+      <w:r>
+        <w:rPr>
+          <w:rFonts w:ascii="Consolas" w:cs="Consolas" w:eastAsia="Consolas" w:hAnsi="Consolas"/>
+          <w:sz w:val="19"/>
+          <w:szCs w:val="19"/>
+        </w:rPr>
+        <w:t xml:space="preserve">            Joueur joueur = auTourDuPremier ? joueur1 : joueur2;</w:t>
       </w:r>
     </w:p>
     <w:p>
@@ -16489,7 +16484,7 @@
           <w:sz w:val="19"/>
           <w:szCs w:val="19"/>
         </w:rPr>
-        <w:t xml:space="preserve">                // Celui qui vient de jouer a pris la derniere : il perd.</w:t>
+        <w:t xml:space="preserve">                // Celui qui vient de jouer a pris la derniere : il perd.</w:t>
       </w:r>
     </w:p>
     <w:p>
@@ -16521,23 +16516,23 @@
           <w:sz w:val="19"/>
           <w:szCs w:val="19"/>
         </w:rPr>
-        <w:t xml:space="preserve">                        ? ResultatPartie.JOUEUR2_GAGNE</w:t>
-      </w:r>
-    </w:p>
-    <w:p>
-      <w:pPr>
-        <w:keepLines/>
-        <w:shd w:fill="F2F2F2" w:val="clear"/>
-        <w:spacing w:after="0" w:before="0"/>
-        <w:ind w:left="220"/>
-      </w:pPr>
-      <w:r>
-        <w:rPr>
-          <w:rFonts w:ascii="Consolas" w:cs="Consolas" w:eastAsia="Consolas" w:hAnsi="Consolas"/>
-          <w:sz w:val="19"/>
-          <w:szCs w:val="19"/>
-        </w:rPr>
-        <w:t xml:space="preserve">                        : ResultatPartie.JOUEUR1_GAGNE;</w:t>
+        <w:t xml:space="preserve">                        ? ResultatPartie.JOUEUR2_GAGNE</w:t>
+      </w:r>
+    </w:p>
+    <w:p>
+      <w:pPr>
+        <w:keepLines/>
+        <w:shd w:fill="F2F2F2" w:val="clear"/>
+        <w:spacing w:after="0" w:before="0"/>
+        <w:ind w:left="220"/>
+      </w:pPr>
+      <w:r>
+        <w:rPr>
+          <w:rFonts w:ascii="Consolas" w:cs="Consolas" w:eastAsia="Consolas" w:hAnsi="Consolas"/>
+          <w:sz w:val="19"/>
+          <w:szCs w:val="19"/>
+        </w:rPr>
+        <w:t xml:space="preserve">                        : ResultatPartie.JOUEUR1_GAGNE;</w:t>
       </w:r>
     </w:p>
     <w:p>
@@ -16569,7 +16564,7 @@
           <w:sz w:val="19"/>
           <w:szCs w:val="19"/>
         </w:rPr>
-        <w:t xml:space="preserve">            auTourDuPremier = !auTourDuPremier;</w:t>
+        <w:t xml:space="preserve">            auTourDuPremier = !auTourDuPremier;</w:t>
       </w:r>
     </w:p>
     <w:p>
@@ -17159,7 +17154,7 @@
           <w:sz w:val="19"/>
           <w:szCs w:val="19"/>
         </w:rPr>
-        <w:t xml:space="preserve">        // Le hub ne sait pas si ce jeu se configure : il demande.</w:t>
+        <w:t xml:space="preserve">        // Le hub ne sait pas si ce jeu se configure : il demande.</w:t>
       </w:r>
     </w:p>
     <w:p>
@@ -17383,7 +17378,7 @@
           <w:sz w:val="19"/>
           <w:szCs w:val="19"/>
         </w:rPr>
-        <w:t xml:space="preserve">        System.out.println("Resume : " + partie.getResume());</w:t>
+        <w:t xml:space="preserve">        System.out.println("Resume : " + partie.getResume());</w:t>
       </w:r>
     </w:p>
     <w:p>
@@ -17447,7 +17442,7 @@
           <w:sz w:val="19"/>
           <w:szCs w:val="19"/>
         </w:rPr>
-        <w:t xml:space="preserve">        System.out.print("Pseudo du " + rang + " joueur : ");</w:t>
+        <w:t xml:space="preserve">        System.out.print("Pseudo du " + rang + " joueur : ");</w:t>
       </w:r>
     </w:p>
     <w:p>
@@ -17479,7 +17474,7 @@
           <w:sz w:val="19"/>
           <w:szCs w:val="19"/>
         </w:rPr>
-        <w:t xml:space="preserve">        System.out.print("Email du " + rang + " joueur : ");</w:t>
+        <w:t xml:space="preserve">        System.out.print("Email du " + rang + " joueur : ");</w:t>
       </w:r>
     </w:p>
     <w:p>
@@ -17575,7 +17570,7 @@
           <w:sz w:val="19"/>
           <w:szCs w:val="19"/>
         </w:rPr>
-        <w:t xml:space="preserve">        System.out.println("\nJeux disponibles :");</w:t>
+        <w:t xml:space="preserve">        System.out.println("\nJeux disponibles :");</w:t>
       </w:r>
     </w:p>
     <w:p>
@@ -17687,7 +17682,7 @@
           <w:sz w:val="19"/>
           <w:szCs w:val="19"/>
         </w:rPr>
-        <w:t xml:space="preserve">            System.out.print("Votre choix : ");</w:t>
+        <w:t xml:space="preserve">            System.out.print("Votre choix : ");</w:t>
       </w:r>
     </w:p>
     <w:p>
@@ -18001,7 +17996,7 @@
           <w:sz w:val="22"/>
           <w:szCs w:val="22"/>
         </w:rPr>
-        <w:t xml:space="preserve">BATAILLE entre au catalogue. Notez l'ordre de Valeur : DEUX en premier, AS en dernier — c'est lui qui fait fonctionner compareTo.</w:t>
+        <w:t xml:space="preserve">BATAILLE entre au catalogue. Notez l'ordre de Valeur : DEUX en premier, AS en dernier — c'est lui qui fait fonctionner compareTo.</w:t>
       </w:r>
     </w:p>
     <w:p>
@@ -18175,23 +18170,23 @@
           <w:sz w:val="19"/>
           <w:szCs w:val="19"/>
         </w:rPr>
-        <w:t xml:space="preserve">        for (Couleur couleur : Couleur.values()) {</w:t>
-      </w:r>
-    </w:p>
-    <w:p>
-      <w:pPr>
-        <w:keepLines/>
-        <w:shd w:fill="F2F2F2" w:val="clear"/>
-        <w:spacing w:after="0" w:before="0"/>
-        <w:ind w:left="220"/>
-      </w:pPr>
-      <w:r>
-        <w:rPr>
-          <w:rFonts w:ascii="Consolas" w:cs="Consolas" w:eastAsia="Consolas" w:hAnsi="Consolas"/>
-          <w:sz w:val="19"/>
-          <w:szCs w:val="19"/>
-        </w:rPr>
-        <w:t xml:space="preserve">            for (Valeur valeur : Valeur.values()) {</w:t>
+        <w:t xml:space="preserve">        for (Couleur couleur : Couleur.values()) {</w:t>
+      </w:r>
+    </w:p>
+    <w:p>
+      <w:pPr>
+        <w:keepLines/>
+        <w:shd w:fill="F2F2F2" w:val="clear"/>
+        <w:spacing w:after="0" w:before="0"/>
+        <w:ind w:left="220"/>
+      </w:pPr>
+      <w:r>
+        <w:rPr>
+          <w:rFonts w:ascii="Consolas" w:cs="Consolas" w:eastAsia="Consolas" w:hAnsi="Consolas"/>
+          <w:sz w:val="19"/>
+          <w:szCs w:val="19"/>
+        </w:rPr>
+        <w:t xml:space="preserve">            for (Valeur valeur : Valeur.values()) {</w:t>
       </w:r>
     </w:p>
     <w:p>
@@ -19719,7 +19714,7 @@
           <w:sz w:val="19"/>
           <w:szCs w:val="19"/>
         </w:rPr>
-        <w:t xml:space="preserve">    // propre ligne pour que la liste reste valide a tous les increments :</w:t>
+        <w:t xml:space="preserve">    // propre ligne pour que la liste reste valide a tous les increments :</w:t>
       </w:r>
     </w:p>
     <w:p>
@@ -19751,7 +19746,7 @@
           <w:sz w:val="19"/>
           <w:szCs w:val="19"/>
         </w:rPr>
-        <w:t xml:space="preserve">    ;</w:t>
+        <w:t xml:space="preserve">    ;</w:t>
       </w:r>
     </w:p>
     <w:p>
@@ -20875,7 +20870,7 @@
           <w:sz w:val="19"/>
           <w:szCs w:val="19"/>
         </w:rPr>
-        <w:t xml:space="preserve">        while (!piocheJ1.isEmpty() &amp;&amp; !piocheJ2.isEmpty() &amp;&amp; tours &lt; MAX_TOURS) {</w:t>
+        <w:t xml:space="preserve">        while (!piocheJ1.isEmpty() &amp;&amp; !piocheJ2.isEmpty() &amp;&amp; tours &lt; MAX_TOURS) {</w:t>
       </w:r>
     </w:p>
     <w:p>
@@ -21099,7 +21094,7 @@
           <w:sz w:val="19"/>
           <w:szCs w:val="19"/>
         </w:rPr>
-        <w:t xml:space="preserve">                // Version simplifiee : les deux cartes sortent du jeu.</w:t>
+        <w:t xml:space="preserve">                // Version simplifiee : les deux cartes sortent du jeu.</w:t>
       </w:r>
     </w:p>
     <w:p>
@@ -21195,7 +21190,7 @@
           <w:sz w:val="19"/>
           <w:szCs w:val="19"/>
         </w:rPr>
-        <w:t xml:space="preserve">        System.out.printf("%d tour(s), %d carte(s) au cimetiere — %s : %d, %s : %d%n",</w:t>
+        <w:t xml:space="preserve">        System.out.printf("%d tour(s), %d carte(s) au cimetiere — %s : %d, %s : %d%n",</w:t>
       </w:r>
     </w:p>
     <w:p>
@@ -22031,7 +22026,7 @@
           <w:sz w:val="19"/>
           <w:szCs w:val="19"/>
         </w:rPr>
-        <w:t xml:space="preserve">        while (!piocheJ1.isEmpty() &amp;&amp; !piocheJ2.isEmpty() &amp;&amp; tours &lt; MAX_TOURS) {</w:t>
+        <w:t xml:space="preserve">        while (!piocheJ1.isEmpty() &amp;&amp; !piocheJ2.isEmpty() &amp;&amp; tours &lt; MAX_TOURS) {</w:t>
       </w:r>
     </w:p>
     <w:p>
@@ -22335,7 +22330,7 @@
           <w:sz w:val="19"/>
           <w:szCs w:val="19"/>
         </w:rPr>
-        <w:t xml:space="preserve">        System.out.printf("%d tour(s) dont %d bataille(s) — %s : %d, %s : %d%n",</w:t>
+        <w:t xml:space="preserve">        System.out.printf("%d tour(s) dont %d bataille(s) — %s : %d, %s : %d%n",</w:t>
       </w:r>
     </w:p>
     <w:p>
@@ -22559,7 +22554,7 @@
           <w:sz w:val="19"/>
           <w:szCs w:val="19"/>
         </w:rPr>
-        <w:t xml:space="preserve">            if (!j1PeutSuivre &amp;&amp; !j2PeutSuivre) {</w:t>
+        <w:t xml:space="preserve">            if (!j1PeutSuivre &amp;&amp; !j2PeutSuivre) {</w:t>
       </w:r>
     </w:p>
     <w:p>
@@ -22895,7 +22890,7 @@
           <w:sz w:val="19"/>
           <w:szCs w:val="19"/>
         </w:rPr>
-        <w:t xml:space="preserve">            if (comparaison != 0) {</w:t>
+        <w:t xml:space="preserve">            if (comparaison != 0) {</w:t>
       </w:r>
     </w:p>
     <w:p>
@@ -22943,7 +22938,7 @@
           <w:sz w:val="19"/>
           <w:szCs w:val="19"/>
         </w:rPr>
-        <w:t xml:space="preserve">            // Encore egales : on recommence, et le pot continue de grossir.</w:t>
+        <w:t xml:space="preserve">            // Encore egales : on recommence, et le pot continue de grossir.</w:t>
       </w:r>
     </w:p>
     <w:p>
@@ -23055,7 +23050,7 @@
           <w:sz w:val="19"/>
           <w:szCs w:val="19"/>
         </w:rPr>
-        <w:t xml:space="preserve">            return;   // personne ne peut suivre : le pot est perdu</w:t>
+        <w:t xml:space="preserve">            return;   // personne ne peut suivre : le pot est perdu</w:t>
       </w:r>
     </w:p>
     <w:p>
@@ -23119,23 +23114,23 @@
           <w:sz w:val="19"/>
           <w:szCs w:val="19"/>
         </w:rPr>
-        <w:t xml:space="preserve">        Deque&lt;Carte&gt; gagnant = comparaison &gt; 0 ? piocheJ1 : piocheJ2;</w:t>
-      </w:r>
-    </w:p>
-    <w:p>
-      <w:pPr>
-        <w:keepLines/>
-        <w:shd w:fill="F2F2F2" w:val="clear"/>
-        <w:spacing w:after="0" w:before="0"/>
-        <w:ind w:left="220"/>
-      </w:pPr>
-      <w:r>
-        <w:rPr>
-          <w:rFonts w:ascii="Consolas" w:cs="Consolas" w:eastAsia="Consolas" w:hAnsi="Consolas"/>
-          <w:sz w:val="19"/>
-          <w:szCs w:val="19"/>
-        </w:rPr>
-        <w:t xml:space="preserve">        for (Carte carte : pot) {</w:t>
+        <w:t xml:space="preserve">        Deque&lt;Carte&gt; gagnant = comparaison &gt; 0 ? piocheJ1 : piocheJ2;</w:t>
+      </w:r>
+    </w:p>
+    <w:p>
+      <w:pPr>
+        <w:keepLines/>
+        <w:shd w:fill="F2F2F2" w:val="clear"/>
+        <w:spacing w:after="0" w:before="0"/>
+        <w:ind w:left="220"/>
+      </w:pPr>
+      <w:r>
+        <w:rPr>
+          <w:rFonts w:ascii="Consolas" w:cs="Consolas" w:eastAsia="Consolas" w:hAnsi="Consolas"/>
+          <w:sz w:val="19"/>
+          <w:szCs w:val="19"/>
+        </w:rPr>
+        <w:t xml:space="preserve">        for (Carte carte : pot) {</w:t>
       </w:r>
     </w:p>
     <w:p>
@@ -24069,7 +24064,7 @@
           <w:sz w:val="19"/>
           <w:szCs w:val="19"/>
         </w:rPr>
-        <w:t xml:space="preserve">        System.out.print("Combien d'essais ? (defaut " + ESSAIS_PAR_DEFAUT + ") ");</w:t>
+        <w:t xml:space="preserve">        System.out.print("Combien d'essais ? (defaut " + ESSAIS_PAR_DEFAUT + ") ");</w:t>
       </w:r>
     </w:p>
     <w:p>
@@ -24309,7 +24304,7 @@
           <w:sz w:val="19"/>
           <w:szCs w:val="19"/>
         </w:rPr>
-        <w:t xml:space="preserve">            System.out.print("Essai " + essai + " : ");</w:t>
+        <w:t xml:space="preserve">            System.out.print("Essai " + essai + " : ");</w:t>
       </w:r>
     </w:p>
     <w:p>
@@ -24373,7 +24368,7 @@
           <w:sz w:val="19"/>
           <w:szCs w:val="19"/>
         </w:rPr>
-        <w:t xml:space="preserve">                System.out.println("Trouve en " + essai + " essai(s) !");</w:t>
+        <w:t xml:space="preserve">                System.out.println("Trouve en " + essai + " essai(s) !");</w:t>
       </w:r>
     </w:p>
     <w:p>
@@ -24421,7 +24416,7 @@
           <w:sz w:val="19"/>
           <w:szCs w:val="19"/>
         </w:rPr>
-        <w:t xml:space="preserve">            System.out.println(proposition &lt; cible ? "Plus grand." : "Plus petit.");</w:t>
+        <w:t xml:space="preserve">            System.out.println(proposition &lt; cible ? "Plus grand." : "Plus petit.");</w:t>
       </w:r>
     </w:p>
     <w:p>
@@ -24629,7 +24624,7 @@
           <w:sz w:val="19"/>
           <w:szCs w:val="19"/>
         </w:rPr>
-        <w:t xml:space="preserve">                System.out.print("Ce n'est pas un nombre. Reessayez : ");</w:t>
+        <w:t xml:space="preserve">                System.out.print("Ce n'est pas un nombre. Reessayez : ");</w:t>
       </w:r>
     </w:p>
     <w:p>
@@ -24883,7 +24878,7 @@
           <w:sz w:val="19"/>
           <w:szCs w:val="19"/>
         </w:rPr>
-        <w:t xml:space="preserve">    // propre ligne pour que la liste reste valide a tous les increments :</w:t>
+        <w:t xml:space="preserve">    // propre ligne pour que la liste reste valide a tous les increments :</w:t>
       </w:r>
     </w:p>
     <w:p>
@@ -24915,7 +24910,7 @@
           <w:sz w:val="19"/>
           <w:szCs w:val="19"/>
         </w:rPr>
-        <w:t xml:space="preserve">    ;</w:t>
+        <w:t xml:space="preserve">    ;</w:t>
       </w:r>
     </w:p>
     <w:p>
@@ -25293,7 +25288,7 @@
           <w:sz w:val="22"/>
           <w:szCs w:val="22"/>
         </w:rPr>
-        <w:t xml:space="preserve">GrilleAlignement ne sert encore qu'au morpion. Écrire la recherche d'alignement ici plutôt que dans GrilleMorpion n'est pas de l'anticipation en l'air : le second jeu de grille arrive à la page suivante.</w:t>
+        <w:t xml:space="preserve">GrilleAlignement ne sert encore qu'au morpion. Écrire la recherche d'alignement ici plutôt que dans GrilleMorpion n'est pas de l'anticipation en l'air : le second jeu de grille arrive à la page suivante.</w:t>
       </w:r>
     </w:p>
     <w:p>
@@ -26265,23 +26260,23 @@
           <w:sz w:val="19"/>
           <w:szCs w:val="19"/>
         </w:rPr>
-        <w:t xml:space="preserve">        for (Marque[] colonne : cases) {</w:t>
-      </w:r>
-    </w:p>
-    <w:p>
-      <w:pPr>
-        <w:keepLines/>
-        <w:shd w:fill="F2F2F2" w:val="clear"/>
-        <w:spacing w:after="0" w:before="0"/>
-        <w:ind w:left="220"/>
-      </w:pPr>
-      <w:r>
-        <w:rPr>
-          <w:rFonts w:ascii="Consolas" w:cs="Consolas" w:eastAsia="Consolas" w:hAnsi="Consolas"/>
-          <w:sz w:val="19"/>
-          <w:szCs w:val="19"/>
-        </w:rPr>
-        <w:t xml:space="preserve">            for (Marque marque : colonne) {</w:t>
+        <w:t xml:space="preserve">        for (Marque[] colonne : cases) {</w:t>
+      </w:r>
+    </w:p>
+    <w:p>
+      <w:pPr>
+        <w:keepLines/>
+        <w:shd w:fill="F2F2F2" w:val="clear"/>
+        <w:spacing w:after="0" w:before="0"/>
+        <w:ind w:left="220"/>
+      </w:pPr>
+      <w:r>
+        <w:rPr>
+          <w:rFonts w:ascii="Consolas" w:cs="Consolas" w:eastAsia="Consolas" w:hAnsi="Consolas"/>
+          <w:sz w:val="19"/>
+          <w:szCs w:val="19"/>
+        </w:rPr>
+        <w:t xml:space="preserve">            for (Marque marque : colonne) {</w:t>
       </w:r>
     </w:p>
     <w:p>
@@ -26569,7 +26564,7 @@
           <w:sz w:val="19"/>
           <w:szCs w:val="19"/>
         </w:rPr>
-        <w:t xml:space="preserve">                for (int[] direction : directions) {</w:t>
+        <w:t xml:space="preserve">                for (int[] direction : directions) {</w:t>
       </w:r>
     </w:p>
     <w:p>
@@ -26809,7 +26804,7 @@
           <w:sz w:val="19"/>
           <w:szCs w:val="19"/>
         </w:rPr>
-        <w:t xml:space="preserve">            if (!dansLaGrille(c, l) || lire(c, l) != marque) {</w:t>
+        <w:t xml:space="preserve">            if (!dansLaGrille(c, l) || lire(c, l) != marque) {</w:t>
       </w:r>
     </w:p>
     <w:p>
@@ -27367,7 +27362,7 @@
           <w:sz w:val="19"/>
           <w:szCs w:val="19"/>
         </w:rPr>
-        <w:t xml:space="preserve">        if (!dansLaGrille(colonne, ligne) || lire(colonne, ligne) != Marque.VIDE) {</w:t>
+        <w:t xml:space="preserve">        if (!dansLaGrille(colonne, ligne) || lire(colonne, ligne) != Marque.VIDE) {</w:t>
       </w:r>
     </w:p>
     <w:p>
@@ -27845,7 +27840,7 @@
           <w:sz w:val="19"/>
           <w:szCs w:val="19"/>
         </w:rPr>
-        <w:t xml:space="preserve">        while (grille.gagnant() == Marque.VIDE &amp;&amp; !grille.estPleine()) {</w:t>
+        <w:t xml:space="preserve">        while (grille.gagnant() == Marque.VIDE &amp;&amp; !grille.estPleine()) {</w:t>
       </w:r>
     </w:p>
     <w:p>
@@ -27909,7 +27904,7 @@
           <w:sz w:val="19"/>
           <w:szCs w:val="19"/>
         </w:rPr>
-        <w:t xml:space="preserve">            Joueur joueur = (marque == Marque.JOUEUR1) ? joueur1 : joueur2;</w:t>
+        <w:t xml:space="preserve">            Joueur joueur = (marque == Marque.JOUEUR1) ? joueur1 : joueur2;</w:t>
       </w:r>
     </w:p>
     <w:p>
@@ -28021,7 +28016,7 @@
           <w:sz w:val="19"/>
           <w:szCs w:val="19"/>
         </w:rPr>
-        <w:t xml:space="preserve">            marque = (marque == Marque.JOUEUR1) ? Marque.JOUEUR2 : Marque.JOUEUR1;</w:t>
+        <w:t xml:space="preserve">            marque = (marque == Marque.JOUEUR1) ? Marque.JOUEUR2 : Marque.JOUEUR1;</w:t>
       </w:r>
     </w:p>
     <w:p>
@@ -28165,23 +28160,23 @@
           <w:sz w:val="19"/>
           <w:szCs w:val="19"/>
         </w:rPr>
-        <w:t xml:space="preserve">        int colonne = demander("Colonne (1 a 3) : ");</w:t>
-      </w:r>
-    </w:p>
-    <w:p>
-      <w:pPr>
-        <w:keepLines/>
-        <w:shd w:fill="F2F2F2" w:val="clear"/>
-        <w:spacing w:after="0" w:before="0"/>
-        <w:ind w:left="220"/>
-      </w:pPr>
-      <w:r>
-        <w:rPr>
-          <w:rFonts w:ascii="Consolas" w:cs="Consolas" w:eastAsia="Consolas" w:hAnsi="Consolas"/>
-          <w:sz w:val="19"/>
-          <w:szCs w:val="19"/>
-        </w:rPr>
-        <w:t xml:space="preserve">        int ligne = demander("Ligne (1 a 3, 1 en bas) : ");</w:t>
+        <w:t xml:space="preserve">        int colonne = demander("Colonne (1 a 3) : ");</w:t>
+      </w:r>
+    </w:p>
+    <w:p>
+      <w:pPr>
+        <w:keepLines/>
+        <w:shd w:fill="F2F2F2" w:val="clear"/>
+        <w:spacing w:after="0" w:before="0"/>
+        <w:ind w:left="220"/>
+      </w:pPr>
+      <w:r>
+        <w:rPr>
+          <w:rFonts w:ascii="Consolas" w:cs="Consolas" w:eastAsia="Consolas" w:hAnsi="Consolas"/>
+          <w:sz w:val="19"/>
+          <w:szCs w:val="19"/>
+        </w:rPr>
+        <w:t xml:space="preserve">        int ligne = demander("Ligne (1 a 3, 1 en bas) : ");</w:t>
       </w:r>
     </w:p>
     <w:p>
@@ -29319,7 +29314,7 @@
           <w:sz w:val="19"/>
           <w:szCs w:val="19"/>
         </w:rPr>
-        <w:t xml:space="preserve">        while (grille.gagnant() == Marque.VIDE &amp;&amp; !grille.estPleine()) {</w:t>
+        <w:t xml:space="preserve">        while (grille.gagnant() == Marque.VIDE &amp;&amp; !grille.estPleine()) {</w:t>
       </w:r>
     </w:p>
     <w:p>
@@ -29383,7 +29378,7 @@
           <w:sz w:val="19"/>
           <w:szCs w:val="19"/>
         </w:rPr>
-        <w:t xml:space="preserve">            Joueur joueur = (marque == Marque.JOUEUR1) ? joueur1 : joueur2;</w:t>
+        <w:t xml:space="preserve">            Joueur joueur = (marque == Marque.JOUEUR1) ? joueur1 : joueur2;</w:t>
       </w:r>
     </w:p>
     <w:p>
@@ -29495,7 +29490,7 @@
           <w:sz w:val="19"/>
           <w:szCs w:val="19"/>
         </w:rPr>
-        <w:t xml:space="preserve">            marque = (marque == Marque.JOUEUR1) ? Marque.JOUEUR2 : Marque.JOUEUR1;</w:t>
+        <w:t xml:space="preserve">            marque = (marque == Marque.JOUEUR1) ? Marque.JOUEUR2 : Marque.JOUEUR1;</w:t>
       </w:r>
     </w:p>
     <w:p>
@@ -29655,7 +29650,7 @@
           <w:sz w:val="19"/>
           <w:szCs w:val="19"/>
         </w:rPr>
-        <w:t xml:space="preserve">            System.out.print("Colonne (1 a 7) : ");</w:t>
+        <w:t xml:space="preserve">            System.out.print("Colonne (1 a 7) : ");</w:t>
       </w:r>
     </w:p>
     <w:p>
@@ -30759,7 +30754,7 @@
           <w:sz w:val="19"/>
           <w:szCs w:val="19"/>
         </w:rPr>
-        <w:t xml:space="preserve">        return auTourDuPremier ? duPremier : duSecond;</w:t>
+        <w:t xml:space="preserve">        return auTourDuPremier ? duPremier : duSecond;</w:t>
       </w:r>
     </w:p>
     <w:p>
@@ -31397,7 +31392,7 @@
           <w:sz w:val="19"/>
           <w:szCs w:val="19"/>
         </w:rPr>
-        <w:t xml:space="preserve">        System.out.println("\nStrategie du " + rang + " joueur :");</w:t>
+        <w:t xml:space="preserve">        System.out.println("\nStrategie du " + rang + " joueur :");</w:t>
       </w:r>
     </w:p>
     <w:p>
@@ -31493,7 +31488,7 @@
           <w:sz w:val="19"/>
           <w:szCs w:val="19"/>
         </w:rPr>
-        <w:t xml:space="preserve">            System.out.print("Votre choix : ");</w:t>
+        <w:t xml:space="preserve">            System.out.print("Votre choix : ");</w:t>
       </w:r>
     </w:p>
     <w:p>
@@ -32021,7 +32016,7 @@
           <w:sz w:val="19"/>
           <w:szCs w:val="19"/>
         </w:rPr>
-        <w:t xml:space="preserve">                // Celui qui vient de jouer a pris la derniere : il perd.</w:t>
+        <w:t xml:space="preserve">                // Celui qui vient de jouer a pris la derniere : il perd.</w:t>
       </w:r>
     </w:p>
     <w:p>
@@ -32053,23 +32048,23 @@
           <w:sz w:val="19"/>
           <w:szCs w:val="19"/>
         </w:rPr>
-        <w:t xml:space="preserve">                        ? ResultatPartie.JOUEUR2_GAGNE</w:t>
-      </w:r>
-    </w:p>
-    <w:p>
-      <w:pPr>
-        <w:keepLines/>
-        <w:shd w:fill="F2F2F2" w:val="clear"/>
-        <w:spacing w:after="0" w:before="0"/>
-        <w:ind w:left="220"/>
-      </w:pPr>
-      <w:r>
-        <w:rPr>
-          <w:rFonts w:ascii="Consolas" w:cs="Consolas" w:eastAsia="Consolas" w:hAnsi="Consolas"/>
-          <w:sz w:val="19"/>
-          <w:szCs w:val="19"/>
-        </w:rPr>
-        <w:t xml:space="preserve">                        : ResultatPartie.JOUEUR1_GAGNE;</w:t>
+        <w:t xml:space="preserve">                        ? ResultatPartie.JOUEUR2_GAGNE</w:t>
+      </w:r>
+    </w:p>
+    <w:p>
+      <w:pPr>
+        <w:keepLines/>
+        <w:shd w:fill="F2F2F2" w:val="clear"/>
+        <w:spacing w:after="0" w:before="0"/>
+        <w:ind w:left="220"/>
+      </w:pPr>
+      <w:r>
+        <w:rPr>
+          <w:rFonts w:ascii="Consolas" w:cs="Consolas" w:eastAsia="Consolas" w:hAnsi="Consolas"/>
+          <w:sz w:val="19"/>
+          <w:szCs w:val="19"/>
+        </w:rPr>
+        <w:t xml:space="preserve">                        : ResultatPartie.JOUEUR1_GAGNE;</w:t>
       </w:r>
     </w:p>
     <w:p>
@@ -32101,7 +32096,7 @@
           <w:sz w:val="19"/>
           <w:szCs w:val="19"/>
         </w:rPr>
-        <w:t xml:space="preserve">            auTourDuPremier = !auTourDuPremier;</w:t>
+        <w:t xml:space="preserve">            auTourDuPremier = !auTourDuPremier;</w:t>
       </w:r>
     </w:p>
     <w:p>
@@ -32347,7 +32342,7 @@
           <w:sz w:val="22"/>
           <w:szCs w:val="22"/>
         </w:rPr>
-        <w:t xml:space="preserve">Chaque cas du switch était une association : ce type, cette façon de fabriquer. La Map les range, et creer ne fait plus que chercher.</w:t>
+        <w:t xml:space="preserve">Chaque cas du switch était une association : ce type, cette façon de fabriquer. La Map les range, et creer ne fait plus que chercher.</w:t>
       </w:r>
     </w:p>
     <w:p>
@@ -32895,7 +32890,7 @@
           <w:sz w:val="22"/>
           <w:szCs w:val="22"/>
         </w:rPr>
-        <w:t xml:space="preserve">Pile, ReglesNim et les stratégies servent sans une ligne changée. JeuNim, lui, ne sert pas : sa boucle est devenue un tour par clic.</w:t>
+        <w:t xml:space="preserve">Pile, ReglesNim et les stratégies servent sans une ligne changée. JeuNim, lui, ne sert pas : sa boucle est devenue un tour par clic.</w:t>
       </w:r>
     </w:p>
     <w:p>
@@ -33405,7 +33400,7 @@
           <w:sz w:val="19"/>
           <w:szCs w:val="19"/>
         </w:rPr>
-        <w:t xml:space="preserve">        message = new Label("A vous de jouer : cliquez, ou tapez 1, 2 ou 3.");</w:t>
+        <w:t xml:space="preserve">        message = new Label("A vous de jouer : cliquez, ou tapez 1, 2 ou 3.");</w:t>
       </w:r>
     </w:p>
     <w:p>
@@ -34013,7 +34008,7 @@
           <w:sz w:val="19"/>
           <w:szCs w:val="19"/>
         </w:rPr>
-        <w:t xml:space="preserve">            message.setText("Coup impossible : il reste " + pile.restantes() + " allumette(s).");</w:t>
+        <w:t xml:space="preserve">            message.setText("Coup impossible : il reste " + pile.restantes() + " allumette(s).");</w:t>
       </w:r>
     </w:p>
     <w:p>
@@ -34093,7 +34088,7 @@
           <w:sz w:val="19"/>
           <w:szCs w:val="19"/>
         </w:rPr>
-        <w:t xml:space="preserve">            message.setText("Vous avez pris la derniere allumette : vous avez perdu.");</w:t>
+        <w:t xml:space="preserve">            message.setText("Vous avez pris la derniere allumette : vous avez perdu.");</w:t>
       </w:r>
     </w:p>
     <w:p>
@@ -34205,7 +34200,7 @@
           <w:sz w:val="19"/>
           <w:szCs w:val="19"/>
         </w:rPr>
-        <w:t xml:space="preserve">            message.setText("La machine retire " + coup + " et prend la derniere : vous avez gagne !");</w:t>
+        <w:t xml:space="preserve">            message.setText("La machine retire " + coup + " et prend la derniere : vous avez gagne !");</w:t>
       </w:r>
     </w:p>
     <w:p>
@@ -34333,7 +34328,7 @@
           <w:sz w:val="19"/>
           <w:szCs w:val="19"/>
         </w:rPr>
-        <w:t xml:space="preserve">        return regles.coupValide(pile, propose) ? propose : 1;</w:t>
+        <w:t xml:space="preserve">        return regles.coupValide(pile, propose) ? propose : 1;</w:t>
       </w:r>
     </w:p>
     <w:p>
@@ -35247,7 +35242,7 @@
           <w:sz w:val="19"/>
           <w:szCs w:val="19"/>
         </w:rPr>
-        <w:t xml:space="preserve">        message = new Label("A vous de jouer : cliquez, ou tapez 1, 2 ou 3.");</w:t>
+        <w:t xml:space="preserve">        message = new Label("A vous de jouer : cliquez, ou tapez 1, 2 ou 3.");</w:t>
       </w:r>
     </w:p>
     <w:p>
@@ -35887,7 +35882,7 @@
           <w:sz w:val="19"/>
           <w:szCs w:val="19"/>
         </w:rPr>
-        <w:t xml:space="preserve">            message.setText("Coup impossible : il reste " + pile.restantes() + " allumette(s).");</w:t>
+        <w:t xml:space="preserve">            message.setText("Coup impossible : il reste " + pile.restantes() + " allumette(s).");</w:t>
       </w:r>
     </w:p>
     <w:p>
@@ -35967,7 +35962,7 @@
           <w:sz w:val="19"/>
           <w:szCs w:val="19"/>
         </w:rPr>
-        <w:t xml:space="preserve">            message.setText("Vous avez pris la derniere allumette : vous avez perdu.");</w:t>
+        <w:t xml:space="preserve">            message.setText("Vous avez pris la derniere allumette : vous avez perdu.");</w:t>
       </w:r>
     </w:p>
     <w:p>
@@ -36079,7 +36074,7 @@
           <w:sz w:val="19"/>
           <w:szCs w:val="19"/>
         </w:rPr>
-        <w:t xml:space="preserve">            message.setText("La machine retire " + coup + " et prend la derniere : vous avez gagne !");</w:t>
+        <w:t xml:space="preserve">            message.setText("La machine retire " + coup + " et prend la derniere : vous avez gagne !");</w:t>
       </w:r>
     </w:p>
     <w:p>
@@ -36207,7 +36202,7 @@
           <w:sz w:val="19"/>
           <w:szCs w:val="19"/>
         </w:rPr>
-        <w:t xml:space="preserve">        return regles.coupValide(pile, propose) ? propose : 1;</w:t>
+        <w:t xml:space="preserve">        return regles.coupValide(pile, propose) ? propose : 1;</w:t>
       </w:r>
     </w:p>
     <w:p>
@@ -37283,7 +37278,7 @@
           <w:sz w:val="19"/>
           <w:szCs w:val="19"/>
         </w:rPr>
-        <w:t xml:space="preserve">            System.out.println("[journal] partie non enregistree : " + e.getMessage());</w:t>
+        <w:t xml:space="preserve">            System.out.println("[journal] partie non enregistree : " + e.getMessage());</w:t>
       </w:r>
     </w:p>
     <w:p>
@@ -37411,7 +37406,7 @@
           <w:sz w:val="19"/>
           <w:szCs w:val="19"/>
         </w:rPr>
-        <w:t xml:space="preserve">            return parties;   // premier lancement : rien a relire</w:t>
+        <w:t xml:space="preserve">            return parties;   // premier lancement : rien a relire</w:t>
       </w:r>
     </w:p>
     <w:p>
@@ -37475,7 +37470,7 @@
           <w:sz w:val="19"/>
           <w:szCs w:val="19"/>
         </w:rPr>
-        <w:t xml:space="preserve">            while ((ligne = entree.readLine()) != null) {</w:t>
+        <w:t xml:space="preserve">            while ((ligne = entree.readLine()) != null) {</w:t>
       </w:r>
     </w:p>
     <w:p>
@@ -37539,7 +37534,7 @@
           <w:sz w:val="19"/>
           <w:szCs w:val="19"/>
         </w:rPr>
-        <w:t xml:space="preserve">            System.out.println("[journal] historique illisible : " + e.getMessage());</w:t>
+        <w:t xml:space="preserve">            System.out.println("[journal] historique illisible : " + e.getMessage());</w:t>
       </w:r>
     </w:p>
     <w:p>
@@ -38289,7 +38284,7 @@
           <w:sz w:val="19"/>
           <w:szCs w:val="19"/>
         </w:rPr>
-        <w:t xml:space="preserve">        // Le hub ne sait pas si ce jeu se configure : il demande.</w:t>
+        <w:t xml:space="preserve">        // Le hub ne sait pas si ce jeu se configure : il demande.</w:t>
       </w:r>
     </w:p>
     <w:p>
@@ -38513,7 +38508,7 @@
           <w:sz w:val="19"/>
           <w:szCs w:val="19"/>
         </w:rPr>
-        <w:t xml:space="preserve">        System.out.println("Resume : " + partie.getResume());</w:t>
+        <w:t xml:space="preserve">        System.out.println("Resume : " + partie.getResume());</w:t>
       </w:r>
     </w:p>
     <w:p>
@@ -38657,23 +38652,23 @@
           <w:sz w:val="19"/>
           <w:szCs w:val="19"/>
         </w:rPr>
-        <w:t xml:space="preserve">        System.out.println("Parties precedentes :");</w:t>
-      </w:r>
-    </w:p>
-    <w:p>
-      <w:pPr>
-        <w:keepLines/>
-        <w:shd w:fill="F2F2F2" w:val="clear"/>
-        <w:spacing w:after="0" w:before="0"/>
-        <w:ind w:left="220"/>
-      </w:pPr>
-      <w:r>
-        <w:rPr>
-          <w:rFonts w:ascii="Consolas" w:cs="Consolas" w:eastAsia="Consolas" w:hAnsi="Consolas"/>
-          <w:sz w:val="19"/>
-          <w:szCs w:val="19"/>
-        </w:rPr>
-        <w:t xml:space="preserve">        for (ResumePartie resume : parties) {</w:t>
+        <w:t xml:space="preserve">        System.out.println("Parties precedentes :");</w:t>
+      </w:r>
+    </w:p>
+    <w:p>
+      <w:pPr>
+        <w:keepLines/>
+        <w:shd w:fill="F2F2F2" w:val="clear"/>
+        <w:spacing w:after="0" w:before="0"/>
+        <w:ind w:left="220"/>
+      </w:pPr>
+      <w:r>
+        <w:rPr>
+          <w:rFonts w:ascii="Consolas" w:cs="Consolas" w:eastAsia="Consolas" w:hAnsi="Consolas"/>
+          <w:sz w:val="19"/>
+          <w:szCs w:val="19"/>
+        </w:rPr>
+        <w:t xml:space="preserve">        for (ResumePartie resume : parties) {</w:t>
       </w:r>
     </w:p>
     <w:p>
@@ -38769,7 +38764,7 @@
           <w:sz w:val="19"/>
           <w:szCs w:val="19"/>
         </w:rPr>
-        <w:t xml:space="preserve">        System.out.print("Pseudo du " + rang + " joueur : ");</w:t>
+        <w:t xml:space="preserve">        System.out.print("Pseudo du " + rang + " joueur : ");</w:t>
       </w:r>
     </w:p>
     <w:p>
@@ -38801,7 +38796,7 @@
           <w:sz w:val="19"/>
           <w:szCs w:val="19"/>
         </w:rPr>
-        <w:t xml:space="preserve">        System.out.print("Email du " + rang + " joueur : ");</w:t>
+        <w:t xml:space="preserve">        System.out.print("Email du " + rang + " joueur : ");</w:t>
       </w:r>
     </w:p>
     <w:p>
@@ -38897,7 +38892,7 @@
           <w:sz w:val="19"/>
           <w:szCs w:val="19"/>
         </w:rPr>
-        <w:t xml:space="preserve">        System.out.println("\nJeux disponibles :");</w:t>
+        <w:t xml:space="preserve">        System.out.println("\nJeux disponibles :");</w:t>
       </w:r>
     </w:p>
     <w:p>
@@ -39009,7 +39004,7 @@
           <w:sz w:val="19"/>
           <w:szCs w:val="19"/>
         </w:rPr>
-        <w:t xml:space="preserve">            System.out.print("Votre choix : ");</w:t>
+        <w:t xml:space="preserve">            System.out.print("Votre choix : ");</w:t>
       </w:r>
     </w:p>
     <w:p>
@@ -39358,7 +39353,7 @@
                 <w:sz w:val="20"/>
                 <w:szCs w:val="20"/>
               </w:rPr>
-              <w:t xml:space="preserve">un déplacement de fichiers, fait par Refactor → Move ; le code ne change pas, seuls les en-têtes package apparaissent</w:t>
+              <w:t xml:space="preserve">un déplacement de fichiers, fait par Refactor → Move ; le code ne change pas, seuls les en-têtes package apparaissent</w:t>
             </w:r>
           </w:p>
         </w:tc>
@@ -39462,7 +39457,7 @@
                 <w:sz w:val="20"/>
                 <w:szCs w:val="20"/>
               </w:rPr>
-              <w:t xml:space="preserve">Carte, Valeur et Couleur sont montrées à G.21, parce que le Deck ne compile pas sans elles ; G.22 en affine l'ordre</w:t>
+              <w:t xml:space="preserve">Carte, Valeur et Couleur sont montrées à G.21, parce que le Deck ne compile pas sans elles ; G.22 en affine l'ordre</w:t>
             </w:r>
           </w:p>
         </w:tc>
@@ -39566,7 +39561,7 @@
                 <w:sz w:val="20"/>
                 <w:szCs w:val="20"/>
               </w:rPr>
-              <w:t xml:space="preserve">sorti du fil rouge : il vit désormais dans son propre projet, parce qu'ouvrir une fenêtre depuis une application console demandait un échafaudage hors programme</w:t>
+              <w:t xml:space="preserve">sorti du fil rouge : il vit désormais dans son propre projet, parce qu'ouvrir une fenêtre depuis une application console demandait un échafaudage hors programme</w:t>
             </w:r>
           </w:p>
         </w:tc>
@@ -41878,10 +41873,9 @@
       </w:tr>
     </w:tbl>
     <w:sectPr>
-      <w:footerReference w:type="default" r:id="rId16"/>
       <w:pgSz w:w="11906" w:h="16838" w:orient="portrait"/>
       <w:pgMar w:top="1440" w:right="1440" w:bottom="1440" w:left="1440" w:header="708" w:footer="708" w:gutter="0"/>
-      <w:pgNumType w:start="1"/>
+      <w:pgNumType/>
       <w:docGrid w:linePitch="360"/>
     </w:sectPr>
   </w:body>
@@ -41927,67 +41921,6 @@
     </w:p>
   </w:endnote>
 </w:endnotes>
-</file>
-
-<file path=word/footer1.xml><?xml version="1.0" encoding="utf-8"?>
-<w:ftr xmlns:w="http://schemas.openxmlformats.org/wordprocessingml/2006/main">
-  <w:p>
-    <w:pPr>
-      <w:jc w:val="center"/>
-      <w:rPr>
-        <w:sz w:val="18"/>
-        <w:szCs w:val="18"/>
-        <w:color w:val="595959"/>
-      </w:rPr>
-    </w:pPr>
-    <w:r>
-      <w:rPr>
-        <w:sz w:val="18"/>
-        <w:szCs w:val="18"/>
-        <w:color w:val="595959"/>
-      </w:rPr>
-      <w:t xml:space="preserve">GameHub </w:t>
-    </w:r>
-    <w:r>
-      <w:fldChar w:fldCharType="begin"/>
-    </w:r>
-    <w:r>
-      <w:instrText xml:space="preserve"> PAGE </w:instrText>
-    </w:r>
-    <w:r>
-      <w:fldChar w:fldCharType="separate"/>
-    </w:r>
-    <w:r>
-      <w:t>1</w:t>
-    </w:r>
-    <w:r>
-      <w:fldChar w:fldCharType="end"/>
-    </w:r>
-    <w:r>
-      <w:rPr>
-        <w:sz w:val="18"/>
-        <w:szCs w:val="18"/>
-        <w:color w:val="595959"/>
-      </w:rPr>
-      <w:t xml:space="preserve"> / </w:t>
-    </w:r>
-    <w:r>
-      <w:fldChar w:fldCharType="begin"/>
-    </w:r>
-    <w:r>
-      <w:instrText xml:space="preserve"> SECTIONPAGES </w:instrText>
-    </w:r>
-    <w:r>
-      <w:fldChar w:fldCharType="separate"/>
-    </w:r>
-    <w:r>
-      <w:t>51</w:t>
-    </w:r>
-    <w:r>
-      <w:fldChar w:fldCharType="end"/>
-    </w:r>
-  </w:p>
-</w:ftr>
 </file>
 
 <file path=word/footnotes.xml><?xml version="1.0" encoding="utf-8"?>
